--- a/20_experiments/80_workshop/e1/s1/workshop1-1.docx
+++ b/20_experiments/80_workshop/e1/s1/workshop1-1.docx
@@ -20,10 +20,16 @@
         <w:pStyle w:val="FirstParagraph"/>
         <w:bidi w:val="0"/>
         <w:jc w:val="start"/>
-        <w:rPr/>
-      </w:pPr>
-      <w:r>
-        <w:rPr/>
+        <w:rPr>
+          <w:sz w:val="22"/>
+          <w:szCs w:val="22"/>
+        </w:rPr>
+      </w:pPr>
+      <w:r>
+        <w:rPr>
+          <w:sz w:val="22"/>
+          <w:szCs w:val="22"/>
+        </w:rPr>
         <w:t>Dieses Experiment testet die Qualität von automatisiert-generierten Fragen durch vier Large Language Models (LLMs) und deren Fähigkeit, sich an gegebene Quellinhalte zu halten. Dabei wurde ein einheitliches Promptdesign pro Fragetyp (Multiple-Choice, Open-Ended) verwendet, mit dem die Modelle Fragen zum ISO-OSI-Modell generieren sollten. Details zum Prompt werden aufgrund des Blindtests nicht gegeben.</w:t>
       </w:r>
     </w:p>
@@ -44,17 +50,25 @@
         <w:pStyle w:val="FirstParagraph"/>
         <w:bidi w:val="0"/>
         <w:jc w:val="start"/>
-        <w:rPr/>
+        <w:rPr>
+          <w:sz w:val="22"/>
+          <w:szCs w:val="22"/>
+        </w:rPr>
       </w:pPr>
       <w:r>
         <w:rPr>
           <w:b/>
           <w:bCs/>
+          <w:sz w:val="22"/>
+          <w:szCs w:val="22"/>
         </w:rPr>
         <w:t>Eingabequelle:</w:t>
       </w:r>
       <w:r>
-        <w:rPr/>
+        <w:rPr>
+          <w:sz w:val="22"/>
+          <w:szCs w:val="22"/>
+        </w:rPr>
         <w:t xml:space="preserve"> Extrahierte Textauszüge aus Prof. Caps Vorlesungs-PDF “Referenzarchitekturen” zum ISO-OSI-Modell</w:t>
       </w:r>
     </w:p>
@@ -63,12 +77,17 @@
         <w:pStyle w:val="BodyText"/>
         <w:bidi w:val="0"/>
         <w:jc w:val="start"/>
-        <w:rPr/>
+        <w:rPr>
+          <w:sz w:val="22"/>
+          <w:szCs w:val="22"/>
+        </w:rPr>
       </w:pPr>
       <w:r>
         <w:rPr>
           <w:b/>
           <w:bCs/>
+          <w:sz w:val="22"/>
+          <w:szCs w:val="22"/>
         </w:rPr>
         <w:t>Material-Aufbereitung:</w:t>
       </w:r>
@@ -82,10 +101,16 @@
         </w:numPr>
         <w:bidi w:val="0"/>
         <w:jc w:val="start"/>
-        <w:rPr/>
-      </w:pPr>
-      <w:r>
-        <w:rPr/>
+        <w:rPr>
+          <w:sz w:val="22"/>
+          <w:szCs w:val="22"/>
+        </w:rPr>
+      </w:pPr>
+      <w:r>
+        <w:rPr>
+          <w:sz w:val="22"/>
+          <w:szCs w:val="22"/>
+        </w:rPr>
         <w:t>Aufteilung in 7 einzelne TXT-Files (Layer 1-7)</w:t>
       </w:r>
     </w:p>
@@ -98,10 +123,16 @@
         </w:numPr>
         <w:bidi w:val="0"/>
         <w:jc w:val="start"/>
-        <w:rPr/>
-      </w:pPr>
-      <w:r>
-        <w:rPr/>
+        <w:rPr>
+          <w:sz w:val="22"/>
+          <w:szCs w:val="22"/>
+        </w:rPr>
+      </w:pPr>
+      <w:r>
+        <w:rPr>
+          <w:sz w:val="22"/>
+          <w:szCs w:val="22"/>
+        </w:rPr>
         <w:t>Bei Fragengenerierung wurde zum schnellen Nachvollziehen nachträglich der jeweilige Layer-Text in das Frage-File geschrieben</w:t>
       </w:r>
     </w:p>
@@ -110,12 +141,17 @@
         <w:pStyle w:val="FirstParagraph"/>
         <w:bidi w:val="0"/>
         <w:jc w:val="start"/>
-        <w:rPr/>
+        <w:rPr>
+          <w:sz w:val="22"/>
+          <w:szCs w:val="22"/>
+        </w:rPr>
       </w:pPr>
       <w:r>
         <w:rPr>
           <w:b/>
           <w:bCs/>
+          <w:sz w:val="22"/>
+          <w:szCs w:val="22"/>
         </w:rPr>
         <w:t>Generierte Fragen:</w:t>
       </w:r>
@@ -125,21 +161,32 @@
         <w:pStyle w:val="BodyText"/>
         <w:bidi w:val="0"/>
         <w:jc w:val="start"/>
-        <w:rPr/>
-      </w:pPr>
-      <w:r>
-        <w:rPr/>
+        <w:rPr>
+          <w:sz w:val="22"/>
+          <w:szCs w:val="22"/>
+        </w:rPr>
+      </w:pPr>
+      <w:r>
+        <w:rPr>
+          <w:sz w:val="22"/>
+          <w:szCs w:val="22"/>
+        </w:rPr>
         <w:t xml:space="preserve">Vorabinformation: Zur Steuerung der kognitiven Anforderung wurden in die Prompts für alle 4 LLMs bei jedem Lauf ein gemeinsames, randomisiertes Bloom-Level integriert, siehe </w:t>
       </w:r>
       <w:r>
         <w:rPr>
           <w:b/>
           <w:bCs/>
+          <w:sz w:val="22"/>
+          <w:szCs w:val="22"/>
         </w:rPr>
         <w:t>Bloom’s revised Taxonomy</w:t>
       </w:r>
       <w:r>
-        <w:rPr/>
+        <w:rPr>
+          <w:sz w:val="22"/>
+          <w:szCs w:val="22"/>
+        </w:rPr>
         <w:t xml:space="preserve"> mit 6 Stufen.</w:t>
       </w:r>
     </w:p>
@@ -148,21 +195,32 @@
         <w:pStyle w:val="BodyText"/>
         <w:bidi w:val="0"/>
         <w:jc w:val="start"/>
-        <w:rPr/>
-      </w:pPr>
-      <w:r>
-        <w:rPr/>
+        <w:rPr>
+          <w:sz w:val="22"/>
+          <w:szCs w:val="22"/>
+        </w:rPr>
+      </w:pPr>
+      <w:r>
+        <w:rPr>
+          <w:sz w:val="22"/>
+          <w:szCs w:val="22"/>
+        </w:rPr>
         <w:t xml:space="preserve">Zudem hat jede Frage ein bestimmtes Lernziel, basierend auf dem jeweiligen OSI-Layer (1/7), zu erfüllen. Das Einhalten dessen soll mit der </w:t>
       </w:r>
       <w:r>
         <w:rPr>
           <w:b/>
           <w:bCs/>
+          <w:sz w:val="22"/>
+          <w:szCs w:val="22"/>
         </w:rPr>
         <w:t>Wertigkeit</w:t>
       </w:r>
       <w:r>
-        <w:rPr/>
+        <w:rPr>
+          <w:sz w:val="22"/>
+          <w:szCs w:val="22"/>
+        </w:rPr>
         <w:t>-Kategorie in der Rubrik bewertet werden.</w:t>
       </w:r>
     </w:p>
@@ -175,10 +233,16 @@
         </w:numPr>
         <w:bidi w:val="0"/>
         <w:jc w:val="start"/>
-        <w:rPr/>
-      </w:pPr>
-      <w:r>
-        <w:rPr/>
+        <w:rPr>
+          <w:sz w:val="22"/>
+          <w:szCs w:val="22"/>
+        </w:rPr>
+      </w:pPr>
+      <w:r>
+        <w:rPr>
+          <w:sz w:val="22"/>
+          <w:szCs w:val="22"/>
+        </w:rPr>
         <w:t>4 LLMs × 7 Layer × 2 Fragetypen = 56 Fragen gesamt</w:t>
       </w:r>
     </w:p>
@@ -191,10 +255,16 @@
         </w:numPr>
         <w:bidi w:val="0"/>
         <w:jc w:val="start"/>
-        <w:rPr/>
-      </w:pPr>
-      <w:r>
-        <w:rPr/>
+        <w:rPr>
+          <w:sz w:val="22"/>
+          <w:szCs w:val="22"/>
+        </w:rPr>
+      </w:pPr>
+      <w:r>
+        <w:rPr>
+          <w:sz w:val="22"/>
+          <w:szCs w:val="22"/>
+        </w:rPr>
         <w:t>Pro LLM: 7 Multiple-Choice + 7 Open-Ended Fragen</w:t>
       </w:r>
     </w:p>
@@ -207,10 +277,16 @@
         </w:numPr>
         <w:bidi w:val="0"/>
         <w:jc w:val="start"/>
-        <w:rPr/>
-      </w:pPr>
-      <w:r>
-        <w:rPr/>
+        <w:rPr>
+          <w:sz w:val="22"/>
+          <w:szCs w:val="22"/>
+        </w:rPr>
+      </w:pPr>
+      <w:r>
+        <w:rPr>
+          <w:sz w:val="22"/>
+          <w:szCs w:val="22"/>
+        </w:rPr>
         <w:t>Random Bloom-Level pro Frage (Bloom 1-6 für Open-Ended, Bloom 1-3 für MCQ)</w:t>
       </w:r>
     </w:p>
@@ -223,11 +299,17 @@
         </w:numPr>
         <w:bidi w:val="0"/>
         <w:jc w:val="start"/>
-        <w:rPr/>
+        <w:rPr>
+          <w:sz w:val="22"/>
+          <w:szCs w:val="22"/>
+        </w:rPr>
       </w:pPr>
       <w:bookmarkStart w:id="0" w:name="experimentaufbau"/>
       <w:r>
-        <w:rPr/>
+        <w:rPr>
+          <w:sz w:val="22"/>
+          <w:szCs w:val="22"/>
+        </w:rPr>
         <w:t>Sample für Bewertung: 24 Fragen (6 pro LLM: 3 MCQ + 3 Open-Ended)</w:t>
       </w:r>
       <w:bookmarkEnd w:id="0"/>
@@ -265,22 +347,47 @@
         <w:rPr/>
       </w:pPr>
       <w:r>
-        <w:rPr/>
+        <w:rPr>
+          <w:sz w:val="22"/>
+          <w:szCs w:val="22"/>
+        </w:rPr>
         <w:t xml:space="preserve">Lesen Sie die Rubrik </w:t>
       </w:r>
       <w:r>
         <w:rPr>
           <w:rStyle w:val="VerbatimChar"/>
+          <w:sz w:val="22"/>
+          <w:szCs w:val="22"/>
         </w:rPr>
         <w:t>exp1_rubric.md</w:t>
       </w:r>
       <w:r>
-        <w:rPr/>
+        <w:rPr>
+          <w:sz w:val="22"/>
+          <w:szCs w:val="22"/>
+        </w:rPr>
         <w:t>, die folgende Kategorien umfasst (jeweils 1-5 Punkte):</w:t>
       </w:r>
     </w:p>
     <w:p>
       <w:pPr>
+        <w:pStyle w:val="BodyText"/>
+        <w:bidi w:val="0"/>
+        <w:jc w:val="start"/>
+        <w:rPr>
+          <w:sz w:val="22"/>
+          <w:szCs w:val="22"/>
+        </w:rPr>
+      </w:pPr>
+      <w:r>
+        <w:rPr>
+          <w:sz w:val="22"/>
+          <w:szCs w:val="22"/>
+        </w:rPr>
+      </w:r>
+    </w:p>
+    <w:p>
+      <w:pPr>
         <w:pStyle w:val="Compact"/>
         <w:numPr>
           <w:ilvl w:val="0"/>
@@ -288,17 +395,25 @@
         </w:numPr>
         <w:bidi w:val="0"/>
         <w:jc w:val="start"/>
-        <w:rPr/>
+        <w:rPr>
+          <w:sz w:val="22"/>
+          <w:szCs w:val="22"/>
+        </w:rPr>
       </w:pPr>
       <w:r>
         <w:rPr>
           <w:b/>
           <w:bCs/>
+          <w:sz w:val="22"/>
+          <w:szCs w:val="22"/>
         </w:rPr>
         <w:t>Relevanz:</w:t>
       </w:r>
       <w:r>
-        <w:rPr/>
+        <w:rPr>
+          <w:sz w:val="22"/>
+          <w:szCs w:val="22"/>
+        </w:rPr>
         <w:t xml:space="preserve"> Bezug zum Thema des Textinhalts</w:t>
       </w:r>
     </w:p>
@@ -311,17 +426,25 @@
         </w:numPr>
         <w:bidi w:val="0"/>
         <w:jc w:val="start"/>
-        <w:rPr/>
+        <w:rPr>
+          <w:sz w:val="22"/>
+          <w:szCs w:val="22"/>
+        </w:rPr>
       </w:pPr>
       <w:r>
         <w:rPr>
           <w:b/>
           <w:bCs/>
+          <w:sz w:val="22"/>
+          <w:szCs w:val="22"/>
         </w:rPr>
         <w:t>Klarheit:</w:t>
       </w:r>
       <w:r>
-        <w:rPr/>
+        <w:rPr>
+          <w:sz w:val="22"/>
+          <w:szCs w:val="22"/>
+        </w:rPr>
         <w:t xml:space="preserve"> Eindeutigkeit der Formulierung</w:t>
       </w:r>
     </w:p>
@@ -334,17 +457,25 @@
         </w:numPr>
         <w:bidi w:val="0"/>
         <w:jc w:val="start"/>
-        <w:rPr/>
+        <w:rPr>
+          <w:sz w:val="22"/>
+          <w:szCs w:val="22"/>
+        </w:rPr>
       </w:pPr>
       <w:r>
         <w:rPr>
           <w:b/>
           <w:bCs/>
+          <w:sz w:val="22"/>
+          <w:szCs w:val="22"/>
         </w:rPr>
         <w:t>Beantwortbarkeit:</w:t>
       </w:r>
       <w:r>
-        <w:rPr/>
+        <w:rPr>
+          <w:sz w:val="22"/>
+          <w:szCs w:val="22"/>
+        </w:rPr>
         <w:t xml:space="preserve"> Verfügbarkeit der Informationen im Text</w:t>
       </w:r>
     </w:p>
@@ -357,17 +488,25 @@
         </w:numPr>
         <w:bidi w:val="0"/>
         <w:jc w:val="start"/>
-        <w:rPr/>
+        <w:rPr>
+          <w:sz w:val="22"/>
+          <w:szCs w:val="22"/>
+        </w:rPr>
       </w:pPr>
       <w:r>
         <w:rPr>
           <w:b/>
           <w:bCs/>
+          <w:sz w:val="22"/>
+          <w:szCs w:val="22"/>
         </w:rPr>
         <w:t>Herausforderung:</w:t>
       </w:r>
       <w:r>
-        <w:rPr/>
+        <w:rPr>
+          <w:sz w:val="22"/>
+          <w:szCs w:val="22"/>
+        </w:rPr>
         <w:t xml:space="preserve"> Anspruchsniveau der Frage</w:t>
       </w:r>
     </w:p>
@@ -380,17 +519,25 @@
         </w:numPr>
         <w:bidi w:val="0"/>
         <w:jc w:val="start"/>
-        <w:rPr/>
+        <w:rPr>
+          <w:sz w:val="22"/>
+          <w:szCs w:val="22"/>
+        </w:rPr>
       </w:pPr>
       <w:r>
         <w:rPr>
           <w:b/>
           <w:bCs/>
+          <w:sz w:val="22"/>
+          <w:szCs w:val="22"/>
         </w:rPr>
         <w:t>Wertigkeit:</w:t>
       </w:r>
       <w:r>
-        <w:rPr/>
+        <w:rPr>
+          <w:sz w:val="22"/>
+          <w:szCs w:val="22"/>
+        </w:rPr>
         <w:t xml:space="preserve"> Bedeutung für vorgegebenes Lernziel</w:t>
       </w:r>
     </w:p>
@@ -403,17 +550,25 @@
         </w:numPr>
         <w:bidi w:val="0"/>
         <w:jc w:val="start"/>
-        <w:rPr/>
+        <w:rPr>
+          <w:sz w:val="22"/>
+          <w:szCs w:val="22"/>
+        </w:rPr>
       </w:pPr>
       <w:r>
         <w:rPr>
           <w:b/>
           <w:bCs/>
+          <w:sz w:val="22"/>
+          <w:szCs w:val="22"/>
         </w:rPr>
         <w:t>Sprachqualität:</w:t>
       </w:r>
       <w:r>
-        <w:rPr/>
+        <w:rPr>
+          <w:sz w:val="22"/>
+          <w:szCs w:val="22"/>
+        </w:rPr>
         <w:t xml:space="preserve"> Verständlichkeit und Angemessenheit</w:t>
       </w:r>
     </w:p>
@@ -426,17 +581,25 @@
         </w:numPr>
         <w:bidi w:val="0"/>
         <w:jc w:val="start"/>
-        <w:rPr/>
+        <w:rPr>
+          <w:sz w:val="22"/>
+          <w:szCs w:val="22"/>
+        </w:rPr>
       </w:pPr>
       <w:r>
         <w:rPr>
           <w:b/>
           <w:bCs/>
+          <w:sz w:val="22"/>
+          <w:szCs w:val="22"/>
         </w:rPr>
         <w:t>Korrektheit:</w:t>
       </w:r>
       <w:r>
-        <w:rPr/>
+        <w:rPr>
+          <w:sz w:val="22"/>
+          <w:szCs w:val="22"/>
+        </w:rPr>
         <w:t xml:space="preserve"> Fachliche Richtigkeit bezogen auf den Text, gemessen als Inhaltstreue zur Quelle</w:t>
       </w:r>
       <w:bookmarkEnd w:id="1"/>
@@ -462,17 +625,25 @@
         <w:rPr/>
       </w:pPr>
       <w:r>
-        <w:rPr/>
+        <w:rPr>
+          <w:sz w:val="22"/>
+          <w:szCs w:val="22"/>
+        </w:rPr>
         <w:t xml:space="preserve">Die Datei </w:t>
       </w:r>
       <w:r>
         <w:rPr>
           <w:rStyle w:val="VerbatimChar"/>
+          <w:sz w:val="22"/>
+          <w:szCs w:val="22"/>
         </w:rPr>
         <w:t>exp1.csv</w:t>
       </w:r>
       <w:r>
-        <w:rPr/>
+        <w:rPr>
+          <w:sz w:val="22"/>
+          <w:szCs w:val="22"/>
+        </w:rPr>
         <w:t xml:space="preserve"> enthält:</w:t>
       </w:r>
     </w:p>
@@ -490,11 +661,16 @@
       <w:r>
         <w:rPr>
           <w:rStyle w:val="VerbatimChar"/>
+          <w:sz w:val="22"/>
+          <w:szCs w:val="22"/>
         </w:rPr>
         <w:t>sample_id</w:t>
       </w:r>
       <w:r>
-        <w:rPr/>
+        <w:rPr>
+          <w:sz w:val="22"/>
+          <w:szCs w:val="22"/>
+        </w:rPr>
         <w:t>: Eindeutige ID (001-024) für Zuordnung zur Fragendatei</w:t>
       </w:r>
     </w:p>
@@ -512,11 +688,16 @@
       <w:r>
         <w:rPr>
           <w:rStyle w:val="VerbatimChar"/>
+          <w:sz w:val="22"/>
+          <w:szCs w:val="22"/>
         </w:rPr>
         <w:t>layer</w:t>
       </w:r>
       <w:r>
-        <w:rPr/>
+        <w:rPr>
+          <w:sz w:val="22"/>
+          <w:szCs w:val="22"/>
+        </w:rPr>
         <w:t>: OSI-Layer (1-7), aus dem die Frage generiert wurde</w:t>
       </w:r>
     </w:p>
@@ -534,26 +715,38 @@
       <w:r>
         <w:rPr>
           <w:rStyle w:val="VerbatimChar"/>
+          <w:sz w:val="22"/>
+          <w:szCs w:val="22"/>
         </w:rPr>
         <w:t>question_type</w:t>
       </w:r>
       <w:r>
-        <w:rPr/>
+        <w:rPr>
+          <w:sz w:val="22"/>
+          <w:szCs w:val="22"/>
+        </w:rPr>
         <w:t xml:space="preserve">: </w:t>
       </w:r>
       <w:r>
         <w:rPr>
           <w:rStyle w:val="VerbatimChar"/>
+          <w:sz w:val="22"/>
+          <w:szCs w:val="22"/>
         </w:rPr>
         <w:t>mcq</w:t>
       </w:r>
       <w:r>
-        <w:rPr/>
+        <w:rPr>
+          <w:sz w:val="22"/>
+          <w:szCs w:val="22"/>
+        </w:rPr>
         <w:t xml:space="preserve"> oder </w:t>
       </w:r>
       <w:r>
         <w:rPr>
           <w:rStyle w:val="VerbatimChar"/>
+          <w:sz w:val="22"/>
+          <w:szCs w:val="22"/>
         </w:rPr>
         <w:t>open_ended</w:t>
       </w:r>
@@ -567,10 +760,16 @@
         </w:numPr>
         <w:bidi w:val="0"/>
         <w:jc w:val="start"/>
-        <w:rPr/>
-      </w:pPr>
-      <w:r>
-        <w:rPr/>
+        <w:rPr>
+          <w:sz w:val="22"/>
+          <w:szCs w:val="22"/>
+        </w:rPr>
+      </w:pPr>
+      <w:r>
+        <w:rPr>
+          <w:sz w:val="22"/>
+          <w:szCs w:val="22"/>
+        </w:rPr>
         <w:t>Die 7 Bewertungsspalten aus Schritt 1 (1-5 Punkte)</w:t>
       </w:r>
     </w:p>
@@ -588,11 +787,16 @@
       <w:r>
         <w:rPr>
           <w:rStyle w:val="VerbatimChar"/>
+          <w:sz w:val="22"/>
+          <w:szCs w:val="22"/>
         </w:rPr>
         <w:t>answer_problems</w:t>
       </w:r>
       <w:r>
-        <w:rPr/>
+        <w:rPr>
+          <w:sz w:val="22"/>
+          <w:szCs w:val="22"/>
+        </w:rPr>
         <w:t>: Für problematische Antworten</w:t>
       </w:r>
     </w:p>
@@ -610,11 +814,16 @@
       <w:r>
         <w:rPr>
           <w:rStyle w:val="VerbatimChar"/>
+          <w:sz w:val="22"/>
+          <w:szCs w:val="22"/>
         </w:rPr>
         <w:t>comments</w:t>
       </w:r>
       <w:r>
-        <w:rPr/>
+        <w:rPr>
+          <w:sz w:val="22"/>
+          <w:szCs w:val="22"/>
+        </w:rPr>
         <w:t>: Für zusätzliche Anmerkungen</w:t>
       </w:r>
       <w:bookmarkEnd w:id="2"/>
@@ -643,12 +852,17 @@
         <w:rPr/>
       </w:pPr>
       <w:r>
-        <w:rPr/>
+        <w:rPr>
+          <w:sz w:val="22"/>
+          <w:szCs w:val="22"/>
+        </w:rPr>
         <w:t xml:space="preserve">Öffnen Sie </w:t>
       </w:r>
       <w:r>
         <w:rPr>
           <w:rStyle w:val="VerbatimChar"/>
+          <w:sz w:val="22"/>
+          <w:szCs w:val="22"/>
         </w:rPr>
         <w:t>exp1.csv</w:t>
       </w:r>
@@ -662,10 +876,16 @@
         </w:numPr>
         <w:bidi w:val="0"/>
         <w:jc w:val="start"/>
-        <w:rPr/>
-      </w:pPr>
-      <w:r>
-        <w:rPr/>
+        <w:rPr>
+          <w:sz w:val="22"/>
+          <w:szCs w:val="22"/>
+        </w:rPr>
+      </w:pPr>
+      <w:r>
+        <w:rPr>
+          <w:sz w:val="22"/>
+          <w:szCs w:val="22"/>
+        </w:rPr>
         <w:t>Für jede Zeile:</w:t>
       </w:r>
     </w:p>
@@ -678,10 +898,16 @@
         </w:numPr>
         <w:bidi w:val="0"/>
         <w:jc w:val="start"/>
-        <w:rPr/>
-      </w:pPr>
-      <w:r>
-        <w:rPr/>
+        <w:rPr>
+          <w:sz w:val="22"/>
+          <w:szCs w:val="22"/>
+        </w:rPr>
+      </w:pPr>
+      <w:r>
+        <w:rPr>
+          <w:sz w:val="22"/>
+          <w:szCs w:val="22"/>
+        </w:rPr>
         <w:t>Öffnen Sie die entsprechende Fragendatei und lesen Sie die Frage sorgfältig</w:t>
       </w:r>
     </w:p>
@@ -694,10 +920,16 @@
         </w:numPr>
         <w:bidi w:val="0"/>
         <w:jc w:val="start"/>
-        <w:rPr/>
-      </w:pPr>
-      <w:r>
-        <w:rPr/>
+        <w:rPr>
+          <w:sz w:val="22"/>
+          <w:szCs w:val="22"/>
+        </w:rPr>
+      </w:pPr>
+      <w:r>
+        <w:rPr>
+          <w:sz w:val="22"/>
+          <w:szCs w:val="22"/>
+        </w:rPr>
         <w:t>Prüfen Sie den Quelltext, welcher direkt unter der Frage angegeben ist</w:t>
       </w:r>
     </w:p>
@@ -710,10 +942,16 @@
         </w:numPr>
         <w:bidi w:val="0"/>
         <w:jc w:val="start"/>
-        <w:rPr/>
-      </w:pPr>
-      <w:r>
-        <w:rPr/>
+        <w:rPr>
+          <w:sz w:val="22"/>
+          <w:szCs w:val="22"/>
+        </w:rPr>
+      </w:pPr>
+      <w:r>
+        <w:rPr>
+          <w:sz w:val="22"/>
+          <w:szCs w:val="22"/>
+        </w:rPr>
         <w:t>Bewerten Sie nach den 7 Kategorien der Rubrik (1-5 Punkte), und notieren Sie Ihre Bewertungen in die entsprechenden Spalten</w:t>
       </w:r>
     </w:p>
@@ -729,12 +967,17 @@
         <w:rPr/>
       </w:pPr>
       <w:r>
-        <w:rPr/>
+        <w:rPr>
+          <w:sz w:val="22"/>
+          <w:szCs w:val="22"/>
+        </w:rPr>
         <w:t xml:space="preserve">Notieren Sie gegebenenfalls problematische Antworten/Antwortoptionen in </w:t>
       </w:r>
       <w:r>
         <w:rPr>
           <w:rStyle w:val="VerbatimChar"/>
+          <w:sz w:val="22"/>
+          <w:szCs w:val="22"/>
         </w:rPr>
         <w:t>answer_problems</w:t>
       </w:r>
@@ -748,10 +991,16 @@
         </w:numPr>
         <w:bidi w:val="0"/>
         <w:jc w:val="start"/>
-        <w:rPr/>
-      </w:pPr>
-      <w:r>
-        <w:rPr/>
+        <w:rPr>
+          <w:sz w:val="22"/>
+          <w:szCs w:val="22"/>
+        </w:rPr>
+      </w:pPr>
+      <w:r>
+        <w:rPr>
+          <w:sz w:val="22"/>
+          <w:szCs w:val="22"/>
+        </w:rPr>
         <w:t>Ergänzen Sie bei Bedarf Kommentare</w:t>
       </w:r>
     </w:p>
@@ -779,10 +1028,16 @@
         </w:numPr>
         <w:bidi w:val="0"/>
         <w:jc w:val="start"/>
-        <w:rPr/>
-      </w:pPr>
-      <w:r>
-        <w:rPr/>
+        <w:rPr>
+          <w:sz w:val="22"/>
+          <w:szCs w:val="22"/>
+        </w:rPr>
+      </w:pPr>
+      <w:r>
+        <w:rPr>
+          <w:sz w:val="22"/>
+          <w:szCs w:val="22"/>
+        </w:rPr>
         <w:t>Ist die Frage fachlich korrekt bezogen auf den Layer-Text?</w:t>
       </w:r>
     </w:p>
@@ -795,12 +1050,18 @@
         </w:numPr>
         <w:bidi w:val="0"/>
         <w:jc w:val="start"/>
-        <w:rPr/>
+        <w:rPr>
+          <w:sz w:val="22"/>
+          <w:szCs w:val="22"/>
+        </w:rPr>
       </w:pPr>
       <w:bookmarkStart w:id="3" w:name="anleitung-für-experten"/>
       <w:bookmarkStart w:id="4" w:name="schritt-3-bewertung-durchführen"/>
       <w:r>
-        <w:rPr/>
+        <w:rPr>
+          <w:sz w:val="22"/>
+          <w:szCs w:val="22"/>
+        </w:rPr>
         <w:t>Sind alle im Text enthaltenen Informationen richtig wiedergegeben?</w:t>
       </w:r>
       <w:bookmarkEnd w:id="3"/>
@@ -823,12 +1084,18 @@
         <w:pStyle w:val="FirstParagraph"/>
         <w:bidi w:val="0"/>
         <w:jc w:val="start"/>
-        <w:rPr/>
+        <w:rPr>
+          <w:sz w:val="22"/>
+          <w:szCs w:val="22"/>
+        </w:rPr>
       </w:pPr>
       <w:bookmarkStart w:id="5" w:name="Xdef6236bb5f38117b519091ae3187e154a68fb8"/>
       <w:bookmarkStart w:id="6" w:name="dankbarkeit"/>
       <w:r>
-        <w:rPr/>
+        <w:rPr>
+          <w:sz w:val="22"/>
+          <w:szCs w:val="22"/>
+        </w:rPr>
         <w:t>Vielen Dank für Ihre Unterstützung bei der Evaluation! Ihre Einschätzungen sind wertvoll für die Forschung.</w:t>
       </w:r>
       <w:bookmarkEnd w:id="5"/>
@@ -836,227 +1103,6 @@
     </w:p>
     <w:p>
       <w:pPr>
-        <w:pStyle w:val="BodyText"/>
-        <w:bidi w:val="0"/>
-        <w:jc w:val="start"/>
-        <w:rPr/>
-      </w:pPr>
-      <w:r>
-        <w:rPr/>
-      </w:r>
-    </w:p>
-    <w:p>
-      <w:pPr>
-        <w:pStyle w:val="BodyText"/>
-        <w:bidi w:val="0"/>
-        <w:jc w:val="start"/>
-        <w:rPr/>
-      </w:pPr>
-      <w:r>
-        <w:rPr/>
-      </w:r>
-    </w:p>
-    <w:p>
-      <w:pPr>
-        <w:pStyle w:val="BodyText"/>
-        <w:bidi w:val="0"/>
-        <w:jc w:val="start"/>
-        <w:rPr/>
-      </w:pPr>
-      <w:r>
-        <w:rPr/>
-      </w:r>
-    </w:p>
-    <w:p>
-      <w:pPr>
-        <w:pStyle w:val="BodyText"/>
-        <w:bidi w:val="0"/>
-        <w:jc w:val="start"/>
-        <w:rPr/>
-      </w:pPr>
-      <w:r>
-        <w:rPr/>
-      </w:r>
-    </w:p>
-    <w:p>
-      <w:pPr>
-        <w:pStyle w:val="BodyText"/>
-        <w:bidi w:val="0"/>
-        <w:jc w:val="start"/>
-        <w:rPr/>
-      </w:pPr>
-      <w:r>
-        <w:rPr/>
-      </w:r>
-    </w:p>
-    <w:p>
-      <w:pPr>
-        <w:pStyle w:val="BodyText"/>
-        <w:bidi w:val="0"/>
-        <w:jc w:val="start"/>
-        <w:rPr/>
-      </w:pPr>
-      <w:r>
-        <w:rPr/>
-      </w:r>
-    </w:p>
-    <w:p>
-      <w:pPr>
-        <w:pStyle w:val="BodyText"/>
-        <w:bidi w:val="0"/>
-        <w:jc w:val="start"/>
-        <w:rPr/>
-      </w:pPr>
-      <w:r>
-        <w:rPr/>
-      </w:r>
-    </w:p>
-    <w:p>
-      <w:pPr>
-        <w:pStyle w:val="BodyText"/>
-        <w:bidi w:val="0"/>
-        <w:jc w:val="start"/>
-        <w:rPr/>
-      </w:pPr>
-      <w:r>
-        <w:rPr/>
-      </w:r>
-    </w:p>
-    <w:p>
-      <w:pPr>
-        <w:pStyle w:val="BodyText"/>
-        <w:bidi w:val="0"/>
-        <w:jc w:val="start"/>
-        <w:rPr/>
-      </w:pPr>
-      <w:r>
-        <w:rPr/>
-      </w:r>
-    </w:p>
-    <w:p>
-      <w:pPr>
-        <w:pStyle w:val="BodyText"/>
-        <w:bidi w:val="0"/>
-        <w:jc w:val="start"/>
-        <w:rPr/>
-      </w:pPr>
-      <w:r>
-        <w:rPr/>
-      </w:r>
-    </w:p>
-    <w:p>
-      <w:pPr>
-        <w:pStyle w:val="BodyText"/>
-        <w:bidi w:val="0"/>
-        <w:jc w:val="start"/>
-        <w:rPr/>
-      </w:pPr>
-      <w:r>
-        <w:rPr/>
-      </w:r>
-    </w:p>
-    <w:p>
-      <w:pPr>
-        <w:pStyle w:val="BodyText"/>
-        <w:bidi w:val="0"/>
-        <w:jc w:val="start"/>
-        <w:rPr/>
-      </w:pPr>
-      <w:r>
-        <w:rPr/>
-      </w:r>
-    </w:p>
-    <w:p>
-      <w:pPr>
-        <w:pStyle w:val="BodyText"/>
-        <w:bidi w:val="0"/>
-        <w:jc w:val="start"/>
-        <w:rPr/>
-      </w:pPr>
-      <w:r>
-        <w:rPr/>
-      </w:r>
-    </w:p>
-    <w:p>
-      <w:pPr>
-        <w:pStyle w:val="BodyText"/>
-        <w:bidi w:val="0"/>
-        <w:jc w:val="start"/>
-        <w:rPr/>
-      </w:pPr>
-      <w:r>
-        <w:rPr/>
-      </w:r>
-    </w:p>
-    <w:p>
-      <w:pPr>
-        <w:pStyle w:val="BodyText"/>
-        <w:bidi w:val="0"/>
-        <w:jc w:val="start"/>
-        <w:rPr/>
-      </w:pPr>
-      <w:r>
-        <w:rPr/>
-      </w:r>
-    </w:p>
-    <w:p>
-      <w:pPr>
-        <w:pStyle w:val="BodyText"/>
-        <w:bidi w:val="0"/>
-        <w:jc w:val="start"/>
-        <w:rPr/>
-      </w:pPr>
-      <w:r>
-        <w:rPr/>
-      </w:r>
-    </w:p>
-    <w:p>
-      <w:pPr>
-        <w:pStyle w:val="BodyText"/>
-        <w:bidi w:val="0"/>
-        <w:jc w:val="start"/>
-        <w:rPr/>
-      </w:pPr>
-      <w:r>
-        <w:rPr/>
-      </w:r>
-    </w:p>
-    <w:p>
-      <w:pPr>
-        <w:pStyle w:val="BodyText"/>
-        <w:bidi w:val="0"/>
-        <w:jc w:val="start"/>
-        <w:rPr/>
-      </w:pPr>
-      <w:r>
-        <w:rPr/>
-      </w:r>
-    </w:p>
-    <w:p>
-      <w:pPr>
-        <w:pStyle w:val="BodyText"/>
-        <w:bidi w:val="0"/>
-        <w:jc w:val="start"/>
-        <w:rPr/>
-      </w:pPr>
-      <w:r>
-        <w:rPr/>
-      </w:r>
-    </w:p>
-    <w:p>
-      <w:pPr>
-        <w:pStyle w:val="BodyText"/>
-        <w:bidi w:val="0"/>
-        <w:jc w:val="start"/>
-        <w:rPr/>
-      </w:pPr>
-      <w:r>
-        <w:rPr/>
-        <w:softHyphen/>
-      </w:r>
-    </w:p>
-    <w:p>
-      <w:pPr>
         <w:pStyle w:val="Heading1"/>
         <w:bidi w:val="0"/>
         <w:jc w:val="start"/>
@@ -1084,17 +1130,25 @@
         <w:pStyle w:val="FirstParagraph"/>
         <w:bidi w:val="0"/>
         <w:jc w:val="start"/>
-        <w:rPr/>
+        <w:rPr>
+          <w:sz w:val="22"/>
+          <w:szCs w:val="22"/>
+        </w:rPr>
       </w:pPr>
       <w:r>
         <w:rPr>
           <w:b/>
           <w:bCs/>
+          <w:sz w:val="22"/>
+          <w:szCs w:val="22"/>
         </w:rPr>
         <w:t>Fragestellung:</w:t>
       </w:r>
       <w:r>
-        <w:rPr/>
+        <w:rPr>
+          <w:sz w:val="22"/>
+          <w:szCs w:val="22"/>
+        </w:rPr>
         <w:t xml:space="preserve"> Wie gut bezieht sich die Frage auf den Inhalt des bereitgestellten Textes?</w:t>
       </w:r>
     </w:p>
@@ -1107,17 +1161,25 @@
         </w:numPr>
         <w:bidi w:val="0"/>
         <w:jc w:val="start"/>
-        <w:rPr/>
+        <w:rPr>
+          <w:sz w:val="22"/>
+          <w:szCs w:val="22"/>
+        </w:rPr>
       </w:pPr>
       <w:r>
         <w:rPr>
           <w:b/>
           <w:bCs/>
+          <w:sz w:val="22"/>
+          <w:szCs w:val="22"/>
         </w:rPr>
         <w:t>5 - Überaus relevant:</w:t>
       </w:r>
       <w:r>
-        <w:rPr/>
+        <w:rPr>
+          <w:sz w:val="22"/>
+          <w:szCs w:val="22"/>
+        </w:rPr>
         <w:t xml:space="preserve"> Bezieht sich auf zentrale Themen und korrekte Fachbegriffe</w:t>
       </w:r>
     </w:p>
@@ -1130,10 +1192,16 @@
         </w:numPr>
         <w:bidi w:val="0"/>
         <w:jc w:val="start"/>
-        <w:rPr/>
-      </w:pPr>
-      <w:r>
-        <w:rPr/>
+        <w:rPr>
+          <w:sz w:val="22"/>
+          <w:szCs w:val="22"/>
+        </w:rPr>
+      </w:pPr>
+      <w:r>
+        <w:rPr>
+          <w:sz w:val="22"/>
+          <w:szCs w:val="22"/>
+        </w:rPr>
         <w:t>Bsp.: “Welche Kernaufgaben erfüllt der Data Link Layer und worin unterscheiden sich diese hinsichtlich ihrer Zielsetzung?”</w:t>
       </w:r>
     </w:p>
@@ -1146,17 +1214,25 @@
         </w:numPr>
         <w:bidi w:val="0"/>
         <w:jc w:val="start"/>
-        <w:rPr/>
+        <w:rPr>
+          <w:sz w:val="22"/>
+          <w:szCs w:val="22"/>
+        </w:rPr>
       </w:pPr>
       <w:r>
         <w:rPr>
           <w:b/>
           <w:bCs/>
+          <w:sz w:val="22"/>
+          <w:szCs w:val="22"/>
         </w:rPr>
         <w:t>4 - Relevant:</w:t>
       </w:r>
       <w:r>
-        <w:rPr/>
+        <w:rPr>
+          <w:sz w:val="22"/>
+          <w:szCs w:val="22"/>
+        </w:rPr>
         <w:t xml:space="preserve"> Bezieht sich auf wichtige Textinhalte</w:t>
       </w:r>
     </w:p>
@@ -1169,17 +1245,25 @@
         </w:numPr>
         <w:bidi w:val="0"/>
         <w:jc w:val="start"/>
-        <w:rPr/>
+        <w:rPr>
+          <w:sz w:val="22"/>
+          <w:szCs w:val="22"/>
+        </w:rPr>
       </w:pPr>
       <w:r>
         <w:rPr>
           <w:b/>
           <w:bCs/>
+          <w:sz w:val="22"/>
+          <w:szCs w:val="22"/>
         </w:rPr>
         <w:t>3 - Mäßig relevant:</w:t>
       </w:r>
       <w:r>
-        <w:rPr/>
+        <w:rPr>
+          <w:sz w:val="22"/>
+          <w:szCs w:val="22"/>
+        </w:rPr>
         <w:t xml:space="preserve"> Behandelt eher nebensächliche Aspekte des Textes</w:t>
       </w:r>
     </w:p>
@@ -1192,17 +1276,25 @@
         </w:numPr>
         <w:bidi w:val="0"/>
         <w:jc w:val="start"/>
-        <w:rPr/>
+        <w:rPr>
+          <w:sz w:val="22"/>
+          <w:szCs w:val="22"/>
+        </w:rPr>
       </w:pPr>
       <w:r>
         <w:rPr>
           <w:b/>
           <w:bCs/>
+          <w:sz w:val="22"/>
+          <w:szCs w:val="22"/>
         </w:rPr>
         <w:t>2 - Weniger relevant:</w:t>
       </w:r>
       <w:r>
-        <w:rPr/>
+        <w:rPr>
+          <w:sz w:val="22"/>
+          <w:szCs w:val="22"/>
+        </w:rPr>
         <w:t xml:space="preserve"> Nur oberflächlicher Textbezug</w:t>
       </w:r>
     </w:p>
@@ -1215,17 +1307,25 @@
         </w:numPr>
         <w:bidi w:val="0"/>
         <w:jc w:val="start"/>
-        <w:rPr/>
+        <w:rPr>
+          <w:sz w:val="22"/>
+          <w:szCs w:val="22"/>
+        </w:rPr>
       </w:pPr>
       <w:r>
         <w:rPr>
           <w:b/>
           <w:bCs/>
+          <w:sz w:val="22"/>
+          <w:szCs w:val="22"/>
         </w:rPr>
         <w:t>1 - Nicht relevant:</w:t>
       </w:r>
       <w:r>
-        <w:rPr/>
+        <w:rPr>
+          <w:sz w:val="22"/>
+          <w:szCs w:val="22"/>
+        </w:rPr>
         <w:t xml:space="preserve"> Kein Bezug zum Textinhalt</w:t>
       </w:r>
     </w:p>
@@ -1238,11 +1338,17 @@
         </w:numPr>
         <w:bidi w:val="0"/>
         <w:jc w:val="start"/>
-        <w:rPr/>
+        <w:rPr>
+          <w:sz w:val="22"/>
+          <w:szCs w:val="22"/>
+        </w:rPr>
       </w:pPr>
       <w:bookmarkStart w:id="7" w:name="relevanzrelevance"/>
       <w:r>
-        <w:rPr/>
+        <w:rPr>
+          <w:sz w:val="22"/>
+          <w:szCs w:val="22"/>
+        </w:rPr>
         <w:t>Bsp.: “Welche Programmiersprache wird am häufigsten für die Implementierung von Netzwerkprotokollen verwendet?”</w:t>
       </w:r>
       <w:bookmarkEnd w:id="7"/>
@@ -1264,17 +1370,25 @@
         <w:pStyle w:val="FirstParagraph"/>
         <w:bidi w:val="0"/>
         <w:jc w:val="start"/>
-        <w:rPr/>
+        <w:rPr>
+          <w:sz w:val="22"/>
+          <w:szCs w:val="22"/>
+        </w:rPr>
       </w:pPr>
       <w:r>
         <w:rPr>
           <w:b/>
           <w:bCs/>
+          <w:sz w:val="22"/>
+          <w:szCs w:val="22"/>
         </w:rPr>
         <w:t>Fragestellung:</w:t>
       </w:r>
       <w:r>
-        <w:rPr/>
+        <w:rPr>
+          <w:sz w:val="22"/>
+          <w:szCs w:val="22"/>
+        </w:rPr>
         <w:t xml:space="preserve"> Wie eindeutig und verständlich ist die Frage formuliert?</w:t>
       </w:r>
     </w:p>
@@ -1287,17 +1401,25 @@
         </w:numPr>
         <w:bidi w:val="0"/>
         <w:jc w:val="start"/>
-        <w:rPr/>
+        <w:rPr>
+          <w:sz w:val="22"/>
+          <w:szCs w:val="22"/>
+        </w:rPr>
       </w:pPr>
       <w:r>
         <w:rPr>
           <w:b/>
           <w:bCs/>
+          <w:sz w:val="22"/>
+          <w:szCs w:val="22"/>
         </w:rPr>
         <w:t>5 - Sehr klar:</w:t>
       </w:r>
       <w:r>
-        <w:rPr/>
+        <w:rPr>
+          <w:sz w:val="22"/>
+          <w:szCs w:val="22"/>
+        </w:rPr>
         <w:t xml:space="preserve"> Präzise, eindeutig formuliert, keine Mehrdeutigkeiten</w:t>
       </w:r>
     </w:p>
@@ -1310,10 +1432,16 @@
         </w:numPr>
         <w:bidi w:val="0"/>
         <w:jc w:val="start"/>
-        <w:rPr/>
-      </w:pPr>
-      <w:r>
-        <w:rPr/>
+        <w:rPr>
+          <w:sz w:val="22"/>
+          <w:szCs w:val="22"/>
+        </w:rPr>
+      </w:pPr>
+      <w:r>
+        <w:rPr>
+          <w:sz w:val="22"/>
+          <w:szCs w:val="22"/>
+        </w:rPr>
         <w:t>Bsp.: “Nennen Sie die Kernaufgaben der Session Layer und erläutern Sie jeweils deren Funktion.”</w:t>
       </w:r>
     </w:p>
@@ -1326,17 +1454,25 @@
         </w:numPr>
         <w:bidi w:val="0"/>
         <w:jc w:val="start"/>
-        <w:rPr/>
+        <w:rPr>
+          <w:sz w:val="22"/>
+          <w:szCs w:val="22"/>
+        </w:rPr>
       </w:pPr>
       <w:r>
         <w:rPr>
           <w:b/>
           <w:bCs/>
+          <w:sz w:val="22"/>
+          <w:szCs w:val="22"/>
         </w:rPr>
         <w:t>4 - Klar:</w:t>
       </w:r>
       <w:r>
-        <w:rPr/>
+        <w:rPr>
+          <w:sz w:val="22"/>
+          <w:szCs w:val="22"/>
+        </w:rPr>
         <w:t xml:space="preserve"> Verständlich mit minimalen Unklarheiten</w:t>
       </w:r>
     </w:p>
@@ -1349,17 +1485,25 @@
         </w:numPr>
         <w:bidi w:val="0"/>
         <w:jc w:val="start"/>
-        <w:rPr/>
+        <w:rPr>
+          <w:sz w:val="22"/>
+          <w:szCs w:val="22"/>
+        </w:rPr>
       </w:pPr>
       <w:r>
         <w:rPr>
           <w:b/>
           <w:bCs/>
+          <w:sz w:val="22"/>
+          <w:szCs w:val="22"/>
         </w:rPr>
         <w:t>3 - Mäßig klar:</w:t>
       </w:r>
       <w:r>
-        <w:rPr/>
+        <w:rPr>
+          <w:sz w:val="22"/>
+          <w:szCs w:val="22"/>
+        </w:rPr>
         <w:t xml:space="preserve"> Enthält einige unklare Formulierungen</w:t>
       </w:r>
     </w:p>
@@ -1372,17 +1516,25 @@
         </w:numPr>
         <w:bidi w:val="0"/>
         <w:jc w:val="start"/>
-        <w:rPr/>
+        <w:rPr>
+          <w:sz w:val="22"/>
+          <w:szCs w:val="22"/>
+        </w:rPr>
       </w:pPr>
       <w:r>
         <w:rPr>
           <w:b/>
           <w:bCs/>
+          <w:sz w:val="22"/>
+          <w:szCs w:val="22"/>
         </w:rPr>
         <w:t>2 - Unklar:</w:t>
       </w:r>
       <w:r>
-        <w:rPr/>
+        <w:rPr>
+          <w:sz w:val="22"/>
+          <w:szCs w:val="22"/>
+        </w:rPr>
         <w:t xml:space="preserve"> Enthält mehrere mehrdeutige oder verwirrende Elemente</w:t>
       </w:r>
     </w:p>
@@ -1395,17 +1547,25 @@
         </w:numPr>
         <w:bidi w:val="0"/>
         <w:jc w:val="start"/>
-        <w:rPr/>
+        <w:rPr>
+          <w:sz w:val="22"/>
+          <w:szCs w:val="22"/>
+        </w:rPr>
       </w:pPr>
       <w:r>
         <w:rPr>
           <w:b/>
           <w:bCs/>
+          <w:sz w:val="22"/>
+          <w:szCs w:val="22"/>
         </w:rPr>
         <w:t>1 - Sehr unklar:</w:t>
       </w:r>
       <w:r>
-        <w:rPr/>
+        <w:rPr>
+          <w:sz w:val="22"/>
+          <w:szCs w:val="22"/>
+        </w:rPr>
         <w:t xml:space="preserve"> Schwer verständlich oder grammatikalisch fehlerhaft</w:t>
       </w:r>
     </w:p>
@@ -1418,11 +1578,17 @@
         </w:numPr>
         <w:bidi w:val="0"/>
         <w:jc w:val="start"/>
-        <w:rPr/>
+        <w:rPr>
+          <w:sz w:val="22"/>
+          <w:szCs w:val="22"/>
+        </w:rPr>
       </w:pPr>
       <w:bookmarkStart w:id="8" w:name="klarheitclarity"/>
       <w:r>
-        <w:rPr/>
+        <w:rPr>
+          <w:sz w:val="22"/>
+          <w:szCs w:val="22"/>
+        </w:rPr>
         <w:t>Bsp.: “Inwiefern spielt die Schicht eine Rolle bei dem, was passiert, wenn Kommunikation stattfindet?”</w:t>
       </w:r>
       <w:bookmarkEnd w:id="8"/>
@@ -1444,17 +1610,25 @@
         <w:pStyle w:val="FirstParagraph"/>
         <w:bidi w:val="0"/>
         <w:jc w:val="start"/>
-        <w:rPr/>
+        <w:rPr>
+          <w:sz w:val="22"/>
+          <w:szCs w:val="22"/>
+        </w:rPr>
       </w:pPr>
       <w:r>
         <w:rPr>
           <w:b/>
           <w:bCs/>
+          <w:sz w:val="22"/>
+          <w:szCs w:val="22"/>
         </w:rPr>
         <w:t>Fragestellung:</w:t>
       </w:r>
       <w:r>
-        <w:rPr/>
+        <w:rPr>
+          <w:sz w:val="22"/>
+          <w:szCs w:val="22"/>
+        </w:rPr>
         <w:t xml:space="preserve"> Wie gut können Studierende die Frage mit den verfügbaren Textinformationen beantworten?</w:t>
       </w:r>
     </w:p>
@@ -1467,17 +1641,25 @@
         </w:numPr>
         <w:bidi w:val="0"/>
         <w:jc w:val="start"/>
-        <w:rPr/>
+        <w:rPr>
+          <w:sz w:val="22"/>
+          <w:szCs w:val="22"/>
+        </w:rPr>
       </w:pPr>
       <w:r>
         <w:rPr>
           <w:b/>
           <w:bCs/>
+          <w:sz w:val="22"/>
+          <w:szCs w:val="22"/>
         </w:rPr>
         <w:t>5 - Vollständig beantwortbar:</w:t>
       </w:r>
       <w:r>
-        <w:rPr/>
+        <w:rPr>
+          <w:sz w:val="22"/>
+          <w:szCs w:val="22"/>
+        </w:rPr>
         <w:t xml:space="preserve"> Alle Infos explizit im Text verfügbar</w:t>
       </w:r>
     </w:p>
@@ -1490,10 +1672,16 @@
         </w:numPr>
         <w:bidi w:val="0"/>
         <w:jc w:val="start"/>
-        <w:rPr/>
-      </w:pPr>
-      <w:r>
-        <w:rPr/>
+        <w:rPr>
+          <w:sz w:val="22"/>
+          <w:szCs w:val="22"/>
+        </w:rPr>
+      </w:pPr>
+      <w:r>
+        <w:rPr>
+          <w:sz w:val="22"/>
+          <w:szCs w:val="22"/>
+        </w:rPr>
         <w:t>Bsp: “Welche Kernaufgaben hat der Presentation Layer?”</w:t>
       </w:r>
     </w:p>
@@ -1506,17 +1694,25 @@
         </w:numPr>
         <w:bidi w:val="0"/>
         <w:jc w:val="start"/>
-        <w:rPr/>
+        <w:rPr>
+          <w:sz w:val="22"/>
+          <w:szCs w:val="22"/>
+        </w:rPr>
       </w:pPr>
       <w:r>
         <w:rPr>
           <w:b/>
           <w:bCs/>
+          <w:sz w:val="22"/>
+          <w:szCs w:val="22"/>
         </w:rPr>
         <w:t>4 - Gut beantwortbar:</w:t>
       </w:r>
       <w:r>
-        <w:rPr/>
+        <w:rPr>
+          <w:sz w:val="22"/>
+          <w:szCs w:val="22"/>
+        </w:rPr>
         <w:t xml:space="preserve"> Die meisten Infos im Text, minimale Schlüsse nötig</w:t>
       </w:r>
     </w:p>
@@ -1529,17 +1725,25 @@
         </w:numPr>
         <w:bidi w:val="0"/>
         <w:jc w:val="start"/>
-        <w:rPr/>
+        <w:rPr>
+          <w:sz w:val="22"/>
+          <w:szCs w:val="22"/>
+        </w:rPr>
       </w:pPr>
       <w:r>
         <w:rPr>
           <w:b/>
           <w:bCs/>
+          <w:sz w:val="22"/>
+          <w:szCs w:val="22"/>
         </w:rPr>
         <w:t>3 - Teilweise beantwortbar:</w:t>
       </w:r>
       <w:r>
-        <w:rPr/>
+        <w:rPr>
+          <w:sz w:val="22"/>
+          <w:szCs w:val="22"/>
+        </w:rPr>
         <w:t xml:space="preserve"> Grundinfos vorhanden, moderate Interpretation nötig</w:t>
       </w:r>
     </w:p>
@@ -1552,17 +1756,25 @@
         </w:numPr>
         <w:bidi w:val="0"/>
         <w:jc w:val="start"/>
-        <w:rPr/>
+        <w:rPr>
+          <w:sz w:val="22"/>
+          <w:szCs w:val="22"/>
+        </w:rPr>
       </w:pPr>
       <w:r>
         <w:rPr>
           <w:b/>
           <w:bCs/>
+          <w:sz w:val="22"/>
+          <w:szCs w:val="22"/>
         </w:rPr>
         <w:t>2 - Schwer beantwortbar:</w:t>
       </w:r>
       <w:r>
-        <w:rPr/>
+        <w:rPr>
+          <w:sz w:val="22"/>
+          <w:szCs w:val="22"/>
+        </w:rPr>
         <w:t xml:space="preserve"> Wenige relevante Infos, viel eigene Ableitung erforderlich</w:t>
       </w:r>
     </w:p>
@@ -1575,17 +1787,25 @@
         </w:numPr>
         <w:bidi w:val="0"/>
         <w:jc w:val="start"/>
-        <w:rPr/>
+        <w:rPr>
+          <w:sz w:val="22"/>
+          <w:szCs w:val="22"/>
+        </w:rPr>
       </w:pPr>
       <w:r>
         <w:rPr>
           <w:b/>
           <w:bCs/>
+          <w:sz w:val="22"/>
+          <w:szCs w:val="22"/>
         </w:rPr>
         <w:t>1 - Nicht beantwortbar:</w:t>
       </w:r>
       <w:r>
-        <w:rPr/>
+        <w:rPr>
+          <w:sz w:val="22"/>
+          <w:szCs w:val="22"/>
+        </w:rPr>
         <w:t xml:space="preserve"> Benötigte Informationen fehlen größtenteils</w:t>
       </w:r>
     </w:p>
@@ -1598,11 +1818,17 @@
         </w:numPr>
         <w:bidi w:val="0"/>
         <w:jc w:val="start"/>
-        <w:rPr/>
+        <w:rPr>
+          <w:sz w:val="22"/>
+          <w:szCs w:val="22"/>
+        </w:rPr>
       </w:pPr>
       <w:bookmarkStart w:id="9" w:name="beantwortbarkeitanswerability"/>
       <w:r>
-        <w:rPr/>
+        <w:rPr>
+          <w:sz w:val="22"/>
+          <w:szCs w:val="22"/>
+        </w:rPr>
         <w:t>Bsp.: “Vergleichen Sie die Effizienz des ISO-OSI-Modells mit modernen Software-Defined-Networking-Ansätzen.”</w:t>
       </w:r>
       <w:bookmarkEnd w:id="9"/>
@@ -1624,17 +1850,25 @@
         <w:pStyle w:val="FirstParagraph"/>
         <w:bidi w:val="0"/>
         <w:jc w:val="start"/>
-        <w:rPr/>
+        <w:rPr>
+          <w:sz w:val="22"/>
+          <w:szCs w:val="22"/>
+        </w:rPr>
       </w:pPr>
       <w:r>
         <w:rPr>
           <w:b/>
           <w:bCs/>
+          <w:sz w:val="22"/>
+          <w:szCs w:val="22"/>
         </w:rPr>
         <w:t>Fragestellung:</w:t>
       </w:r>
       <w:r>
-        <w:rPr/>
+        <w:rPr>
+          <w:sz w:val="22"/>
+          <w:szCs w:val="22"/>
+        </w:rPr>
         <w:t xml:space="preserve"> Wie anspruchsvoll ist die kognitive Anforderung der Frage?</w:t>
       </w:r>
     </w:p>
@@ -1647,17 +1881,25 @@
         </w:numPr>
         <w:bidi w:val="0"/>
         <w:jc w:val="start"/>
-        <w:rPr/>
+        <w:rPr>
+          <w:sz w:val="22"/>
+          <w:szCs w:val="22"/>
+        </w:rPr>
       </w:pPr>
       <w:r>
         <w:rPr>
           <w:b/>
           <w:bCs/>
+          <w:sz w:val="22"/>
+          <w:szCs w:val="22"/>
         </w:rPr>
         <w:t>5 - Sehr herausfordernd:</w:t>
       </w:r>
       <w:r>
-        <w:rPr/>
+        <w:rPr>
+          <w:sz w:val="22"/>
+          <w:szCs w:val="22"/>
+        </w:rPr>
         <w:t xml:space="preserve"> Erfordert tiefgehende Analyse des gesamten Textes</w:t>
       </w:r>
     </w:p>
@@ -1670,10 +1912,16 @@
         </w:numPr>
         <w:bidi w:val="0"/>
         <w:jc w:val="start"/>
-        <w:rPr/>
-      </w:pPr>
-      <w:r>
-        <w:rPr/>
+        <w:rPr>
+          <w:sz w:val="22"/>
+          <w:szCs w:val="22"/>
+        </w:rPr>
+      </w:pPr>
+      <w:r>
+        <w:rPr>
+          <w:sz w:val="22"/>
+          <w:szCs w:val="22"/>
+        </w:rPr>
         <w:t>Bsp.: “Analysieren Sie, warum Flusssteuerung auf mehreren OSI-Schichten implementiert wird, und bewerten Sie die Notwendigkeit dieser Redundanz.”</w:t>
       </w:r>
     </w:p>
@@ -1686,17 +1934,25 @@
         </w:numPr>
         <w:bidi w:val="0"/>
         <w:jc w:val="start"/>
-        <w:rPr/>
+        <w:rPr>
+          <w:sz w:val="22"/>
+          <w:szCs w:val="22"/>
+        </w:rPr>
       </w:pPr>
       <w:r>
         <w:rPr>
           <w:b/>
           <w:bCs/>
+          <w:sz w:val="22"/>
+          <w:szCs w:val="22"/>
         </w:rPr>
         <w:t>4 - Herausfordernd:</w:t>
       </w:r>
       <w:r>
-        <w:rPr/>
+        <w:rPr>
+          <w:sz w:val="22"/>
+          <w:szCs w:val="22"/>
+        </w:rPr>
         <w:t xml:space="preserve"> Erfordert Integration von weit auseinanderliegenden Informationen</w:t>
       </w:r>
     </w:p>
@@ -1709,17 +1965,25 @@
         </w:numPr>
         <w:bidi w:val="0"/>
         <w:jc w:val="start"/>
-        <w:rPr/>
+        <w:rPr>
+          <w:sz w:val="22"/>
+          <w:szCs w:val="22"/>
+        </w:rPr>
       </w:pPr>
       <w:r>
         <w:rPr>
           <w:b/>
           <w:bCs/>
+          <w:sz w:val="22"/>
+          <w:szCs w:val="22"/>
         </w:rPr>
         <w:t>3 - Mäßig herausfordernd:</w:t>
       </w:r>
       <w:r>
-        <w:rPr/>
+        <w:rPr>
+          <w:sz w:val="22"/>
+          <w:szCs w:val="22"/>
+        </w:rPr>
         <w:t xml:space="preserve"> Erfordert Verständnis und einfache Anwendung</w:t>
       </w:r>
     </w:p>
@@ -1732,17 +1996,25 @@
         </w:numPr>
         <w:bidi w:val="0"/>
         <w:jc w:val="start"/>
-        <w:rPr/>
+        <w:rPr>
+          <w:sz w:val="22"/>
+          <w:szCs w:val="22"/>
+        </w:rPr>
       </w:pPr>
       <w:r>
         <w:rPr>
           <w:b/>
           <w:bCs/>
+          <w:sz w:val="22"/>
+          <w:szCs w:val="22"/>
         </w:rPr>
         <w:t>2 - Wenig herausfordernd:</w:t>
       </w:r>
       <w:r>
-        <w:rPr/>
+        <w:rPr>
+          <w:sz w:val="22"/>
+          <w:szCs w:val="22"/>
+        </w:rPr>
         <w:t xml:space="preserve"> Erfordert Auffinden und Wiedergeben</w:t>
       </w:r>
     </w:p>
@@ -1755,17 +2027,25 @@
         </w:numPr>
         <w:bidi w:val="0"/>
         <w:jc w:val="start"/>
-        <w:rPr/>
+        <w:rPr>
+          <w:sz w:val="22"/>
+          <w:szCs w:val="22"/>
+        </w:rPr>
       </w:pPr>
       <w:r>
         <w:rPr>
           <w:b/>
           <w:bCs/>
+          <w:sz w:val="22"/>
+          <w:szCs w:val="22"/>
         </w:rPr>
         <w:t>1 - Nicht herausfordernd:</w:t>
       </w:r>
       <w:r>
-        <w:rPr/>
+        <w:rPr>
+          <w:sz w:val="22"/>
+          <w:szCs w:val="22"/>
+        </w:rPr>
         <w:t xml:space="preserve"> Trivial (Abschreiben oder Ja/Nein)</w:t>
       </w:r>
     </w:p>
@@ -1778,11 +2058,17 @@
         </w:numPr>
         <w:bidi w:val="0"/>
         <w:jc w:val="start"/>
-        <w:rPr/>
+        <w:rPr>
+          <w:sz w:val="22"/>
+          <w:szCs w:val="22"/>
+        </w:rPr>
       </w:pPr>
       <w:bookmarkStart w:id="10" w:name="herausforderungchallenging"/>
       <w:r>
-        <w:rPr/>
+        <w:rPr>
+          <w:sz w:val="22"/>
+          <w:szCs w:val="22"/>
+        </w:rPr>
         <w:t>Bsp.: “Wie viele Kernaufgaben hat der Physical Layer?”</w:t>
       </w:r>
       <w:bookmarkEnd w:id="10"/>
@@ -1804,17 +2090,25 @@
         <w:pStyle w:val="FirstParagraph"/>
         <w:bidi w:val="0"/>
         <w:jc w:val="start"/>
-        <w:rPr/>
+        <w:rPr>
+          <w:sz w:val="22"/>
+          <w:szCs w:val="22"/>
+        </w:rPr>
       </w:pPr>
       <w:r>
         <w:rPr>
           <w:b/>
           <w:bCs/>
+          <w:sz w:val="22"/>
+          <w:szCs w:val="22"/>
         </w:rPr>
         <w:t>Fragestellung:</w:t>
       </w:r>
       <w:r>
-        <w:rPr/>
+        <w:rPr>
+          <w:sz w:val="22"/>
+          <w:szCs w:val="22"/>
+        </w:rPr>
         <w:t xml:space="preserve"> Wie zentral ist das in der Frage behandelte Fachkonzept für das angestrebte Lernziel des Moduls?</w:t>
       </w:r>
     </w:p>
@@ -1827,17 +2121,25 @@
         </w:numPr>
         <w:bidi w:val="0"/>
         <w:jc w:val="start"/>
-        <w:rPr/>
+        <w:rPr>
+          <w:sz w:val="22"/>
+          <w:szCs w:val="22"/>
+        </w:rPr>
       </w:pPr>
       <w:r>
         <w:rPr>
           <w:b/>
           <w:bCs/>
+          <w:sz w:val="22"/>
+          <w:szCs w:val="22"/>
         </w:rPr>
         <w:t>5 - Sehr Hoch:</w:t>
       </w:r>
       <w:r>
-        <w:rPr/>
+        <w:rPr>
+          <w:sz w:val="22"/>
+          <w:szCs w:val="22"/>
+        </w:rPr>
         <w:t xml:space="preserve"> Behandelt Kernkonzept und zentrales Lernziel (hochrelevant)</w:t>
       </w:r>
     </w:p>
@@ -1850,10 +2152,16 @@
         </w:numPr>
         <w:bidi w:val="0"/>
         <w:jc w:val="start"/>
-        <w:rPr/>
-      </w:pPr>
-      <w:r>
-        <w:rPr/>
+        <w:rPr>
+          <w:sz w:val="22"/>
+          <w:szCs w:val="22"/>
+        </w:rPr>
+      </w:pPr>
+      <w:r>
+        <w:rPr>
+          <w:sz w:val="22"/>
+          <w:szCs w:val="22"/>
+        </w:rPr>
         <w:t>Bsp.: “Erklären Sie das Zusammenspiel von Codierung, Transport und Decodierung bei der Übertragung logischer Werte auf physikalischer Ebene.”</w:t>
       </w:r>
     </w:p>
@@ -1866,17 +2174,25 @@
         </w:numPr>
         <w:bidi w:val="0"/>
         <w:jc w:val="start"/>
-        <w:rPr/>
+        <w:rPr>
+          <w:sz w:val="22"/>
+          <w:szCs w:val="22"/>
+        </w:rPr>
       </w:pPr>
       <w:r>
         <w:rPr>
           <w:b/>
           <w:bCs/>
+          <w:sz w:val="22"/>
+          <w:szCs w:val="22"/>
         </w:rPr>
         <w:t>4 - Hoch:</w:t>
       </w:r>
       <w:r>
-        <w:rPr/>
+        <w:rPr>
+          <w:sz w:val="22"/>
+          <w:szCs w:val="22"/>
+        </w:rPr>
         <w:t xml:space="preserve"> Behandelt wichtiges, relevantes Konzept</w:t>
       </w:r>
     </w:p>
@@ -1889,17 +2205,25 @@
         </w:numPr>
         <w:bidi w:val="0"/>
         <w:jc w:val="start"/>
-        <w:rPr/>
+        <w:rPr>
+          <w:sz w:val="22"/>
+          <w:szCs w:val="22"/>
+        </w:rPr>
       </w:pPr>
       <w:r>
         <w:rPr>
           <w:b/>
           <w:bCs/>
+          <w:sz w:val="22"/>
+          <w:szCs w:val="22"/>
         </w:rPr>
         <w:t>3 - Mäßig:</w:t>
       </w:r>
       <w:r>
-        <w:rPr/>
+        <w:rPr>
+          <w:sz w:val="22"/>
+          <w:szCs w:val="22"/>
+        </w:rPr>
         <w:t xml:space="preserve"> Behandelt Grundlagen oder deskriptive Aspekte</w:t>
       </w:r>
     </w:p>
@@ -1912,17 +2236,25 @@
         </w:numPr>
         <w:bidi w:val="0"/>
         <w:jc w:val="start"/>
-        <w:rPr/>
+        <w:rPr>
+          <w:sz w:val="22"/>
+          <w:szCs w:val="22"/>
+        </w:rPr>
       </w:pPr>
       <w:r>
         <w:rPr>
           <w:b/>
           <w:bCs/>
+          <w:sz w:val="22"/>
+          <w:szCs w:val="22"/>
         </w:rPr>
         <w:t>2 - Gering:</w:t>
       </w:r>
       <w:r>
-        <w:rPr/>
+        <w:rPr>
+          <w:sz w:val="22"/>
+          <w:szCs w:val="22"/>
+        </w:rPr>
         <w:t xml:space="preserve"> Fokussiert auf nebensächliches Detail oder ist ineffizient</w:t>
       </w:r>
     </w:p>
@@ -1935,17 +2267,25 @@
         </w:numPr>
         <w:bidi w:val="0"/>
         <w:jc w:val="start"/>
-        <w:rPr/>
+        <w:rPr>
+          <w:sz w:val="22"/>
+          <w:szCs w:val="22"/>
+        </w:rPr>
       </w:pPr>
       <w:r>
         <w:rPr>
           <w:b/>
           <w:bCs/>
+          <w:sz w:val="22"/>
+          <w:szCs w:val="22"/>
         </w:rPr>
         <w:t>1 - Nicht vorhanden:</w:t>
       </w:r>
       <w:r>
-        <w:rPr/>
+        <w:rPr>
+          <w:sz w:val="22"/>
+          <w:szCs w:val="22"/>
+        </w:rPr>
         <w:t xml:space="preserve"> Behandelt irrelevante Details (nicht Teil des Lernziels)</w:t>
       </w:r>
     </w:p>
@@ -1958,11 +2298,17 @@
         </w:numPr>
         <w:bidi w:val="0"/>
         <w:jc w:val="start"/>
-        <w:rPr/>
+        <w:rPr>
+          <w:sz w:val="22"/>
+          <w:szCs w:val="22"/>
+        </w:rPr>
       </w:pPr>
       <w:bookmarkStart w:id="11" w:name="Xc726736414fc4f5118f498bc21832f0e03ad1b3"/>
       <w:r>
-        <w:rPr/>
+        <w:rPr>
+          <w:sz w:val="22"/>
+          <w:szCs w:val="22"/>
+        </w:rPr>
         <w:t>Bsp.: “Nennen Sie ein Beispiel für ein Kabel, das zur Datenübertragung verwendet werden kann.”</w:t>
       </w:r>
       <w:bookmarkEnd w:id="11"/>
@@ -1984,17 +2330,25 @@
         <w:pStyle w:val="FirstParagraph"/>
         <w:bidi w:val="0"/>
         <w:jc w:val="start"/>
-        <w:rPr/>
+        <w:rPr>
+          <w:sz w:val="22"/>
+          <w:szCs w:val="22"/>
+        </w:rPr>
       </w:pPr>
       <w:r>
         <w:rPr>
           <w:b/>
           <w:bCs/>
+          <w:sz w:val="22"/>
+          <w:szCs w:val="22"/>
         </w:rPr>
         <w:t>Fragestellung:</w:t>
       </w:r>
       <w:r>
-        <w:rPr/>
+        <w:rPr>
+          <w:sz w:val="22"/>
+          <w:szCs w:val="22"/>
+        </w:rPr>
         <w:t xml:space="preserve"> Wie angemessen ist die sprachliche Qualität der Frage?</w:t>
       </w:r>
     </w:p>
@@ -2007,17 +2361,25 @@
         </w:numPr>
         <w:bidi w:val="0"/>
         <w:jc w:val="start"/>
-        <w:rPr/>
+        <w:rPr>
+          <w:sz w:val="22"/>
+          <w:szCs w:val="22"/>
+        </w:rPr>
       </w:pPr>
       <w:r>
         <w:rPr>
           <w:b/>
           <w:bCs/>
+          <w:sz w:val="22"/>
+          <w:szCs w:val="22"/>
         </w:rPr>
         <w:t>5 - Ausgezeichnet:</w:t>
       </w:r>
       <w:r>
-        <w:rPr/>
+        <w:rPr>
+          <w:sz w:val="22"/>
+          <w:szCs w:val="22"/>
+        </w:rPr>
         <w:t xml:space="preserve"> Präzise, angemessen, gut verständlich</w:t>
       </w:r>
     </w:p>
@@ -2030,10 +2392,16 @@
         </w:numPr>
         <w:bidi w:val="0"/>
         <w:jc w:val="start"/>
-        <w:rPr/>
-      </w:pPr>
-      <w:r>
-        <w:rPr/>
+        <w:rPr>
+          <w:sz w:val="22"/>
+          <w:szCs w:val="22"/>
+        </w:rPr>
+      </w:pPr>
+      <w:r>
+        <w:rPr>
+          <w:sz w:val="22"/>
+          <w:szCs w:val="22"/>
+        </w:rPr>
         <w:t>Bsp.: “Ermitteln Sie, welche OSI-Schicht für das Setzen von Synchronisationspunkten verantwortlich ist, und erläutern Sie deren Zweck.”</w:t>
       </w:r>
     </w:p>
@@ -2046,17 +2414,25 @@
         </w:numPr>
         <w:bidi w:val="0"/>
         <w:jc w:val="start"/>
-        <w:rPr/>
+        <w:rPr>
+          <w:sz w:val="22"/>
+          <w:szCs w:val="22"/>
+        </w:rPr>
       </w:pPr>
       <w:r>
         <w:rPr>
           <w:b/>
           <w:bCs/>
+          <w:sz w:val="22"/>
+          <w:szCs w:val="22"/>
         </w:rPr>
         <w:t>4 - Gut:</w:t>
       </w:r>
       <w:r>
-        <w:rPr/>
+        <w:rPr>
+          <w:sz w:val="22"/>
+          <w:szCs w:val="22"/>
+        </w:rPr>
         <w:t xml:space="preserve"> Verständlich mit kleinen Schwächen</w:t>
       </w:r>
     </w:p>
@@ -2069,17 +2445,25 @@
         </w:numPr>
         <w:bidi w:val="0"/>
         <w:jc w:val="start"/>
-        <w:rPr/>
+        <w:rPr>
+          <w:sz w:val="22"/>
+          <w:szCs w:val="22"/>
+        </w:rPr>
       </w:pPr>
       <w:r>
         <w:rPr>
           <w:b/>
           <w:bCs/>
+          <w:sz w:val="22"/>
+          <w:szCs w:val="22"/>
         </w:rPr>
         <w:t>3 - Befriedigend:</w:t>
       </w:r>
       <w:r>
-        <w:rPr/>
+        <w:rPr>
+          <w:sz w:val="22"/>
+          <w:szCs w:val="22"/>
+        </w:rPr>
         <w:t xml:space="preserve"> Umständlich oder unpräzise</w:t>
       </w:r>
     </w:p>
@@ -2092,17 +2476,25 @@
         </w:numPr>
         <w:bidi w:val="0"/>
         <w:jc w:val="start"/>
-        <w:rPr/>
+        <w:rPr>
+          <w:sz w:val="22"/>
+          <w:szCs w:val="22"/>
+        </w:rPr>
       </w:pPr>
       <w:r>
         <w:rPr>
           <w:b/>
           <w:bCs/>
+          <w:sz w:val="22"/>
+          <w:szCs w:val="22"/>
         </w:rPr>
         <w:t>2 - Mangelhaft:</w:t>
       </w:r>
       <w:r>
-        <w:rPr/>
+        <w:rPr>
+          <w:sz w:val="22"/>
+          <w:szCs w:val="22"/>
+        </w:rPr>
         <w:t xml:space="preserve"> Schwerfällig, weitschweifig oder unnötig komplex</w:t>
       </w:r>
     </w:p>
@@ -2115,17 +2507,25 @@
         </w:numPr>
         <w:bidi w:val="0"/>
         <w:jc w:val="start"/>
-        <w:rPr/>
+        <w:rPr>
+          <w:sz w:val="22"/>
+          <w:szCs w:val="22"/>
+        </w:rPr>
       </w:pPr>
       <w:r>
         <w:rPr>
           <w:b/>
           <w:bCs/>
+          <w:sz w:val="22"/>
+          <w:szCs w:val="22"/>
         </w:rPr>
         <w:t>1 - Ungenügend:</w:t>
       </w:r>
       <w:r>
-        <w:rPr/>
+        <w:rPr>
+          <w:sz w:val="22"/>
+          <w:szCs w:val="22"/>
+        </w:rPr>
         <w:t xml:space="preserve"> Schwer verständlich oder unangemessen</w:t>
       </w:r>
     </w:p>
@@ -2138,11 +2538,17 @@
         </w:numPr>
         <w:bidi w:val="0"/>
         <w:jc w:val="start"/>
-        <w:rPr/>
+        <w:rPr>
+          <w:sz w:val="22"/>
+          <w:szCs w:val="22"/>
+        </w:rPr>
       </w:pPr>
       <w:bookmarkStart w:id="12" w:name="sprachqualitätlanguage"/>
       <w:r>
-        <w:rPr/>
+        <w:rPr>
+          <w:sz w:val="22"/>
+          <w:szCs w:val="22"/>
+        </w:rPr>
         <w:t>Bsp.: “Im Kontext der vielschichtigen und diversen Betrachtungsweise der Aufgabenbereiche, die dem Physical Layer im Rahmen des OSI-Referenzmodells zugeschrieben werden können, erläutern Sie diese unter Berücksichtigung sämtlicher relevanter Aspekte.”</w:t>
       </w:r>
       <w:bookmarkEnd w:id="12"/>
@@ -2164,17 +2570,25 @@
         <w:pStyle w:val="FirstParagraph"/>
         <w:bidi w:val="0"/>
         <w:jc w:val="start"/>
-        <w:rPr/>
+        <w:rPr>
+          <w:sz w:val="22"/>
+          <w:szCs w:val="22"/>
+        </w:rPr>
       </w:pPr>
       <w:r>
         <w:rPr>
           <w:b/>
           <w:bCs/>
+          <w:sz w:val="22"/>
+          <w:szCs w:val="22"/>
         </w:rPr>
         <w:t>Fragestellung:</w:t>
       </w:r>
       <w:r>
-        <w:rPr/>
+        <w:rPr>
+          <w:sz w:val="22"/>
+          <w:szCs w:val="22"/>
+        </w:rPr>
         <w:t xml:space="preserve"> Wie korrekt sind die in der Frage selbst enthaltenen Aussagen, Annahmen oder impliziten Behauptungen bezogen auf den Text?</w:t>
       </w:r>
     </w:p>
@@ -2187,17 +2601,25 @@
         </w:numPr>
         <w:bidi w:val="0"/>
         <w:jc w:val="start"/>
-        <w:rPr/>
+        <w:rPr>
+          <w:sz w:val="22"/>
+          <w:szCs w:val="22"/>
+        </w:rPr>
       </w:pPr>
       <w:r>
         <w:rPr>
           <w:b/>
           <w:bCs/>
+          <w:sz w:val="22"/>
+          <w:szCs w:val="22"/>
         </w:rPr>
         <w:t>5 - Vollständig korrekt:</w:t>
       </w:r>
       <w:r>
-        <w:rPr/>
+        <w:rPr>
+          <w:sz w:val="22"/>
+          <w:szCs w:val="22"/>
+        </w:rPr>
         <w:t xml:space="preserve"> Alle Aussagen entsprechen dem Textinhalt</w:t>
       </w:r>
     </w:p>
@@ -2210,10 +2632,16 @@
         </w:numPr>
         <w:bidi w:val="0"/>
         <w:jc w:val="start"/>
-        <w:rPr/>
-      </w:pPr>
-      <w:r>
-        <w:rPr/>
+        <w:rPr>
+          <w:sz w:val="22"/>
+          <w:szCs w:val="22"/>
+        </w:rPr>
+      </w:pPr>
+      <w:r>
+        <w:rPr>
+          <w:sz w:val="22"/>
+          <w:szCs w:val="22"/>
+        </w:rPr>
         <w:t>Bsp.: “Beschreiben Sie, wie der Network Layer die Kommunikation zwischen Geräten in unterschiedlichen Netzen ermöglicht.”</w:t>
       </w:r>
     </w:p>
@@ -2226,17 +2654,25 @@
         </w:numPr>
         <w:bidi w:val="0"/>
         <w:jc w:val="start"/>
-        <w:rPr/>
+        <w:rPr>
+          <w:sz w:val="22"/>
+          <w:szCs w:val="22"/>
+        </w:rPr>
       </w:pPr>
       <w:r>
         <w:rPr>
           <w:b/>
           <w:bCs/>
+          <w:sz w:val="22"/>
+          <w:szCs w:val="22"/>
         </w:rPr>
         <w:t>4 - Überwiegend korrekt:</w:t>
       </w:r>
       <w:r>
-        <w:rPr/>
+        <w:rPr>
+          <w:sz w:val="22"/>
+          <w:szCs w:val="22"/>
+        </w:rPr>
         <w:t xml:space="preserve"> Überwiegend korrekt, minimale Ungenauigkeiten</w:t>
       </w:r>
     </w:p>
@@ -2249,17 +2685,25 @@
         </w:numPr>
         <w:bidi w:val="0"/>
         <w:jc w:val="start"/>
-        <w:rPr/>
+        <w:rPr>
+          <w:sz w:val="22"/>
+          <w:szCs w:val="22"/>
+        </w:rPr>
       </w:pPr>
       <w:r>
         <w:rPr>
           <w:b/>
           <w:bCs/>
+          <w:sz w:val="22"/>
+          <w:szCs w:val="22"/>
         </w:rPr>
         <w:t>3 - Teilweise korrekt:</w:t>
       </w:r>
       <w:r>
-        <w:rPr/>
+        <w:rPr>
+          <w:sz w:val="22"/>
+          <w:szCs w:val="22"/>
+        </w:rPr>
         <w:t xml:space="preserve"> Erkennbare Ungenauigkeiten in der Frage</w:t>
       </w:r>
     </w:p>
@@ -2272,17 +2716,25 @@
         </w:numPr>
         <w:bidi w:val="0"/>
         <w:jc w:val="start"/>
-        <w:rPr/>
+        <w:rPr>
+          <w:sz w:val="22"/>
+          <w:szCs w:val="22"/>
+        </w:rPr>
       </w:pPr>
       <w:r>
         <w:rPr>
           <w:b/>
           <w:bCs/>
+          <w:sz w:val="22"/>
+          <w:szCs w:val="22"/>
         </w:rPr>
         <w:t>2 - Größtenteils inkorrekt:</w:t>
       </w:r>
       <w:r>
-        <w:rPr/>
+        <w:rPr>
+          <w:sz w:val="22"/>
+          <w:szCs w:val="22"/>
+        </w:rPr>
         <w:t xml:space="preserve"> Mehrere falsche Aussagen oder Missverständnisse</w:t>
       </w:r>
     </w:p>
@@ -2295,17 +2747,25 @@
         </w:numPr>
         <w:bidi w:val="0"/>
         <w:jc w:val="start"/>
-        <w:rPr/>
+        <w:rPr>
+          <w:sz w:val="22"/>
+          <w:szCs w:val="22"/>
+        </w:rPr>
       </w:pPr>
       <w:r>
         <w:rPr>
           <w:b/>
           <w:bCs/>
+          <w:sz w:val="22"/>
+          <w:szCs w:val="22"/>
         </w:rPr>
         <w:t>1 - Völlig inkorrekt:</w:t>
       </w:r>
       <w:r>
-        <w:rPr/>
+        <w:rPr>
+          <w:sz w:val="22"/>
+          <w:szCs w:val="22"/>
+        </w:rPr>
         <w:t xml:space="preserve"> Frage enthält grundlegend falsche Behauptungen</w:t>
       </w:r>
     </w:p>
@@ -2318,12 +2778,18 @@
         </w:numPr>
         <w:bidi w:val="0"/>
         <w:jc w:val="start"/>
-        <w:rPr/>
+        <w:rPr>
+          <w:sz w:val="22"/>
+          <w:szCs w:val="22"/>
+        </w:rPr>
       </w:pPr>
       <w:bookmarkStart w:id="13" w:name="X5adecf790d361ef61a0e462edd7ab013df4437a"/>
       <w:bookmarkStart w:id="14" w:name="korrektheitcorrectness"/>
       <w:r>
-        <w:rPr/>
+        <w:rPr>
+          <w:sz w:val="22"/>
+          <w:szCs w:val="22"/>
+        </w:rPr>
         <w:t>Bsp.: “Warum ist der Physical Layer für die Verschlüsselung von Daten zuständig?”</w:t>
       </w:r>
       <w:bookmarkEnd w:id="13"/>
@@ -2397,160 +2863,6 @@
     </w:p>
     <w:p>
       <w:pPr>
-        <w:pStyle w:val="Compact"/>
-        <w:bidi w:val="0"/>
-        <w:jc w:val="start"/>
-        <w:rPr/>
-      </w:pPr>
-      <w:r>
-        <w:rPr/>
-      </w:r>
-    </w:p>
-    <w:p>
-      <w:pPr>
-        <w:pStyle w:val="Compact"/>
-        <w:bidi w:val="0"/>
-        <w:jc w:val="start"/>
-        <w:rPr/>
-      </w:pPr>
-      <w:r>
-        <w:rPr/>
-      </w:r>
-    </w:p>
-    <w:p>
-      <w:pPr>
-        <w:pStyle w:val="Compact"/>
-        <w:bidi w:val="0"/>
-        <w:jc w:val="start"/>
-        <w:rPr/>
-      </w:pPr>
-      <w:r>
-        <w:rPr/>
-      </w:r>
-    </w:p>
-    <w:p>
-      <w:pPr>
-        <w:pStyle w:val="Compact"/>
-        <w:bidi w:val="0"/>
-        <w:jc w:val="start"/>
-        <w:rPr/>
-      </w:pPr>
-      <w:r>
-        <w:rPr/>
-      </w:r>
-    </w:p>
-    <w:p>
-      <w:pPr>
-        <w:pStyle w:val="Compact"/>
-        <w:bidi w:val="0"/>
-        <w:jc w:val="start"/>
-        <w:rPr/>
-      </w:pPr>
-      <w:r>
-        <w:rPr/>
-      </w:r>
-    </w:p>
-    <w:p>
-      <w:pPr>
-        <w:pStyle w:val="Compact"/>
-        <w:bidi w:val="0"/>
-        <w:jc w:val="start"/>
-        <w:rPr/>
-      </w:pPr>
-      <w:r>
-        <w:rPr/>
-      </w:r>
-    </w:p>
-    <w:p>
-      <w:pPr>
-        <w:pStyle w:val="Compact"/>
-        <w:bidi w:val="0"/>
-        <w:jc w:val="start"/>
-        <w:rPr/>
-      </w:pPr>
-      <w:r>
-        <w:rPr/>
-      </w:r>
-    </w:p>
-    <w:p>
-      <w:pPr>
-        <w:pStyle w:val="Compact"/>
-        <w:bidi w:val="0"/>
-        <w:jc w:val="start"/>
-        <w:rPr/>
-      </w:pPr>
-      <w:r>
-        <w:rPr/>
-      </w:r>
-    </w:p>
-    <w:p>
-      <w:pPr>
-        <w:pStyle w:val="Compact"/>
-        <w:bidi w:val="0"/>
-        <w:jc w:val="start"/>
-        <w:rPr/>
-      </w:pPr>
-      <w:r>
-        <w:rPr/>
-      </w:r>
-    </w:p>
-    <w:p>
-      <w:pPr>
-        <w:pStyle w:val="Compact"/>
-        <w:bidi w:val="0"/>
-        <w:jc w:val="start"/>
-        <w:rPr/>
-      </w:pPr>
-      <w:r>
-        <w:rPr/>
-      </w:r>
-    </w:p>
-    <w:p>
-      <w:pPr>
-        <w:pStyle w:val="Compact"/>
-        <w:bidi w:val="0"/>
-        <w:jc w:val="start"/>
-        <w:rPr/>
-      </w:pPr>
-      <w:r>
-        <w:rPr/>
-      </w:r>
-    </w:p>
-    <w:p>
-      <w:pPr>
-        <w:pStyle w:val="Compact"/>
-        <w:bidi w:val="0"/>
-        <w:jc w:val="start"/>
-        <w:rPr/>
-      </w:pPr>
-      <w:r>
-        <w:rPr/>
-      </w:r>
-    </w:p>
-    <w:p>
-      <w:pPr>
-        <w:pStyle w:val="Compact"/>
-        <w:bidi w:val="0"/>
-        <w:jc w:val="start"/>
-        <w:rPr/>
-      </w:pPr>
-      <w:r>
-        <w:rPr/>
-      </w:r>
-    </w:p>
-    <w:p>
-      <w:pPr>
-        <w:pStyle w:val="Compact"/>
-        <w:bidi w:val="0"/>
-        <w:jc w:val="start"/>
-        <w:rPr/>
-      </w:pPr>
-      <w:r>
-        <w:rPr/>
-      </w:r>
-    </w:p>
-    <w:p>
-      <w:pPr>
         <w:pStyle w:val="Heading2"/>
         <w:bidi w:val="0"/>
         <w:jc w:val="start"/>
@@ -2578,11 +2890,17 @@
         <w:pStyle w:val="FirstParagraph"/>
         <w:bidi w:val="0"/>
         <w:jc w:val="start"/>
-        <w:rPr/>
+        <w:rPr>
+          <w:sz w:val="22"/>
+          <w:szCs w:val="22"/>
+        </w:rPr>
       </w:pPr>
       <w:bookmarkStart w:id="15" w:name="lernziel"/>
       <w:r>
-        <w:rPr/>
+        <w:rPr>
+          <w:sz w:val="22"/>
+          <w:szCs w:val="22"/>
+        </w:rPr>
         <w:t>Die Studierenden beherrschen das Sitzungskonzept, einschließlich Sitzungsverwaltung, Synchronisation und Bündelung von Transaktionen</w:t>
       </w:r>
       <w:bookmarkEnd w:id="15"/>
@@ -2604,10 +2922,16 @@
         <w:pStyle w:val="FirstParagraph"/>
         <w:bidi w:val="0"/>
         <w:jc w:val="start"/>
-        <w:rPr/>
-      </w:pPr>
-      <w:r>
-        <w:rPr/>
+        <w:rPr>
+          <w:sz w:val="22"/>
+          <w:szCs w:val="22"/>
+        </w:rPr>
+      </w:pPr>
+      <w:r>
+        <w:rPr>
+          <w:sz w:val="22"/>
+          <w:szCs w:val="22"/>
+        </w:rPr>
         <w:t>Frage: Welche zwei Beschreibungen erklären korrekt die Kernaufgaben des Session Layers im Rahmen des Sitzungskonzepts einer Kommunikationsbeziehung?</w:t>
       </w:r>
     </w:p>
@@ -2616,10 +2940,16 @@
         <w:pStyle w:val="BodyText"/>
         <w:bidi w:val="0"/>
         <w:jc w:val="start"/>
-        <w:rPr/>
-      </w:pPr>
-      <w:r>
-        <w:rPr/>
+        <w:rPr>
+          <w:sz w:val="22"/>
+          <w:szCs w:val="22"/>
+        </w:rPr>
+      </w:pPr>
+      <w:r>
+        <w:rPr>
+          <w:sz w:val="22"/>
+          <w:szCs w:val="22"/>
+        </w:rPr>
         <w:t>Antwortmöglichkeiten:</w:t>
       </w:r>
     </w:p>
@@ -2632,10 +2962,16 @@
         </w:numPr>
         <w:bidi w:val="0"/>
         <w:jc w:val="start"/>
-        <w:rPr/>
-      </w:pPr>
-      <w:r>
-        <w:rPr/>
+        <w:rPr>
+          <w:sz w:val="22"/>
+          <w:szCs w:val="22"/>
+        </w:rPr>
+      </w:pPr>
+      <w:r>
+        <w:rPr>
+          <w:sz w:val="22"/>
+          <w:szCs w:val="22"/>
+        </w:rPr>
         <w:t>Der Session Layer ermöglicht die Synchronisation durch das Setzen von Zwischenpunkten sowie die Bündelung zusammengehöriger Transaktionen zu Gruppen. (Richtig)</w:t>
       </w:r>
     </w:p>
@@ -2644,14 +2980,20 @@
         <w:pStyle w:val="Compact"/>
         <w:numPr>
           <w:ilvl w:val="0"/>
-          <w:numId w:val="1"/>
-        </w:numPr>
-        <w:bidi w:val="0"/>
-        <w:jc w:val="start"/>
-        <w:rPr/>
-      </w:pPr>
-      <w:r>
-        <w:rPr/>
+          <w:numId w:val="10"/>
+        </w:numPr>
+        <w:bidi w:val="0"/>
+        <w:jc w:val="start"/>
+        <w:rPr>
+          <w:sz w:val="22"/>
+          <w:szCs w:val="22"/>
+        </w:rPr>
+      </w:pPr>
+      <w:r>
+        <w:rPr>
+          <w:sz w:val="22"/>
+          <w:szCs w:val="22"/>
+        </w:rPr>
         <w:t>Der Session Layer gewährleistet die zuverlässige Ende-zu-Ende-Übertragung durch Flusskontrolle und Segmentierung der Datenströme. (Falsch)</w:t>
       </w:r>
     </w:p>
@@ -2660,14 +3002,20 @@
         <w:pStyle w:val="Compact"/>
         <w:numPr>
           <w:ilvl w:val="0"/>
-          <w:numId w:val="1"/>
-        </w:numPr>
-        <w:bidi w:val="0"/>
-        <w:jc w:val="start"/>
-        <w:rPr/>
-      </w:pPr>
-      <w:r>
-        <w:rPr/>
+          <w:numId w:val="11"/>
+        </w:numPr>
+        <w:bidi w:val="0"/>
+        <w:jc w:val="start"/>
+        <w:rPr>
+          <w:sz w:val="22"/>
+          <w:szCs w:val="22"/>
+        </w:rPr>
+      </w:pPr>
+      <w:r>
+        <w:rPr>
+          <w:sz w:val="22"/>
+          <w:szCs w:val="22"/>
+        </w:rPr>
         <w:t>Der Session Layer ist für das Aufbauen, Verwalten, Zurückweisen und Beenden von Sitzungen innerhalb einer Kommunikationsbeziehung zuständig. (Richtig)</w:t>
       </w:r>
     </w:p>
@@ -2676,15 +3024,21 @@
         <w:pStyle w:val="Compact"/>
         <w:numPr>
           <w:ilvl w:val="0"/>
-          <w:numId w:val="1"/>
-        </w:numPr>
-        <w:bidi w:val="0"/>
-        <w:jc w:val="start"/>
-        <w:rPr/>
+          <w:numId w:val="12"/>
+        </w:numPr>
+        <w:bidi w:val="0"/>
+        <w:jc w:val="start"/>
+        <w:rPr>
+          <w:sz w:val="22"/>
+          <w:szCs w:val="22"/>
+        </w:rPr>
       </w:pPr>
       <w:bookmarkStart w:id="16" w:name="formulierte-frage"/>
       <w:r>
-        <w:rPr/>
+        <w:rPr>
+          <w:sz w:val="22"/>
+          <w:szCs w:val="22"/>
+        </w:rPr>
         <w:t>Der Session Layer ist für die Datenkomprimierung und die Konvertierung von Datenformaten zwischen unterschiedlichen Systemen zuständig. (Falsch)</w:t>
       </w:r>
       <w:bookmarkEnd w:id="16"/>
@@ -2706,10 +3060,16 @@
         <w:pStyle w:val="FirstParagraph"/>
         <w:bidi w:val="0"/>
         <w:jc w:val="start"/>
-        <w:rPr/>
-      </w:pPr>
-      <w:r>
-        <w:rPr/>
+        <w:rPr>
+          <w:sz w:val="22"/>
+          <w:szCs w:val="22"/>
+        </w:rPr>
+      </w:pPr>
+      <w:r>
+        <w:rPr>
+          <w:sz w:val="22"/>
+          <w:szCs w:val="22"/>
+        </w:rPr>
         <w:t>Session Layer 5</w:t>
       </w:r>
     </w:p>
@@ -2718,11 +3078,19 @@
         <w:pStyle w:val="BodyText"/>
         <w:bidi w:val="0"/>
         <w:jc w:val="start"/>
-        <w:rPr/>
-      </w:pPr>
-      <w:r>
-        <w:rPr/>
-        <w:t>Beschreibung Bereitstellung der Funktionen für das Sitzungs(Session)-Konzept einer Kommunikationsbeziehung.</w:t>
+        <w:rPr>
+          <w:sz w:val="22"/>
+          <w:szCs w:val="22"/>
+        </w:rPr>
+      </w:pPr>
+      <w:r>
+        <w:rPr>
+          <w:sz w:val="22"/>
+          <w:szCs w:val="22"/>
+        </w:rPr>
+        <w:t xml:space="preserve">Beschreibung </w:t>
+        <w:br/>
+        <w:t>Bereitstellung der Funktionen für das Sitzungs(Session)-Konzept einer Kommunikationsbeziehung.</w:t>
       </w:r>
     </w:p>
     <w:p>
@@ -2730,10 +3098,16 @@
         <w:pStyle w:val="BodyText"/>
         <w:bidi w:val="0"/>
         <w:jc w:val="start"/>
-        <w:rPr/>
-      </w:pPr>
-      <w:r>
-        <w:rPr/>
+        <w:rPr>
+          <w:sz w:val="22"/>
+          <w:szCs w:val="22"/>
+        </w:rPr>
+      </w:pPr>
+      <w:r>
+        <w:rPr>
+          <w:sz w:val="22"/>
+          <w:szCs w:val="22"/>
+        </w:rPr>
         <w:t>3 Kernaufgaben</w:t>
       </w:r>
     </w:p>
@@ -2742,10 +3116,16 @@
         <w:pStyle w:val="BodyText"/>
         <w:bidi w:val="0"/>
         <w:jc w:val="start"/>
-        <w:rPr/>
-      </w:pPr>
-      <w:r>
-        <w:rPr/>
+        <w:rPr>
+          <w:sz w:val="22"/>
+          <w:szCs w:val="22"/>
+        </w:rPr>
+      </w:pPr>
+      <w:r>
+        <w:rPr>
+          <w:sz w:val="22"/>
+          <w:szCs w:val="22"/>
+        </w:rPr>
         <w:t>Sitzungen:</w:t>
       </w:r>
     </w:p>
@@ -2754,10 +3134,16 @@
         <w:pStyle w:val="BodyText"/>
         <w:bidi w:val="0"/>
         <w:jc w:val="start"/>
-        <w:rPr/>
-      </w:pPr>
-      <w:r>
-        <w:rPr/>
+        <w:rPr>
+          <w:sz w:val="22"/>
+          <w:szCs w:val="22"/>
+        </w:rPr>
+      </w:pPr>
+      <w:r>
+        <w:rPr>
+          <w:sz w:val="22"/>
+          <w:szCs w:val="22"/>
+        </w:rPr>
         <w:t>Aufbauen, verwalten, zurückweisen und beenden.</w:t>
       </w:r>
     </w:p>
@@ -2766,10 +3152,16 @@
         <w:pStyle w:val="BodyText"/>
         <w:bidi w:val="0"/>
         <w:jc w:val="start"/>
-        <w:rPr/>
-      </w:pPr>
-      <w:r>
-        <w:rPr/>
+        <w:rPr>
+          <w:sz w:val="22"/>
+          <w:szCs w:val="22"/>
+        </w:rPr>
+      </w:pPr>
+      <w:r>
+        <w:rPr>
+          <w:sz w:val="22"/>
+          <w:szCs w:val="22"/>
+        </w:rPr>
         <w:t>Synchronisation:</w:t>
       </w:r>
     </w:p>
@@ -2778,10 +3170,16 @@
         <w:pStyle w:val="BodyText"/>
         <w:bidi w:val="0"/>
         <w:jc w:val="start"/>
-        <w:rPr/>
-      </w:pPr>
-      <w:r>
-        <w:rPr/>
+        <w:rPr>
+          <w:sz w:val="22"/>
+          <w:szCs w:val="22"/>
+        </w:rPr>
+      </w:pPr>
+      <w:r>
+        <w:rPr>
+          <w:sz w:val="22"/>
+          <w:szCs w:val="22"/>
+        </w:rPr>
         <w:t>Setzen von Zwischenpunkten.</w:t>
       </w:r>
     </w:p>
@@ -2790,10 +3188,16 @@
         <w:pStyle w:val="BodyText"/>
         <w:bidi w:val="0"/>
         <w:jc w:val="start"/>
-        <w:rPr/>
-      </w:pPr>
-      <w:r>
-        <w:rPr/>
+        <w:rPr>
+          <w:sz w:val="22"/>
+          <w:szCs w:val="22"/>
+        </w:rPr>
+      </w:pPr>
+      <w:r>
+        <w:rPr>
+          <w:sz w:val="22"/>
+          <w:szCs w:val="22"/>
+        </w:rPr>
         <w:t>Bündelung</w:t>
       </w:r>
     </w:p>
@@ -2807,22 +3211,14 @@
       <w:bookmarkStart w:id="17" w:name="multiple-choice-question"/>
       <w:bookmarkStart w:id="18" w:name="quelltext"/>
       <w:r>
-        <w:rPr/>
+        <w:rPr>
+          <w:sz w:val="22"/>
+          <w:szCs w:val="22"/>
+        </w:rPr>
         <w:t>Gruppierung zusammengehöriger Transaktionen.</w:t>
       </w:r>
       <w:bookmarkEnd w:id="17"/>
       <w:bookmarkEnd w:id="18"/>
-    </w:p>
-    <w:p>
-      <w:pPr>
-        <w:pStyle w:val="BodyText"/>
-        <w:bidi w:val="0"/>
-        <w:jc w:val="start"/>
-        <w:rPr/>
-      </w:pPr>
-      <w:r>
-        <w:rPr/>
-      </w:r>
     </w:p>
     <w:tbl>
       <w:tblPr>
@@ -3540,6 +3936,28 @@
     </w:p>
     <w:p>
       <w:pPr>
+        <w:pStyle w:val="BodyText"/>
+        <w:bidi w:val="0"/>
+        <w:jc w:val="start"/>
+        <w:rPr/>
+      </w:pPr>
+      <w:r>
+        <w:rPr/>
+      </w:r>
+    </w:p>
+    <w:p>
+      <w:pPr>
+        <w:pStyle w:val="BodyText"/>
+        <w:bidi w:val="0"/>
+        <w:jc w:val="start"/>
+        <w:rPr/>
+      </w:pPr>
+      <w:r>
+        <w:rPr/>
+      </w:r>
+    </w:p>
+    <w:p>
+      <w:pPr>
         <w:pStyle w:val="Heading2"/>
         <w:bidi w:val="0"/>
         <w:jc w:val="start"/>
@@ -3567,11 +3985,17 @@
         <w:pStyle w:val="FirstParagraph"/>
         <w:bidi w:val="0"/>
         <w:jc w:val="start"/>
-        <w:rPr/>
+        <w:rPr>
+          <w:sz w:val="22"/>
+          <w:szCs w:val="22"/>
+        </w:rPr>
       </w:pPr>
       <w:bookmarkStart w:id="19" w:name="lernziel_Copy_1"/>
       <w:r>
-        <w:rPr/>
+        <w:rPr>
+          <w:sz w:val="22"/>
+          <w:szCs w:val="22"/>
+        </w:rPr>
         <w:t>Die Studierenden beherrschen die Mechanismen zur fehlergesicherten Datenübertragung, einschließlich Fehlerkontrolle, Flusskontrolle, Segmentierung, Identifikation und Medienzugriff</w:t>
       </w:r>
       <w:bookmarkEnd w:id="19"/>
@@ -3593,10 +4017,16 @@
         <w:pStyle w:val="FirstParagraph"/>
         <w:bidi w:val="0"/>
         <w:jc w:val="start"/>
-        <w:rPr/>
-      </w:pPr>
-      <w:r>
-        <w:rPr/>
+        <w:rPr>
+          <w:sz w:val="22"/>
+          <w:szCs w:val="22"/>
+        </w:rPr>
+      </w:pPr>
+      <w:r>
+        <w:rPr>
+          <w:sz w:val="22"/>
+          <w:szCs w:val="22"/>
+        </w:rPr>
         <w:t>Frage: Beurteilen Sie, welche der fünf Kernaufgaben des Data Link Layer den größten Beitrag zur Gewährleistung einer fehlergesicherten Übertragung über einen nicht fehlergesicherten Physical Layer leistet, und begründen Sie Ihre Einschätzung anhand der jeweiligen Funktionen.</w:t>
       </w:r>
     </w:p>
@@ -3605,11 +4035,17 @@
         <w:pStyle w:val="BodyText"/>
         <w:bidi w:val="0"/>
         <w:jc w:val="start"/>
-        <w:rPr/>
+        <w:rPr>
+          <w:sz w:val="22"/>
+          <w:szCs w:val="22"/>
+        </w:rPr>
       </w:pPr>
       <w:bookmarkStart w:id="20" w:name="formulierte-frage_Copy_1"/>
       <w:r>
-        <w:rPr/>
+        <w:rPr>
+          <w:sz w:val="22"/>
+          <w:szCs w:val="22"/>
+        </w:rPr>
         <w:t>Antwort: Die Fehlerkontrolle leistet den größten Beitrag zur fehlergesicherten Übertragung. Sie adressiert direkt das Kernproblem des nicht fehlergesicherten Physical Layers, indem sie Übertragungsfehler erkennt, behebt oder signalisiert. Die anderen vier Aufgaben unterstützen zwar die Kommunikation, zielen jedoch nicht primär auf Fehlersicherung ab: Die Flusskontrolle regelt lediglich Geschwindigkeitsunterschiede zwischen Sender und Empfänger. Die Segmentierung strukturiert Bitströme zu handhabbaren Einheiten. Die Identifikation ermöglicht Adressierung von Kommunikationspartnern. Der Medienzugriff koordiniert die Nutzung des Physical Layers. Nur die Fehlerkontrolle kompensiert aktiv die Unzuverlässigkeit des Physical Layers und transformiert damit eine unsichere in eine sichere Verbindung, was der zentralen Beschreibung des Data Link Layers entspricht. (Richtig)</w:t>
       </w:r>
       <w:bookmarkEnd w:id="20"/>
@@ -3631,11 +4067,37 @@
         <w:pStyle w:val="FirstParagraph"/>
         <w:bidi w:val="0"/>
         <w:jc w:val="start"/>
-        <w:rPr/>
-      </w:pPr>
-      <w:r>
-        <w:rPr/>
-        <w:t>Data Link Layer 2 Beschreibung Bereitstellung einer fehlergesicherten Übertragung über einen möglicherweise nicht fehlergesicherten Physical Layer.</w:t>
+        <w:rPr>
+          <w:sz w:val="22"/>
+          <w:szCs w:val="22"/>
+        </w:rPr>
+      </w:pPr>
+      <w:r>
+        <w:rPr>
+          <w:sz w:val="22"/>
+          <w:szCs w:val="22"/>
+        </w:rPr>
+        <w:t xml:space="preserve">Data Link Layer 2 </w:t>
+      </w:r>
+    </w:p>
+    <w:p>
+      <w:pPr>
+        <w:pStyle w:val="FirstParagraph"/>
+        <w:bidi w:val="0"/>
+        <w:jc w:val="start"/>
+        <w:rPr>
+          <w:sz w:val="22"/>
+          <w:szCs w:val="22"/>
+        </w:rPr>
+      </w:pPr>
+      <w:r>
+        <w:rPr>
+          <w:sz w:val="22"/>
+          <w:szCs w:val="22"/>
+        </w:rPr>
+        <w:t xml:space="preserve">Beschreibung </w:t>
+        <w:br/>
+        <w:t>Bereitstellung einer fehlergesicherten Übertragung über einen möglicherweise nicht fehlergesicherten Physical Layer.</w:t>
       </w:r>
     </w:p>
     <w:p>
@@ -3643,10 +4105,16 @@
         <w:pStyle w:val="BodyText"/>
         <w:bidi w:val="0"/>
         <w:jc w:val="start"/>
-        <w:rPr/>
-      </w:pPr>
-      <w:r>
-        <w:rPr/>
+        <w:rPr>
+          <w:sz w:val="22"/>
+          <w:szCs w:val="22"/>
+        </w:rPr>
+      </w:pPr>
+      <w:r>
+        <w:rPr>
+          <w:sz w:val="22"/>
+          <w:szCs w:val="22"/>
+        </w:rPr>
         <w:t>5 Kernaufgaben</w:t>
       </w:r>
     </w:p>
@@ -3655,10 +4123,16 @@
         <w:pStyle w:val="BodyText"/>
         <w:bidi w:val="0"/>
         <w:jc w:val="start"/>
-        <w:rPr/>
-      </w:pPr>
-      <w:r>
-        <w:rPr/>
+        <w:rPr>
+          <w:sz w:val="22"/>
+          <w:szCs w:val="22"/>
+        </w:rPr>
+      </w:pPr>
+      <w:r>
+        <w:rPr>
+          <w:sz w:val="22"/>
+          <w:szCs w:val="22"/>
+        </w:rPr>
         <w:t>Fehlerkontrolle:</w:t>
       </w:r>
     </w:p>
@@ -3667,10 +4141,16 @@
         <w:pStyle w:val="BodyText"/>
         <w:bidi w:val="0"/>
         <w:jc w:val="start"/>
-        <w:rPr/>
-      </w:pPr>
-      <w:r>
-        <w:rPr/>
+        <w:rPr>
+          <w:sz w:val="22"/>
+          <w:szCs w:val="22"/>
+        </w:rPr>
+      </w:pPr>
+      <w:r>
+        <w:rPr>
+          <w:sz w:val="22"/>
+          <w:szCs w:val="22"/>
+        </w:rPr>
         <w:t>Erkennen, Beheben oder Signalisieren von Übertragungsfehlern.</w:t>
       </w:r>
     </w:p>
@@ -3679,10 +4159,16 @@
         <w:pStyle w:val="BodyText"/>
         <w:bidi w:val="0"/>
         <w:jc w:val="start"/>
-        <w:rPr/>
-      </w:pPr>
-      <w:r>
-        <w:rPr/>
+        <w:rPr>
+          <w:sz w:val="22"/>
+          <w:szCs w:val="22"/>
+        </w:rPr>
+      </w:pPr>
+      <w:r>
+        <w:rPr>
+          <w:sz w:val="22"/>
+          <w:szCs w:val="22"/>
+        </w:rPr>
         <w:t>Flußkontrolle:</w:t>
       </w:r>
     </w:p>
@@ -3691,10 +4177,16 @@
         <w:pStyle w:val="BodyText"/>
         <w:bidi w:val="0"/>
         <w:jc w:val="start"/>
-        <w:rPr/>
-      </w:pPr>
-      <w:r>
-        <w:rPr/>
+        <w:rPr>
+          <w:sz w:val="22"/>
+          <w:szCs w:val="22"/>
+        </w:rPr>
+      </w:pPr>
+      <w:r>
+        <w:rPr>
+          <w:sz w:val="22"/>
+          <w:szCs w:val="22"/>
+        </w:rPr>
         <w:t>Strategien, wenn Sender für Empfänger zu schnell sendet. Bsp: Zwischenpuffern, Herunterregeln, warten Lassen.</w:t>
       </w:r>
     </w:p>
@@ -3703,10 +4195,33 @@
         <w:pStyle w:val="BodyText"/>
         <w:bidi w:val="0"/>
         <w:jc w:val="start"/>
-        <w:rPr/>
-      </w:pPr>
-      <w:r>
-        <w:rPr/>
+        <w:rPr>
+          <w:sz w:val="22"/>
+          <w:szCs w:val="22"/>
+        </w:rPr>
+      </w:pPr>
+      <w:r>
+        <w:rPr>
+          <w:sz w:val="22"/>
+          <w:szCs w:val="22"/>
+        </w:rPr>
+      </w:r>
+    </w:p>
+    <w:p>
+      <w:pPr>
+        <w:pStyle w:val="BodyText"/>
+        <w:bidi w:val="0"/>
+        <w:jc w:val="start"/>
+        <w:rPr>
+          <w:sz w:val="22"/>
+          <w:szCs w:val="22"/>
+        </w:rPr>
+      </w:pPr>
+      <w:r>
+        <w:rPr>
+          <w:sz w:val="22"/>
+          <w:szCs w:val="22"/>
+        </w:rPr>
         <w:t>Segmentierung:</w:t>
       </w:r>
     </w:p>
@@ -3715,10 +4230,16 @@
         <w:pStyle w:val="BodyText"/>
         <w:bidi w:val="0"/>
         <w:jc w:val="start"/>
-        <w:rPr/>
-      </w:pPr>
-      <w:r>
-        <w:rPr/>
+        <w:rPr>
+          <w:sz w:val="22"/>
+          <w:szCs w:val="22"/>
+        </w:rPr>
+      </w:pPr>
+      <w:r>
+        <w:rPr>
+          <w:sz w:val="22"/>
+          <w:szCs w:val="22"/>
+        </w:rPr>
         <w:t>Zusammenfassen einzelner Bits zu größeren Einheiten. Universal-typisches Bsp: 8-bit Bytes.</w:t>
       </w:r>
     </w:p>
@@ -3727,10 +4248,16 @@
         <w:pStyle w:val="BodyText"/>
         <w:bidi w:val="0"/>
         <w:jc w:val="start"/>
-        <w:rPr/>
-      </w:pPr>
-      <w:r>
-        <w:rPr/>
+        <w:rPr>
+          <w:sz w:val="22"/>
+          <w:szCs w:val="22"/>
+        </w:rPr>
+      </w:pPr>
+      <w:r>
+        <w:rPr>
+          <w:sz w:val="22"/>
+          <w:szCs w:val="22"/>
+        </w:rPr>
         <w:t>Identifikation:</w:t>
       </w:r>
     </w:p>
@@ -3739,10 +4266,16 @@
         <w:pStyle w:val="BodyText"/>
         <w:bidi w:val="0"/>
         <w:jc w:val="start"/>
-        <w:rPr/>
-      </w:pPr>
-      <w:r>
-        <w:rPr/>
+        <w:rPr>
+          <w:sz w:val="22"/>
+          <w:szCs w:val="22"/>
+        </w:rPr>
+      </w:pPr>
+      <w:r>
+        <w:rPr>
+          <w:sz w:val="22"/>
+          <w:szCs w:val="22"/>
+        </w:rPr>
         <w:t>Auswahl bestimmter Sender oder Empfänger (sog. Adresse).</w:t>
       </w:r>
     </w:p>
@@ -3751,10 +4284,16 @@
         <w:pStyle w:val="BodyText"/>
         <w:bidi w:val="0"/>
         <w:jc w:val="start"/>
-        <w:rPr/>
-      </w:pPr>
-      <w:r>
-        <w:rPr/>
+        <w:rPr>
+          <w:sz w:val="22"/>
+          <w:szCs w:val="22"/>
+        </w:rPr>
+      </w:pPr>
+      <w:r>
+        <w:rPr>
+          <w:sz w:val="22"/>
+          <w:szCs w:val="22"/>
+        </w:rPr>
         <w:t>Medienzugriff:</w:t>
       </w:r>
     </w:p>
@@ -3763,16 +4302,39 @@
         <w:pStyle w:val="BodyText"/>
         <w:bidi w:val="0"/>
         <w:jc w:val="start"/>
-        <w:rPr/>
+        <w:rPr>
+          <w:sz w:val="22"/>
+          <w:szCs w:val="22"/>
+        </w:rPr>
       </w:pPr>
       <w:bookmarkStart w:id="21" w:name="open-ended-question"/>
       <w:bookmarkStart w:id="22" w:name="quelltext_Copy_1"/>
       <w:r>
-        <w:rPr/>
+        <w:rPr>
+          <w:sz w:val="22"/>
+          <w:szCs w:val="22"/>
+        </w:rPr>
         <w:t>Aktivieren des Physical Layer. 4 typische Aspekte: Senden, Warten, Beheben und Reservieren.</w:t>
       </w:r>
       <w:bookmarkEnd w:id="21"/>
       <w:bookmarkEnd w:id="22"/>
+    </w:p>
+    <w:p>
+      <w:pPr>
+        <w:pStyle w:val="BodyText"/>
+        <w:bidi w:val="0"/>
+        <w:jc w:val="start"/>
+        <w:rPr>
+          <w:sz w:val="22"/>
+          <w:szCs w:val="22"/>
+        </w:rPr>
+      </w:pPr>
+      <w:r>
+        <w:rPr>
+          <w:sz w:val="22"/>
+          <w:szCs w:val="22"/>
+        </w:rPr>
+      </w:r>
     </w:p>
     <w:tbl>
       <w:tblPr>
@@ -4873,8 +5435,8 @@
   </w:abstractNum>
   <w:abstractNum w:abstractNumId="5">
     <w:lvl w:ilvl="0">
-      <w:numFmt w:val="bullet"/>
-      <w:lvlText w:val=""/>
+      <w:numFmt w:val="lowerLetter"/>
+      <w:lvlText w:val="%1)"/>
       <w:lvlJc w:val="start"/>
       <w:pPr>
         <w:tabs>
@@ -4882,9 +5444,6 @@
         </w:tabs>
         <w:ind w:start="720" w:hanging="360"/>
       </w:pPr>
-      <w:rPr>
-        <w:rFonts w:ascii="Symbol" w:hAnsi="Symbol" w:cs="Symbol" w:hint="default"/>
-      </w:rPr>
     </w:lvl>
     <w:lvl w:ilvl="1">
       <w:start w:val="0"/>
@@ -5334,7 +5893,66 @@
   <w:num w:numId="9">
     <w:abstractNumId w:val="1"/>
     <w:lvlOverride w:ilvl="0">
+      <w:lvl w:ilvl="0">
+        <w:numFmt w:val="lowerLetter"/>
+        <w:lvlText w:val="%1)"/>
+        <w:lvlJc w:val="start"/>
+        <w:pPr>
+          <w:tabs>
+            <w:tab w:val="num" w:pos="0"/>
+          </w:tabs>
+          <w:ind w:start="720" w:hanging="360"/>
+        </w:pPr>
+      </w:lvl>
       <w:startOverride w:val="1"/>
+    </w:lvlOverride>
+  </w:num>
+  <w:num w:numId="10">
+    <w:abstractNumId w:val="1"/>
+    <w:lvlOverride w:ilvl="0">
+      <w:lvl w:ilvl="0">
+        <w:numFmt w:val="lowerLetter"/>
+        <w:lvlText w:val="%1)"/>
+        <w:lvlJc w:val="start"/>
+        <w:pPr>
+          <w:tabs>
+            <w:tab w:val="num" w:pos="0"/>
+          </w:tabs>
+          <w:ind w:start="720" w:hanging="360"/>
+        </w:pPr>
+      </w:lvl>
+    </w:lvlOverride>
+  </w:num>
+  <w:num w:numId="11">
+    <w:abstractNumId w:val="1"/>
+    <w:lvlOverride w:ilvl="0">
+      <w:lvl w:ilvl="0">
+        <w:numFmt w:val="lowerLetter"/>
+        <w:lvlText w:val="%1)"/>
+        <w:lvlJc w:val="start"/>
+        <w:pPr>
+          <w:tabs>
+            <w:tab w:val="num" w:pos="0"/>
+          </w:tabs>
+          <w:ind w:start="720" w:hanging="360"/>
+        </w:pPr>
+      </w:lvl>
+    </w:lvlOverride>
+  </w:num>
+  <w:num w:numId="12">
+    <w:abstractNumId w:val="1"/>
+    <w:lvlOverride w:ilvl="0">
+      <w:lvl w:ilvl="0">
+        <w:numFmt w:val="lowerLetter"/>
+        <w:lvlText w:val="%1)"/>
+        <w:lvlJc w:val="start"/>
+        <w:pPr>
+          <w:tabs>
+            <w:tab w:val="num" w:pos="0"/>
+          </w:tabs>
+          <w:ind w:start="720" w:hanging="360"/>
+        </w:pPr>
+      </w:lvl>
     </w:lvlOverride>
   </w:num>
 </w:numbering>

--- a/20_experiments/80_workshop/e1/s1/workshop1-1.docx
+++ b/20_experiments/80_workshop/e1/s1/workshop1-1.docx
@@ -5,11 +5,10 @@
     <w:p>
       <w:pPr>
         <w:pStyle w:val="Heading1"/>
-        <w:bidi w:val="0"/>
         <w:spacing w:before="480" w:after="0"/>
-        <w:jc w:val="start"/>
-        <w:rPr/>
-      </w:pPr>
+        <w:rPr/>
+      </w:pPr>
+      <w:bookmarkStart w:id="0" w:name="Xdef6236bb5f38117b519091ae3187e154a68fb8"/>
       <w:r>
         <w:rPr/>
         <w:t>Überblick des Experiments 1 – Ausführung durch Malte Grube</w:t>
@@ -18,8 +17,6 @@
     <w:p>
       <w:pPr>
         <w:pStyle w:val="FirstParagraph"/>
-        <w:bidi w:val="0"/>
-        <w:jc w:val="start"/>
         <w:rPr>
           <w:sz w:val="22"/>
           <w:szCs w:val="22"/>
@@ -36,10 +33,9 @@
     <w:p>
       <w:pPr>
         <w:pStyle w:val="Heading2"/>
-        <w:bidi w:val="0"/>
-        <w:jc w:val="start"/>
-        <w:rPr/>
-      </w:pPr>
+        <w:rPr/>
+      </w:pPr>
+      <w:bookmarkStart w:id="1" w:name="experimentaufbau"/>
       <w:r>
         <w:rPr/>
         <w:t>Experimentaufbau</w:t>
@@ -48,8 +44,6 @@
     <w:p>
       <w:pPr>
         <w:pStyle w:val="FirstParagraph"/>
-        <w:bidi w:val="0"/>
-        <w:jc w:val="start"/>
         <w:rPr>
           <w:sz w:val="22"/>
           <w:szCs w:val="22"/>
@@ -75,8 +69,6 @@
     <w:p>
       <w:pPr>
         <w:pStyle w:val="BodyText"/>
-        <w:bidi w:val="0"/>
-        <w:jc w:val="start"/>
         <w:rPr>
           <w:sz w:val="22"/>
           <w:szCs w:val="22"/>
@@ -90,6 +82,1066 @@
           <w:szCs w:val="22"/>
         </w:rPr>
         <w:t>Material-Aufbereitung:</w:t>
+      </w:r>
+    </w:p>
+    <w:p>
+      <w:pPr>
+        <w:pStyle w:val="Compact"/>
+        <w:numPr>
+          <w:ilvl w:val="0"/>
+          <w:numId w:val="7"/>
+        </w:numPr>
+        <w:rPr>
+          <w:sz w:val="22"/>
+          <w:szCs w:val="22"/>
+        </w:rPr>
+      </w:pPr>
+      <w:r>
+        <w:rPr>
+          <w:sz w:val="22"/>
+          <w:szCs w:val="22"/>
+        </w:rPr>
+        <w:t>Aufteilung in 7 einzelne TXT-Files (Layer 1-7)</w:t>
+      </w:r>
+    </w:p>
+    <w:p>
+      <w:pPr>
+        <w:pStyle w:val="Compact"/>
+        <w:numPr>
+          <w:ilvl w:val="0"/>
+          <w:numId w:val="7"/>
+        </w:numPr>
+        <w:rPr>
+          <w:sz w:val="22"/>
+          <w:szCs w:val="22"/>
+        </w:rPr>
+      </w:pPr>
+      <w:r>
+        <w:rPr>
+          <w:sz w:val="22"/>
+          <w:szCs w:val="22"/>
+        </w:rPr>
+        <w:t>Bei Fragengenerierung wurde zum schnellen Nachvollziehen nachträglich der jeweilige Layer-Text in das Frage-File geschrieben</w:t>
+      </w:r>
+    </w:p>
+    <w:p>
+      <w:pPr>
+        <w:pStyle w:val="FirstParagraph"/>
+        <w:rPr>
+          <w:sz w:val="22"/>
+          <w:szCs w:val="22"/>
+        </w:rPr>
+      </w:pPr>
+      <w:r>
+        <w:rPr>
+          <w:b/>
+          <w:bCs/>
+          <w:sz w:val="22"/>
+          <w:szCs w:val="22"/>
+        </w:rPr>
+        <w:t>Wertigkeit der Fragen:</w:t>
+      </w:r>
+    </w:p>
+    <w:p>
+      <w:pPr>
+        <w:pStyle w:val="BodyText"/>
+        <w:rPr>
+          <w:sz w:val="22"/>
+          <w:szCs w:val="22"/>
+        </w:rPr>
+      </w:pPr>
+      <w:r>
+        <w:rPr>
+          <w:sz w:val="22"/>
+          <w:szCs w:val="22"/>
+        </w:rPr>
+        <w:t xml:space="preserve">In jede Frage wurde ein bestimmtes Lernziel integriert, basierend auf dem jeweiligen OSI-Layer (1/7), welches durch die Frage zu erfüllen ist. Das Einhalten dessen soll mit der </w:t>
+      </w:r>
+      <w:r>
+        <w:rPr>
+          <w:b/>
+          <w:bCs/>
+          <w:sz w:val="22"/>
+          <w:szCs w:val="22"/>
+        </w:rPr>
+        <w:t>Wertigkeit</w:t>
+      </w:r>
+      <w:r>
+        <w:rPr>
+          <w:sz w:val="22"/>
+          <w:szCs w:val="22"/>
+        </w:rPr>
+        <w:t>-Kategorie in der Rubrik bewertet werden. Dies wurde eingebunden, da die Wertigkeit einer Frage ein wichtiger Aspekt der Fragequalität ist, jedoch nicht über eine Zahl allein abgebildet werden kann.</w:t>
+      </w:r>
+      <w:bookmarkEnd w:id="1"/>
+    </w:p>
+    <w:p>
+      <w:pPr>
+        <w:pStyle w:val="Heading2"/>
+        <w:rPr/>
+      </w:pPr>
+      <w:bookmarkStart w:id="2" w:name="anleitung-für-experten"/>
+      <w:r>
+        <w:rPr/>
+        <w:t>Anleitung für Experten</w:t>
+      </w:r>
+    </w:p>
+    <w:p>
+      <w:pPr>
+        <w:pStyle w:val="Heading3"/>
+        <w:rPr/>
+      </w:pPr>
+      <w:bookmarkStart w:id="3" w:name="schritt-1-bewertungskriterien-verstehen"/>
+      <w:r>
+        <w:rPr/>
+        <w:t>Schritt 1: Bewertungskriterien verstehen</w:t>
+      </w:r>
+    </w:p>
+    <w:p>
+      <w:pPr>
+        <w:pStyle w:val="FirstParagraph"/>
+        <w:rPr/>
+      </w:pPr>
+      <w:r>
+        <w:rPr>
+          <w:sz w:val="22"/>
+          <w:szCs w:val="22"/>
+        </w:rPr>
+        <w:t xml:space="preserve">Lesen Sie die Rubrik </w:t>
+      </w:r>
+      <w:r>
+        <w:rPr>
+          <w:rStyle w:val="VerbatimChar"/>
+          <w:sz w:val="22"/>
+          <w:szCs w:val="22"/>
+        </w:rPr>
+        <w:t>exp1_rubric.md</w:t>
+      </w:r>
+      <w:r>
+        <w:rPr>
+          <w:sz w:val="22"/>
+          <w:szCs w:val="22"/>
+        </w:rPr>
+        <w:t>, die folgende Kategorien umfasst (jeweils 1-5 Punkte). Bestimmte Kategorien fokussieren sich auf die Bewertung der Fragen selbst, andere auf die Bewertung der Antworten.</w:t>
+      </w:r>
+    </w:p>
+    <w:p>
+      <w:pPr>
+        <w:pStyle w:val="BodyText"/>
+        <w:rPr>
+          <w:sz w:val="22"/>
+          <w:szCs w:val="22"/>
+        </w:rPr>
+      </w:pPr>
+      <w:r>
+        <w:rPr>
+          <w:b/>
+          <w:bCs/>
+          <w:sz w:val="22"/>
+          <w:szCs w:val="22"/>
+        </w:rPr>
+        <w:t>Fragenbewertung:</w:t>
+      </w:r>
+    </w:p>
+    <w:p>
+      <w:pPr>
+        <w:pStyle w:val="Compact"/>
+        <w:numPr>
+          <w:ilvl w:val="0"/>
+          <w:numId w:val="7"/>
+        </w:numPr>
+        <w:rPr>
+          <w:sz w:val="22"/>
+          <w:szCs w:val="22"/>
+        </w:rPr>
+      </w:pPr>
+      <w:r>
+        <w:rPr>
+          <w:b/>
+          <w:bCs/>
+          <w:sz w:val="22"/>
+          <w:szCs w:val="22"/>
+        </w:rPr>
+        <w:t>Relevanz:</w:t>
+      </w:r>
+      <w:r>
+        <w:rPr>
+          <w:sz w:val="22"/>
+          <w:szCs w:val="22"/>
+        </w:rPr>
+        <w:t xml:space="preserve"> Bezug zum Thema des Textinhalts</w:t>
+      </w:r>
+    </w:p>
+    <w:p>
+      <w:pPr>
+        <w:pStyle w:val="Compact"/>
+        <w:numPr>
+          <w:ilvl w:val="0"/>
+          <w:numId w:val="7"/>
+        </w:numPr>
+        <w:rPr>
+          <w:sz w:val="22"/>
+          <w:szCs w:val="22"/>
+        </w:rPr>
+      </w:pPr>
+      <w:r>
+        <w:rPr>
+          <w:b/>
+          <w:bCs/>
+          <w:sz w:val="22"/>
+          <w:szCs w:val="22"/>
+        </w:rPr>
+        <w:t>Klarheit:</w:t>
+      </w:r>
+      <w:r>
+        <w:rPr>
+          <w:sz w:val="22"/>
+          <w:szCs w:val="22"/>
+        </w:rPr>
+        <w:t xml:space="preserve"> Eindeutigkeit der Formulierung</w:t>
+      </w:r>
+    </w:p>
+    <w:p>
+      <w:pPr>
+        <w:pStyle w:val="Compact"/>
+        <w:numPr>
+          <w:ilvl w:val="0"/>
+          <w:numId w:val="7"/>
+        </w:numPr>
+        <w:rPr>
+          <w:sz w:val="22"/>
+          <w:szCs w:val="22"/>
+        </w:rPr>
+      </w:pPr>
+      <w:r>
+        <w:rPr>
+          <w:b/>
+          <w:bCs/>
+          <w:sz w:val="22"/>
+          <w:szCs w:val="22"/>
+        </w:rPr>
+        <w:t>Beantwortbarkeit:</w:t>
+      </w:r>
+      <w:r>
+        <w:rPr>
+          <w:sz w:val="22"/>
+          <w:szCs w:val="22"/>
+        </w:rPr>
+        <w:t xml:space="preserve"> Verfügbarkeit der Informationen im Text</w:t>
+      </w:r>
+    </w:p>
+    <w:p>
+      <w:pPr>
+        <w:pStyle w:val="Compact"/>
+        <w:numPr>
+          <w:ilvl w:val="0"/>
+          <w:numId w:val="7"/>
+        </w:numPr>
+        <w:rPr>
+          <w:sz w:val="22"/>
+          <w:szCs w:val="22"/>
+        </w:rPr>
+      </w:pPr>
+      <w:r>
+        <w:rPr>
+          <w:b/>
+          <w:bCs/>
+          <w:sz w:val="22"/>
+          <w:szCs w:val="22"/>
+        </w:rPr>
+        <w:t>Herausforderung:</w:t>
+      </w:r>
+      <w:r>
+        <w:rPr>
+          <w:sz w:val="22"/>
+          <w:szCs w:val="22"/>
+        </w:rPr>
+        <w:t xml:space="preserve"> Anspruchsniveau der Frage</w:t>
+      </w:r>
+    </w:p>
+    <w:p>
+      <w:pPr>
+        <w:pStyle w:val="Compact"/>
+        <w:numPr>
+          <w:ilvl w:val="0"/>
+          <w:numId w:val="7"/>
+        </w:numPr>
+        <w:rPr>
+          <w:sz w:val="22"/>
+          <w:szCs w:val="22"/>
+        </w:rPr>
+      </w:pPr>
+      <w:r>
+        <w:rPr>
+          <w:b/>
+          <w:bCs/>
+          <w:sz w:val="22"/>
+          <w:szCs w:val="22"/>
+        </w:rPr>
+        <w:t>Wertigkeit:</w:t>
+      </w:r>
+      <w:r>
+        <w:rPr>
+          <w:sz w:val="22"/>
+          <w:szCs w:val="22"/>
+        </w:rPr>
+        <w:t xml:space="preserve"> Bedeutung für vorgegebenes Lernziel</w:t>
+      </w:r>
+    </w:p>
+    <w:p>
+      <w:pPr>
+        <w:pStyle w:val="Compact"/>
+        <w:numPr>
+          <w:ilvl w:val="0"/>
+          <w:numId w:val="7"/>
+        </w:numPr>
+        <w:rPr>
+          <w:sz w:val="22"/>
+          <w:szCs w:val="22"/>
+        </w:rPr>
+      </w:pPr>
+      <w:r>
+        <w:rPr>
+          <w:b/>
+          <w:bCs/>
+          <w:sz w:val="22"/>
+          <w:szCs w:val="22"/>
+        </w:rPr>
+        <w:t>Sprachqualität:</w:t>
+      </w:r>
+      <w:r>
+        <w:rPr>
+          <w:sz w:val="22"/>
+          <w:szCs w:val="22"/>
+        </w:rPr>
+        <w:t xml:space="preserve"> Verständlichkeit und Angemessenheit</w:t>
+      </w:r>
+    </w:p>
+    <w:p>
+      <w:pPr>
+        <w:pStyle w:val="Compact"/>
+        <w:rPr>
+          <w:sz w:val="22"/>
+          <w:szCs w:val="22"/>
+        </w:rPr>
+      </w:pPr>
+      <w:r>
+        <w:rPr>
+          <w:sz w:val="22"/>
+          <w:szCs w:val="22"/>
+        </w:rPr>
+      </w:r>
+    </w:p>
+    <w:p>
+      <w:pPr>
+        <w:pStyle w:val="FirstParagraph"/>
+        <w:rPr>
+          <w:sz w:val="22"/>
+          <w:szCs w:val="22"/>
+        </w:rPr>
+      </w:pPr>
+      <w:r>
+        <w:rPr>
+          <w:b/>
+          <w:bCs/>
+          <w:sz w:val="22"/>
+          <w:szCs w:val="22"/>
+        </w:rPr>
+        <w:t>Antwortbewertung:</w:t>
+      </w:r>
+    </w:p>
+    <w:p>
+      <w:pPr>
+        <w:pStyle w:val="Compact"/>
+        <w:numPr>
+          <w:ilvl w:val="0"/>
+          <w:numId w:val="7"/>
+        </w:numPr>
+        <w:rPr>
+          <w:sz w:val="22"/>
+          <w:szCs w:val="22"/>
+        </w:rPr>
+      </w:pPr>
+      <w:r>
+        <w:rPr>
+          <w:b/>
+          <w:bCs/>
+          <w:sz w:val="22"/>
+          <w:szCs w:val="22"/>
+        </w:rPr>
+        <w:t>Klarheit:</w:t>
+      </w:r>
+      <w:r>
+        <w:rPr>
+          <w:sz w:val="22"/>
+          <w:szCs w:val="22"/>
+        </w:rPr>
+        <w:t xml:space="preserve"> Eindeutigkeit der Formulierung</w:t>
+      </w:r>
+    </w:p>
+    <w:p>
+      <w:pPr>
+        <w:pStyle w:val="Compact"/>
+        <w:numPr>
+          <w:ilvl w:val="0"/>
+          <w:numId w:val="7"/>
+        </w:numPr>
+        <w:rPr>
+          <w:sz w:val="22"/>
+          <w:szCs w:val="22"/>
+        </w:rPr>
+      </w:pPr>
+      <w:r>
+        <w:rPr>
+          <w:b/>
+          <w:bCs/>
+          <w:sz w:val="22"/>
+          <w:szCs w:val="22"/>
+        </w:rPr>
+        <w:t>Sprachqualität:</w:t>
+      </w:r>
+      <w:r>
+        <w:rPr>
+          <w:sz w:val="22"/>
+          <w:szCs w:val="22"/>
+        </w:rPr>
+        <w:t xml:space="preserve"> Verständlichkeit und Angemessenheit</w:t>
+      </w:r>
+    </w:p>
+    <w:p>
+      <w:pPr>
+        <w:pStyle w:val="Compact"/>
+        <w:numPr>
+          <w:ilvl w:val="0"/>
+          <w:numId w:val="7"/>
+        </w:numPr>
+        <w:rPr>
+          <w:sz w:val="22"/>
+          <w:szCs w:val="22"/>
+        </w:rPr>
+      </w:pPr>
+      <w:r>
+        <w:rPr>
+          <w:b/>
+          <w:bCs/>
+          <w:sz w:val="22"/>
+          <w:szCs w:val="22"/>
+        </w:rPr>
+        <w:t>Korrektheit:</w:t>
+      </w:r>
+      <w:r>
+        <w:rPr>
+          <w:sz w:val="22"/>
+          <w:szCs w:val="22"/>
+        </w:rPr>
+        <w:t xml:space="preserve"> Fachliche Richtigkeit bezogen auf den Text, gemessen als Inhaltstreue zur Quelle</w:t>
+      </w:r>
+      <w:bookmarkEnd w:id="3"/>
+    </w:p>
+    <w:p>
+      <w:pPr>
+        <w:pStyle w:val="Heading3"/>
+        <w:rPr/>
+      </w:pPr>
+      <w:bookmarkStart w:id="4" w:name="schritt-2-csv-struktur-verstehen"/>
+      <w:r>
+        <w:rPr/>
+        <w:t>Schritt 2: CSV-Struktur verstehen</w:t>
+      </w:r>
+    </w:p>
+    <w:p>
+      <w:pPr>
+        <w:pStyle w:val="FirstParagraph"/>
+        <w:rPr/>
+      </w:pPr>
+      <w:r>
+        <w:rPr>
+          <w:sz w:val="22"/>
+          <w:szCs w:val="22"/>
+        </w:rPr>
+        <w:t xml:space="preserve">Die Datei </w:t>
+      </w:r>
+      <w:r>
+        <w:rPr>
+          <w:rStyle w:val="VerbatimChar"/>
+          <w:sz w:val="22"/>
+          <w:szCs w:val="22"/>
+        </w:rPr>
+        <w:t>exp1.csv</w:t>
+      </w:r>
+      <w:r>
+        <w:rPr>
+          <w:sz w:val="22"/>
+          <w:szCs w:val="22"/>
+        </w:rPr>
+        <w:t xml:space="preserve"> enthält:</w:t>
+      </w:r>
+    </w:p>
+    <w:p>
+      <w:pPr>
+        <w:pStyle w:val="Compact"/>
+        <w:numPr>
+          <w:ilvl w:val="0"/>
+          <w:numId w:val="7"/>
+        </w:numPr>
+        <w:rPr/>
+      </w:pPr>
+      <w:r>
+        <w:rPr>
+          <w:rStyle w:val="VerbatimChar"/>
+          <w:sz w:val="22"/>
+          <w:szCs w:val="22"/>
+        </w:rPr>
+        <w:t>sample_id</w:t>
+      </w:r>
+      <w:r>
+        <w:rPr>
+          <w:sz w:val="22"/>
+          <w:szCs w:val="22"/>
+        </w:rPr>
+        <w:t>: Eindeutige ID (001-024) für Zuordnung zur Fragendatei</w:t>
+      </w:r>
+    </w:p>
+    <w:p>
+      <w:pPr>
+        <w:pStyle w:val="Compact"/>
+        <w:numPr>
+          <w:ilvl w:val="0"/>
+          <w:numId w:val="7"/>
+        </w:numPr>
+        <w:rPr/>
+      </w:pPr>
+      <w:r>
+        <w:rPr>
+          <w:rStyle w:val="VerbatimChar"/>
+          <w:sz w:val="22"/>
+          <w:szCs w:val="22"/>
+        </w:rPr>
+        <w:t>layer</w:t>
+      </w:r>
+      <w:r>
+        <w:rPr>
+          <w:sz w:val="22"/>
+          <w:szCs w:val="22"/>
+        </w:rPr>
+        <w:t>: OSI-Layer (1-7), aus dem die Frage generiert wurde</w:t>
+      </w:r>
+    </w:p>
+    <w:p>
+      <w:pPr>
+        <w:pStyle w:val="Compact"/>
+        <w:numPr>
+          <w:ilvl w:val="0"/>
+          <w:numId w:val="7"/>
+        </w:numPr>
+        <w:rPr/>
+      </w:pPr>
+      <w:r>
+        <w:rPr>
+          <w:rStyle w:val="VerbatimChar"/>
+          <w:sz w:val="22"/>
+          <w:szCs w:val="22"/>
+        </w:rPr>
+        <w:t>question_type</w:t>
+      </w:r>
+      <w:r>
+        <w:rPr>
+          <w:sz w:val="22"/>
+          <w:szCs w:val="22"/>
+        </w:rPr>
+        <w:t xml:space="preserve">: </w:t>
+      </w:r>
+      <w:r>
+        <w:rPr>
+          <w:rStyle w:val="VerbatimChar"/>
+          <w:sz w:val="22"/>
+          <w:szCs w:val="22"/>
+        </w:rPr>
+        <w:t>mcq</w:t>
+      </w:r>
+      <w:r>
+        <w:rPr>
+          <w:sz w:val="22"/>
+          <w:szCs w:val="22"/>
+        </w:rPr>
+        <w:t xml:space="preserve"> oder </w:t>
+      </w:r>
+      <w:r>
+        <w:rPr>
+          <w:rStyle w:val="VerbatimChar"/>
+          <w:sz w:val="22"/>
+          <w:szCs w:val="22"/>
+        </w:rPr>
+        <w:t>open_ended</w:t>
+      </w:r>
+    </w:p>
+    <w:p>
+      <w:pPr>
+        <w:pStyle w:val="Compact"/>
+        <w:numPr>
+          <w:ilvl w:val="0"/>
+          <w:numId w:val="7"/>
+        </w:numPr>
+        <w:rPr>
+          <w:sz w:val="22"/>
+          <w:szCs w:val="22"/>
+        </w:rPr>
+      </w:pPr>
+      <w:r>
+        <w:rPr>
+          <w:sz w:val="22"/>
+          <w:szCs w:val="22"/>
+        </w:rPr>
+        <w:t>Die 6 Bewertungsspalten für die Fragenbewertung (q_relevance, q_clarity, q_answerability, q_challenge, q_value, q_language)</w:t>
+      </w:r>
+    </w:p>
+    <w:p>
+      <w:pPr>
+        <w:pStyle w:val="Compact"/>
+        <w:numPr>
+          <w:ilvl w:val="0"/>
+          <w:numId w:val="7"/>
+        </w:numPr>
+        <w:rPr>
+          <w:sz w:val="22"/>
+          <w:szCs w:val="22"/>
+        </w:rPr>
+      </w:pPr>
+      <w:r>
+        <w:rPr>
+          <w:sz w:val="22"/>
+          <w:szCs w:val="22"/>
+        </w:rPr>
+        <w:t>Die 3 Bewertungsspalten für die Antwortenbewertung (a_clarity, a_language, a_correctness)</w:t>
+      </w:r>
+    </w:p>
+    <w:p>
+      <w:pPr>
+        <w:pStyle w:val="Compact"/>
+        <w:numPr>
+          <w:ilvl w:val="0"/>
+          <w:numId w:val="7"/>
+        </w:numPr>
+        <w:rPr/>
+      </w:pPr>
+      <w:r>
+        <w:rPr>
+          <w:rStyle w:val="VerbatimChar"/>
+          <w:sz w:val="22"/>
+          <w:szCs w:val="22"/>
+        </w:rPr>
+        <w:t>answer_problems</w:t>
+      </w:r>
+      <w:r>
+        <w:rPr>
+          <w:sz w:val="22"/>
+          <w:szCs w:val="22"/>
+        </w:rPr>
+        <w:t>: Sind gewisse Antworten problematisch? Warum?</w:t>
+      </w:r>
+    </w:p>
+    <w:p>
+      <w:pPr>
+        <w:pStyle w:val="Compact"/>
+        <w:numPr>
+          <w:ilvl w:val="0"/>
+          <w:numId w:val="7"/>
+        </w:numPr>
+        <w:rPr/>
+      </w:pPr>
+      <w:r>
+        <w:rPr>
+          <w:rStyle w:val="VerbatimChar"/>
+          <w:sz w:val="22"/>
+          <w:szCs w:val="22"/>
+        </w:rPr>
+        <w:t>comments</w:t>
+      </w:r>
+      <w:r>
+        <w:rPr>
+          <w:sz w:val="22"/>
+          <w:szCs w:val="22"/>
+        </w:rPr>
+        <w:t>: Für zusätzliche Anmerkungen</w:t>
+      </w:r>
+      <w:bookmarkEnd w:id="4"/>
+    </w:p>
+    <w:p>
+      <w:pPr>
+        <w:pStyle w:val="Heading3"/>
+        <w:rPr/>
+      </w:pPr>
+      <w:bookmarkStart w:id="5" w:name="schritt-3-bewertung-durchführen"/>
+      <w:r>
+        <w:rPr/>
+        <w:t>Schritt 3: Bewertung durchführen</w:t>
+      </w:r>
+    </w:p>
+    <w:p>
+      <w:pPr>
+        <w:pStyle w:val="Compact"/>
+        <w:numPr>
+          <w:ilvl w:val="0"/>
+          <w:numId w:val="15"/>
+        </w:numPr>
+        <w:rPr/>
+      </w:pPr>
+      <w:r>
+        <w:rPr>
+          <w:sz w:val="22"/>
+          <w:szCs w:val="22"/>
+        </w:rPr>
+        <w:t xml:space="preserve">Öffnen Sie </w:t>
+      </w:r>
+      <w:r>
+        <w:rPr>
+          <w:rStyle w:val="VerbatimChar"/>
+          <w:sz w:val="22"/>
+          <w:szCs w:val="22"/>
+        </w:rPr>
+        <w:t>exp1.csv</w:t>
+      </w:r>
+    </w:p>
+    <w:p>
+      <w:pPr>
+        <w:pStyle w:val="Compact"/>
+        <w:numPr>
+          <w:ilvl w:val="0"/>
+          <w:numId w:val="11"/>
+        </w:numPr>
+        <w:rPr>
+          <w:sz w:val="22"/>
+          <w:szCs w:val="22"/>
+        </w:rPr>
+      </w:pPr>
+      <w:r>
+        <w:rPr>
+          <w:sz w:val="22"/>
+          <w:szCs w:val="22"/>
+        </w:rPr>
+        <w:t>Für jede Zeile:</w:t>
+      </w:r>
+    </w:p>
+    <w:p>
+      <w:pPr>
+        <w:pStyle w:val="Compact"/>
+        <w:numPr>
+          <w:ilvl w:val="1"/>
+          <w:numId w:val="7"/>
+        </w:numPr>
+        <w:rPr>
+          <w:sz w:val="22"/>
+          <w:szCs w:val="22"/>
+        </w:rPr>
+      </w:pPr>
+      <w:r>
+        <w:rPr>
+          <w:sz w:val="22"/>
+          <w:szCs w:val="22"/>
+        </w:rPr>
+        <w:t>Öffnen Sie die entsprechende Fragendatei und lesen Sie die Frage sorgfältig</w:t>
+      </w:r>
+    </w:p>
+    <w:p>
+      <w:pPr>
+        <w:pStyle w:val="Compact"/>
+        <w:numPr>
+          <w:ilvl w:val="1"/>
+          <w:numId w:val="7"/>
+        </w:numPr>
+        <w:rPr>
+          <w:sz w:val="22"/>
+          <w:szCs w:val="22"/>
+        </w:rPr>
+      </w:pPr>
+      <w:r>
+        <w:rPr>
+          <w:sz w:val="22"/>
+          <w:szCs w:val="22"/>
+        </w:rPr>
+        <w:t xml:space="preserve">Prüfen Sie den Quelltext </w:t>
+      </w:r>
+      <w:r>
+        <w:rPr>
+          <w:sz w:val="22"/>
+          <w:szCs w:val="22"/>
+        </w:rPr>
+        <w:t>(</w:t>
+      </w:r>
+      <w:r>
+        <w:rPr>
+          <w:sz w:val="22"/>
+          <w:szCs w:val="22"/>
+        </w:rPr>
+        <w:t>direkt unter der Frage angegeben</w:t>
+      </w:r>
+      <w:r>
+        <w:rPr>
+          <w:sz w:val="22"/>
+          <w:szCs w:val="22"/>
+        </w:rPr>
+        <w:t>)</w:t>
+      </w:r>
+    </w:p>
+    <w:p>
+      <w:pPr>
+        <w:pStyle w:val="Compact"/>
+        <w:numPr>
+          <w:ilvl w:val="1"/>
+          <w:numId w:val="7"/>
+        </w:numPr>
+        <w:rPr>
+          <w:sz w:val="22"/>
+          <w:szCs w:val="22"/>
+        </w:rPr>
+      </w:pPr>
+      <w:r>
+        <w:rPr>
+          <w:sz w:val="22"/>
+          <w:szCs w:val="22"/>
+        </w:rPr>
+        <w:t>Bewerten Sie nach den 6 Kategorien der Rubrik für die Frage</w:t>
+      </w:r>
+    </w:p>
+    <w:p>
+      <w:pPr>
+        <w:pStyle w:val="Compact"/>
+        <w:numPr>
+          <w:ilvl w:val="1"/>
+          <w:numId w:val="7"/>
+        </w:numPr>
+        <w:rPr>
+          <w:sz w:val="22"/>
+          <w:szCs w:val="22"/>
+        </w:rPr>
+      </w:pPr>
+      <w:r>
+        <w:rPr>
+          <w:sz w:val="22"/>
+          <w:szCs w:val="22"/>
+        </w:rPr>
+        <w:t>Bewerten Sie nach den 3 Kategorien der Rubrik für die Antworten</w:t>
+      </w:r>
+    </w:p>
+    <w:p>
+      <w:pPr>
+        <w:pStyle w:val="Compact"/>
+        <w:numPr>
+          <w:ilvl w:val="1"/>
+          <w:numId w:val="7"/>
+        </w:numPr>
+        <w:rPr>
+          <w:sz w:val="22"/>
+          <w:szCs w:val="22"/>
+        </w:rPr>
+      </w:pPr>
+      <w:r>
+        <w:rPr>
+          <w:sz w:val="22"/>
+          <w:szCs w:val="22"/>
+        </w:rPr>
+        <w:t>Notieren Sie Ihre Bewertungen entsprechend in die CSV</w:t>
+      </w:r>
+    </w:p>
+    <w:p>
+      <w:pPr>
+        <w:pStyle w:val="Compact"/>
+        <w:numPr>
+          <w:ilvl w:val="1"/>
+          <w:numId w:val="7"/>
+        </w:numPr>
+        <w:rPr/>
+      </w:pPr>
+      <w:r>
+        <w:rPr>
+          <w:sz w:val="22"/>
+          <w:szCs w:val="22"/>
+        </w:rPr>
+        <w:t xml:space="preserve">Notieren Sie gegebenenfalls problematische Antworten/Antwortoptionen in </w:t>
+      </w:r>
+      <w:r>
+        <w:rPr>
+          <w:rStyle w:val="VerbatimChar"/>
+          <w:sz w:val="22"/>
+          <w:szCs w:val="22"/>
+        </w:rPr>
+        <w:t>answer_problems</w:t>
+      </w:r>
+      <w:r>
+        <w:rPr>
+          <w:sz w:val="22"/>
+          <w:szCs w:val="22"/>
+        </w:rPr>
+        <w:t>, und warum diese problematisch sind</w:t>
+      </w:r>
+    </w:p>
+    <w:p>
+      <w:pPr>
+        <w:pStyle w:val="Compact"/>
+        <w:numPr>
+          <w:ilvl w:val="1"/>
+          <w:numId w:val="7"/>
+        </w:numPr>
+        <w:rPr/>
+      </w:pPr>
+      <w:r>
+        <w:rPr>
+          <w:sz w:val="22"/>
+          <w:szCs w:val="22"/>
+        </w:rPr>
+        <w:t xml:space="preserve">Ergänzen Sie bei Bedarf weitere Kommentare in </w:t>
+      </w:r>
+      <w:r>
+        <w:rPr>
+          <w:rStyle w:val="VerbatimChar"/>
+          <w:sz w:val="22"/>
+          <w:szCs w:val="22"/>
+        </w:rPr>
+        <w:t>comments</w:t>
+      </w:r>
+    </w:p>
+    <w:p>
+      <w:pPr>
+        <w:pStyle w:val="FirstParagraph"/>
+        <w:rPr>
+          <w:sz w:val="22"/>
+          <w:szCs w:val="22"/>
+        </w:rPr>
+      </w:pPr>
+      <w:r>
+        <w:rPr>
+          <w:b/>
+          <w:bCs/>
+          <w:sz w:val="22"/>
+          <w:szCs w:val="22"/>
+        </w:rPr>
+        <w:t>Bewertungsfokus:</w:t>
+      </w:r>
+    </w:p>
+    <w:p>
+      <w:pPr>
+        <w:pStyle w:val="Compact"/>
+        <w:numPr>
+          <w:ilvl w:val="0"/>
+          <w:numId w:val="7"/>
+        </w:numPr>
+        <w:rPr>
+          <w:sz w:val="22"/>
+          <w:szCs w:val="22"/>
+        </w:rPr>
+      </w:pPr>
+      <w:r>
+        <w:rPr>
+          <w:sz w:val="22"/>
+          <w:szCs w:val="22"/>
+        </w:rPr>
+        <w:t>Ist die Frage fachlich korrekt bezogen auf den Layer-Text?</w:t>
+      </w:r>
+    </w:p>
+    <w:p>
+      <w:pPr>
+        <w:pStyle w:val="Compact"/>
+        <w:numPr>
+          <w:ilvl w:val="0"/>
+          <w:numId w:val="7"/>
+        </w:numPr>
+        <w:rPr>
+          <w:sz w:val="22"/>
+          <w:szCs w:val="22"/>
+        </w:rPr>
+      </w:pPr>
+      <w:bookmarkStart w:id="6" w:name="anleitung-für-experten"/>
+      <w:bookmarkStart w:id="7" w:name="schritt-3-bewertung-durchführen"/>
+      <w:r>
+        <w:rPr>
+          <w:sz w:val="22"/>
+          <w:szCs w:val="22"/>
+        </w:rPr>
+        <w:t>Sind alle im Text enthaltenen Informationen richtig wiedergegeben?</w:t>
+      </w:r>
+      <w:bookmarkEnd w:id="6"/>
+      <w:bookmarkEnd w:id="7"/>
+    </w:p>
+    <w:p>
+      <w:pPr>
+        <w:pStyle w:val="Heading2"/>
+        <w:rPr/>
+      </w:pPr>
+      <w:bookmarkStart w:id="8" w:name="dankbarkeit"/>
+      <w:r>
+        <w:rPr/>
+        <w:t>Dankbarkeit</w:t>
+      </w:r>
+    </w:p>
+    <w:p>
+      <w:pPr>
+        <w:pStyle w:val="FirstParagraph"/>
+        <w:rPr>
+          <w:sz w:val="22"/>
+          <w:szCs w:val="22"/>
+        </w:rPr>
+      </w:pPr>
+      <w:bookmarkStart w:id="9" w:name="Xdef6236bb5f38117b519091ae3187e154a68fb8"/>
+      <w:bookmarkStart w:id="10" w:name="dankbarkeit"/>
+      <w:r>
+        <w:rPr>
+          <w:sz w:val="22"/>
+          <w:szCs w:val="22"/>
+        </w:rPr>
+        <w:t>Vielen Dank für Ihre Unterstützung bei der Evaluation! Ihre Einschätzungen sind wertvoll für die Forschung.</w:t>
+      </w:r>
+      <w:bookmarkEnd w:id="9"/>
+      <w:bookmarkEnd w:id="10"/>
+    </w:p>
+    <w:p>
+      <w:pPr>
+        <w:pStyle w:val="Heading1"/>
+        <w:bidi w:val="0"/>
+        <w:jc w:val="start"/>
+        <w:rPr/>
+      </w:pPr>
+      <w:r>
+        <w:rPr/>
+        <w:t>Bewertungsrubrik für LLM-generierte Fragen</w:t>
+      </w:r>
+    </w:p>
+    <w:p>
+      <w:pPr>
+        <w:pStyle w:val="Heading2"/>
+        <w:bidi w:val="0"/>
+        <w:jc w:val="start"/>
+        <w:rPr/>
+      </w:pPr>
+      <w:r>
+        <w:rPr/>
+        <w:t>Relevanz/Relevance</w:t>
+      </w:r>
+    </w:p>
+    <w:p>
+      <w:pPr>
+        <w:pStyle w:val="FirstParagraph"/>
+        <w:bidi w:val="0"/>
+        <w:jc w:val="start"/>
+        <w:rPr>
+          <w:sz w:val="22"/>
+          <w:szCs w:val="22"/>
+        </w:rPr>
+      </w:pPr>
+      <w:r>
+        <w:rPr>
+          <w:b/>
+          <w:bCs/>
+          <w:sz w:val="22"/>
+          <w:szCs w:val="22"/>
+        </w:rPr>
+        <w:t>Fragestellung:</w:t>
+      </w:r>
+      <w:r>
+        <w:rPr>
+          <w:sz w:val="22"/>
+          <w:szCs w:val="22"/>
+        </w:rPr>
+        <w:t xml:space="preserve"> Wie gut bezieht sich die Frage auf den Inhalt des bereitgestellten Textes?</w:t>
       </w:r>
     </w:p>
     <w:p>
@@ -108,10 +1160,41 @@
       </w:pPr>
       <w:r>
         <w:rPr>
-          <w:sz w:val="22"/>
-          <w:szCs w:val="22"/>
-        </w:rPr>
-        <w:t>Aufteilung in 7 einzelne TXT-Files (Layer 1-7)</w:t>
+          <w:b/>
+          <w:bCs/>
+          <w:sz w:val="22"/>
+          <w:szCs w:val="22"/>
+        </w:rPr>
+        <w:t>5 - Überaus relevant:</w:t>
+      </w:r>
+      <w:r>
+        <w:rPr>
+          <w:sz w:val="22"/>
+          <w:szCs w:val="22"/>
+        </w:rPr>
+        <w:t xml:space="preserve"> Bezieht sich auf zentrale Themen und korrekte Fachbegriffe</w:t>
+      </w:r>
+    </w:p>
+    <w:p>
+      <w:pPr>
+        <w:pStyle w:val="Compact"/>
+        <w:numPr>
+          <w:ilvl w:val="1"/>
+          <w:numId w:val="1"/>
+        </w:numPr>
+        <w:bidi w:val="0"/>
+        <w:jc w:val="start"/>
+        <w:rPr>
+          <w:sz w:val="22"/>
+          <w:szCs w:val="22"/>
+        </w:rPr>
+      </w:pPr>
+      <w:r>
+        <w:rPr>
+          <w:sz w:val="22"/>
+          <w:szCs w:val="22"/>
+        </w:rPr>
+        <w:t>Bsp.: “Welche Kernaufgaben erfüllt der Data Link Layer und worin unterscheiden sich diese hinsichtlich ihrer Zielsetzung?”</w:t>
       </w:r>
     </w:p>
     <w:p>
@@ -130,98 +1213,19 @@
       </w:pPr>
       <w:r>
         <w:rPr>
-          <w:sz w:val="22"/>
-          <w:szCs w:val="22"/>
-        </w:rPr>
-        <w:t>Bei Fragengenerierung wurde zum schnellen Nachvollziehen nachträglich der jeweilige Layer-Text in das Frage-File geschrieben</w:t>
-      </w:r>
-    </w:p>
-    <w:p>
-      <w:pPr>
-        <w:pStyle w:val="FirstParagraph"/>
-        <w:bidi w:val="0"/>
-        <w:jc w:val="start"/>
-        <w:rPr>
-          <w:sz w:val="22"/>
-          <w:szCs w:val="22"/>
-        </w:rPr>
-      </w:pPr>
-      <w:r>
-        <w:rPr>
           <w:b/>
           <w:bCs/>
           <w:sz w:val="22"/>
           <w:szCs w:val="22"/>
         </w:rPr>
-        <w:t>Generierte Fragen:</w:t>
-      </w:r>
-    </w:p>
-    <w:p>
-      <w:pPr>
-        <w:pStyle w:val="BodyText"/>
-        <w:bidi w:val="0"/>
-        <w:jc w:val="start"/>
-        <w:rPr>
-          <w:sz w:val="22"/>
-          <w:szCs w:val="22"/>
-        </w:rPr>
-      </w:pPr>
-      <w:r>
-        <w:rPr>
-          <w:sz w:val="22"/>
-          <w:szCs w:val="22"/>
-        </w:rPr>
-        <w:t xml:space="preserve">Vorabinformation: Zur Steuerung der kognitiven Anforderung wurden in die Prompts für alle 4 LLMs bei jedem Lauf ein gemeinsames, randomisiertes Bloom-Level integriert, siehe </w:t>
-      </w:r>
-      <w:r>
-        <w:rPr>
-          <w:b/>
-          <w:bCs/>
-          <w:sz w:val="22"/>
-          <w:szCs w:val="22"/>
-        </w:rPr>
-        <w:t>Bloom’s revised Taxonomy</w:t>
-      </w:r>
-      <w:r>
-        <w:rPr>
-          <w:sz w:val="22"/>
-          <w:szCs w:val="22"/>
-        </w:rPr>
-        <w:t xml:space="preserve"> mit 6 Stufen.</w:t>
-      </w:r>
-    </w:p>
-    <w:p>
-      <w:pPr>
-        <w:pStyle w:val="BodyText"/>
-        <w:bidi w:val="0"/>
-        <w:jc w:val="start"/>
-        <w:rPr>
-          <w:sz w:val="22"/>
-          <w:szCs w:val="22"/>
-        </w:rPr>
-      </w:pPr>
-      <w:r>
-        <w:rPr>
-          <w:sz w:val="22"/>
-          <w:szCs w:val="22"/>
-        </w:rPr>
-        <w:t xml:space="preserve">Zudem hat jede Frage ein bestimmtes Lernziel, basierend auf dem jeweiligen OSI-Layer (1/7), zu erfüllen. Das Einhalten dessen soll mit der </w:t>
-      </w:r>
-      <w:r>
-        <w:rPr>
-          <w:b/>
-          <w:bCs/>
-          <w:sz w:val="22"/>
-          <w:szCs w:val="22"/>
-        </w:rPr>
-        <w:t>Wertigkeit</w:t>
-      </w:r>
-      <w:r>
-        <w:rPr>
-          <w:sz w:val="22"/>
-          <w:szCs w:val="22"/>
-        </w:rPr>
-        <w:t>-Kategorie in der Rubrik bewertet werden.</w:t>
+        <w:t>4 - Relevant:</w:t>
+      </w:r>
+      <w:r>
+        <w:rPr>
+          <w:sz w:val="22"/>
+          <w:szCs w:val="22"/>
+        </w:rPr>
+        <w:t xml:space="preserve"> Bezieht sich auf wichtige Textinhalte</w:t>
       </w:r>
     </w:p>
     <w:p>
@@ -240,10 +1244,19 @@
       </w:pPr>
       <w:r>
         <w:rPr>
-          <w:sz w:val="22"/>
-          <w:szCs w:val="22"/>
-        </w:rPr>
-        <w:t>4 LLMs × 7 Layer × 2 Fragetypen = 56 Fragen gesamt</w:t>
+          <w:b/>
+          <w:bCs/>
+          <w:sz w:val="22"/>
+          <w:szCs w:val="22"/>
+        </w:rPr>
+        <w:t>3 - Mäßig relevant:</w:t>
+      </w:r>
+      <w:r>
+        <w:rPr>
+          <w:sz w:val="22"/>
+          <w:szCs w:val="22"/>
+        </w:rPr>
+        <w:t xml:space="preserve"> Behandelt eher nebensächliche Aspekte des Textes</w:t>
       </w:r>
     </w:p>
     <w:p>
@@ -262,10 +1275,19 @@
       </w:pPr>
       <w:r>
         <w:rPr>
-          <w:sz w:val="22"/>
-          <w:szCs w:val="22"/>
-        </w:rPr>
-        <w:t>Pro LLM: 7 Multiple-Choice + 7 Open-Ended Fragen</w:t>
+          <w:b/>
+          <w:bCs/>
+          <w:sz w:val="22"/>
+          <w:szCs w:val="22"/>
+        </w:rPr>
+        <w:t>2 - Weniger relevant:</w:t>
+      </w:r>
+      <w:r>
+        <w:rPr>
+          <w:sz w:val="22"/>
+          <w:szCs w:val="22"/>
+        </w:rPr>
+        <w:t xml:space="preserve"> Nur oberflächlicher Textbezug</w:t>
       </w:r>
     </w:p>
     <w:p>
@@ -284,10 +1306,82 @@
       </w:pPr>
       <w:r>
         <w:rPr>
-          <w:sz w:val="22"/>
-          <w:szCs w:val="22"/>
-        </w:rPr>
-        <w:t>Random Bloom-Level pro Frage (Bloom 1-6 für Open-Ended, Bloom 1-3 für MCQ)</w:t>
+          <w:b/>
+          <w:bCs/>
+          <w:sz w:val="22"/>
+          <w:szCs w:val="22"/>
+        </w:rPr>
+        <w:t>1 - Nicht relevant:</w:t>
+      </w:r>
+      <w:r>
+        <w:rPr>
+          <w:sz w:val="22"/>
+          <w:szCs w:val="22"/>
+        </w:rPr>
+        <w:t xml:space="preserve"> Kein Bezug zum Textinhalt</w:t>
+      </w:r>
+    </w:p>
+    <w:p>
+      <w:pPr>
+        <w:pStyle w:val="Compact"/>
+        <w:numPr>
+          <w:ilvl w:val="1"/>
+          <w:numId w:val="1"/>
+        </w:numPr>
+        <w:bidi w:val="0"/>
+        <w:jc w:val="start"/>
+        <w:rPr>
+          <w:sz w:val="22"/>
+          <w:szCs w:val="22"/>
+        </w:rPr>
+      </w:pPr>
+      <w:bookmarkStart w:id="11" w:name="relevanzrelevance"/>
+      <w:r>
+        <w:rPr>
+          <w:sz w:val="22"/>
+          <w:szCs w:val="22"/>
+        </w:rPr>
+        <w:t>Bsp.: “Welche Programmiersprache wird am häufigsten für die Implementierung von Netzwerkprotokollen verwendet?”</w:t>
+      </w:r>
+      <w:bookmarkEnd w:id="11"/>
+    </w:p>
+    <w:p>
+      <w:pPr>
+        <w:pStyle w:val="Heading2"/>
+        <w:bidi w:val="0"/>
+        <w:jc w:val="start"/>
+        <w:rPr/>
+      </w:pPr>
+      <w:r>
+        <w:rPr/>
+        <w:t>Klarheit/Clarity</w:t>
+      </w:r>
+    </w:p>
+    <w:p>
+      <w:pPr>
+        <w:pStyle w:val="FirstParagraph"/>
+        <w:bidi w:val="0"/>
+        <w:jc w:val="start"/>
+        <w:rPr>
+          <w:sz w:val="22"/>
+          <w:szCs w:val="22"/>
+        </w:rPr>
+      </w:pPr>
+      <w:r>
+        <w:rPr>
+          <w:b/>
+          <w:bCs/>
+          <w:sz w:val="22"/>
+          <w:szCs w:val="22"/>
+        </w:rPr>
+        <w:t>Fragestellung:</w:t>
+      </w:r>
+      <w:r>
+        <w:rPr>
+          <w:sz w:val="22"/>
+          <w:szCs w:val="22"/>
+        </w:rPr>
+        <w:t xml:space="preserve"> Wie eindeutig und verständlich ist die Frage formuliert?</w:t>
       </w:r>
     </w:p>
     <w:p>
@@ -304,86 +1398,43 @@
           <w:szCs w:val="22"/>
         </w:rPr>
       </w:pPr>
-      <w:bookmarkStart w:id="0" w:name="experimentaufbau"/>
-      <w:r>
-        <w:rPr>
-          <w:sz w:val="22"/>
-          <w:szCs w:val="22"/>
-        </w:rPr>
-        <w:t>Sample für Bewertung: 24 Fragen (6 pro LLM: 3 MCQ + 3 Open-Ended)</w:t>
-      </w:r>
-      <w:bookmarkEnd w:id="0"/>
-    </w:p>
-    <w:p>
-      <w:pPr>
-        <w:pStyle w:val="Heading2"/>
-        <w:bidi w:val="0"/>
-        <w:jc w:val="start"/>
-        <w:rPr/>
-      </w:pPr>
-      <w:r>
-        <w:rPr/>
-        <w:t>Anleitung für Experten</w:t>
-      </w:r>
-    </w:p>
-    <w:p>
-      <w:pPr>
-        <w:pStyle w:val="Heading3"/>
-        <w:bidi w:val="0"/>
-        <w:jc w:val="start"/>
-        <w:rPr/>
-      </w:pPr>
-      <w:bookmarkStart w:id="1" w:name="schritt-1-bewertungskriterien-verstehen"/>
-      <w:r>
-        <w:rPr/>
-        <w:t>Schritt 1: Bewertungskriterien verstehen</w:t>
-      </w:r>
-    </w:p>
-    <w:p>
-      <w:pPr>
-        <w:pStyle w:val="FirstParagraph"/>
-        <w:bidi w:val="0"/>
-        <w:jc w:val="start"/>
-        <w:rPr/>
-      </w:pPr>
-      <w:r>
-        <w:rPr>
-          <w:sz w:val="22"/>
-          <w:szCs w:val="22"/>
-        </w:rPr>
-        <w:t xml:space="preserve">Lesen Sie die Rubrik </w:t>
-      </w:r>
-      <w:r>
-        <w:rPr>
-          <w:rStyle w:val="VerbatimChar"/>
-          <w:sz w:val="22"/>
-          <w:szCs w:val="22"/>
-        </w:rPr>
-        <w:t>exp1_rubric.md</w:t>
-      </w:r>
-      <w:r>
-        <w:rPr>
-          <w:sz w:val="22"/>
-          <w:szCs w:val="22"/>
-        </w:rPr>
-        <w:t>, die folgende Kategorien umfasst (jeweils 1-5 Punkte):</w:t>
-      </w:r>
-    </w:p>
-    <w:p>
-      <w:pPr>
-        <w:pStyle w:val="BodyText"/>
-        <w:bidi w:val="0"/>
-        <w:jc w:val="start"/>
-        <w:rPr>
-          <w:sz w:val="22"/>
-          <w:szCs w:val="22"/>
-        </w:rPr>
-      </w:pPr>
-      <w:r>
-        <w:rPr>
-          <w:sz w:val="22"/>
-          <w:szCs w:val="22"/>
-        </w:rPr>
+      <w:r>
+        <w:rPr>
+          <w:b/>
+          <w:bCs/>
+          <w:sz w:val="22"/>
+          <w:szCs w:val="22"/>
+        </w:rPr>
+        <w:t>5 - Sehr klar:</w:t>
+      </w:r>
+      <w:r>
+        <w:rPr>
+          <w:sz w:val="22"/>
+          <w:szCs w:val="22"/>
+        </w:rPr>
+        <w:t xml:space="preserve"> Präzise, eindeutig formuliert, keine Mehrdeutigkeiten</w:t>
+      </w:r>
+    </w:p>
+    <w:p>
+      <w:pPr>
+        <w:pStyle w:val="Compact"/>
+        <w:numPr>
+          <w:ilvl w:val="1"/>
+          <w:numId w:val="16"/>
+        </w:numPr>
+        <w:bidi w:val="0"/>
+        <w:jc w:val="start"/>
+        <w:rPr>
+          <w:sz w:val="22"/>
+          <w:szCs w:val="22"/>
+        </w:rPr>
+      </w:pPr>
+      <w:r>
+        <w:rPr>
+          <w:sz w:val="22"/>
+          <w:szCs w:val="22"/>
+        </w:rPr>
+        <w:t>Bsp.: “Nennen Sie die Kernaufgaben der Session Layer und erläutern Sie jeweils deren Funktion.”</w:t>
       </w:r>
     </w:p>
     <w:p>
@@ -407,14 +1458,14 @@
           <w:sz w:val="22"/>
           <w:szCs w:val="22"/>
         </w:rPr>
-        <w:t>Relevanz:</w:t>
-      </w:r>
-      <w:r>
-        <w:rPr>
-          <w:sz w:val="22"/>
-          <w:szCs w:val="22"/>
-        </w:rPr>
-        <w:t xml:space="preserve"> Bezug zum Thema des Textinhalts</w:t>
+        <w:t>4 - Klar:</w:t>
+      </w:r>
+      <w:r>
+        <w:rPr>
+          <w:sz w:val="22"/>
+          <w:szCs w:val="22"/>
+        </w:rPr>
+        <w:t xml:space="preserve"> Verständlich mit minimalen Unklarheiten</w:t>
       </w:r>
     </w:p>
     <w:p>
@@ -438,14 +1489,14 @@
           <w:sz w:val="22"/>
           <w:szCs w:val="22"/>
         </w:rPr>
-        <w:t>Klarheit:</w:t>
-      </w:r>
-      <w:r>
-        <w:rPr>
-          <w:sz w:val="22"/>
-          <w:szCs w:val="22"/>
-        </w:rPr>
-        <w:t xml:space="preserve"> Eindeutigkeit der Formulierung</w:t>
+        <w:t>3 - Mäßig klar:</w:t>
+      </w:r>
+      <w:r>
+        <w:rPr>
+          <w:sz w:val="22"/>
+          <w:szCs w:val="22"/>
+        </w:rPr>
+        <w:t xml:space="preserve"> Enthält einige unklare Formulierungen</w:t>
       </w:r>
     </w:p>
     <w:p>
@@ -469,14 +1520,14 @@
           <w:sz w:val="22"/>
           <w:szCs w:val="22"/>
         </w:rPr>
-        <w:t>Beantwortbarkeit:</w:t>
-      </w:r>
-      <w:r>
-        <w:rPr>
-          <w:sz w:val="22"/>
-          <w:szCs w:val="22"/>
-        </w:rPr>
-        <w:t xml:space="preserve"> Verfügbarkeit der Informationen im Text</w:t>
+        <w:t>2 - Unklar:</w:t>
+      </w:r>
+      <w:r>
+        <w:rPr>
+          <w:sz w:val="22"/>
+          <w:szCs w:val="22"/>
+        </w:rPr>
+        <w:t xml:space="preserve"> Enthält mehrere mehrdeutige oder verwirrende Elemente</w:t>
       </w:r>
     </w:p>
     <w:p>
@@ -500,14 +1551,77 @@
           <w:sz w:val="22"/>
           <w:szCs w:val="22"/>
         </w:rPr>
-        <w:t>Herausforderung:</w:t>
-      </w:r>
-      <w:r>
-        <w:rPr>
-          <w:sz w:val="22"/>
-          <w:szCs w:val="22"/>
-        </w:rPr>
-        <w:t xml:space="preserve"> Anspruchsniveau der Frage</w:t>
+        <w:t>1 - Sehr unklar:</w:t>
+      </w:r>
+      <w:r>
+        <w:rPr>
+          <w:sz w:val="22"/>
+          <w:szCs w:val="22"/>
+        </w:rPr>
+        <w:t xml:space="preserve"> Schwer verständlich oder grammatikalisch fehlerhaft</w:t>
+      </w:r>
+    </w:p>
+    <w:p>
+      <w:pPr>
+        <w:pStyle w:val="Compact"/>
+        <w:numPr>
+          <w:ilvl w:val="1"/>
+          <w:numId w:val="1"/>
+        </w:numPr>
+        <w:bidi w:val="0"/>
+        <w:jc w:val="start"/>
+        <w:rPr>
+          <w:sz w:val="22"/>
+          <w:szCs w:val="22"/>
+        </w:rPr>
+      </w:pPr>
+      <w:bookmarkStart w:id="12" w:name="klarheitclarity"/>
+      <w:r>
+        <w:rPr>
+          <w:sz w:val="22"/>
+          <w:szCs w:val="22"/>
+        </w:rPr>
+        <w:t>Bsp.: “Inwiefern spielt die Schicht eine Rolle bei dem, was passiert, wenn Kommunikation stattfindet?”</w:t>
+      </w:r>
+      <w:bookmarkEnd w:id="12"/>
+    </w:p>
+    <w:p>
+      <w:pPr>
+        <w:pStyle w:val="Heading2"/>
+        <w:bidi w:val="0"/>
+        <w:jc w:val="start"/>
+        <w:rPr/>
+      </w:pPr>
+      <w:r>
+        <w:rPr/>
+        <w:t>Beantwortbarkeit/Answerability</w:t>
+      </w:r>
+    </w:p>
+    <w:p>
+      <w:pPr>
+        <w:pStyle w:val="FirstParagraph"/>
+        <w:bidi w:val="0"/>
+        <w:jc w:val="start"/>
+        <w:rPr>
+          <w:sz w:val="22"/>
+          <w:szCs w:val="22"/>
+        </w:rPr>
+      </w:pPr>
+      <w:r>
+        <w:rPr>
+          <w:b/>
+          <w:bCs/>
+          <w:sz w:val="22"/>
+          <w:szCs w:val="22"/>
+        </w:rPr>
+        <w:t>Fragestellung:</w:t>
+      </w:r>
+      <w:r>
+        <w:rPr>
+          <w:sz w:val="22"/>
+          <w:szCs w:val="22"/>
+        </w:rPr>
+        <w:t xml:space="preserve"> Wie gut können Studierende die Frage mit den verfügbaren Textinformationen beantworten?</w:t>
       </w:r>
     </w:p>
     <w:p>
@@ -531,14 +1645,36 @@
           <w:sz w:val="22"/>
           <w:szCs w:val="22"/>
         </w:rPr>
-        <w:t>Wertigkeit:</w:t>
-      </w:r>
-      <w:r>
-        <w:rPr>
-          <w:sz w:val="22"/>
-          <w:szCs w:val="22"/>
-        </w:rPr>
-        <w:t xml:space="preserve"> Bedeutung für vorgegebenes Lernziel</w:t>
+        <w:t>5 - Vollständig beantwortbar:</w:t>
+      </w:r>
+      <w:r>
+        <w:rPr>
+          <w:sz w:val="22"/>
+          <w:szCs w:val="22"/>
+        </w:rPr>
+        <w:t xml:space="preserve"> Alle Infos explizit im Text verfügbar</w:t>
+      </w:r>
+    </w:p>
+    <w:p>
+      <w:pPr>
+        <w:pStyle w:val="Compact"/>
+        <w:numPr>
+          <w:ilvl w:val="1"/>
+          <w:numId w:val="1"/>
+        </w:numPr>
+        <w:bidi w:val="0"/>
+        <w:jc w:val="start"/>
+        <w:rPr>
+          <w:sz w:val="22"/>
+          <w:szCs w:val="22"/>
+        </w:rPr>
+      </w:pPr>
+      <w:r>
+        <w:rPr>
+          <w:sz w:val="22"/>
+          <w:szCs w:val="22"/>
+        </w:rPr>
+        <w:t>Bsp: “Welche Kernaufgaben hat der Presentation Layer?”</w:t>
       </w:r>
     </w:p>
     <w:p>
@@ -562,14 +1698,14 @@
           <w:sz w:val="22"/>
           <w:szCs w:val="22"/>
         </w:rPr>
-        <w:t>Sprachqualität:</w:t>
-      </w:r>
-      <w:r>
-        <w:rPr>
-          <w:sz w:val="22"/>
-          <w:szCs w:val="22"/>
-        </w:rPr>
-        <w:t xml:space="preserve"> Verständlichkeit und Angemessenheit</w:t>
+        <w:t>4 - Gut beantwortbar:</w:t>
+      </w:r>
+      <w:r>
+        <w:rPr>
+          <w:sz w:val="22"/>
+          <w:szCs w:val="22"/>
+        </w:rPr>
+        <w:t xml:space="preserve"> Die meisten Infos im Text, minimale Schlüsse nötig</w:t>
       </w:r>
     </w:p>
     <w:p>
@@ -593,58 +1729,14 @@
           <w:sz w:val="22"/>
           <w:szCs w:val="22"/>
         </w:rPr>
-        <w:t>Korrektheit:</w:t>
-      </w:r>
-      <w:r>
-        <w:rPr>
-          <w:sz w:val="22"/>
-          <w:szCs w:val="22"/>
-        </w:rPr>
-        <w:t xml:space="preserve"> Fachliche Richtigkeit bezogen auf den Text, gemessen als Inhaltstreue zur Quelle</w:t>
-      </w:r>
-      <w:bookmarkEnd w:id="1"/>
-    </w:p>
-    <w:p>
-      <w:pPr>
-        <w:pStyle w:val="Heading3"/>
-        <w:bidi w:val="0"/>
-        <w:jc w:val="start"/>
-        <w:rPr/>
-      </w:pPr>
-      <w:bookmarkStart w:id="2" w:name="schritt-2-csv-struktur-verstehen"/>
-      <w:r>
-        <w:rPr/>
-        <w:t>Schritt 2: CSV-Struktur verstehen</w:t>
-      </w:r>
-    </w:p>
-    <w:p>
-      <w:pPr>
-        <w:pStyle w:val="FirstParagraph"/>
-        <w:bidi w:val="0"/>
-        <w:jc w:val="start"/>
-        <w:rPr/>
-      </w:pPr>
-      <w:r>
-        <w:rPr>
-          <w:sz w:val="22"/>
-          <w:szCs w:val="22"/>
-        </w:rPr>
-        <w:t xml:space="preserve">Die Datei </w:t>
-      </w:r>
-      <w:r>
-        <w:rPr>
-          <w:rStyle w:val="VerbatimChar"/>
-          <w:sz w:val="22"/>
-          <w:szCs w:val="22"/>
-        </w:rPr>
-        <w:t>exp1.csv</w:t>
-      </w:r>
-      <w:r>
-        <w:rPr>
-          <w:sz w:val="22"/>
-          <w:szCs w:val="22"/>
-        </w:rPr>
-        <w:t xml:space="preserve"> enthält:</w:t>
+        <w:t>3 - Teilweise beantwortbar:</w:t>
+      </w:r>
+      <w:r>
+        <w:rPr>
+          <w:sz w:val="22"/>
+          <w:szCs w:val="22"/>
+        </w:rPr>
+        <w:t xml:space="preserve"> Grundinfos vorhanden, moderate Interpretation nötig</w:t>
       </w:r>
     </w:p>
     <w:p>
@@ -656,22 +1748,26 @@
         </w:numPr>
         <w:bidi w:val="0"/>
         <w:jc w:val="start"/>
-        <w:rPr/>
-      </w:pPr>
-      <w:r>
-        <w:rPr>
-          <w:rStyle w:val="VerbatimChar"/>
-          <w:sz w:val="22"/>
-          <w:szCs w:val="22"/>
-        </w:rPr>
-        <w:t>sample_id</w:t>
-      </w:r>
-      <w:r>
-        <w:rPr>
-          <w:sz w:val="22"/>
-          <w:szCs w:val="22"/>
-        </w:rPr>
-        <w:t>: Eindeutige ID (001-024) für Zuordnung zur Fragendatei</w:t>
+        <w:rPr>
+          <w:sz w:val="22"/>
+          <w:szCs w:val="22"/>
+        </w:rPr>
+      </w:pPr>
+      <w:r>
+        <w:rPr>
+          <w:b/>
+          <w:bCs/>
+          <w:sz w:val="22"/>
+          <w:szCs w:val="22"/>
+        </w:rPr>
+        <w:t>2 - Schwer beantwortbar:</w:t>
+      </w:r>
+      <w:r>
+        <w:rPr>
+          <w:sz w:val="22"/>
+          <w:szCs w:val="22"/>
+        </w:rPr>
+        <w:t xml:space="preserve"> Wenige relevante Infos, viel eigene Ableitung erforderlich</w:t>
       </w:r>
     </w:p>
     <w:p>
@@ -683,22 +1779,89 @@
         </w:numPr>
         <w:bidi w:val="0"/>
         <w:jc w:val="start"/>
-        <w:rPr/>
-      </w:pPr>
-      <w:r>
-        <w:rPr>
-          <w:rStyle w:val="VerbatimChar"/>
-          <w:sz w:val="22"/>
-          <w:szCs w:val="22"/>
-        </w:rPr>
-        <w:t>layer</w:t>
-      </w:r>
-      <w:r>
-        <w:rPr>
-          <w:sz w:val="22"/>
-          <w:szCs w:val="22"/>
-        </w:rPr>
-        <w:t>: OSI-Layer (1-7), aus dem die Frage generiert wurde</w:t>
+        <w:rPr>
+          <w:sz w:val="22"/>
+          <w:szCs w:val="22"/>
+        </w:rPr>
+      </w:pPr>
+      <w:r>
+        <w:rPr>
+          <w:b/>
+          <w:bCs/>
+          <w:sz w:val="22"/>
+          <w:szCs w:val="22"/>
+        </w:rPr>
+        <w:t>1 - Nicht beantwortbar:</w:t>
+      </w:r>
+      <w:r>
+        <w:rPr>
+          <w:sz w:val="22"/>
+          <w:szCs w:val="22"/>
+        </w:rPr>
+        <w:t xml:space="preserve"> Benötigte Informationen fehlen größtenteils</w:t>
+      </w:r>
+    </w:p>
+    <w:p>
+      <w:pPr>
+        <w:pStyle w:val="Compact"/>
+        <w:numPr>
+          <w:ilvl w:val="1"/>
+          <w:numId w:val="1"/>
+        </w:numPr>
+        <w:bidi w:val="0"/>
+        <w:jc w:val="start"/>
+        <w:rPr>
+          <w:sz w:val="22"/>
+          <w:szCs w:val="22"/>
+        </w:rPr>
+      </w:pPr>
+      <w:bookmarkStart w:id="13" w:name="beantwortbarkeitanswerability"/>
+      <w:r>
+        <w:rPr>
+          <w:sz w:val="22"/>
+          <w:szCs w:val="22"/>
+        </w:rPr>
+        <w:t>Bsp.: “Vergleichen Sie die Effizienz des ISO-OSI-Modells mit modernen Software-Defined-Networking-Ansätzen.”</w:t>
+      </w:r>
+      <w:bookmarkEnd w:id="13"/>
+    </w:p>
+    <w:p>
+      <w:pPr>
+        <w:pStyle w:val="Heading2"/>
+        <w:bidi w:val="0"/>
+        <w:jc w:val="start"/>
+        <w:rPr/>
+      </w:pPr>
+      <w:r>
+        <w:rPr/>
+        <w:t>Herausforderung/Challenging</w:t>
+      </w:r>
+    </w:p>
+    <w:p>
+      <w:pPr>
+        <w:pStyle w:val="FirstParagraph"/>
+        <w:bidi w:val="0"/>
+        <w:jc w:val="start"/>
+        <w:rPr>
+          <w:sz w:val="22"/>
+          <w:szCs w:val="22"/>
+        </w:rPr>
+      </w:pPr>
+      <w:r>
+        <w:rPr>
+          <w:b/>
+          <w:bCs/>
+          <w:sz w:val="22"/>
+          <w:szCs w:val="22"/>
+        </w:rPr>
+        <w:t>Fragestellung:</w:t>
+      </w:r>
+      <w:r>
+        <w:rPr>
+          <w:sz w:val="22"/>
+          <w:szCs w:val="22"/>
+        </w:rPr>
+        <w:t xml:space="preserve"> Wie anspruchsvoll ist die kognitive Anforderung der Frage?</w:t>
       </w:r>
     </w:p>
     <w:p>
@@ -710,45 +1873,48 @@
         </w:numPr>
         <w:bidi w:val="0"/>
         <w:jc w:val="start"/>
-        <w:rPr/>
-      </w:pPr>
-      <w:r>
-        <w:rPr>
-          <w:rStyle w:val="VerbatimChar"/>
-          <w:sz w:val="22"/>
-          <w:szCs w:val="22"/>
-        </w:rPr>
-        <w:t>question_type</w:t>
-      </w:r>
-      <w:r>
-        <w:rPr>
-          <w:sz w:val="22"/>
-          <w:szCs w:val="22"/>
-        </w:rPr>
-        <w:t xml:space="preserve">: </w:t>
-      </w:r>
-      <w:r>
-        <w:rPr>
-          <w:rStyle w:val="VerbatimChar"/>
-          <w:sz w:val="22"/>
-          <w:szCs w:val="22"/>
-        </w:rPr>
-        <w:t>mcq</w:t>
-      </w:r>
-      <w:r>
-        <w:rPr>
-          <w:sz w:val="22"/>
-          <w:szCs w:val="22"/>
-        </w:rPr>
-        <w:t xml:space="preserve"> oder </w:t>
-      </w:r>
-      <w:r>
-        <w:rPr>
-          <w:rStyle w:val="VerbatimChar"/>
-          <w:sz w:val="22"/>
-          <w:szCs w:val="22"/>
-        </w:rPr>
-        <w:t>open_ended</w:t>
+        <w:rPr>
+          <w:sz w:val="22"/>
+          <w:szCs w:val="22"/>
+        </w:rPr>
+      </w:pPr>
+      <w:r>
+        <w:rPr>
+          <w:b/>
+          <w:bCs/>
+          <w:sz w:val="22"/>
+          <w:szCs w:val="22"/>
+        </w:rPr>
+        <w:t>5 - Sehr herausfordernd:</w:t>
+      </w:r>
+      <w:r>
+        <w:rPr>
+          <w:sz w:val="22"/>
+          <w:szCs w:val="22"/>
+        </w:rPr>
+        <w:t xml:space="preserve"> Erfordert tiefgehende Analyse des gesamten Textes</w:t>
+      </w:r>
+    </w:p>
+    <w:p>
+      <w:pPr>
+        <w:pStyle w:val="Compact"/>
+        <w:numPr>
+          <w:ilvl w:val="1"/>
+          <w:numId w:val="1"/>
+        </w:numPr>
+        <w:bidi w:val="0"/>
+        <w:jc w:val="start"/>
+        <w:rPr>
+          <w:sz w:val="22"/>
+          <w:szCs w:val="22"/>
+        </w:rPr>
+      </w:pPr>
+      <w:r>
+        <w:rPr>
+          <w:sz w:val="22"/>
+          <w:szCs w:val="22"/>
+        </w:rPr>
+        <w:t>Bsp.: “Analysieren Sie, warum Flusssteuerung auf mehreren OSI-Schichten implementiert wird, und bewerten Sie die Notwendigkeit dieser Redundanz.”</w:t>
       </w:r>
     </w:p>
     <w:p>
@@ -767,10 +1933,19 @@
       </w:pPr>
       <w:r>
         <w:rPr>
-          <w:sz w:val="22"/>
-          <w:szCs w:val="22"/>
-        </w:rPr>
-        <w:t>Die 7 Bewertungsspalten aus Schritt 1 (1-5 Punkte)</w:t>
+          <w:b/>
+          <w:bCs/>
+          <w:sz w:val="22"/>
+          <w:szCs w:val="22"/>
+        </w:rPr>
+        <w:t>4 - Herausfordernd:</w:t>
+      </w:r>
+      <w:r>
+        <w:rPr>
+          <w:sz w:val="22"/>
+          <w:szCs w:val="22"/>
+        </w:rPr>
+        <w:t xml:space="preserve"> Erfordert Integration von weit auseinanderliegenden Informationen</w:t>
       </w:r>
     </w:p>
     <w:p>
@@ -782,22 +1957,26 @@
         </w:numPr>
         <w:bidi w:val="0"/>
         <w:jc w:val="start"/>
-        <w:rPr/>
-      </w:pPr>
-      <w:r>
-        <w:rPr>
-          <w:rStyle w:val="VerbatimChar"/>
-          <w:sz w:val="22"/>
-          <w:szCs w:val="22"/>
-        </w:rPr>
-        <w:t>answer_problems</w:t>
-      </w:r>
-      <w:r>
-        <w:rPr>
-          <w:sz w:val="22"/>
-          <w:szCs w:val="22"/>
-        </w:rPr>
-        <w:t>: Für problematische Antworten</w:t>
+        <w:rPr>
+          <w:sz w:val="22"/>
+          <w:szCs w:val="22"/>
+        </w:rPr>
+      </w:pPr>
+      <w:r>
+        <w:rPr>
+          <w:b/>
+          <w:bCs/>
+          <w:sz w:val="22"/>
+          <w:szCs w:val="22"/>
+        </w:rPr>
+        <w:t>3 - Mäßig herausfordernd:</w:t>
+      </w:r>
+      <w:r>
+        <w:rPr>
+          <w:sz w:val="22"/>
+          <w:szCs w:val="22"/>
+        </w:rPr>
+        <w:t xml:space="preserve"> Erfordert Verständnis und einfache Anwendung</w:t>
       </w:r>
     </w:p>
     <w:p>
@@ -809,35 +1988,26 @@
         </w:numPr>
         <w:bidi w:val="0"/>
         <w:jc w:val="start"/>
-        <w:rPr/>
-      </w:pPr>
-      <w:r>
-        <w:rPr>
-          <w:rStyle w:val="VerbatimChar"/>
-          <w:sz w:val="22"/>
-          <w:szCs w:val="22"/>
-        </w:rPr>
-        <w:t>comments</w:t>
-      </w:r>
-      <w:r>
-        <w:rPr>
-          <w:sz w:val="22"/>
-          <w:szCs w:val="22"/>
-        </w:rPr>
-        <w:t>: Für zusätzliche Anmerkungen</w:t>
-      </w:r>
-      <w:bookmarkEnd w:id="2"/>
-    </w:p>
-    <w:p>
-      <w:pPr>
-        <w:pStyle w:val="Heading3"/>
-        <w:bidi w:val="0"/>
-        <w:jc w:val="start"/>
-        <w:rPr/>
-      </w:pPr>
-      <w:r>
-        <w:rPr/>
-        <w:t>Schritt 3: Bewertung durchführen</w:t>
+        <w:rPr>
+          <w:sz w:val="22"/>
+          <w:szCs w:val="22"/>
+        </w:rPr>
+      </w:pPr>
+      <w:r>
+        <w:rPr>
+          <w:b/>
+          <w:bCs/>
+          <w:sz w:val="22"/>
+          <w:szCs w:val="22"/>
+        </w:rPr>
+        <w:t>2 - Wenig herausfordernd:</w:t>
+      </w:r>
+      <w:r>
+        <w:rPr>
+          <w:sz w:val="22"/>
+          <w:szCs w:val="22"/>
+        </w:rPr>
+        <w:t xml:space="preserve"> Erfordert Auffinden und Wiedergeben</w:t>
       </w:r>
     </w:p>
     <w:p>
@@ -845,48 +2015,30 @@
         <w:pStyle w:val="Compact"/>
         <w:numPr>
           <w:ilvl w:val="0"/>
-          <w:numId w:val="7"/>
+          <w:numId w:val="1"/>
         </w:numPr>
         <w:bidi w:val="0"/>
         <w:jc w:val="start"/>
-        <w:rPr/>
-      </w:pPr>
-      <w:r>
-        <w:rPr>
-          <w:sz w:val="22"/>
-          <w:szCs w:val="22"/>
-        </w:rPr>
-        <w:t xml:space="preserve">Öffnen Sie </w:t>
-      </w:r>
-      <w:r>
-        <w:rPr>
-          <w:rStyle w:val="VerbatimChar"/>
-          <w:sz w:val="22"/>
-          <w:szCs w:val="22"/>
-        </w:rPr>
-        <w:t>exp1.csv</w:t>
-      </w:r>
-    </w:p>
-    <w:p>
-      <w:pPr>
-        <w:pStyle w:val="Compact"/>
-        <w:numPr>
-          <w:ilvl w:val="0"/>
-          <w:numId w:val="3"/>
-        </w:numPr>
-        <w:bidi w:val="0"/>
-        <w:jc w:val="start"/>
-        <w:rPr>
-          <w:sz w:val="22"/>
-          <w:szCs w:val="22"/>
-        </w:rPr>
-      </w:pPr>
-      <w:r>
-        <w:rPr>
-          <w:sz w:val="22"/>
-          <w:szCs w:val="22"/>
-        </w:rPr>
-        <w:t>Für jede Zeile:</w:t>
+        <w:rPr>
+          <w:sz w:val="22"/>
+          <w:szCs w:val="22"/>
+        </w:rPr>
+      </w:pPr>
+      <w:r>
+        <w:rPr>
+          <w:b/>
+          <w:bCs/>
+          <w:sz w:val="22"/>
+          <w:szCs w:val="22"/>
+        </w:rPr>
+        <w:t>1 - Nicht herausfordernd:</w:t>
+      </w:r>
+      <w:r>
+        <w:rPr>
+          <w:sz w:val="22"/>
+          <w:szCs w:val="22"/>
+        </w:rPr>
+        <w:t xml:space="preserve"> Trivial (Abschreiben oder Ja/Nein)</w:t>
       </w:r>
     </w:p>
     <w:p>
@@ -903,12 +2055,84 @@
           <w:szCs w:val="22"/>
         </w:rPr>
       </w:pPr>
-      <w:r>
-        <w:rPr>
-          <w:sz w:val="22"/>
-          <w:szCs w:val="22"/>
-        </w:rPr>
-        <w:t>Öffnen Sie die entsprechende Fragendatei und lesen Sie die Frage sorgfältig</w:t>
+      <w:bookmarkStart w:id="14" w:name="herausforderungchallenging"/>
+      <w:r>
+        <w:rPr>
+          <w:sz w:val="22"/>
+          <w:szCs w:val="22"/>
+        </w:rPr>
+        <w:t>Bsp.: “Wie viele Kernaufgaben hat der Physical Layer?”</w:t>
+      </w:r>
+      <w:bookmarkEnd w:id="14"/>
+    </w:p>
+    <w:p>
+      <w:pPr>
+        <w:pStyle w:val="Heading2"/>
+        <w:bidi w:val="0"/>
+        <w:jc w:val="start"/>
+        <w:rPr/>
+      </w:pPr>
+      <w:r>
+        <w:rPr/>
+        <w:t>Wertigkeit/Value bzgl. Lernzielintegration</w:t>
+      </w:r>
+    </w:p>
+    <w:p>
+      <w:pPr>
+        <w:pStyle w:val="FirstParagraph"/>
+        <w:bidi w:val="0"/>
+        <w:jc w:val="start"/>
+        <w:rPr>
+          <w:sz w:val="22"/>
+          <w:szCs w:val="22"/>
+        </w:rPr>
+      </w:pPr>
+      <w:r>
+        <w:rPr>
+          <w:b/>
+          <w:bCs/>
+          <w:sz w:val="22"/>
+          <w:szCs w:val="22"/>
+        </w:rPr>
+        <w:t>Fragestellung:</w:t>
+      </w:r>
+      <w:r>
+        <w:rPr>
+          <w:sz w:val="22"/>
+          <w:szCs w:val="22"/>
+        </w:rPr>
+        <w:t xml:space="preserve"> Wie zentral ist das in der Frage behandelte Fachkonzept für das angestrebte Lernziel des Moduls?</w:t>
+      </w:r>
+    </w:p>
+    <w:p>
+      <w:pPr>
+        <w:pStyle w:val="Compact"/>
+        <w:numPr>
+          <w:ilvl w:val="0"/>
+          <w:numId w:val="1"/>
+        </w:numPr>
+        <w:bidi w:val="0"/>
+        <w:jc w:val="start"/>
+        <w:rPr>
+          <w:sz w:val="22"/>
+          <w:szCs w:val="22"/>
+        </w:rPr>
+      </w:pPr>
+      <w:r>
+        <w:rPr>
+          <w:b/>
+          <w:bCs/>
+          <w:sz w:val="22"/>
+          <w:szCs w:val="22"/>
+        </w:rPr>
+        <w:t>5 - Sehr Hoch:</w:t>
+      </w:r>
+      <w:r>
+        <w:rPr>
+          <w:sz w:val="22"/>
+          <w:szCs w:val="22"/>
+        </w:rPr>
+        <w:t xml:space="preserve"> Behandelt Kernkonzept und zentrales Lernziel (hochrelevant)</w:t>
       </w:r>
     </w:p>
     <w:p>
@@ -930,7 +2154,131 @@
           <w:sz w:val="22"/>
           <w:szCs w:val="22"/>
         </w:rPr>
-        <w:t>Prüfen Sie den Quelltext, welcher direkt unter der Frage angegeben ist</w:t>
+        <w:t>Bsp.: “Erklären Sie das Zusammenspiel von Codierung, Transport und Decodierung bei der Übertragung logischer Werte auf physikalischer Ebene.”</w:t>
+      </w:r>
+    </w:p>
+    <w:p>
+      <w:pPr>
+        <w:pStyle w:val="Compact"/>
+        <w:numPr>
+          <w:ilvl w:val="0"/>
+          <w:numId w:val="1"/>
+        </w:numPr>
+        <w:bidi w:val="0"/>
+        <w:jc w:val="start"/>
+        <w:rPr>
+          <w:sz w:val="22"/>
+          <w:szCs w:val="22"/>
+        </w:rPr>
+      </w:pPr>
+      <w:r>
+        <w:rPr>
+          <w:b/>
+          <w:bCs/>
+          <w:sz w:val="22"/>
+          <w:szCs w:val="22"/>
+        </w:rPr>
+        <w:t>4 - Hoch:</w:t>
+      </w:r>
+      <w:r>
+        <w:rPr>
+          <w:sz w:val="22"/>
+          <w:szCs w:val="22"/>
+        </w:rPr>
+        <w:t xml:space="preserve"> Behandelt wichtiges, relevantes Konzept</w:t>
+      </w:r>
+    </w:p>
+    <w:p>
+      <w:pPr>
+        <w:pStyle w:val="Compact"/>
+        <w:numPr>
+          <w:ilvl w:val="0"/>
+          <w:numId w:val="1"/>
+        </w:numPr>
+        <w:bidi w:val="0"/>
+        <w:jc w:val="start"/>
+        <w:rPr>
+          <w:sz w:val="22"/>
+          <w:szCs w:val="22"/>
+        </w:rPr>
+      </w:pPr>
+      <w:r>
+        <w:rPr>
+          <w:b/>
+          <w:bCs/>
+          <w:sz w:val="22"/>
+          <w:szCs w:val="22"/>
+        </w:rPr>
+        <w:t>3 - Mäßig:</w:t>
+      </w:r>
+      <w:r>
+        <w:rPr>
+          <w:sz w:val="22"/>
+          <w:szCs w:val="22"/>
+        </w:rPr>
+        <w:t xml:space="preserve"> Behandelt Grundlagen oder deskriptive Aspekte</w:t>
+      </w:r>
+    </w:p>
+    <w:p>
+      <w:pPr>
+        <w:pStyle w:val="Compact"/>
+        <w:numPr>
+          <w:ilvl w:val="0"/>
+          <w:numId w:val="1"/>
+        </w:numPr>
+        <w:bidi w:val="0"/>
+        <w:jc w:val="start"/>
+        <w:rPr>
+          <w:sz w:val="22"/>
+          <w:szCs w:val="22"/>
+        </w:rPr>
+      </w:pPr>
+      <w:r>
+        <w:rPr>
+          <w:b/>
+          <w:bCs/>
+          <w:sz w:val="22"/>
+          <w:szCs w:val="22"/>
+        </w:rPr>
+        <w:t>2 - Gering:</w:t>
+      </w:r>
+      <w:r>
+        <w:rPr>
+          <w:sz w:val="22"/>
+          <w:szCs w:val="22"/>
+        </w:rPr>
+        <w:t xml:space="preserve"> Fokussiert auf nebensächliches Detail oder ist ineffizient</w:t>
+      </w:r>
+    </w:p>
+    <w:p>
+      <w:pPr>
+        <w:pStyle w:val="Compact"/>
+        <w:numPr>
+          <w:ilvl w:val="0"/>
+          <w:numId w:val="1"/>
+        </w:numPr>
+        <w:bidi w:val="0"/>
+        <w:jc w:val="start"/>
+        <w:rPr>
+          <w:sz w:val="22"/>
+          <w:szCs w:val="22"/>
+        </w:rPr>
+      </w:pPr>
+      <w:r>
+        <w:rPr>
+          <w:b/>
+          <w:bCs/>
+          <w:sz w:val="22"/>
+          <w:szCs w:val="22"/>
+        </w:rPr>
+        <w:t>1 - Nicht vorhanden:</w:t>
+      </w:r>
+      <w:r>
+        <w:rPr>
+          <w:sz w:val="22"/>
+          <w:szCs w:val="22"/>
+        </w:rPr>
+        <w:t xml:space="preserve"> Behandelt irrelevante Details (nicht Teil des Lernziels)</w:t>
       </w:r>
     </w:p>
     <w:p>
@@ -947,12 +2295,84 @@
           <w:szCs w:val="22"/>
         </w:rPr>
       </w:pPr>
-      <w:r>
-        <w:rPr>
-          <w:sz w:val="22"/>
-          <w:szCs w:val="22"/>
-        </w:rPr>
-        <w:t>Bewerten Sie nach den 7 Kategorien der Rubrik (1-5 Punkte), und notieren Sie Ihre Bewertungen in die entsprechenden Spalten</w:t>
+      <w:bookmarkStart w:id="15" w:name="Xc726736414fc4f5118f498bc21832f0e03ad1b3"/>
+      <w:r>
+        <w:rPr>
+          <w:sz w:val="22"/>
+          <w:szCs w:val="22"/>
+        </w:rPr>
+        <w:t>Bsp.: “Nennen Sie ein Beispiel für ein Kabel, das zur Datenübertragung verwendet werden kann.”</w:t>
+      </w:r>
+      <w:bookmarkEnd w:id="15"/>
+    </w:p>
+    <w:p>
+      <w:pPr>
+        <w:pStyle w:val="Heading2"/>
+        <w:bidi w:val="0"/>
+        <w:jc w:val="start"/>
+        <w:rPr/>
+      </w:pPr>
+      <w:r>
+        <w:rPr/>
+        <w:t>Sprachqualität/Language</w:t>
+      </w:r>
+    </w:p>
+    <w:p>
+      <w:pPr>
+        <w:pStyle w:val="FirstParagraph"/>
+        <w:bidi w:val="0"/>
+        <w:jc w:val="start"/>
+        <w:rPr>
+          <w:sz w:val="22"/>
+          <w:szCs w:val="22"/>
+        </w:rPr>
+      </w:pPr>
+      <w:r>
+        <w:rPr>
+          <w:b/>
+          <w:bCs/>
+          <w:sz w:val="22"/>
+          <w:szCs w:val="22"/>
+        </w:rPr>
+        <w:t>Fragestellung:</w:t>
+      </w:r>
+      <w:r>
+        <w:rPr>
+          <w:sz w:val="22"/>
+          <w:szCs w:val="22"/>
+        </w:rPr>
+        <w:t xml:space="preserve"> Wie angemessen ist die sprachliche Qualität der Frage?</w:t>
+      </w:r>
+    </w:p>
+    <w:p>
+      <w:pPr>
+        <w:pStyle w:val="Compact"/>
+        <w:numPr>
+          <w:ilvl w:val="0"/>
+          <w:numId w:val="1"/>
+        </w:numPr>
+        <w:bidi w:val="0"/>
+        <w:jc w:val="start"/>
+        <w:rPr>
+          <w:sz w:val="22"/>
+          <w:szCs w:val="22"/>
+        </w:rPr>
+      </w:pPr>
+      <w:r>
+        <w:rPr>
+          <w:b/>
+          <w:bCs/>
+          <w:sz w:val="22"/>
+          <w:szCs w:val="22"/>
+        </w:rPr>
+        <w:t>5 - Ausgezeichnet:</w:t>
+      </w:r>
+      <w:r>
+        <w:rPr>
+          <w:sz w:val="22"/>
+          <w:szCs w:val="22"/>
+        </w:rPr>
+        <w:t xml:space="preserve"> Präzise, angemessen, gut verständlich</w:t>
       </w:r>
     </w:p>
     <w:p>
@@ -964,22 +2384,141 @@
         </w:numPr>
         <w:bidi w:val="0"/>
         <w:jc w:val="start"/>
-        <w:rPr/>
-      </w:pPr>
-      <w:r>
-        <w:rPr>
-          <w:sz w:val="22"/>
-          <w:szCs w:val="22"/>
-        </w:rPr>
-        <w:t xml:space="preserve">Notieren Sie gegebenenfalls problematische Antworten/Antwortoptionen in </w:t>
-      </w:r>
-      <w:r>
-        <w:rPr>
-          <w:rStyle w:val="VerbatimChar"/>
-          <w:sz w:val="22"/>
-          <w:szCs w:val="22"/>
-        </w:rPr>
-        <w:t>answer_problems</w:t>
+        <w:rPr>
+          <w:sz w:val="22"/>
+          <w:szCs w:val="22"/>
+        </w:rPr>
+      </w:pPr>
+      <w:r>
+        <w:rPr>
+          <w:sz w:val="22"/>
+          <w:szCs w:val="22"/>
+        </w:rPr>
+        <w:t>Bsp.: “Ermitteln Sie, welche OSI-Schicht für das Setzen von Synchronisationspunkten verantwortlich ist, und erläutern Sie deren Zweck.”</w:t>
+      </w:r>
+    </w:p>
+    <w:p>
+      <w:pPr>
+        <w:pStyle w:val="Compact"/>
+        <w:numPr>
+          <w:ilvl w:val="0"/>
+          <w:numId w:val="1"/>
+        </w:numPr>
+        <w:bidi w:val="0"/>
+        <w:jc w:val="start"/>
+        <w:rPr>
+          <w:sz w:val="22"/>
+          <w:szCs w:val="22"/>
+        </w:rPr>
+      </w:pPr>
+      <w:r>
+        <w:rPr>
+          <w:b/>
+          <w:bCs/>
+          <w:sz w:val="22"/>
+          <w:szCs w:val="22"/>
+        </w:rPr>
+        <w:t>4 - Gut:</w:t>
+      </w:r>
+      <w:r>
+        <w:rPr>
+          <w:sz w:val="22"/>
+          <w:szCs w:val="22"/>
+        </w:rPr>
+        <w:t xml:space="preserve"> Verständlich mit kleinen Schwächen</w:t>
+      </w:r>
+    </w:p>
+    <w:p>
+      <w:pPr>
+        <w:pStyle w:val="Compact"/>
+        <w:numPr>
+          <w:ilvl w:val="0"/>
+          <w:numId w:val="1"/>
+        </w:numPr>
+        <w:bidi w:val="0"/>
+        <w:jc w:val="start"/>
+        <w:rPr>
+          <w:sz w:val="22"/>
+          <w:szCs w:val="22"/>
+        </w:rPr>
+      </w:pPr>
+      <w:r>
+        <w:rPr>
+          <w:b/>
+          <w:bCs/>
+          <w:sz w:val="22"/>
+          <w:szCs w:val="22"/>
+        </w:rPr>
+        <w:t>3 - Befriedigend:</w:t>
+      </w:r>
+      <w:r>
+        <w:rPr>
+          <w:sz w:val="22"/>
+          <w:szCs w:val="22"/>
+        </w:rPr>
+        <w:t xml:space="preserve"> Umständlich oder unpräzise</w:t>
+      </w:r>
+    </w:p>
+    <w:p>
+      <w:pPr>
+        <w:pStyle w:val="Compact"/>
+        <w:numPr>
+          <w:ilvl w:val="0"/>
+          <w:numId w:val="1"/>
+        </w:numPr>
+        <w:bidi w:val="0"/>
+        <w:jc w:val="start"/>
+        <w:rPr>
+          <w:sz w:val="22"/>
+          <w:szCs w:val="22"/>
+        </w:rPr>
+      </w:pPr>
+      <w:r>
+        <w:rPr>
+          <w:b/>
+          <w:bCs/>
+          <w:sz w:val="22"/>
+          <w:szCs w:val="22"/>
+        </w:rPr>
+        <w:t>2 - Mangelhaft:</w:t>
+      </w:r>
+      <w:r>
+        <w:rPr>
+          <w:sz w:val="22"/>
+          <w:szCs w:val="22"/>
+        </w:rPr>
+        <w:t xml:space="preserve"> Schwerfällig, weitschweifig oder unnötig komplex</w:t>
+      </w:r>
+    </w:p>
+    <w:p>
+      <w:pPr>
+        <w:pStyle w:val="Compact"/>
+        <w:numPr>
+          <w:ilvl w:val="0"/>
+          <w:numId w:val="1"/>
+        </w:numPr>
+        <w:bidi w:val="0"/>
+        <w:jc w:val="start"/>
+        <w:rPr>
+          <w:sz w:val="22"/>
+          <w:szCs w:val="22"/>
+        </w:rPr>
+      </w:pPr>
+      <w:r>
+        <w:rPr>
+          <w:b/>
+          <w:bCs/>
+          <w:sz w:val="22"/>
+          <w:szCs w:val="22"/>
+        </w:rPr>
+        <w:t>1 - Ungenügend:</w:t>
+      </w:r>
+      <w:r>
+        <w:rPr>
+          <w:sz w:val="22"/>
+          <w:szCs w:val="22"/>
+        </w:rPr>
+        <w:t xml:space="preserve"> Schwer verständlich oder unangemessen</w:t>
       </w:r>
     </w:p>
     <w:p>
@@ -996,12 +2535,26 @@
           <w:szCs w:val="22"/>
         </w:rPr>
       </w:pPr>
-      <w:r>
-        <w:rPr>
-          <w:sz w:val="22"/>
-          <w:szCs w:val="22"/>
-        </w:rPr>
-        <w:t>Ergänzen Sie bei Bedarf Kommentare</w:t>
+      <w:bookmarkStart w:id="16" w:name="sprachqualitätlanguage"/>
+      <w:r>
+        <w:rPr>
+          <w:sz w:val="22"/>
+          <w:szCs w:val="22"/>
+        </w:rPr>
+        <w:t>Bsp.: “Im Kontext der vielschichtigen und diversen Betrachtungsweise der Aufgabenbereiche, die dem Physical Layer im Rahmen des OSI-Referenzmodells zugeschrieben werden können, erläutern Sie diese unter Berücksichtigung sämtlicher relevanter Aspekte.”</w:t>
+      </w:r>
+      <w:bookmarkEnd w:id="16"/>
+    </w:p>
+    <w:p>
+      <w:pPr>
+        <w:pStyle w:val="Heading2"/>
+        <w:bidi w:val="0"/>
+        <w:jc w:val="start"/>
+        <w:rPr/>
+      </w:pPr>
+      <w:r>
+        <w:rPr/>
+        <w:t>Korrektheit/Correctness</w:t>
       </w:r>
     </w:p>
     <w:p>
@@ -1009,14 +2562,26 @@
         <w:pStyle w:val="FirstParagraph"/>
         <w:bidi w:val="0"/>
         <w:jc w:val="start"/>
-        <w:rPr/>
+        <w:rPr>
+          <w:sz w:val="22"/>
+          <w:szCs w:val="22"/>
+        </w:rPr>
       </w:pPr>
       <w:r>
         <w:rPr>
           <w:b/>
           <w:bCs/>
-        </w:rPr>
-        <w:t>Bewertungsfokus:</w:t>
+          <w:sz w:val="22"/>
+          <w:szCs w:val="22"/>
+        </w:rPr>
+        <w:t>Fragestellung:</w:t>
+      </w:r>
+      <w:r>
+        <w:rPr>
+          <w:sz w:val="22"/>
+          <w:szCs w:val="22"/>
+        </w:rPr>
+        <w:t xml:space="preserve"> Wie korrekt sind die in der Frage selbst enthaltenen Aussagen, Annahmen oder impliziten Behauptungen bezogen auf den Text?</w:t>
       </w:r>
     </w:p>
     <w:p>
@@ -1035,10 +2600,41 @@
       </w:pPr>
       <w:r>
         <w:rPr>
-          <w:sz w:val="22"/>
-          <w:szCs w:val="22"/>
-        </w:rPr>
-        <w:t>Ist die Frage fachlich korrekt bezogen auf den Layer-Text?</w:t>
+          <w:b/>
+          <w:bCs/>
+          <w:sz w:val="22"/>
+          <w:szCs w:val="22"/>
+        </w:rPr>
+        <w:t>5 - Vollständig korrekt:</w:t>
+      </w:r>
+      <w:r>
+        <w:rPr>
+          <w:sz w:val="22"/>
+          <w:szCs w:val="22"/>
+        </w:rPr>
+        <w:t xml:space="preserve"> Alle Aussagen entsprechen dem Textinhalt</w:t>
+      </w:r>
+    </w:p>
+    <w:p>
+      <w:pPr>
+        <w:pStyle w:val="Compact"/>
+        <w:numPr>
+          <w:ilvl w:val="1"/>
+          <w:numId w:val="1"/>
+        </w:numPr>
+        <w:bidi w:val="0"/>
+        <w:jc w:val="start"/>
+        <w:rPr>
+          <w:sz w:val="22"/>
+          <w:szCs w:val="22"/>
+        </w:rPr>
+      </w:pPr>
+      <w:r>
+        <w:rPr>
+          <w:sz w:val="22"/>
+          <w:szCs w:val="22"/>
+        </w:rPr>
+        <w:t>Bsp.: “Beschreiben Sie, wie der Network Layer die Kommunikation zwischen Geräten in unterschiedlichen Netzen ermöglicht.”</w:t>
       </w:r>
     </w:p>
     <w:p>
@@ -1055,86 +2651,6 @@
           <w:szCs w:val="22"/>
         </w:rPr>
       </w:pPr>
-      <w:bookmarkStart w:id="3" w:name="anleitung-für-experten"/>
-      <w:bookmarkStart w:id="4" w:name="schritt-3-bewertung-durchführen"/>
-      <w:r>
-        <w:rPr>
-          <w:sz w:val="22"/>
-          <w:szCs w:val="22"/>
-        </w:rPr>
-        <w:t>Sind alle im Text enthaltenen Informationen richtig wiedergegeben?</w:t>
-      </w:r>
-      <w:bookmarkEnd w:id="3"/>
-      <w:bookmarkEnd w:id="4"/>
-    </w:p>
-    <w:p>
-      <w:pPr>
-        <w:pStyle w:val="Heading2"/>
-        <w:bidi w:val="0"/>
-        <w:jc w:val="start"/>
-        <w:rPr/>
-      </w:pPr>
-      <w:r>
-        <w:rPr/>
-        <w:t>Dankbarkeit</w:t>
-      </w:r>
-    </w:p>
-    <w:p>
-      <w:pPr>
-        <w:pStyle w:val="FirstParagraph"/>
-        <w:bidi w:val="0"/>
-        <w:jc w:val="start"/>
-        <w:rPr>
-          <w:sz w:val="22"/>
-          <w:szCs w:val="22"/>
-        </w:rPr>
-      </w:pPr>
-      <w:bookmarkStart w:id="5" w:name="Xdef6236bb5f38117b519091ae3187e154a68fb8"/>
-      <w:bookmarkStart w:id="6" w:name="dankbarkeit"/>
-      <w:r>
-        <w:rPr>
-          <w:sz w:val="22"/>
-          <w:szCs w:val="22"/>
-        </w:rPr>
-        <w:t>Vielen Dank für Ihre Unterstützung bei der Evaluation! Ihre Einschätzungen sind wertvoll für die Forschung.</w:t>
-      </w:r>
-      <w:bookmarkEnd w:id="5"/>
-      <w:bookmarkEnd w:id="6"/>
-    </w:p>
-    <w:p>
-      <w:pPr>
-        <w:pStyle w:val="Heading1"/>
-        <w:bidi w:val="0"/>
-        <w:jc w:val="start"/>
-        <w:rPr/>
-      </w:pPr>
-      <w:r>
-        <w:rPr/>
-        <w:t>Bewertungsrubrik für LLM-generierte Fragen</w:t>
-      </w:r>
-    </w:p>
-    <w:p>
-      <w:pPr>
-        <w:pStyle w:val="Heading2"/>
-        <w:bidi w:val="0"/>
-        <w:jc w:val="start"/>
-        <w:rPr/>
-      </w:pPr>
-      <w:r>
-        <w:rPr/>
-        <w:t>Relevanz/Relevance</w:t>
-      </w:r>
-    </w:p>
-    <w:p>
-      <w:pPr>
-        <w:pStyle w:val="FirstParagraph"/>
-        <w:bidi w:val="0"/>
-        <w:jc w:val="start"/>
-        <w:rPr>
-          <w:sz w:val="22"/>
-          <w:szCs w:val="22"/>
-        </w:rPr>
-      </w:pPr>
       <w:r>
         <w:rPr>
           <w:b/>
@@ -1142,14 +2658,14 @@
           <w:sz w:val="22"/>
           <w:szCs w:val="22"/>
         </w:rPr>
-        <w:t>Fragestellung:</w:t>
-      </w:r>
-      <w:r>
-        <w:rPr>
-          <w:sz w:val="22"/>
-          <w:szCs w:val="22"/>
-        </w:rPr>
-        <w:t xml:space="preserve"> Wie gut bezieht sich die Frage auf den Inhalt des bereitgestellten Textes?</w:t>
+        <w:t>4 - Überwiegend korrekt:</w:t>
+      </w:r>
+      <w:r>
+        <w:rPr>
+          <w:sz w:val="22"/>
+          <w:szCs w:val="22"/>
+        </w:rPr>
+        <w:t xml:space="preserve"> Überwiegend korrekt, minimale Ungenauigkeiten</w:t>
       </w:r>
     </w:p>
     <w:p>
@@ -1173,14 +2689,76 @@
           <w:sz w:val="22"/>
           <w:szCs w:val="22"/>
         </w:rPr>
-        <w:t>5 - Überaus relevant:</w:t>
-      </w:r>
-      <w:r>
-        <w:rPr>
-          <w:sz w:val="22"/>
-          <w:szCs w:val="22"/>
-        </w:rPr>
-        <w:t xml:space="preserve"> Bezieht sich auf zentrale Themen und korrekte Fachbegriffe</w:t>
+        <w:t>3 - Teilweise korrekt:</w:t>
+      </w:r>
+      <w:r>
+        <w:rPr>
+          <w:sz w:val="22"/>
+          <w:szCs w:val="22"/>
+        </w:rPr>
+        <w:t xml:space="preserve"> Erkennbare Ungenauigkeiten in der Frage</w:t>
+      </w:r>
+    </w:p>
+    <w:p>
+      <w:pPr>
+        <w:pStyle w:val="Compact"/>
+        <w:numPr>
+          <w:ilvl w:val="0"/>
+          <w:numId w:val="1"/>
+        </w:numPr>
+        <w:bidi w:val="0"/>
+        <w:jc w:val="start"/>
+        <w:rPr>
+          <w:sz w:val="22"/>
+          <w:szCs w:val="22"/>
+        </w:rPr>
+      </w:pPr>
+      <w:r>
+        <w:rPr>
+          <w:b/>
+          <w:bCs/>
+          <w:sz w:val="22"/>
+          <w:szCs w:val="22"/>
+        </w:rPr>
+        <w:t>2 - Größtenteils inkorrekt:</w:t>
+      </w:r>
+      <w:r>
+        <w:rPr>
+          <w:sz w:val="22"/>
+          <w:szCs w:val="22"/>
+        </w:rPr>
+        <w:t xml:space="preserve"> Mehrere falsche Aussagen oder Missverständnisse</w:t>
+      </w:r>
+    </w:p>
+    <w:p>
+      <w:pPr>
+        <w:pStyle w:val="Compact"/>
+        <w:numPr>
+          <w:ilvl w:val="0"/>
+          <w:numId w:val="1"/>
+        </w:numPr>
+        <w:bidi w:val="0"/>
+        <w:jc w:val="start"/>
+        <w:rPr>
+          <w:sz w:val="22"/>
+          <w:szCs w:val="22"/>
+        </w:rPr>
+      </w:pPr>
+      <w:r>
+        <w:rPr>
+          <w:b/>
+          <w:bCs/>
+          <w:sz w:val="22"/>
+          <w:szCs w:val="22"/>
+        </w:rPr>
+        <w:t>1 - Völlig inkorrekt:</w:t>
+      </w:r>
+      <w:r>
+        <w:rPr>
+          <w:sz w:val="22"/>
+          <w:szCs w:val="22"/>
+        </w:rPr>
+        <w:t xml:space="preserve"> Frage enthält grundlegend falsche Behauptungen</w:t>
       </w:r>
     </w:p>
     <w:p>
@@ -1197,12 +2775,174 @@
           <w:szCs w:val="22"/>
         </w:rPr>
       </w:pPr>
-      <w:r>
-        <w:rPr>
-          <w:sz w:val="22"/>
-          <w:szCs w:val="22"/>
-        </w:rPr>
-        <w:t>Bsp.: “Welche Kernaufgaben erfüllt der Data Link Layer und worin unterscheiden sich diese hinsichtlich ihrer Zielsetzung?”</w:t>
+      <w:bookmarkStart w:id="17" w:name="korrektheitcorrectness"/>
+      <w:bookmarkStart w:id="18" w:name="X5adecf790d361ef61a0e462edd7ab013df4437a"/>
+      <w:r>
+        <w:rPr>
+          <w:sz w:val="22"/>
+          <w:szCs w:val="22"/>
+        </w:rPr>
+        <w:t>Bsp.: “Warum ist der Physical Layer für die Verschlüsselung von Daten zuständig?”</w:t>
+      </w:r>
+      <w:bookmarkEnd w:id="17"/>
+      <w:bookmarkEnd w:id="18"/>
+    </w:p>
+    <w:p>
+      <w:pPr>
+        <w:pStyle w:val="Compact"/>
+        <w:bidi w:val="0"/>
+        <w:jc w:val="start"/>
+        <w:rPr/>
+      </w:pPr>
+      <w:r>
+        <w:rPr/>
+      </w:r>
+    </w:p>
+    <w:p>
+      <w:pPr>
+        <w:pStyle w:val="Compact"/>
+        <w:bidi w:val="0"/>
+        <w:jc w:val="start"/>
+        <w:rPr/>
+      </w:pPr>
+      <w:r>
+        <w:rPr/>
+      </w:r>
+    </w:p>
+    <w:p>
+      <w:pPr>
+        <w:pStyle w:val="Compact"/>
+        <w:bidi w:val="0"/>
+        <w:jc w:val="start"/>
+        <w:rPr/>
+      </w:pPr>
+      <w:r>
+        <w:rPr/>
+      </w:r>
+    </w:p>
+    <w:p>
+      <w:pPr>
+        <w:pStyle w:val="Compact"/>
+        <w:bidi w:val="0"/>
+        <w:jc w:val="start"/>
+        <w:rPr/>
+      </w:pPr>
+      <w:r>
+        <w:rPr/>
+      </w:r>
+    </w:p>
+    <w:p>
+      <w:pPr>
+        <w:pStyle w:val="Compact"/>
+        <w:bidi w:val="0"/>
+        <w:jc w:val="start"/>
+        <w:rPr/>
+      </w:pPr>
+      <w:r>
+        <w:rPr/>
+      </w:r>
+    </w:p>
+    <w:p>
+      <w:pPr>
+        <w:pStyle w:val="Compact"/>
+        <w:bidi w:val="0"/>
+        <w:jc w:val="start"/>
+        <w:rPr/>
+      </w:pPr>
+      <w:r>
+        <w:rPr/>
+      </w:r>
+    </w:p>
+    <w:p>
+      <w:pPr>
+        <w:pStyle w:val="Heading2"/>
+        <w:bidi w:val="0"/>
+        <w:jc w:val="start"/>
+        <w:rPr/>
+      </w:pPr>
+      <w:r>
+        <w:rPr/>
+        <w:t>Multiple-Choice Question</w:t>
+      </w:r>
+    </w:p>
+    <w:p>
+      <w:pPr>
+        <w:pStyle w:val="Heading3"/>
+        <w:bidi w:val="0"/>
+        <w:jc w:val="start"/>
+        <w:rPr/>
+      </w:pPr>
+      <w:r>
+        <w:rPr/>
+        <w:t>Lernziel</w:t>
+      </w:r>
+    </w:p>
+    <w:p>
+      <w:pPr>
+        <w:pStyle w:val="FirstParagraph"/>
+        <w:bidi w:val="0"/>
+        <w:jc w:val="start"/>
+        <w:rPr>
+          <w:sz w:val="22"/>
+          <w:szCs w:val="22"/>
+        </w:rPr>
+      </w:pPr>
+      <w:bookmarkStart w:id="19" w:name="lernziel"/>
+      <w:r>
+        <w:rPr>
+          <w:sz w:val="22"/>
+          <w:szCs w:val="22"/>
+        </w:rPr>
+        <w:t>Die Studierenden beherrschen das Sitzungskonzept, einschließlich Sitzungsverwaltung, Synchronisation und Bündelung von Transaktionen</w:t>
+      </w:r>
+      <w:bookmarkEnd w:id="19"/>
+    </w:p>
+    <w:p>
+      <w:pPr>
+        <w:pStyle w:val="Heading3"/>
+        <w:bidi w:val="0"/>
+        <w:jc w:val="start"/>
+        <w:rPr/>
+      </w:pPr>
+      <w:r>
+        <w:rPr/>
+        <w:t>Formulierte Frage</w:t>
+      </w:r>
+    </w:p>
+    <w:p>
+      <w:pPr>
+        <w:pStyle w:val="FirstParagraph"/>
+        <w:bidi w:val="0"/>
+        <w:jc w:val="start"/>
+        <w:rPr>
+          <w:sz w:val="22"/>
+          <w:szCs w:val="22"/>
+        </w:rPr>
+      </w:pPr>
+      <w:r>
+        <w:rPr>
+          <w:sz w:val="22"/>
+          <w:szCs w:val="22"/>
+        </w:rPr>
+        <w:t>Frage: Welche zwei Beschreibungen erklären korrekt die Kernaufgaben des Session Layers im Rahmen des Sitzungskonzepts einer Kommunikationsbeziehung?</w:t>
+      </w:r>
+    </w:p>
+    <w:p>
+      <w:pPr>
+        <w:pStyle w:val="BodyText"/>
+        <w:bidi w:val="0"/>
+        <w:jc w:val="start"/>
+        <w:rPr>
+          <w:sz w:val="22"/>
+          <w:szCs w:val="22"/>
+        </w:rPr>
+      </w:pPr>
+      <w:r>
+        <w:rPr>
+          <w:sz w:val="22"/>
+          <w:szCs w:val="22"/>
+        </w:rPr>
+        <w:t>Antwortmöglichkeiten:</w:t>
       </w:r>
     </w:p>
     <w:p>
@@ -1210,7 +2950,7 @@
         <w:pStyle w:val="Compact"/>
         <w:numPr>
           <w:ilvl w:val="0"/>
-          <w:numId w:val="1"/>
+          <w:numId w:val="17"/>
         </w:numPr>
         <w:bidi w:val="0"/>
         <w:jc w:val="start"/>
@@ -1221,19 +2961,10 @@
       </w:pPr>
       <w:r>
         <w:rPr>
-          <w:b/>
-          <w:bCs/>
-          <w:sz w:val="22"/>
-          <w:szCs w:val="22"/>
-        </w:rPr>
-        <w:t>4 - Relevant:</w:t>
-      </w:r>
-      <w:r>
-        <w:rPr>
-          <w:sz w:val="22"/>
-          <w:szCs w:val="22"/>
-        </w:rPr>
-        <w:t xml:space="preserve"> Bezieht sich auf wichtige Textinhalte</w:t>
+          <w:sz w:val="22"/>
+          <w:szCs w:val="22"/>
+        </w:rPr>
+        <w:t>Der Session Layer ermöglicht die Synchronisation durch das Setzen von Zwischenpunkten sowie die Bündelung zusammengehöriger Transaktionen zu Gruppen. (Richtig)</w:t>
       </w:r>
     </w:p>
     <w:p>
@@ -1241,7 +2972,7 @@
         <w:pStyle w:val="Compact"/>
         <w:numPr>
           <w:ilvl w:val="0"/>
-          <w:numId w:val="1"/>
+          <w:numId w:val="18"/>
         </w:numPr>
         <w:bidi w:val="0"/>
         <w:jc w:val="start"/>
@@ -1252,19 +2983,10 @@
       </w:pPr>
       <w:r>
         <w:rPr>
-          <w:b/>
-          <w:bCs/>
-          <w:sz w:val="22"/>
-          <w:szCs w:val="22"/>
-        </w:rPr>
-        <w:t>3 - Mäßig relevant:</w:t>
-      </w:r>
-      <w:r>
-        <w:rPr>
-          <w:sz w:val="22"/>
-          <w:szCs w:val="22"/>
-        </w:rPr>
-        <w:t xml:space="preserve"> Behandelt eher nebensächliche Aspekte des Textes</w:t>
+          <w:sz w:val="22"/>
+          <w:szCs w:val="22"/>
+        </w:rPr>
+        <w:t>Der Session Layer gewährleistet die zuverlässige Ende-zu-Ende-Übertragung durch Flusskontrolle und Segmentierung der Datenströme. (Falsch)</w:t>
       </w:r>
     </w:p>
     <w:p>
@@ -1272,7 +2994,7 @@
         <w:pStyle w:val="Compact"/>
         <w:numPr>
           <w:ilvl w:val="0"/>
-          <w:numId w:val="1"/>
+          <w:numId w:val="19"/>
         </w:numPr>
         <w:bidi w:val="0"/>
         <w:jc w:val="start"/>
@@ -1283,19 +3005,10 @@
       </w:pPr>
       <w:r>
         <w:rPr>
-          <w:b/>
-          <w:bCs/>
-          <w:sz w:val="22"/>
-          <w:szCs w:val="22"/>
-        </w:rPr>
-        <w:t>2 - Weniger relevant:</w:t>
-      </w:r>
-      <w:r>
-        <w:rPr>
-          <w:sz w:val="22"/>
-          <w:szCs w:val="22"/>
-        </w:rPr>
-        <w:t xml:space="preserve"> Nur oberflächlicher Textbezug</w:t>
+          <w:sz w:val="22"/>
+          <w:szCs w:val="22"/>
+        </w:rPr>
+        <w:t>Der Session Layer ist für das Aufbauen, Verwalten, Zurückweisen und Beenden von Sitzungen innerhalb einer Kommunikationsbeziehung zuständig. (Richtig)</w:t>
       </w:r>
     </w:p>
     <w:p>
@@ -1303,7 +3016,7 @@
         <w:pStyle w:val="Compact"/>
         <w:numPr>
           <w:ilvl w:val="0"/>
-          <w:numId w:val="1"/>
+          <w:numId w:val="20"/>
         </w:numPr>
         <w:bidi w:val="0"/>
         <w:jc w:val="start"/>
@@ -1312,1728 +3025,7 @@
           <w:szCs w:val="22"/>
         </w:rPr>
       </w:pPr>
-      <w:r>
-        <w:rPr>
-          <w:b/>
-          <w:bCs/>
-          <w:sz w:val="22"/>
-          <w:szCs w:val="22"/>
-        </w:rPr>
-        <w:t>1 - Nicht relevant:</w:t>
-      </w:r>
-      <w:r>
-        <w:rPr>
-          <w:sz w:val="22"/>
-          <w:szCs w:val="22"/>
-        </w:rPr>
-        <w:t xml:space="preserve"> Kein Bezug zum Textinhalt</w:t>
-      </w:r>
-    </w:p>
-    <w:p>
-      <w:pPr>
-        <w:pStyle w:val="Compact"/>
-        <w:numPr>
-          <w:ilvl w:val="1"/>
-          <w:numId w:val="1"/>
-        </w:numPr>
-        <w:bidi w:val="0"/>
-        <w:jc w:val="start"/>
-        <w:rPr>
-          <w:sz w:val="22"/>
-          <w:szCs w:val="22"/>
-        </w:rPr>
-      </w:pPr>
-      <w:bookmarkStart w:id="7" w:name="relevanzrelevance"/>
-      <w:r>
-        <w:rPr>
-          <w:sz w:val="22"/>
-          <w:szCs w:val="22"/>
-        </w:rPr>
-        <w:t>Bsp.: “Welche Programmiersprache wird am häufigsten für die Implementierung von Netzwerkprotokollen verwendet?”</w:t>
-      </w:r>
-      <w:bookmarkEnd w:id="7"/>
-    </w:p>
-    <w:p>
-      <w:pPr>
-        <w:pStyle w:val="Heading2"/>
-        <w:bidi w:val="0"/>
-        <w:jc w:val="start"/>
-        <w:rPr/>
-      </w:pPr>
-      <w:r>
-        <w:rPr/>
-        <w:t>Klarheit/Clarity</w:t>
-      </w:r>
-    </w:p>
-    <w:p>
-      <w:pPr>
-        <w:pStyle w:val="FirstParagraph"/>
-        <w:bidi w:val="0"/>
-        <w:jc w:val="start"/>
-        <w:rPr>
-          <w:sz w:val="22"/>
-          <w:szCs w:val="22"/>
-        </w:rPr>
-      </w:pPr>
-      <w:r>
-        <w:rPr>
-          <w:b/>
-          <w:bCs/>
-          <w:sz w:val="22"/>
-          <w:szCs w:val="22"/>
-        </w:rPr>
-        <w:t>Fragestellung:</w:t>
-      </w:r>
-      <w:r>
-        <w:rPr>
-          <w:sz w:val="22"/>
-          <w:szCs w:val="22"/>
-        </w:rPr>
-        <w:t xml:space="preserve"> Wie eindeutig und verständlich ist die Frage formuliert?</w:t>
-      </w:r>
-    </w:p>
-    <w:p>
-      <w:pPr>
-        <w:pStyle w:val="Compact"/>
-        <w:numPr>
-          <w:ilvl w:val="0"/>
-          <w:numId w:val="1"/>
-        </w:numPr>
-        <w:bidi w:val="0"/>
-        <w:jc w:val="start"/>
-        <w:rPr>
-          <w:sz w:val="22"/>
-          <w:szCs w:val="22"/>
-        </w:rPr>
-      </w:pPr>
-      <w:r>
-        <w:rPr>
-          <w:b/>
-          <w:bCs/>
-          <w:sz w:val="22"/>
-          <w:szCs w:val="22"/>
-        </w:rPr>
-        <w:t>5 - Sehr klar:</w:t>
-      </w:r>
-      <w:r>
-        <w:rPr>
-          <w:sz w:val="22"/>
-          <w:szCs w:val="22"/>
-        </w:rPr>
-        <w:t xml:space="preserve"> Präzise, eindeutig formuliert, keine Mehrdeutigkeiten</w:t>
-      </w:r>
-    </w:p>
-    <w:p>
-      <w:pPr>
-        <w:pStyle w:val="Compact"/>
-        <w:numPr>
-          <w:ilvl w:val="1"/>
-          <w:numId w:val="8"/>
-        </w:numPr>
-        <w:bidi w:val="0"/>
-        <w:jc w:val="start"/>
-        <w:rPr>
-          <w:sz w:val="22"/>
-          <w:szCs w:val="22"/>
-        </w:rPr>
-      </w:pPr>
-      <w:r>
-        <w:rPr>
-          <w:sz w:val="22"/>
-          <w:szCs w:val="22"/>
-        </w:rPr>
-        <w:t>Bsp.: “Nennen Sie die Kernaufgaben der Session Layer und erläutern Sie jeweils deren Funktion.”</w:t>
-      </w:r>
-    </w:p>
-    <w:p>
-      <w:pPr>
-        <w:pStyle w:val="Compact"/>
-        <w:numPr>
-          <w:ilvl w:val="0"/>
-          <w:numId w:val="1"/>
-        </w:numPr>
-        <w:bidi w:val="0"/>
-        <w:jc w:val="start"/>
-        <w:rPr>
-          <w:sz w:val="22"/>
-          <w:szCs w:val="22"/>
-        </w:rPr>
-      </w:pPr>
-      <w:r>
-        <w:rPr>
-          <w:b/>
-          <w:bCs/>
-          <w:sz w:val="22"/>
-          <w:szCs w:val="22"/>
-        </w:rPr>
-        <w:t>4 - Klar:</w:t>
-      </w:r>
-      <w:r>
-        <w:rPr>
-          <w:sz w:val="22"/>
-          <w:szCs w:val="22"/>
-        </w:rPr>
-        <w:t xml:space="preserve"> Verständlich mit minimalen Unklarheiten</w:t>
-      </w:r>
-    </w:p>
-    <w:p>
-      <w:pPr>
-        <w:pStyle w:val="Compact"/>
-        <w:numPr>
-          <w:ilvl w:val="0"/>
-          <w:numId w:val="1"/>
-        </w:numPr>
-        <w:bidi w:val="0"/>
-        <w:jc w:val="start"/>
-        <w:rPr>
-          <w:sz w:val="22"/>
-          <w:szCs w:val="22"/>
-        </w:rPr>
-      </w:pPr>
-      <w:r>
-        <w:rPr>
-          <w:b/>
-          <w:bCs/>
-          <w:sz w:val="22"/>
-          <w:szCs w:val="22"/>
-        </w:rPr>
-        <w:t>3 - Mäßig klar:</w:t>
-      </w:r>
-      <w:r>
-        <w:rPr>
-          <w:sz w:val="22"/>
-          <w:szCs w:val="22"/>
-        </w:rPr>
-        <w:t xml:space="preserve"> Enthält einige unklare Formulierungen</w:t>
-      </w:r>
-    </w:p>
-    <w:p>
-      <w:pPr>
-        <w:pStyle w:val="Compact"/>
-        <w:numPr>
-          <w:ilvl w:val="0"/>
-          <w:numId w:val="1"/>
-        </w:numPr>
-        <w:bidi w:val="0"/>
-        <w:jc w:val="start"/>
-        <w:rPr>
-          <w:sz w:val="22"/>
-          <w:szCs w:val="22"/>
-        </w:rPr>
-      </w:pPr>
-      <w:r>
-        <w:rPr>
-          <w:b/>
-          <w:bCs/>
-          <w:sz w:val="22"/>
-          <w:szCs w:val="22"/>
-        </w:rPr>
-        <w:t>2 - Unklar:</w:t>
-      </w:r>
-      <w:r>
-        <w:rPr>
-          <w:sz w:val="22"/>
-          <w:szCs w:val="22"/>
-        </w:rPr>
-        <w:t xml:space="preserve"> Enthält mehrere mehrdeutige oder verwirrende Elemente</w:t>
-      </w:r>
-    </w:p>
-    <w:p>
-      <w:pPr>
-        <w:pStyle w:val="Compact"/>
-        <w:numPr>
-          <w:ilvl w:val="0"/>
-          <w:numId w:val="1"/>
-        </w:numPr>
-        <w:bidi w:val="0"/>
-        <w:jc w:val="start"/>
-        <w:rPr>
-          <w:sz w:val="22"/>
-          <w:szCs w:val="22"/>
-        </w:rPr>
-      </w:pPr>
-      <w:r>
-        <w:rPr>
-          <w:b/>
-          <w:bCs/>
-          <w:sz w:val="22"/>
-          <w:szCs w:val="22"/>
-        </w:rPr>
-        <w:t>1 - Sehr unklar:</w:t>
-      </w:r>
-      <w:r>
-        <w:rPr>
-          <w:sz w:val="22"/>
-          <w:szCs w:val="22"/>
-        </w:rPr>
-        <w:t xml:space="preserve"> Schwer verständlich oder grammatikalisch fehlerhaft</w:t>
-      </w:r>
-    </w:p>
-    <w:p>
-      <w:pPr>
-        <w:pStyle w:val="Compact"/>
-        <w:numPr>
-          <w:ilvl w:val="1"/>
-          <w:numId w:val="1"/>
-        </w:numPr>
-        <w:bidi w:val="0"/>
-        <w:jc w:val="start"/>
-        <w:rPr>
-          <w:sz w:val="22"/>
-          <w:szCs w:val="22"/>
-        </w:rPr>
-      </w:pPr>
-      <w:bookmarkStart w:id="8" w:name="klarheitclarity"/>
-      <w:r>
-        <w:rPr>
-          <w:sz w:val="22"/>
-          <w:szCs w:val="22"/>
-        </w:rPr>
-        <w:t>Bsp.: “Inwiefern spielt die Schicht eine Rolle bei dem, was passiert, wenn Kommunikation stattfindet?”</w:t>
-      </w:r>
-      <w:bookmarkEnd w:id="8"/>
-    </w:p>
-    <w:p>
-      <w:pPr>
-        <w:pStyle w:val="Heading2"/>
-        <w:bidi w:val="0"/>
-        <w:jc w:val="start"/>
-        <w:rPr/>
-      </w:pPr>
-      <w:r>
-        <w:rPr/>
-        <w:t>Beantwortbarkeit/Answerability</w:t>
-      </w:r>
-    </w:p>
-    <w:p>
-      <w:pPr>
-        <w:pStyle w:val="FirstParagraph"/>
-        <w:bidi w:val="0"/>
-        <w:jc w:val="start"/>
-        <w:rPr>
-          <w:sz w:val="22"/>
-          <w:szCs w:val="22"/>
-        </w:rPr>
-      </w:pPr>
-      <w:r>
-        <w:rPr>
-          <w:b/>
-          <w:bCs/>
-          <w:sz w:val="22"/>
-          <w:szCs w:val="22"/>
-        </w:rPr>
-        <w:t>Fragestellung:</w:t>
-      </w:r>
-      <w:r>
-        <w:rPr>
-          <w:sz w:val="22"/>
-          <w:szCs w:val="22"/>
-        </w:rPr>
-        <w:t xml:space="preserve"> Wie gut können Studierende die Frage mit den verfügbaren Textinformationen beantworten?</w:t>
-      </w:r>
-    </w:p>
-    <w:p>
-      <w:pPr>
-        <w:pStyle w:val="Compact"/>
-        <w:numPr>
-          <w:ilvl w:val="0"/>
-          <w:numId w:val="1"/>
-        </w:numPr>
-        <w:bidi w:val="0"/>
-        <w:jc w:val="start"/>
-        <w:rPr>
-          <w:sz w:val="22"/>
-          <w:szCs w:val="22"/>
-        </w:rPr>
-      </w:pPr>
-      <w:r>
-        <w:rPr>
-          <w:b/>
-          <w:bCs/>
-          <w:sz w:val="22"/>
-          <w:szCs w:val="22"/>
-        </w:rPr>
-        <w:t>5 - Vollständig beantwortbar:</w:t>
-      </w:r>
-      <w:r>
-        <w:rPr>
-          <w:sz w:val="22"/>
-          <w:szCs w:val="22"/>
-        </w:rPr>
-        <w:t xml:space="preserve"> Alle Infos explizit im Text verfügbar</w:t>
-      </w:r>
-    </w:p>
-    <w:p>
-      <w:pPr>
-        <w:pStyle w:val="Compact"/>
-        <w:numPr>
-          <w:ilvl w:val="1"/>
-          <w:numId w:val="1"/>
-        </w:numPr>
-        <w:bidi w:val="0"/>
-        <w:jc w:val="start"/>
-        <w:rPr>
-          <w:sz w:val="22"/>
-          <w:szCs w:val="22"/>
-        </w:rPr>
-      </w:pPr>
-      <w:r>
-        <w:rPr>
-          <w:sz w:val="22"/>
-          <w:szCs w:val="22"/>
-        </w:rPr>
-        <w:t>Bsp: “Welche Kernaufgaben hat der Presentation Layer?”</w:t>
-      </w:r>
-    </w:p>
-    <w:p>
-      <w:pPr>
-        <w:pStyle w:val="Compact"/>
-        <w:numPr>
-          <w:ilvl w:val="0"/>
-          <w:numId w:val="1"/>
-        </w:numPr>
-        <w:bidi w:val="0"/>
-        <w:jc w:val="start"/>
-        <w:rPr>
-          <w:sz w:val="22"/>
-          <w:szCs w:val="22"/>
-        </w:rPr>
-      </w:pPr>
-      <w:r>
-        <w:rPr>
-          <w:b/>
-          <w:bCs/>
-          <w:sz w:val="22"/>
-          <w:szCs w:val="22"/>
-        </w:rPr>
-        <w:t>4 - Gut beantwortbar:</w:t>
-      </w:r>
-      <w:r>
-        <w:rPr>
-          <w:sz w:val="22"/>
-          <w:szCs w:val="22"/>
-        </w:rPr>
-        <w:t xml:space="preserve"> Die meisten Infos im Text, minimale Schlüsse nötig</w:t>
-      </w:r>
-    </w:p>
-    <w:p>
-      <w:pPr>
-        <w:pStyle w:val="Compact"/>
-        <w:numPr>
-          <w:ilvl w:val="0"/>
-          <w:numId w:val="1"/>
-        </w:numPr>
-        <w:bidi w:val="0"/>
-        <w:jc w:val="start"/>
-        <w:rPr>
-          <w:sz w:val="22"/>
-          <w:szCs w:val="22"/>
-        </w:rPr>
-      </w:pPr>
-      <w:r>
-        <w:rPr>
-          <w:b/>
-          <w:bCs/>
-          <w:sz w:val="22"/>
-          <w:szCs w:val="22"/>
-        </w:rPr>
-        <w:t>3 - Teilweise beantwortbar:</w:t>
-      </w:r>
-      <w:r>
-        <w:rPr>
-          <w:sz w:val="22"/>
-          <w:szCs w:val="22"/>
-        </w:rPr>
-        <w:t xml:space="preserve"> Grundinfos vorhanden, moderate Interpretation nötig</w:t>
-      </w:r>
-    </w:p>
-    <w:p>
-      <w:pPr>
-        <w:pStyle w:val="Compact"/>
-        <w:numPr>
-          <w:ilvl w:val="0"/>
-          <w:numId w:val="1"/>
-        </w:numPr>
-        <w:bidi w:val="0"/>
-        <w:jc w:val="start"/>
-        <w:rPr>
-          <w:sz w:val="22"/>
-          <w:szCs w:val="22"/>
-        </w:rPr>
-      </w:pPr>
-      <w:r>
-        <w:rPr>
-          <w:b/>
-          <w:bCs/>
-          <w:sz w:val="22"/>
-          <w:szCs w:val="22"/>
-        </w:rPr>
-        <w:t>2 - Schwer beantwortbar:</w:t>
-      </w:r>
-      <w:r>
-        <w:rPr>
-          <w:sz w:val="22"/>
-          <w:szCs w:val="22"/>
-        </w:rPr>
-        <w:t xml:space="preserve"> Wenige relevante Infos, viel eigene Ableitung erforderlich</w:t>
-      </w:r>
-    </w:p>
-    <w:p>
-      <w:pPr>
-        <w:pStyle w:val="Compact"/>
-        <w:numPr>
-          <w:ilvl w:val="0"/>
-          <w:numId w:val="1"/>
-        </w:numPr>
-        <w:bidi w:val="0"/>
-        <w:jc w:val="start"/>
-        <w:rPr>
-          <w:sz w:val="22"/>
-          <w:szCs w:val="22"/>
-        </w:rPr>
-      </w:pPr>
-      <w:r>
-        <w:rPr>
-          <w:b/>
-          <w:bCs/>
-          <w:sz w:val="22"/>
-          <w:szCs w:val="22"/>
-        </w:rPr>
-        <w:t>1 - Nicht beantwortbar:</w:t>
-      </w:r>
-      <w:r>
-        <w:rPr>
-          <w:sz w:val="22"/>
-          <w:szCs w:val="22"/>
-        </w:rPr>
-        <w:t xml:space="preserve"> Benötigte Informationen fehlen größtenteils</w:t>
-      </w:r>
-    </w:p>
-    <w:p>
-      <w:pPr>
-        <w:pStyle w:val="Compact"/>
-        <w:numPr>
-          <w:ilvl w:val="1"/>
-          <w:numId w:val="1"/>
-        </w:numPr>
-        <w:bidi w:val="0"/>
-        <w:jc w:val="start"/>
-        <w:rPr>
-          <w:sz w:val="22"/>
-          <w:szCs w:val="22"/>
-        </w:rPr>
-      </w:pPr>
-      <w:bookmarkStart w:id="9" w:name="beantwortbarkeitanswerability"/>
-      <w:r>
-        <w:rPr>
-          <w:sz w:val="22"/>
-          <w:szCs w:val="22"/>
-        </w:rPr>
-        <w:t>Bsp.: “Vergleichen Sie die Effizienz des ISO-OSI-Modells mit modernen Software-Defined-Networking-Ansätzen.”</w:t>
-      </w:r>
-      <w:bookmarkEnd w:id="9"/>
-    </w:p>
-    <w:p>
-      <w:pPr>
-        <w:pStyle w:val="Heading2"/>
-        <w:bidi w:val="0"/>
-        <w:jc w:val="start"/>
-        <w:rPr/>
-      </w:pPr>
-      <w:r>
-        <w:rPr/>
-        <w:t>Herausforderung/Challenging</w:t>
-      </w:r>
-    </w:p>
-    <w:p>
-      <w:pPr>
-        <w:pStyle w:val="FirstParagraph"/>
-        <w:bidi w:val="0"/>
-        <w:jc w:val="start"/>
-        <w:rPr>
-          <w:sz w:val="22"/>
-          <w:szCs w:val="22"/>
-        </w:rPr>
-      </w:pPr>
-      <w:r>
-        <w:rPr>
-          <w:b/>
-          <w:bCs/>
-          <w:sz w:val="22"/>
-          <w:szCs w:val="22"/>
-        </w:rPr>
-        <w:t>Fragestellung:</w:t>
-      </w:r>
-      <w:r>
-        <w:rPr>
-          <w:sz w:val="22"/>
-          <w:szCs w:val="22"/>
-        </w:rPr>
-        <w:t xml:space="preserve"> Wie anspruchsvoll ist die kognitive Anforderung der Frage?</w:t>
-      </w:r>
-    </w:p>
-    <w:p>
-      <w:pPr>
-        <w:pStyle w:val="Compact"/>
-        <w:numPr>
-          <w:ilvl w:val="0"/>
-          <w:numId w:val="1"/>
-        </w:numPr>
-        <w:bidi w:val="0"/>
-        <w:jc w:val="start"/>
-        <w:rPr>
-          <w:sz w:val="22"/>
-          <w:szCs w:val="22"/>
-        </w:rPr>
-      </w:pPr>
-      <w:r>
-        <w:rPr>
-          <w:b/>
-          <w:bCs/>
-          <w:sz w:val="22"/>
-          <w:szCs w:val="22"/>
-        </w:rPr>
-        <w:t>5 - Sehr herausfordernd:</w:t>
-      </w:r>
-      <w:r>
-        <w:rPr>
-          <w:sz w:val="22"/>
-          <w:szCs w:val="22"/>
-        </w:rPr>
-        <w:t xml:space="preserve"> Erfordert tiefgehende Analyse des gesamten Textes</w:t>
-      </w:r>
-    </w:p>
-    <w:p>
-      <w:pPr>
-        <w:pStyle w:val="Compact"/>
-        <w:numPr>
-          <w:ilvl w:val="1"/>
-          <w:numId w:val="1"/>
-        </w:numPr>
-        <w:bidi w:val="0"/>
-        <w:jc w:val="start"/>
-        <w:rPr>
-          <w:sz w:val="22"/>
-          <w:szCs w:val="22"/>
-        </w:rPr>
-      </w:pPr>
-      <w:r>
-        <w:rPr>
-          <w:sz w:val="22"/>
-          <w:szCs w:val="22"/>
-        </w:rPr>
-        <w:t>Bsp.: “Analysieren Sie, warum Flusssteuerung auf mehreren OSI-Schichten implementiert wird, und bewerten Sie die Notwendigkeit dieser Redundanz.”</w:t>
-      </w:r>
-    </w:p>
-    <w:p>
-      <w:pPr>
-        <w:pStyle w:val="Compact"/>
-        <w:numPr>
-          <w:ilvl w:val="0"/>
-          <w:numId w:val="1"/>
-        </w:numPr>
-        <w:bidi w:val="0"/>
-        <w:jc w:val="start"/>
-        <w:rPr>
-          <w:sz w:val="22"/>
-          <w:szCs w:val="22"/>
-        </w:rPr>
-      </w:pPr>
-      <w:r>
-        <w:rPr>
-          <w:b/>
-          <w:bCs/>
-          <w:sz w:val="22"/>
-          <w:szCs w:val="22"/>
-        </w:rPr>
-        <w:t>4 - Herausfordernd:</w:t>
-      </w:r>
-      <w:r>
-        <w:rPr>
-          <w:sz w:val="22"/>
-          <w:szCs w:val="22"/>
-        </w:rPr>
-        <w:t xml:space="preserve"> Erfordert Integration von weit auseinanderliegenden Informationen</w:t>
-      </w:r>
-    </w:p>
-    <w:p>
-      <w:pPr>
-        <w:pStyle w:val="Compact"/>
-        <w:numPr>
-          <w:ilvl w:val="0"/>
-          <w:numId w:val="1"/>
-        </w:numPr>
-        <w:bidi w:val="0"/>
-        <w:jc w:val="start"/>
-        <w:rPr>
-          <w:sz w:val="22"/>
-          <w:szCs w:val="22"/>
-        </w:rPr>
-      </w:pPr>
-      <w:r>
-        <w:rPr>
-          <w:b/>
-          <w:bCs/>
-          <w:sz w:val="22"/>
-          <w:szCs w:val="22"/>
-        </w:rPr>
-        <w:t>3 - Mäßig herausfordernd:</w:t>
-      </w:r>
-      <w:r>
-        <w:rPr>
-          <w:sz w:val="22"/>
-          <w:szCs w:val="22"/>
-        </w:rPr>
-        <w:t xml:space="preserve"> Erfordert Verständnis und einfache Anwendung</w:t>
-      </w:r>
-    </w:p>
-    <w:p>
-      <w:pPr>
-        <w:pStyle w:val="Compact"/>
-        <w:numPr>
-          <w:ilvl w:val="0"/>
-          <w:numId w:val="1"/>
-        </w:numPr>
-        <w:bidi w:val="0"/>
-        <w:jc w:val="start"/>
-        <w:rPr>
-          <w:sz w:val="22"/>
-          <w:szCs w:val="22"/>
-        </w:rPr>
-      </w:pPr>
-      <w:r>
-        <w:rPr>
-          <w:b/>
-          <w:bCs/>
-          <w:sz w:val="22"/>
-          <w:szCs w:val="22"/>
-        </w:rPr>
-        <w:t>2 - Wenig herausfordernd:</w:t>
-      </w:r>
-      <w:r>
-        <w:rPr>
-          <w:sz w:val="22"/>
-          <w:szCs w:val="22"/>
-        </w:rPr>
-        <w:t xml:space="preserve"> Erfordert Auffinden und Wiedergeben</w:t>
-      </w:r>
-    </w:p>
-    <w:p>
-      <w:pPr>
-        <w:pStyle w:val="Compact"/>
-        <w:numPr>
-          <w:ilvl w:val="0"/>
-          <w:numId w:val="1"/>
-        </w:numPr>
-        <w:bidi w:val="0"/>
-        <w:jc w:val="start"/>
-        <w:rPr>
-          <w:sz w:val="22"/>
-          <w:szCs w:val="22"/>
-        </w:rPr>
-      </w:pPr>
-      <w:r>
-        <w:rPr>
-          <w:b/>
-          <w:bCs/>
-          <w:sz w:val="22"/>
-          <w:szCs w:val="22"/>
-        </w:rPr>
-        <w:t>1 - Nicht herausfordernd:</w:t>
-      </w:r>
-      <w:r>
-        <w:rPr>
-          <w:sz w:val="22"/>
-          <w:szCs w:val="22"/>
-        </w:rPr>
-        <w:t xml:space="preserve"> Trivial (Abschreiben oder Ja/Nein)</w:t>
-      </w:r>
-    </w:p>
-    <w:p>
-      <w:pPr>
-        <w:pStyle w:val="Compact"/>
-        <w:numPr>
-          <w:ilvl w:val="1"/>
-          <w:numId w:val="1"/>
-        </w:numPr>
-        <w:bidi w:val="0"/>
-        <w:jc w:val="start"/>
-        <w:rPr>
-          <w:sz w:val="22"/>
-          <w:szCs w:val="22"/>
-        </w:rPr>
-      </w:pPr>
-      <w:bookmarkStart w:id="10" w:name="herausforderungchallenging"/>
-      <w:r>
-        <w:rPr>
-          <w:sz w:val="22"/>
-          <w:szCs w:val="22"/>
-        </w:rPr>
-        <w:t>Bsp.: “Wie viele Kernaufgaben hat der Physical Layer?”</w:t>
-      </w:r>
-      <w:bookmarkEnd w:id="10"/>
-    </w:p>
-    <w:p>
-      <w:pPr>
-        <w:pStyle w:val="Heading2"/>
-        <w:bidi w:val="0"/>
-        <w:jc w:val="start"/>
-        <w:rPr/>
-      </w:pPr>
-      <w:r>
-        <w:rPr/>
-        <w:t>Wertigkeit/Value bzgl. Lernzielintegration</w:t>
-      </w:r>
-    </w:p>
-    <w:p>
-      <w:pPr>
-        <w:pStyle w:val="FirstParagraph"/>
-        <w:bidi w:val="0"/>
-        <w:jc w:val="start"/>
-        <w:rPr>
-          <w:sz w:val="22"/>
-          <w:szCs w:val="22"/>
-        </w:rPr>
-      </w:pPr>
-      <w:r>
-        <w:rPr>
-          <w:b/>
-          <w:bCs/>
-          <w:sz w:val="22"/>
-          <w:szCs w:val="22"/>
-        </w:rPr>
-        <w:t>Fragestellung:</w:t>
-      </w:r>
-      <w:r>
-        <w:rPr>
-          <w:sz w:val="22"/>
-          <w:szCs w:val="22"/>
-        </w:rPr>
-        <w:t xml:space="preserve"> Wie zentral ist das in der Frage behandelte Fachkonzept für das angestrebte Lernziel des Moduls?</w:t>
-      </w:r>
-    </w:p>
-    <w:p>
-      <w:pPr>
-        <w:pStyle w:val="Compact"/>
-        <w:numPr>
-          <w:ilvl w:val="0"/>
-          <w:numId w:val="1"/>
-        </w:numPr>
-        <w:bidi w:val="0"/>
-        <w:jc w:val="start"/>
-        <w:rPr>
-          <w:sz w:val="22"/>
-          <w:szCs w:val="22"/>
-        </w:rPr>
-      </w:pPr>
-      <w:r>
-        <w:rPr>
-          <w:b/>
-          <w:bCs/>
-          <w:sz w:val="22"/>
-          <w:szCs w:val="22"/>
-        </w:rPr>
-        <w:t>5 - Sehr Hoch:</w:t>
-      </w:r>
-      <w:r>
-        <w:rPr>
-          <w:sz w:val="22"/>
-          <w:szCs w:val="22"/>
-        </w:rPr>
-        <w:t xml:space="preserve"> Behandelt Kernkonzept und zentrales Lernziel (hochrelevant)</w:t>
-      </w:r>
-    </w:p>
-    <w:p>
-      <w:pPr>
-        <w:pStyle w:val="Compact"/>
-        <w:numPr>
-          <w:ilvl w:val="1"/>
-          <w:numId w:val="1"/>
-        </w:numPr>
-        <w:bidi w:val="0"/>
-        <w:jc w:val="start"/>
-        <w:rPr>
-          <w:sz w:val="22"/>
-          <w:szCs w:val="22"/>
-        </w:rPr>
-      </w:pPr>
-      <w:r>
-        <w:rPr>
-          <w:sz w:val="22"/>
-          <w:szCs w:val="22"/>
-        </w:rPr>
-        <w:t>Bsp.: “Erklären Sie das Zusammenspiel von Codierung, Transport und Decodierung bei der Übertragung logischer Werte auf physikalischer Ebene.”</w:t>
-      </w:r>
-    </w:p>
-    <w:p>
-      <w:pPr>
-        <w:pStyle w:val="Compact"/>
-        <w:numPr>
-          <w:ilvl w:val="0"/>
-          <w:numId w:val="1"/>
-        </w:numPr>
-        <w:bidi w:val="0"/>
-        <w:jc w:val="start"/>
-        <w:rPr>
-          <w:sz w:val="22"/>
-          <w:szCs w:val="22"/>
-        </w:rPr>
-      </w:pPr>
-      <w:r>
-        <w:rPr>
-          <w:b/>
-          <w:bCs/>
-          <w:sz w:val="22"/>
-          <w:szCs w:val="22"/>
-        </w:rPr>
-        <w:t>4 - Hoch:</w:t>
-      </w:r>
-      <w:r>
-        <w:rPr>
-          <w:sz w:val="22"/>
-          <w:szCs w:val="22"/>
-        </w:rPr>
-        <w:t xml:space="preserve"> Behandelt wichtiges, relevantes Konzept</w:t>
-      </w:r>
-    </w:p>
-    <w:p>
-      <w:pPr>
-        <w:pStyle w:val="Compact"/>
-        <w:numPr>
-          <w:ilvl w:val="0"/>
-          <w:numId w:val="1"/>
-        </w:numPr>
-        <w:bidi w:val="0"/>
-        <w:jc w:val="start"/>
-        <w:rPr>
-          <w:sz w:val="22"/>
-          <w:szCs w:val="22"/>
-        </w:rPr>
-      </w:pPr>
-      <w:r>
-        <w:rPr>
-          <w:b/>
-          <w:bCs/>
-          <w:sz w:val="22"/>
-          <w:szCs w:val="22"/>
-        </w:rPr>
-        <w:t>3 - Mäßig:</w:t>
-      </w:r>
-      <w:r>
-        <w:rPr>
-          <w:sz w:val="22"/>
-          <w:szCs w:val="22"/>
-        </w:rPr>
-        <w:t xml:space="preserve"> Behandelt Grundlagen oder deskriptive Aspekte</w:t>
-      </w:r>
-    </w:p>
-    <w:p>
-      <w:pPr>
-        <w:pStyle w:val="Compact"/>
-        <w:numPr>
-          <w:ilvl w:val="0"/>
-          <w:numId w:val="1"/>
-        </w:numPr>
-        <w:bidi w:val="0"/>
-        <w:jc w:val="start"/>
-        <w:rPr>
-          <w:sz w:val="22"/>
-          <w:szCs w:val="22"/>
-        </w:rPr>
-      </w:pPr>
-      <w:r>
-        <w:rPr>
-          <w:b/>
-          <w:bCs/>
-          <w:sz w:val="22"/>
-          <w:szCs w:val="22"/>
-        </w:rPr>
-        <w:t>2 - Gering:</w:t>
-      </w:r>
-      <w:r>
-        <w:rPr>
-          <w:sz w:val="22"/>
-          <w:szCs w:val="22"/>
-        </w:rPr>
-        <w:t xml:space="preserve"> Fokussiert auf nebensächliches Detail oder ist ineffizient</w:t>
-      </w:r>
-    </w:p>
-    <w:p>
-      <w:pPr>
-        <w:pStyle w:val="Compact"/>
-        <w:numPr>
-          <w:ilvl w:val="0"/>
-          <w:numId w:val="1"/>
-        </w:numPr>
-        <w:bidi w:val="0"/>
-        <w:jc w:val="start"/>
-        <w:rPr>
-          <w:sz w:val="22"/>
-          <w:szCs w:val="22"/>
-        </w:rPr>
-      </w:pPr>
-      <w:r>
-        <w:rPr>
-          <w:b/>
-          <w:bCs/>
-          <w:sz w:val="22"/>
-          <w:szCs w:val="22"/>
-        </w:rPr>
-        <w:t>1 - Nicht vorhanden:</w:t>
-      </w:r>
-      <w:r>
-        <w:rPr>
-          <w:sz w:val="22"/>
-          <w:szCs w:val="22"/>
-        </w:rPr>
-        <w:t xml:space="preserve"> Behandelt irrelevante Details (nicht Teil des Lernziels)</w:t>
-      </w:r>
-    </w:p>
-    <w:p>
-      <w:pPr>
-        <w:pStyle w:val="Compact"/>
-        <w:numPr>
-          <w:ilvl w:val="1"/>
-          <w:numId w:val="1"/>
-        </w:numPr>
-        <w:bidi w:val="0"/>
-        <w:jc w:val="start"/>
-        <w:rPr>
-          <w:sz w:val="22"/>
-          <w:szCs w:val="22"/>
-        </w:rPr>
-      </w:pPr>
-      <w:bookmarkStart w:id="11" w:name="Xc726736414fc4f5118f498bc21832f0e03ad1b3"/>
-      <w:r>
-        <w:rPr>
-          <w:sz w:val="22"/>
-          <w:szCs w:val="22"/>
-        </w:rPr>
-        <w:t>Bsp.: “Nennen Sie ein Beispiel für ein Kabel, das zur Datenübertragung verwendet werden kann.”</w:t>
-      </w:r>
-      <w:bookmarkEnd w:id="11"/>
-    </w:p>
-    <w:p>
-      <w:pPr>
-        <w:pStyle w:val="Heading2"/>
-        <w:bidi w:val="0"/>
-        <w:jc w:val="start"/>
-        <w:rPr/>
-      </w:pPr>
-      <w:r>
-        <w:rPr/>
-        <w:t>Sprachqualität/Language</w:t>
-      </w:r>
-    </w:p>
-    <w:p>
-      <w:pPr>
-        <w:pStyle w:val="FirstParagraph"/>
-        <w:bidi w:val="0"/>
-        <w:jc w:val="start"/>
-        <w:rPr>
-          <w:sz w:val="22"/>
-          <w:szCs w:val="22"/>
-        </w:rPr>
-      </w:pPr>
-      <w:r>
-        <w:rPr>
-          <w:b/>
-          <w:bCs/>
-          <w:sz w:val="22"/>
-          <w:szCs w:val="22"/>
-        </w:rPr>
-        <w:t>Fragestellung:</w:t>
-      </w:r>
-      <w:r>
-        <w:rPr>
-          <w:sz w:val="22"/>
-          <w:szCs w:val="22"/>
-        </w:rPr>
-        <w:t xml:space="preserve"> Wie angemessen ist die sprachliche Qualität der Frage?</w:t>
-      </w:r>
-    </w:p>
-    <w:p>
-      <w:pPr>
-        <w:pStyle w:val="Compact"/>
-        <w:numPr>
-          <w:ilvl w:val="0"/>
-          <w:numId w:val="1"/>
-        </w:numPr>
-        <w:bidi w:val="0"/>
-        <w:jc w:val="start"/>
-        <w:rPr>
-          <w:sz w:val="22"/>
-          <w:szCs w:val="22"/>
-        </w:rPr>
-      </w:pPr>
-      <w:r>
-        <w:rPr>
-          <w:b/>
-          <w:bCs/>
-          <w:sz w:val="22"/>
-          <w:szCs w:val="22"/>
-        </w:rPr>
-        <w:t>5 - Ausgezeichnet:</w:t>
-      </w:r>
-      <w:r>
-        <w:rPr>
-          <w:sz w:val="22"/>
-          <w:szCs w:val="22"/>
-        </w:rPr>
-        <w:t xml:space="preserve"> Präzise, angemessen, gut verständlich</w:t>
-      </w:r>
-    </w:p>
-    <w:p>
-      <w:pPr>
-        <w:pStyle w:val="Compact"/>
-        <w:numPr>
-          <w:ilvl w:val="1"/>
-          <w:numId w:val="1"/>
-        </w:numPr>
-        <w:bidi w:val="0"/>
-        <w:jc w:val="start"/>
-        <w:rPr>
-          <w:sz w:val="22"/>
-          <w:szCs w:val="22"/>
-        </w:rPr>
-      </w:pPr>
-      <w:r>
-        <w:rPr>
-          <w:sz w:val="22"/>
-          <w:szCs w:val="22"/>
-        </w:rPr>
-        <w:t>Bsp.: “Ermitteln Sie, welche OSI-Schicht für das Setzen von Synchronisationspunkten verantwortlich ist, und erläutern Sie deren Zweck.”</w:t>
-      </w:r>
-    </w:p>
-    <w:p>
-      <w:pPr>
-        <w:pStyle w:val="Compact"/>
-        <w:numPr>
-          <w:ilvl w:val="0"/>
-          <w:numId w:val="1"/>
-        </w:numPr>
-        <w:bidi w:val="0"/>
-        <w:jc w:val="start"/>
-        <w:rPr>
-          <w:sz w:val="22"/>
-          <w:szCs w:val="22"/>
-        </w:rPr>
-      </w:pPr>
-      <w:r>
-        <w:rPr>
-          <w:b/>
-          <w:bCs/>
-          <w:sz w:val="22"/>
-          <w:szCs w:val="22"/>
-        </w:rPr>
-        <w:t>4 - Gut:</w:t>
-      </w:r>
-      <w:r>
-        <w:rPr>
-          <w:sz w:val="22"/>
-          <w:szCs w:val="22"/>
-        </w:rPr>
-        <w:t xml:space="preserve"> Verständlich mit kleinen Schwächen</w:t>
-      </w:r>
-    </w:p>
-    <w:p>
-      <w:pPr>
-        <w:pStyle w:val="Compact"/>
-        <w:numPr>
-          <w:ilvl w:val="0"/>
-          <w:numId w:val="1"/>
-        </w:numPr>
-        <w:bidi w:val="0"/>
-        <w:jc w:val="start"/>
-        <w:rPr>
-          <w:sz w:val="22"/>
-          <w:szCs w:val="22"/>
-        </w:rPr>
-      </w:pPr>
-      <w:r>
-        <w:rPr>
-          <w:b/>
-          <w:bCs/>
-          <w:sz w:val="22"/>
-          <w:szCs w:val="22"/>
-        </w:rPr>
-        <w:t>3 - Befriedigend:</w:t>
-      </w:r>
-      <w:r>
-        <w:rPr>
-          <w:sz w:val="22"/>
-          <w:szCs w:val="22"/>
-        </w:rPr>
-        <w:t xml:space="preserve"> Umständlich oder unpräzise</w:t>
-      </w:r>
-    </w:p>
-    <w:p>
-      <w:pPr>
-        <w:pStyle w:val="Compact"/>
-        <w:numPr>
-          <w:ilvl w:val="0"/>
-          <w:numId w:val="1"/>
-        </w:numPr>
-        <w:bidi w:val="0"/>
-        <w:jc w:val="start"/>
-        <w:rPr>
-          <w:sz w:val="22"/>
-          <w:szCs w:val="22"/>
-        </w:rPr>
-      </w:pPr>
-      <w:r>
-        <w:rPr>
-          <w:b/>
-          <w:bCs/>
-          <w:sz w:val="22"/>
-          <w:szCs w:val="22"/>
-        </w:rPr>
-        <w:t>2 - Mangelhaft:</w:t>
-      </w:r>
-      <w:r>
-        <w:rPr>
-          <w:sz w:val="22"/>
-          <w:szCs w:val="22"/>
-        </w:rPr>
-        <w:t xml:space="preserve"> Schwerfällig, weitschweifig oder unnötig komplex</w:t>
-      </w:r>
-    </w:p>
-    <w:p>
-      <w:pPr>
-        <w:pStyle w:val="Compact"/>
-        <w:numPr>
-          <w:ilvl w:val="0"/>
-          <w:numId w:val="1"/>
-        </w:numPr>
-        <w:bidi w:val="0"/>
-        <w:jc w:val="start"/>
-        <w:rPr>
-          <w:sz w:val="22"/>
-          <w:szCs w:val="22"/>
-        </w:rPr>
-      </w:pPr>
-      <w:r>
-        <w:rPr>
-          <w:b/>
-          <w:bCs/>
-          <w:sz w:val="22"/>
-          <w:szCs w:val="22"/>
-        </w:rPr>
-        <w:t>1 - Ungenügend:</w:t>
-      </w:r>
-      <w:r>
-        <w:rPr>
-          <w:sz w:val="22"/>
-          <w:szCs w:val="22"/>
-        </w:rPr>
-        <w:t xml:space="preserve"> Schwer verständlich oder unangemessen</w:t>
-      </w:r>
-    </w:p>
-    <w:p>
-      <w:pPr>
-        <w:pStyle w:val="Compact"/>
-        <w:numPr>
-          <w:ilvl w:val="1"/>
-          <w:numId w:val="1"/>
-        </w:numPr>
-        <w:bidi w:val="0"/>
-        <w:jc w:val="start"/>
-        <w:rPr>
-          <w:sz w:val="22"/>
-          <w:szCs w:val="22"/>
-        </w:rPr>
-      </w:pPr>
-      <w:bookmarkStart w:id="12" w:name="sprachqualitätlanguage"/>
-      <w:r>
-        <w:rPr>
-          <w:sz w:val="22"/>
-          <w:szCs w:val="22"/>
-        </w:rPr>
-        <w:t>Bsp.: “Im Kontext der vielschichtigen und diversen Betrachtungsweise der Aufgabenbereiche, die dem Physical Layer im Rahmen des OSI-Referenzmodells zugeschrieben werden können, erläutern Sie diese unter Berücksichtigung sämtlicher relevanter Aspekte.”</w:t>
-      </w:r>
-      <w:bookmarkEnd w:id="12"/>
-    </w:p>
-    <w:p>
-      <w:pPr>
-        <w:pStyle w:val="Heading2"/>
-        <w:bidi w:val="0"/>
-        <w:jc w:val="start"/>
-        <w:rPr/>
-      </w:pPr>
-      <w:r>
-        <w:rPr/>
-        <w:t>Korrektheit/Correctness</w:t>
-      </w:r>
-    </w:p>
-    <w:p>
-      <w:pPr>
-        <w:pStyle w:val="FirstParagraph"/>
-        <w:bidi w:val="0"/>
-        <w:jc w:val="start"/>
-        <w:rPr>
-          <w:sz w:val="22"/>
-          <w:szCs w:val="22"/>
-        </w:rPr>
-      </w:pPr>
-      <w:r>
-        <w:rPr>
-          <w:b/>
-          <w:bCs/>
-          <w:sz w:val="22"/>
-          <w:szCs w:val="22"/>
-        </w:rPr>
-        <w:t>Fragestellung:</w:t>
-      </w:r>
-      <w:r>
-        <w:rPr>
-          <w:sz w:val="22"/>
-          <w:szCs w:val="22"/>
-        </w:rPr>
-        <w:t xml:space="preserve"> Wie korrekt sind die in der Frage selbst enthaltenen Aussagen, Annahmen oder impliziten Behauptungen bezogen auf den Text?</w:t>
-      </w:r>
-    </w:p>
-    <w:p>
-      <w:pPr>
-        <w:pStyle w:val="Compact"/>
-        <w:numPr>
-          <w:ilvl w:val="0"/>
-          <w:numId w:val="1"/>
-        </w:numPr>
-        <w:bidi w:val="0"/>
-        <w:jc w:val="start"/>
-        <w:rPr>
-          <w:sz w:val="22"/>
-          <w:szCs w:val="22"/>
-        </w:rPr>
-      </w:pPr>
-      <w:r>
-        <w:rPr>
-          <w:b/>
-          <w:bCs/>
-          <w:sz w:val="22"/>
-          <w:szCs w:val="22"/>
-        </w:rPr>
-        <w:t>5 - Vollständig korrekt:</w:t>
-      </w:r>
-      <w:r>
-        <w:rPr>
-          <w:sz w:val="22"/>
-          <w:szCs w:val="22"/>
-        </w:rPr>
-        <w:t xml:space="preserve"> Alle Aussagen entsprechen dem Textinhalt</w:t>
-      </w:r>
-    </w:p>
-    <w:p>
-      <w:pPr>
-        <w:pStyle w:val="Compact"/>
-        <w:numPr>
-          <w:ilvl w:val="1"/>
-          <w:numId w:val="1"/>
-        </w:numPr>
-        <w:bidi w:val="0"/>
-        <w:jc w:val="start"/>
-        <w:rPr>
-          <w:sz w:val="22"/>
-          <w:szCs w:val="22"/>
-        </w:rPr>
-      </w:pPr>
-      <w:r>
-        <w:rPr>
-          <w:sz w:val="22"/>
-          <w:szCs w:val="22"/>
-        </w:rPr>
-        <w:t>Bsp.: “Beschreiben Sie, wie der Network Layer die Kommunikation zwischen Geräten in unterschiedlichen Netzen ermöglicht.”</w:t>
-      </w:r>
-    </w:p>
-    <w:p>
-      <w:pPr>
-        <w:pStyle w:val="Compact"/>
-        <w:numPr>
-          <w:ilvl w:val="0"/>
-          <w:numId w:val="1"/>
-        </w:numPr>
-        <w:bidi w:val="0"/>
-        <w:jc w:val="start"/>
-        <w:rPr>
-          <w:sz w:val="22"/>
-          <w:szCs w:val="22"/>
-        </w:rPr>
-      </w:pPr>
-      <w:r>
-        <w:rPr>
-          <w:b/>
-          <w:bCs/>
-          <w:sz w:val="22"/>
-          <w:szCs w:val="22"/>
-        </w:rPr>
-        <w:t>4 - Überwiegend korrekt:</w:t>
-      </w:r>
-      <w:r>
-        <w:rPr>
-          <w:sz w:val="22"/>
-          <w:szCs w:val="22"/>
-        </w:rPr>
-        <w:t xml:space="preserve"> Überwiegend korrekt, minimale Ungenauigkeiten</w:t>
-      </w:r>
-    </w:p>
-    <w:p>
-      <w:pPr>
-        <w:pStyle w:val="Compact"/>
-        <w:numPr>
-          <w:ilvl w:val="0"/>
-          <w:numId w:val="1"/>
-        </w:numPr>
-        <w:bidi w:val="0"/>
-        <w:jc w:val="start"/>
-        <w:rPr>
-          <w:sz w:val="22"/>
-          <w:szCs w:val="22"/>
-        </w:rPr>
-      </w:pPr>
-      <w:r>
-        <w:rPr>
-          <w:b/>
-          <w:bCs/>
-          <w:sz w:val="22"/>
-          <w:szCs w:val="22"/>
-        </w:rPr>
-        <w:t>3 - Teilweise korrekt:</w:t>
-      </w:r>
-      <w:r>
-        <w:rPr>
-          <w:sz w:val="22"/>
-          <w:szCs w:val="22"/>
-        </w:rPr>
-        <w:t xml:space="preserve"> Erkennbare Ungenauigkeiten in der Frage</w:t>
-      </w:r>
-    </w:p>
-    <w:p>
-      <w:pPr>
-        <w:pStyle w:val="Compact"/>
-        <w:numPr>
-          <w:ilvl w:val="0"/>
-          <w:numId w:val="1"/>
-        </w:numPr>
-        <w:bidi w:val="0"/>
-        <w:jc w:val="start"/>
-        <w:rPr>
-          <w:sz w:val="22"/>
-          <w:szCs w:val="22"/>
-        </w:rPr>
-      </w:pPr>
-      <w:r>
-        <w:rPr>
-          <w:b/>
-          <w:bCs/>
-          <w:sz w:val="22"/>
-          <w:szCs w:val="22"/>
-        </w:rPr>
-        <w:t>2 - Größtenteils inkorrekt:</w:t>
-      </w:r>
-      <w:r>
-        <w:rPr>
-          <w:sz w:val="22"/>
-          <w:szCs w:val="22"/>
-        </w:rPr>
-        <w:t xml:space="preserve"> Mehrere falsche Aussagen oder Missverständnisse</w:t>
-      </w:r>
-    </w:p>
-    <w:p>
-      <w:pPr>
-        <w:pStyle w:val="Compact"/>
-        <w:numPr>
-          <w:ilvl w:val="0"/>
-          <w:numId w:val="1"/>
-        </w:numPr>
-        <w:bidi w:val="0"/>
-        <w:jc w:val="start"/>
-        <w:rPr>
-          <w:sz w:val="22"/>
-          <w:szCs w:val="22"/>
-        </w:rPr>
-      </w:pPr>
-      <w:r>
-        <w:rPr>
-          <w:b/>
-          <w:bCs/>
-          <w:sz w:val="22"/>
-          <w:szCs w:val="22"/>
-        </w:rPr>
-        <w:t>1 - Völlig inkorrekt:</w:t>
-      </w:r>
-      <w:r>
-        <w:rPr>
-          <w:sz w:val="22"/>
-          <w:szCs w:val="22"/>
-        </w:rPr>
-        <w:t xml:space="preserve"> Frage enthält grundlegend falsche Behauptungen</w:t>
-      </w:r>
-    </w:p>
-    <w:p>
-      <w:pPr>
-        <w:pStyle w:val="Compact"/>
-        <w:numPr>
-          <w:ilvl w:val="1"/>
-          <w:numId w:val="1"/>
-        </w:numPr>
-        <w:bidi w:val="0"/>
-        <w:jc w:val="start"/>
-        <w:rPr>
-          <w:sz w:val="22"/>
-          <w:szCs w:val="22"/>
-        </w:rPr>
-      </w:pPr>
-      <w:bookmarkStart w:id="13" w:name="X5adecf790d361ef61a0e462edd7ab013df4437a"/>
-      <w:bookmarkStart w:id="14" w:name="korrektheitcorrectness"/>
-      <w:r>
-        <w:rPr>
-          <w:sz w:val="22"/>
-          <w:szCs w:val="22"/>
-        </w:rPr>
-        <w:t>Bsp.: “Warum ist der Physical Layer für die Verschlüsselung von Daten zuständig?”</w:t>
-      </w:r>
-      <w:bookmarkEnd w:id="13"/>
-      <w:bookmarkEnd w:id="14"/>
-    </w:p>
-    <w:p>
-      <w:pPr>
-        <w:pStyle w:val="Compact"/>
-        <w:bidi w:val="0"/>
-        <w:jc w:val="start"/>
-        <w:rPr/>
-      </w:pPr>
-      <w:r>
-        <w:rPr/>
-      </w:r>
-    </w:p>
-    <w:p>
-      <w:pPr>
-        <w:pStyle w:val="Compact"/>
-        <w:bidi w:val="0"/>
-        <w:jc w:val="start"/>
-        <w:rPr/>
-      </w:pPr>
-      <w:r>
-        <w:rPr/>
-      </w:r>
-    </w:p>
-    <w:p>
-      <w:pPr>
-        <w:pStyle w:val="Compact"/>
-        <w:bidi w:val="0"/>
-        <w:jc w:val="start"/>
-        <w:rPr/>
-      </w:pPr>
-      <w:r>
-        <w:rPr/>
-      </w:r>
-    </w:p>
-    <w:p>
-      <w:pPr>
-        <w:pStyle w:val="Compact"/>
-        <w:bidi w:val="0"/>
-        <w:jc w:val="start"/>
-        <w:rPr/>
-      </w:pPr>
-      <w:r>
-        <w:rPr/>
-      </w:r>
-    </w:p>
-    <w:p>
-      <w:pPr>
-        <w:pStyle w:val="Compact"/>
-        <w:bidi w:val="0"/>
-        <w:jc w:val="start"/>
-        <w:rPr/>
-      </w:pPr>
-      <w:r>
-        <w:rPr/>
-      </w:r>
-    </w:p>
-    <w:p>
-      <w:pPr>
-        <w:pStyle w:val="Compact"/>
-        <w:bidi w:val="0"/>
-        <w:jc w:val="start"/>
-        <w:rPr/>
-      </w:pPr>
-      <w:r>
-        <w:rPr/>
-      </w:r>
-    </w:p>
-    <w:p>
-      <w:pPr>
-        <w:pStyle w:val="Heading2"/>
-        <w:bidi w:val="0"/>
-        <w:jc w:val="start"/>
-        <w:rPr/>
-      </w:pPr>
-      <w:r>
-        <w:rPr/>
-        <w:t>Multiple-Choice Question</w:t>
-      </w:r>
-    </w:p>
-    <w:p>
-      <w:pPr>
-        <w:pStyle w:val="Heading3"/>
-        <w:bidi w:val="0"/>
-        <w:jc w:val="start"/>
-        <w:rPr/>
-      </w:pPr>
-      <w:r>
-        <w:rPr/>
-        <w:t>Lernziel</w:t>
-      </w:r>
-    </w:p>
-    <w:p>
-      <w:pPr>
-        <w:pStyle w:val="FirstParagraph"/>
-        <w:bidi w:val="0"/>
-        <w:jc w:val="start"/>
-        <w:rPr>
-          <w:sz w:val="22"/>
-          <w:szCs w:val="22"/>
-        </w:rPr>
-      </w:pPr>
-      <w:bookmarkStart w:id="15" w:name="lernziel"/>
-      <w:r>
-        <w:rPr>
-          <w:sz w:val="22"/>
-          <w:szCs w:val="22"/>
-        </w:rPr>
-        <w:t>Die Studierenden beherrschen das Sitzungskonzept, einschließlich Sitzungsverwaltung, Synchronisation und Bündelung von Transaktionen</w:t>
-      </w:r>
-      <w:bookmarkEnd w:id="15"/>
-    </w:p>
-    <w:p>
-      <w:pPr>
-        <w:pStyle w:val="Heading3"/>
-        <w:bidi w:val="0"/>
-        <w:jc w:val="start"/>
-        <w:rPr/>
-      </w:pPr>
-      <w:r>
-        <w:rPr/>
-        <w:t>Formulierte Frage</w:t>
-      </w:r>
-    </w:p>
-    <w:p>
-      <w:pPr>
-        <w:pStyle w:val="FirstParagraph"/>
-        <w:bidi w:val="0"/>
-        <w:jc w:val="start"/>
-        <w:rPr>
-          <w:sz w:val="22"/>
-          <w:szCs w:val="22"/>
-        </w:rPr>
-      </w:pPr>
-      <w:r>
-        <w:rPr>
-          <w:sz w:val="22"/>
-          <w:szCs w:val="22"/>
-        </w:rPr>
-        <w:t>Frage: Welche zwei Beschreibungen erklären korrekt die Kernaufgaben des Session Layers im Rahmen des Sitzungskonzepts einer Kommunikationsbeziehung?</w:t>
-      </w:r>
-    </w:p>
-    <w:p>
-      <w:pPr>
-        <w:pStyle w:val="BodyText"/>
-        <w:bidi w:val="0"/>
-        <w:jc w:val="start"/>
-        <w:rPr>
-          <w:sz w:val="22"/>
-          <w:szCs w:val="22"/>
-        </w:rPr>
-      </w:pPr>
-      <w:r>
-        <w:rPr>
-          <w:sz w:val="22"/>
-          <w:szCs w:val="22"/>
-        </w:rPr>
-        <w:t>Antwortmöglichkeiten:</w:t>
-      </w:r>
-    </w:p>
-    <w:p>
-      <w:pPr>
-        <w:pStyle w:val="Compact"/>
-        <w:numPr>
-          <w:ilvl w:val="0"/>
-          <w:numId w:val="9"/>
-        </w:numPr>
-        <w:bidi w:val="0"/>
-        <w:jc w:val="start"/>
-        <w:rPr>
-          <w:sz w:val="22"/>
-          <w:szCs w:val="22"/>
-        </w:rPr>
-      </w:pPr>
-      <w:r>
-        <w:rPr>
-          <w:sz w:val="22"/>
-          <w:szCs w:val="22"/>
-        </w:rPr>
-        <w:t>Der Session Layer ermöglicht die Synchronisation durch das Setzen von Zwischenpunkten sowie die Bündelung zusammengehöriger Transaktionen zu Gruppen. (Richtig)</w:t>
-      </w:r>
-    </w:p>
-    <w:p>
-      <w:pPr>
-        <w:pStyle w:val="Compact"/>
-        <w:numPr>
-          <w:ilvl w:val="0"/>
-          <w:numId w:val="10"/>
-        </w:numPr>
-        <w:bidi w:val="0"/>
-        <w:jc w:val="start"/>
-        <w:rPr>
-          <w:sz w:val="22"/>
-          <w:szCs w:val="22"/>
-        </w:rPr>
-      </w:pPr>
-      <w:r>
-        <w:rPr>
-          <w:sz w:val="22"/>
-          <w:szCs w:val="22"/>
-        </w:rPr>
-        <w:t>Der Session Layer gewährleistet die zuverlässige Ende-zu-Ende-Übertragung durch Flusskontrolle und Segmentierung der Datenströme. (Falsch)</w:t>
-      </w:r>
-    </w:p>
-    <w:p>
-      <w:pPr>
-        <w:pStyle w:val="Compact"/>
-        <w:numPr>
-          <w:ilvl w:val="0"/>
-          <w:numId w:val="11"/>
-        </w:numPr>
-        <w:bidi w:val="0"/>
-        <w:jc w:val="start"/>
-        <w:rPr>
-          <w:sz w:val="22"/>
-          <w:szCs w:val="22"/>
-        </w:rPr>
-      </w:pPr>
-      <w:r>
-        <w:rPr>
-          <w:sz w:val="22"/>
-          <w:szCs w:val="22"/>
-        </w:rPr>
-        <w:t>Der Session Layer ist für das Aufbauen, Verwalten, Zurückweisen und Beenden von Sitzungen innerhalb einer Kommunikationsbeziehung zuständig. (Richtig)</w:t>
-      </w:r>
-    </w:p>
-    <w:p>
-      <w:pPr>
-        <w:pStyle w:val="Compact"/>
-        <w:numPr>
-          <w:ilvl w:val="0"/>
-          <w:numId w:val="12"/>
-        </w:numPr>
-        <w:bidi w:val="0"/>
-        <w:jc w:val="start"/>
-        <w:rPr>
-          <w:sz w:val="22"/>
-          <w:szCs w:val="22"/>
-        </w:rPr>
-      </w:pPr>
-      <w:bookmarkStart w:id="16" w:name="formulierte-frage"/>
+      <w:bookmarkStart w:id="20" w:name="formulierte-frage"/>
       <w:r>
         <w:rPr>
           <w:sz w:val="22"/>
@@ -3041,7 +3033,7 @@
         </w:rPr>
         <w:t>Der Session Layer ist für die Datenkomprimierung und die Konvertierung von Datenformaten zwischen unterschiedlichen Systemen zuständig. (Falsch)</w:t>
       </w:r>
-      <w:bookmarkEnd w:id="16"/>
+      <w:bookmarkEnd w:id="20"/>
     </w:p>
     <w:p>
       <w:pPr>
@@ -3208,8 +3200,8 @@
         <w:jc w:val="start"/>
         <w:rPr/>
       </w:pPr>
-      <w:bookmarkStart w:id="17" w:name="multiple-choice-question"/>
-      <w:bookmarkStart w:id="18" w:name="quelltext"/>
+      <w:bookmarkStart w:id="21" w:name="quelltext"/>
+      <w:bookmarkStart w:id="22" w:name="multiple-choice-question"/>
       <w:r>
         <w:rPr>
           <w:sz w:val="22"/>
@@ -3217,8 +3209,8 @@
         </w:rPr>
         <w:t>Gruppierung zusammengehöriger Transaktionen.</w:t>
       </w:r>
-      <w:bookmarkEnd w:id="17"/>
-      <w:bookmarkEnd w:id="18"/>
+      <w:bookmarkEnd w:id="21"/>
+      <w:bookmarkEnd w:id="22"/>
     </w:p>
     <w:tbl>
       <w:tblPr>
@@ -3254,6 +3246,9 @@
               <w:bidi w:val="0"/>
               <w:jc w:val="start"/>
               <w:rPr>
+                <w:rFonts w:ascii="Calibri" w:hAnsi="Calibri" w:eastAsia="" w:cs=""/>
+                <w:b/>
+                <w:bCs/>
                 <w:sz w:val="21"/>
                 <w:szCs w:val="21"/>
               </w:rPr>
@@ -3261,10 +3256,12 @@
             <w:r>
               <w:rPr>
                 <w:rFonts w:eastAsia="" w:cs="" w:ascii="Calibri" w:hAnsi="Calibri"/>
-                <w:sz w:val="21"/>
-                <w:szCs w:val="21"/>
-              </w:rPr>
-              <w:t>Relevance</w:t>
+                <w:b/>
+                <w:bCs/>
+                <w:sz w:val="21"/>
+                <w:szCs w:val="21"/>
+              </w:rPr>
+              <w:t>Question-based:</w:t>
             </w:r>
           </w:p>
         </w:tc>
@@ -3295,6 +3292,7 @@
                 <w:sz w:val="21"/>
                 <w:szCs w:val="21"/>
               </w:rPr>
+              <w:t>----------------------------------------------------------------------------------------</w:t>
             </w:r>
           </w:p>
         </w:tc>
@@ -3325,7 +3323,7 @@
                 <w:sz w:val="21"/>
                 <w:szCs w:val="21"/>
               </w:rPr>
-              <w:t>Clarity</w:t>
+              <w:t>Relevance</w:t>
             </w:r>
           </w:p>
         </w:tc>
@@ -3385,7 +3383,7 @@
                 <w:sz w:val="21"/>
                 <w:szCs w:val="21"/>
               </w:rPr>
-              <w:t>Answerability</w:t>
+              <w:t>Clarity</w:t>
             </w:r>
           </w:p>
         </w:tc>
@@ -3445,7 +3443,7 @@
                 <w:sz w:val="21"/>
                 <w:szCs w:val="21"/>
               </w:rPr>
-              <w:t>Challenging</w:t>
+              <w:t>Answerability</w:t>
             </w:r>
           </w:p>
         </w:tc>
@@ -3505,7 +3503,7 @@
                 <w:sz w:val="21"/>
                 <w:szCs w:val="21"/>
               </w:rPr>
-              <w:t>Value</w:t>
+              <w:t>Challenging</w:t>
             </w:r>
           </w:p>
         </w:tc>
@@ -3565,7 +3563,7 @@
                 <w:sz w:val="21"/>
                 <w:szCs w:val="21"/>
               </w:rPr>
-              <w:t>Language</w:t>
+              <w:t>Value</w:t>
             </w:r>
           </w:p>
         </w:tc>
@@ -3625,7 +3623,7 @@
                 <w:sz w:val="21"/>
                 <w:szCs w:val="21"/>
               </w:rPr>
-              <w:t>Correctness</w:t>
+              <w:t>Language</w:t>
             </w:r>
           </w:p>
         </w:tc>
@@ -3681,11 +3679,10 @@
             </w:pPr>
             <w:r>
               <w:rPr>
-                <w:rFonts w:eastAsia="" w:cs="" w:ascii="Calibri" w:hAnsi="Calibri"/>
-                <w:sz w:val="21"/>
-                <w:szCs w:val="21"/>
-              </w:rPr>
-              <w:t>Answer Problems</w:t>
+                <w:sz w:val="21"/>
+                <w:szCs w:val="21"/>
+              </w:rPr>
+              <w:t>Comments</w:t>
             </w:r>
           </w:p>
         </w:tc>
@@ -3745,6 +3742,373 @@
                 <w:sz w:val="21"/>
                 <w:szCs w:val="21"/>
               </w:rPr>
+              <w:t>----------------------------------------</w:t>
+            </w:r>
+          </w:p>
+        </w:tc>
+        <w:tc>
+          <w:tcPr>
+            <w:tcW w:w="5868" w:type="dxa"/>
+            <w:tcBorders>
+              <w:start w:val="single" w:sz="4" w:space="0" w:color="000000"/>
+              <w:bottom w:val="single" w:sz="4" w:space="0" w:color="000000"/>
+              <w:end w:val="single" w:sz="4" w:space="0" w:color="000000"/>
+            </w:tcBorders>
+          </w:tcPr>
+          <w:p>
+            <w:pPr>
+              <w:pStyle w:val="TableContents"/>
+              <w:bidi w:val="0"/>
+              <w:jc w:val="start"/>
+              <w:rPr>
+                <w:rFonts w:ascii="Calibri" w:hAnsi="Calibri" w:eastAsia="" w:cs=""/>
+                <w:sz w:val="21"/>
+                <w:szCs w:val="21"/>
+              </w:rPr>
+            </w:pPr>
+            <w:r>
+              <w:rPr>
+                <w:rFonts w:eastAsia="" w:cs="" w:ascii="Calibri" w:hAnsi="Calibri"/>
+                <w:sz w:val="21"/>
+                <w:szCs w:val="21"/>
+              </w:rPr>
+              <w:t>----------------------------------------------------------------------------------------</w:t>
+            </w:r>
+          </w:p>
+        </w:tc>
+      </w:tr>
+      <w:tr>
+        <w:trPr/>
+        <w:tc>
+          <w:tcPr>
+            <w:tcW w:w="2742" w:type="dxa"/>
+            <w:tcBorders>
+              <w:start w:val="single" w:sz="4" w:space="0" w:color="000000"/>
+              <w:bottom w:val="single" w:sz="4" w:space="0" w:color="000000"/>
+            </w:tcBorders>
+          </w:tcPr>
+          <w:p>
+            <w:pPr>
+              <w:pStyle w:val="TableContents"/>
+              <w:bidi w:val="0"/>
+              <w:jc w:val="start"/>
+              <w:rPr>
+                <w:rFonts w:ascii="Calibri" w:hAnsi="Calibri" w:eastAsia="" w:cs=""/>
+                <w:b/>
+                <w:bCs/>
+                <w:sz w:val="21"/>
+                <w:szCs w:val="21"/>
+              </w:rPr>
+            </w:pPr>
+            <w:r>
+              <w:rPr>
+                <w:rFonts w:eastAsia="" w:cs="" w:ascii="Calibri" w:hAnsi="Calibri"/>
+                <w:b/>
+                <w:bCs/>
+                <w:sz w:val="21"/>
+                <w:szCs w:val="21"/>
+              </w:rPr>
+              <w:t>Answer-based:</w:t>
+            </w:r>
+          </w:p>
+        </w:tc>
+        <w:tc>
+          <w:tcPr>
+            <w:tcW w:w="5868" w:type="dxa"/>
+            <w:tcBorders>
+              <w:start w:val="single" w:sz="4" w:space="0" w:color="000000"/>
+              <w:bottom w:val="single" w:sz="4" w:space="0" w:color="000000"/>
+              <w:end w:val="single" w:sz="4" w:space="0" w:color="000000"/>
+            </w:tcBorders>
+          </w:tcPr>
+          <w:p>
+            <w:pPr>
+              <w:pStyle w:val="TableContents"/>
+              <w:bidi w:val="0"/>
+              <w:jc w:val="start"/>
+              <w:rPr>
+                <w:rFonts w:ascii="Calibri" w:hAnsi="Calibri" w:eastAsia="" w:cs=""/>
+                <w:sz w:val="21"/>
+                <w:szCs w:val="21"/>
+              </w:rPr>
+            </w:pPr>
+            <w:r>
+              <w:rPr>
+                <w:rFonts w:eastAsia="" w:cs="" w:ascii="Calibri" w:hAnsi="Calibri"/>
+                <w:sz w:val="21"/>
+                <w:szCs w:val="21"/>
+              </w:rPr>
+              <w:t>----------------------------------------------------------------------------------------</w:t>
+            </w:r>
+          </w:p>
+        </w:tc>
+      </w:tr>
+      <w:tr>
+        <w:trPr/>
+        <w:tc>
+          <w:tcPr>
+            <w:tcW w:w="2742" w:type="dxa"/>
+            <w:tcBorders>
+              <w:start w:val="single" w:sz="4" w:space="0" w:color="000000"/>
+              <w:bottom w:val="single" w:sz="4" w:space="0" w:color="000000"/>
+            </w:tcBorders>
+          </w:tcPr>
+          <w:p>
+            <w:pPr>
+              <w:pStyle w:val="TableContents"/>
+              <w:bidi w:val="0"/>
+              <w:jc w:val="start"/>
+              <w:rPr>
+                <w:sz w:val="21"/>
+                <w:szCs w:val="21"/>
+              </w:rPr>
+            </w:pPr>
+            <w:r>
+              <w:rPr>
+                <w:rFonts w:eastAsia="" w:cs="" w:ascii="Calibri" w:hAnsi="Calibri"/>
+                <w:sz w:val="21"/>
+                <w:szCs w:val="21"/>
+              </w:rPr>
+              <w:t>Clarity</w:t>
+            </w:r>
+          </w:p>
+        </w:tc>
+        <w:tc>
+          <w:tcPr>
+            <w:tcW w:w="5868" w:type="dxa"/>
+            <w:tcBorders>
+              <w:start w:val="single" w:sz="4" w:space="0" w:color="000000"/>
+              <w:bottom w:val="single" w:sz="4" w:space="0" w:color="000000"/>
+              <w:end w:val="single" w:sz="4" w:space="0" w:color="000000"/>
+            </w:tcBorders>
+          </w:tcPr>
+          <w:p>
+            <w:pPr>
+              <w:pStyle w:val="TableContents"/>
+              <w:bidi w:val="0"/>
+              <w:jc w:val="start"/>
+              <w:rPr>
+                <w:rFonts w:ascii="Calibri" w:hAnsi="Calibri" w:eastAsia="" w:cs=""/>
+                <w:sz w:val="21"/>
+                <w:szCs w:val="21"/>
+              </w:rPr>
+            </w:pPr>
+            <w:r>
+              <w:rPr>
+                <w:rFonts w:eastAsia="" w:cs="" w:ascii="Calibri" w:hAnsi="Calibri"/>
+                <w:sz w:val="21"/>
+                <w:szCs w:val="21"/>
+              </w:rPr>
+            </w:r>
+          </w:p>
+        </w:tc>
+      </w:tr>
+      <w:tr>
+        <w:trPr/>
+        <w:tc>
+          <w:tcPr>
+            <w:tcW w:w="2742" w:type="dxa"/>
+            <w:tcBorders>
+              <w:start w:val="single" w:sz="4" w:space="0" w:color="000000"/>
+              <w:bottom w:val="single" w:sz="4" w:space="0" w:color="000000"/>
+            </w:tcBorders>
+          </w:tcPr>
+          <w:p>
+            <w:pPr>
+              <w:pStyle w:val="TableContents"/>
+              <w:bidi w:val="0"/>
+              <w:jc w:val="start"/>
+              <w:rPr>
+                <w:sz w:val="21"/>
+                <w:szCs w:val="21"/>
+              </w:rPr>
+            </w:pPr>
+            <w:r>
+              <w:rPr>
+                <w:rFonts w:eastAsia="" w:cs="" w:ascii="Calibri" w:hAnsi="Calibri"/>
+                <w:sz w:val="21"/>
+                <w:szCs w:val="21"/>
+              </w:rPr>
+              <w:t>Language</w:t>
+            </w:r>
+          </w:p>
+        </w:tc>
+        <w:tc>
+          <w:tcPr>
+            <w:tcW w:w="5868" w:type="dxa"/>
+            <w:tcBorders>
+              <w:start w:val="single" w:sz="4" w:space="0" w:color="000000"/>
+              <w:bottom w:val="single" w:sz="4" w:space="0" w:color="000000"/>
+              <w:end w:val="single" w:sz="4" w:space="0" w:color="000000"/>
+            </w:tcBorders>
+          </w:tcPr>
+          <w:p>
+            <w:pPr>
+              <w:pStyle w:val="TableContents"/>
+              <w:bidi w:val="0"/>
+              <w:jc w:val="start"/>
+              <w:rPr>
+                <w:rFonts w:ascii="Calibri" w:hAnsi="Calibri" w:eastAsia="" w:cs=""/>
+                <w:sz w:val="21"/>
+                <w:szCs w:val="21"/>
+              </w:rPr>
+            </w:pPr>
+            <w:r>
+              <w:rPr>
+                <w:rFonts w:eastAsia="" w:cs="" w:ascii="Calibri" w:hAnsi="Calibri"/>
+                <w:sz w:val="21"/>
+                <w:szCs w:val="21"/>
+              </w:rPr>
+            </w:r>
+          </w:p>
+        </w:tc>
+      </w:tr>
+      <w:tr>
+        <w:trPr/>
+        <w:tc>
+          <w:tcPr>
+            <w:tcW w:w="2742" w:type="dxa"/>
+            <w:tcBorders>
+              <w:start w:val="single" w:sz="4" w:space="0" w:color="000000"/>
+              <w:bottom w:val="single" w:sz="4" w:space="0" w:color="000000"/>
+            </w:tcBorders>
+          </w:tcPr>
+          <w:p>
+            <w:pPr>
+              <w:pStyle w:val="TableContents"/>
+              <w:bidi w:val="0"/>
+              <w:jc w:val="start"/>
+              <w:rPr>
+                <w:sz w:val="21"/>
+                <w:szCs w:val="21"/>
+              </w:rPr>
+            </w:pPr>
+            <w:r>
+              <w:rPr>
+                <w:rFonts w:eastAsia="" w:cs="" w:ascii="Calibri" w:hAnsi="Calibri"/>
+                <w:sz w:val="21"/>
+                <w:szCs w:val="21"/>
+              </w:rPr>
+              <w:t>Correctness</w:t>
+            </w:r>
+          </w:p>
+        </w:tc>
+        <w:tc>
+          <w:tcPr>
+            <w:tcW w:w="5868" w:type="dxa"/>
+            <w:tcBorders>
+              <w:start w:val="single" w:sz="4" w:space="0" w:color="000000"/>
+              <w:bottom w:val="single" w:sz="4" w:space="0" w:color="000000"/>
+              <w:end w:val="single" w:sz="4" w:space="0" w:color="000000"/>
+            </w:tcBorders>
+          </w:tcPr>
+          <w:p>
+            <w:pPr>
+              <w:pStyle w:val="TableContents"/>
+              <w:bidi w:val="0"/>
+              <w:jc w:val="start"/>
+              <w:rPr>
+                <w:rFonts w:ascii="Calibri" w:hAnsi="Calibri" w:eastAsia="" w:cs=""/>
+                <w:sz w:val="21"/>
+                <w:szCs w:val="21"/>
+              </w:rPr>
+            </w:pPr>
+            <w:r>
+              <w:rPr>
+                <w:rFonts w:eastAsia="" w:cs="" w:ascii="Calibri" w:hAnsi="Calibri"/>
+                <w:sz w:val="21"/>
+                <w:szCs w:val="21"/>
+              </w:rPr>
+            </w:r>
+          </w:p>
+        </w:tc>
+      </w:tr>
+      <w:tr>
+        <w:trPr/>
+        <w:tc>
+          <w:tcPr>
+            <w:tcW w:w="2742" w:type="dxa"/>
+            <w:tcBorders>
+              <w:start w:val="single" w:sz="4" w:space="0" w:color="000000"/>
+              <w:bottom w:val="single" w:sz="4" w:space="0" w:color="000000"/>
+            </w:tcBorders>
+          </w:tcPr>
+          <w:p>
+            <w:pPr>
+              <w:pStyle w:val="TableContents"/>
+              <w:bidi w:val="0"/>
+              <w:jc w:val="start"/>
+              <w:rPr>
+                <w:sz w:val="21"/>
+                <w:szCs w:val="21"/>
+              </w:rPr>
+            </w:pPr>
+            <w:r>
+              <w:rPr>
+                <w:rFonts w:eastAsia="" w:cs="" w:ascii="Calibri" w:hAnsi="Calibri"/>
+                <w:sz w:val="21"/>
+                <w:szCs w:val="21"/>
+              </w:rPr>
+              <w:t>Answer Problems</w:t>
+            </w:r>
+          </w:p>
+        </w:tc>
+        <w:tc>
+          <w:tcPr>
+            <w:tcW w:w="5868" w:type="dxa"/>
+            <w:tcBorders>
+              <w:start w:val="single" w:sz="4" w:space="0" w:color="000000"/>
+              <w:bottom w:val="single" w:sz="4" w:space="0" w:color="000000"/>
+              <w:end w:val="single" w:sz="4" w:space="0" w:color="000000"/>
+            </w:tcBorders>
+          </w:tcPr>
+          <w:p>
+            <w:pPr>
+              <w:pStyle w:val="TableContents"/>
+              <w:bidi w:val="0"/>
+              <w:jc w:val="start"/>
+              <w:rPr>
+                <w:rFonts w:ascii="Calibri" w:hAnsi="Calibri" w:eastAsia="" w:cs=""/>
+                <w:sz w:val="21"/>
+                <w:szCs w:val="21"/>
+              </w:rPr>
+            </w:pPr>
+            <w:r>
+              <w:rPr>
+                <w:rFonts w:eastAsia="" w:cs="" w:ascii="Calibri" w:hAnsi="Calibri"/>
+                <w:sz w:val="21"/>
+                <w:szCs w:val="21"/>
+              </w:rPr>
+            </w:r>
+          </w:p>
+        </w:tc>
+      </w:tr>
+      <w:tr>
+        <w:trPr/>
+        <w:tc>
+          <w:tcPr>
+            <w:tcW w:w="2742" w:type="dxa"/>
+            <w:tcBorders>
+              <w:start w:val="single" w:sz="4" w:space="0" w:color="000000"/>
+              <w:bottom w:val="single" w:sz="4" w:space="0" w:color="000000"/>
+            </w:tcBorders>
+          </w:tcPr>
+          <w:p>
+            <w:pPr>
+              <w:pStyle w:val="TableContents"/>
+              <w:bidi w:val="0"/>
+              <w:jc w:val="start"/>
+              <w:rPr>
+                <w:sz w:val="21"/>
+                <w:szCs w:val="21"/>
+              </w:rPr>
+            </w:pPr>
+            <w:r>
+              <w:rPr>
+                <w:rFonts w:eastAsia="" w:cs="" w:ascii="Calibri" w:hAnsi="Calibri"/>
+                <w:sz w:val="21"/>
+                <w:szCs w:val="21"/>
+              </w:rPr>
               <w:t>Comments</w:t>
             </w:r>
           </w:p>
@@ -3936,111 +4300,89 @@
     </w:p>
     <w:p>
       <w:pPr>
+        <w:pStyle w:val="Heading2"/>
+        <w:bidi w:val="0"/>
+        <w:jc w:val="start"/>
+        <w:rPr/>
+      </w:pPr>
+      <w:r>
+        <w:rPr/>
+        <w:t>Open-Ended Question</w:t>
+      </w:r>
+    </w:p>
+    <w:p>
+      <w:pPr>
+        <w:pStyle w:val="Heading3"/>
+        <w:bidi w:val="0"/>
+        <w:jc w:val="start"/>
+        <w:rPr/>
+      </w:pPr>
+      <w:r>
+        <w:rPr/>
+        <w:t>Lernziel</w:t>
+      </w:r>
+    </w:p>
+    <w:p>
+      <w:pPr>
+        <w:pStyle w:val="FirstParagraph"/>
+        <w:bidi w:val="0"/>
+        <w:jc w:val="start"/>
+        <w:rPr>
+          <w:sz w:val="22"/>
+          <w:szCs w:val="22"/>
+        </w:rPr>
+      </w:pPr>
+      <w:bookmarkStart w:id="23" w:name="lernziel_Copy_1"/>
+      <w:r>
+        <w:rPr>
+          <w:sz w:val="22"/>
+          <w:szCs w:val="22"/>
+        </w:rPr>
+        <w:t>Die Studierenden beherrschen die Mechanismen zur fehlergesicherten Datenübertragung, einschließlich Fehlerkontrolle, Flusskontrolle, Segmentierung, Identifikation und Medienzugriff</w:t>
+      </w:r>
+      <w:bookmarkEnd w:id="23"/>
+    </w:p>
+    <w:p>
+      <w:pPr>
+        <w:pStyle w:val="Heading3"/>
+        <w:bidi w:val="0"/>
+        <w:jc w:val="start"/>
+        <w:rPr/>
+      </w:pPr>
+      <w:r>
+        <w:rPr/>
+        <w:t>Formulierte Frage</w:t>
+      </w:r>
+    </w:p>
+    <w:p>
+      <w:pPr>
+        <w:pStyle w:val="FirstParagraph"/>
+        <w:bidi w:val="0"/>
+        <w:jc w:val="start"/>
+        <w:rPr>
+          <w:sz w:val="22"/>
+          <w:szCs w:val="22"/>
+        </w:rPr>
+      </w:pPr>
+      <w:r>
+        <w:rPr>
+          <w:sz w:val="22"/>
+          <w:szCs w:val="22"/>
+        </w:rPr>
+        <w:t>Frage: Beurteilen Sie, welche der fünf Kernaufgaben des Data Link Layer den größten Beitrag zur Gewährleistung einer fehlergesicherten Übertragung über einen nicht fehlergesicherten Physical Layer leistet, und begründen Sie Ihre Einschätzung anhand der jeweiligen Funktionen.</w:t>
+      </w:r>
+    </w:p>
+    <w:p>
+      <w:pPr>
         <w:pStyle w:val="BodyText"/>
         <w:bidi w:val="0"/>
         <w:jc w:val="start"/>
-        <w:rPr/>
-      </w:pPr>
-      <w:r>
-        <w:rPr/>
-      </w:r>
-    </w:p>
-    <w:p>
-      <w:pPr>
-        <w:pStyle w:val="BodyText"/>
-        <w:bidi w:val="0"/>
-        <w:jc w:val="start"/>
-        <w:rPr/>
-      </w:pPr>
-      <w:r>
-        <w:rPr/>
-      </w:r>
-    </w:p>
-    <w:p>
-      <w:pPr>
-        <w:pStyle w:val="Heading2"/>
-        <w:bidi w:val="0"/>
-        <w:jc w:val="start"/>
-        <w:rPr/>
-      </w:pPr>
-      <w:r>
-        <w:rPr/>
-        <w:t>Open-Ended Question</w:t>
-      </w:r>
-    </w:p>
-    <w:p>
-      <w:pPr>
-        <w:pStyle w:val="Heading3"/>
-        <w:bidi w:val="0"/>
-        <w:jc w:val="start"/>
-        <w:rPr/>
-      </w:pPr>
-      <w:r>
-        <w:rPr/>
-        <w:t>Lernziel</w:t>
-      </w:r>
-    </w:p>
-    <w:p>
-      <w:pPr>
-        <w:pStyle w:val="FirstParagraph"/>
-        <w:bidi w:val="0"/>
-        <w:jc w:val="start"/>
-        <w:rPr>
-          <w:sz w:val="22"/>
-          <w:szCs w:val="22"/>
-        </w:rPr>
-      </w:pPr>
-      <w:bookmarkStart w:id="19" w:name="lernziel_Copy_1"/>
-      <w:r>
-        <w:rPr>
-          <w:sz w:val="22"/>
-          <w:szCs w:val="22"/>
-        </w:rPr>
-        <w:t>Die Studierenden beherrschen die Mechanismen zur fehlergesicherten Datenübertragung, einschließlich Fehlerkontrolle, Flusskontrolle, Segmentierung, Identifikation und Medienzugriff</w:t>
-      </w:r>
-      <w:bookmarkEnd w:id="19"/>
-    </w:p>
-    <w:p>
-      <w:pPr>
-        <w:pStyle w:val="Heading3"/>
-        <w:bidi w:val="0"/>
-        <w:jc w:val="start"/>
-        <w:rPr/>
-      </w:pPr>
-      <w:r>
-        <w:rPr/>
-        <w:t>Formulierte Frage</w:t>
-      </w:r>
-    </w:p>
-    <w:p>
-      <w:pPr>
-        <w:pStyle w:val="FirstParagraph"/>
-        <w:bidi w:val="0"/>
-        <w:jc w:val="start"/>
-        <w:rPr>
-          <w:sz w:val="22"/>
-          <w:szCs w:val="22"/>
-        </w:rPr>
-      </w:pPr>
-      <w:r>
-        <w:rPr>
-          <w:sz w:val="22"/>
-          <w:szCs w:val="22"/>
-        </w:rPr>
-        <w:t>Frage: Beurteilen Sie, welche der fünf Kernaufgaben des Data Link Layer den größten Beitrag zur Gewährleistung einer fehlergesicherten Übertragung über einen nicht fehlergesicherten Physical Layer leistet, und begründen Sie Ihre Einschätzung anhand der jeweiligen Funktionen.</w:t>
-      </w:r>
-    </w:p>
-    <w:p>
-      <w:pPr>
-        <w:pStyle w:val="BodyText"/>
-        <w:bidi w:val="0"/>
-        <w:jc w:val="start"/>
-        <w:rPr>
-          <w:sz w:val="22"/>
-          <w:szCs w:val="22"/>
-        </w:rPr>
-      </w:pPr>
-      <w:bookmarkStart w:id="20" w:name="formulierte-frage_Copy_1"/>
+        <w:rPr>
+          <w:sz w:val="22"/>
+          <w:szCs w:val="22"/>
+        </w:rPr>
+      </w:pPr>
+      <w:bookmarkStart w:id="24" w:name="formulierte-frage_Copy_1"/>
       <w:r>
         <w:rPr>
           <w:sz w:val="22"/>
@@ -4048,7 +4390,7 @@
         </w:rPr>
         <w:t>Antwort: Die Fehlerkontrolle leistet den größten Beitrag zur fehlergesicherten Übertragung. Sie adressiert direkt das Kernproblem des nicht fehlergesicherten Physical Layers, indem sie Übertragungsfehler erkennt, behebt oder signalisiert. Die anderen vier Aufgaben unterstützen zwar die Kommunikation, zielen jedoch nicht primär auf Fehlersicherung ab: Die Flusskontrolle regelt lediglich Geschwindigkeitsunterschiede zwischen Sender und Empfänger. Die Segmentierung strukturiert Bitströme zu handhabbaren Einheiten. Die Identifikation ermöglicht Adressierung von Kommunikationspartnern. Der Medienzugriff koordiniert die Nutzung des Physical Layers. Nur die Fehlerkontrolle kompensiert aktiv die Unzuverlässigkeit des Physical Layers und transformiert damit eine unsichere in eine sichere Verbindung, was der zentralen Beschreibung des Data Link Layers entspricht. (Richtig)</w:t>
       </w:r>
-      <w:bookmarkEnd w:id="20"/>
+      <w:bookmarkEnd w:id="24"/>
     </w:p>
     <w:p>
       <w:pPr>
@@ -4307,8 +4649,8 @@
           <w:szCs w:val="22"/>
         </w:rPr>
       </w:pPr>
-      <w:bookmarkStart w:id="21" w:name="open-ended-question"/>
-      <w:bookmarkStart w:id="22" w:name="quelltext_Copy_1"/>
+      <w:bookmarkStart w:id="25" w:name="quelltext_Copy_1"/>
+      <w:bookmarkStart w:id="26" w:name="open-ended-question"/>
       <w:r>
         <w:rPr>
           <w:sz w:val="22"/>
@@ -4316,8 +4658,8 @@
         </w:rPr>
         <w:t>Aktivieren des Physical Layer. 4 typische Aspekte: Senden, Warten, Beheben und Reservieren.</w:t>
       </w:r>
-      <w:bookmarkEnd w:id="21"/>
-      <w:bookmarkEnd w:id="22"/>
+      <w:bookmarkEnd w:id="25"/>
+      <w:bookmarkEnd w:id="26"/>
     </w:p>
     <w:p>
       <w:pPr>
@@ -4370,6 +4712,9 @@
               <w:bidi w:val="0"/>
               <w:jc w:val="start"/>
               <w:rPr>
+                <w:rFonts w:ascii="Calibri" w:hAnsi="Calibri" w:eastAsia="" w:cs=""/>
+                <w:b/>
+                <w:bCs/>
                 <w:sz w:val="21"/>
                 <w:szCs w:val="21"/>
               </w:rPr>
@@ -4377,10 +4722,12 @@
             <w:r>
               <w:rPr>
                 <w:rFonts w:eastAsia="" w:cs="" w:ascii="Calibri" w:hAnsi="Calibri"/>
-                <w:sz w:val="21"/>
-                <w:szCs w:val="21"/>
-              </w:rPr>
-              <w:t>Relevance</w:t>
+                <w:b/>
+                <w:bCs/>
+                <w:sz w:val="21"/>
+                <w:szCs w:val="21"/>
+              </w:rPr>
+              <w:t>Question-based:</w:t>
             </w:r>
           </w:p>
         </w:tc>
@@ -4411,6 +4758,7 @@
                 <w:sz w:val="21"/>
                 <w:szCs w:val="21"/>
               </w:rPr>
+              <w:t>----------------------------------------------------------------------------------------</w:t>
             </w:r>
           </w:p>
         </w:tc>
@@ -4441,7 +4789,7 @@
                 <w:sz w:val="21"/>
                 <w:szCs w:val="21"/>
               </w:rPr>
-              <w:t>Clarity</w:t>
+              <w:t>Relevance</w:t>
             </w:r>
           </w:p>
         </w:tc>
@@ -4501,7 +4849,7 @@
                 <w:sz w:val="21"/>
                 <w:szCs w:val="21"/>
               </w:rPr>
-              <w:t>Answerability</w:t>
+              <w:t>Clarity</w:t>
             </w:r>
           </w:p>
         </w:tc>
@@ -4561,7 +4909,7 @@
                 <w:sz w:val="21"/>
                 <w:szCs w:val="21"/>
               </w:rPr>
-              <w:t>Challenging</w:t>
+              <w:t>Answerability</w:t>
             </w:r>
           </w:p>
         </w:tc>
@@ -4621,7 +4969,7 @@
                 <w:sz w:val="21"/>
                 <w:szCs w:val="21"/>
               </w:rPr>
-              <w:t>Value</w:t>
+              <w:t>Challenging</w:t>
             </w:r>
           </w:p>
         </w:tc>
@@ -4681,7 +5029,7 @@
                 <w:sz w:val="21"/>
                 <w:szCs w:val="21"/>
               </w:rPr>
-              <w:t>Language</w:t>
+              <w:t>Value</w:t>
             </w:r>
           </w:p>
         </w:tc>
@@ -4741,7 +5089,7 @@
                 <w:sz w:val="21"/>
                 <w:szCs w:val="21"/>
               </w:rPr>
-              <w:t>Correctness</w:t>
+              <w:t>Language</w:t>
             </w:r>
           </w:p>
         </w:tc>
@@ -4797,11 +5145,10 @@
             </w:pPr>
             <w:r>
               <w:rPr>
-                <w:rFonts w:eastAsia="" w:cs="" w:ascii="Calibri" w:hAnsi="Calibri"/>
-                <w:sz w:val="21"/>
-                <w:szCs w:val="21"/>
-              </w:rPr>
-              <w:t>Answer Problems</w:t>
+                <w:sz w:val="21"/>
+                <w:szCs w:val="21"/>
+              </w:rPr>
+              <w:t>Comments</w:t>
             </w:r>
           </w:p>
         </w:tc>
@@ -4861,6 +5208,373 @@
                 <w:sz w:val="21"/>
                 <w:szCs w:val="21"/>
               </w:rPr>
+              <w:t>----------------------------------------</w:t>
+            </w:r>
+          </w:p>
+        </w:tc>
+        <w:tc>
+          <w:tcPr>
+            <w:tcW w:w="5868" w:type="dxa"/>
+            <w:tcBorders>
+              <w:start w:val="single" w:sz="4" w:space="0" w:color="000000"/>
+              <w:bottom w:val="single" w:sz="4" w:space="0" w:color="000000"/>
+              <w:end w:val="single" w:sz="4" w:space="0" w:color="000000"/>
+            </w:tcBorders>
+          </w:tcPr>
+          <w:p>
+            <w:pPr>
+              <w:pStyle w:val="TableContents"/>
+              <w:bidi w:val="0"/>
+              <w:jc w:val="start"/>
+              <w:rPr>
+                <w:rFonts w:ascii="Calibri" w:hAnsi="Calibri" w:eastAsia="" w:cs=""/>
+                <w:sz w:val="21"/>
+                <w:szCs w:val="21"/>
+              </w:rPr>
+            </w:pPr>
+            <w:r>
+              <w:rPr>
+                <w:rFonts w:eastAsia="" w:cs="" w:ascii="Calibri" w:hAnsi="Calibri"/>
+                <w:sz w:val="21"/>
+                <w:szCs w:val="21"/>
+              </w:rPr>
+              <w:t>----------------------------------------------------------------------------------------</w:t>
+            </w:r>
+          </w:p>
+        </w:tc>
+      </w:tr>
+      <w:tr>
+        <w:trPr/>
+        <w:tc>
+          <w:tcPr>
+            <w:tcW w:w="2742" w:type="dxa"/>
+            <w:tcBorders>
+              <w:start w:val="single" w:sz="4" w:space="0" w:color="000000"/>
+              <w:bottom w:val="single" w:sz="4" w:space="0" w:color="000000"/>
+            </w:tcBorders>
+          </w:tcPr>
+          <w:p>
+            <w:pPr>
+              <w:pStyle w:val="TableContents"/>
+              <w:bidi w:val="0"/>
+              <w:jc w:val="start"/>
+              <w:rPr>
+                <w:rFonts w:ascii="Calibri" w:hAnsi="Calibri" w:eastAsia="" w:cs=""/>
+                <w:b/>
+                <w:bCs/>
+                <w:sz w:val="21"/>
+                <w:szCs w:val="21"/>
+              </w:rPr>
+            </w:pPr>
+            <w:r>
+              <w:rPr>
+                <w:rFonts w:eastAsia="" w:cs="" w:ascii="Calibri" w:hAnsi="Calibri"/>
+                <w:b/>
+                <w:bCs/>
+                <w:sz w:val="21"/>
+                <w:szCs w:val="21"/>
+              </w:rPr>
+              <w:t>Answer-based:</w:t>
+            </w:r>
+          </w:p>
+        </w:tc>
+        <w:tc>
+          <w:tcPr>
+            <w:tcW w:w="5868" w:type="dxa"/>
+            <w:tcBorders>
+              <w:start w:val="single" w:sz="4" w:space="0" w:color="000000"/>
+              <w:bottom w:val="single" w:sz="4" w:space="0" w:color="000000"/>
+              <w:end w:val="single" w:sz="4" w:space="0" w:color="000000"/>
+            </w:tcBorders>
+          </w:tcPr>
+          <w:p>
+            <w:pPr>
+              <w:pStyle w:val="TableContents"/>
+              <w:bidi w:val="0"/>
+              <w:jc w:val="start"/>
+              <w:rPr>
+                <w:rFonts w:ascii="Calibri" w:hAnsi="Calibri" w:eastAsia="" w:cs=""/>
+                <w:sz w:val="21"/>
+                <w:szCs w:val="21"/>
+              </w:rPr>
+            </w:pPr>
+            <w:r>
+              <w:rPr>
+                <w:rFonts w:eastAsia="" w:cs="" w:ascii="Calibri" w:hAnsi="Calibri"/>
+                <w:sz w:val="21"/>
+                <w:szCs w:val="21"/>
+              </w:rPr>
+              <w:t>----------------------------------------------------------------------------------------</w:t>
+            </w:r>
+          </w:p>
+        </w:tc>
+      </w:tr>
+      <w:tr>
+        <w:trPr/>
+        <w:tc>
+          <w:tcPr>
+            <w:tcW w:w="2742" w:type="dxa"/>
+            <w:tcBorders>
+              <w:start w:val="single" w:sz="4" w:space="0" w:color="000000"/>
+              <w:bottom w:val="single" w:sz="4" w:space="0" w:color="000000"/>
+            </w:tcBorders>
+          </w:tcPr>
+          <w:p>
+            <w:pPr>
+              <w:pStyle w:val="TableContents"/>
+              <w:bidi w:val="0"/>
+              <w:jc w:val="start"/>
+              <w:rPr>
+                <w:sz w:val="21"/>
+                <w:szCs w:val="21"/>
+              </w:rPr>
+            </w:pPr>
+            <w:r>
+              <w:rPr>
+                <w:rFonts w:eastAsia="" w:cs="" w:ascii="Calibri" w:hAnsi="Calibri"/>
+                <w:sz w:val="21"/>
+                <w:szCs w:val="21"/>
+              </w:rPr>
+              <w:t>Clarity</w:t>
+            </w:r>
+          </w:p>
+        </w:tc>
+        <w:tc>
+          <w:tcPr>
+            <w:tcW w:w="5868" w:type="dxa"/>
+            <w:tcBorders>
+              <w:start w:val="single" w:sz="4" w:space="0" w:color="000000"/>
+              <w:bottom w:val="single" w:sz="4" w:space="0" w:color="000000"/>
+              <w:end w:val="single" w:sz="4" w:space="0" w:color="000000"/>
+            </w:tcBorders>
+          </w:tcPr>
+          <w:p>
+            <w:pPr>
+              <w:pStyle w:val="TableContents"/>
+              <w:bidi w:val="0"/>
+              <w:jc w:val="start"/>
+              <w:rPr>
+                <w:rFonts w:ascii="Calibri" w:hAnsi="Calibri" w:eastAsia="" w:cs=""/>
+                <w:sz w:val="21"/>
+                <w:szCs w:val="21"/>
+              </w:rPr>
+            </w:pPr>
+            <w:r>
+              <w:rPr>
+                <w:rFonts w:eastAsia="" w:cs="" w:ascii="Calibri" w:hAnsi="Calibri"/>
+                <w:sz w:val="21"/>
+                <w:szCs w:val="21"/>
+              </w:rPr>
+            </w:r>
+          </w:p>
+        </w:tc>
+      </w:tr>
+      <w:tr>
+        <w:trPr/>
+        <w:tc>
+          <w:tcPr>
+            <w:tcW w:w="2742" w:type="dxa"/>
+            <w:tcBorders>
+              <w:start w:val="single" w:sz="4" w:space="0" w:color="000000"/>
+              <w:bottom w:val="single" w:sz="4" w:space="0" w:color="000000"/>
+            </w:tcBorders>
+          </w:tcPr>
+          <w:p>
+            <w:pPr>
+              <w:pStyle w:val="TableContents"/>
+              <w:bidi w:val="0"/>
+              <w:jc w:val="start"/>
+              <w:rPr>
+                <w:sz w:val="21"/>
+                <w:szCs w:val="21"/>
+              </w:rPr>
+            </w:pPr>
+            <w:r>
+              <w:rPr>
+                <w:rFonts w:eastAsia="" w:cs="" w:ascii="Calibri" w:hAnsi="Calibri"/>
+                <w:sz w:val="21"/>
+                <w:szCs w:val="21"/>
+              </w:rPr>
+              <w:t>Language</w:t>
+            </w:r>
+          </w:p>
+        </w:tc>
+        <w:tc>
+          <w:tcPr>
+            <w:tcW w:w="5868" w:type="dxa"/>
+            <w:tcBorders>
+              <w:start w:val="single" w:sz="4" w:space="0" w:color="000000"/>
+              <w:bottom w:val="single" w:sz="4" w:space="0" w:color="000000"/>
+              <w:end w:val="single" w:sz="4" w:space="0" w:color="000000"/>
+            </w:tcBorders>
+          </w:tcPr>
+          <w:p>
+            <w:pPr>
+              <w:pStyle w:val="TableContents"/>
+              <w:bidi w:val="0"/>
+              <w:jc w:val="start"/>
+              <w:rPr>
+                <w:rFonts w:ascii="Calibri" w:hAnsi="Calibri" w:eastAsia="" w:cs=""/>
+                <w:sz w:val="21"/>
+                <w:szCs w:val="21"/>
+              </w:rPr>
+            </w:pPr>
+            <w:r>
+              <w:rPr>
+                <w:rFonts w:eastAsia="" w:cs="" w:ascii="Calibri" w:hAnsi="Calibri"/>
+                <w:sz w:val="21"/>
+                <w:szCs w:val="21"/>
+              </w:rPr>
+            </w:r>
+          </w:p>
+        </w:tc>
+      </w:tr>
+      <w:tr>
+        <w:trPr/>
+        <w:tc>
+          <w:tcPr>
+            <w:tcW w:w="2742" w:type="dxa"/>
+            <w:tcBorders>
+              <w:start w:val="single" w:sz="4" w:space="0" w:color="000000"/>
+              <w:bottom w:val="single" w:sz="4" w:space="0" w:color="000000"/>
+            </w:tcBorders>
+          </w:tcPr>
+          <w:p>
+            <w:pPr>
+              <w:pStyle w:val="TableContents"/>
+              <w:bidi w:val="0"/>
+              <w:jc w:val="start"/>
+              <w:rPr>
+                <w:sz w:val="21"/>
+                <w:szCs w:val="21"/>
+              </w:rPr>
+            </w:pPr>
+            <w:r>
+              <w:rPr>
+                <w:rFonts w:eastAsia="" w:cs="" w:ascii="Calibri" w:hAnsi="Calibri"/>
+                <w:sz w:val="21"/>
+                <w:szCs w:val="21"/>
+              </w:rPr>
+              <w:t>Correctness</w:t>
+            </w:r>
+          </w:p>
+        </w:tc>
+        <w:tc>
+          <w:tcPr>
+            <w:tcW w:w="5868" w:type="dxa"/>
+            <w:tcBorders>
+              <w:start w:val="single" w:sz="4" w:space="0" w:color="000000"/>
+              <w:bottom w:val="single" w:sz="4" w:space="0" w:color="000000"/>
+              <w:end w:val="single" w:sz="4" w:space="0" w:color="000000"/>
+            </w:tcBorders>
+          </w:tcPr>
+          <w:p>
+            <w:pPr>
+              <w:pStyle w:val="TableContents"/>
+              <w:bidi w:val="0"/>
+              <w:jc w:val="start"/>
+              <w:rPr>
+                <w:rFonts w:ascii="Calibri" w:hAnsi="Calibri" w:eastAsia="" w:cs=""/>
+                <w:sz w:val="21"/>
+                <w:szCs w:val="21"/>
+              </w:rPr>
+            </w:pPr>
+            <w:r>
+              <w:rPr>
+                <w:rFonts w:eastAsia="" w:cs="" w:ascii="Calibri" w:hAnsi="Calibri"/>
+                <w:sz w:val="21"/>
+                <w:szCs w:val="21"/>
+              </w:rPr>
+            </w:r>
+          </w:p>
+        </w:tc>
+      </w:tr>
+      <w:tr>
+        <w:trPr/>
+        <w:tc>
+          <w:tcPr>
+            <w:tcW w:w="2742" w:type="dxa"/>
+            <w:tcBorders>
+              <w:start w:val="single" w:sz="4" w:space="0" w:color="000000"/>
+              <w:bottom w:val="single" w:sz="4" w:space="0" w:color="000000"/>
+            </w:tcBorders>
+          </w:tcPr>
+          <w:p>
+            <w:pPr>
+              <w:pStyle w:val="TableContents"/>
+              <w:bidi w:val="0"/>
+              <w:jc w:val="start"/>
+              <w:rPr>
+                <w:sz w:val="21"/>
+                <w:szCs w:val="21"/>
+              </w:rPr>
+            </w:pPr>
+            <w:r>
+              <w:rPr>
+                <w:rFonts w:eastAsia="" w:cs="" w:ascii="Calibri" w:hAnsi="Calibri"/>
+                <w:sz w:val="21"/>
+                <w:szCs w:val="21"/>
+              </w:rPr>
+              <w:t>Answer Problems</w:t>
+            </w:r>
+          </w:p>
+        </w:tc>
+        <w:tc>
+          <w:tcPr>
+            <w:tcW w:w="5868" w:type="dxa"/>
+            <w:tcBorders>
+              <w:start w:val="single" w:sz="4" w:space="0" w:color="000000"/>
+              <w:bottom w:val="single" w:sz="4" w:space="0" w:color="000000"/>
+              <w:end w:val="single" w:sz="4" w:space="0" w:color="000000"/>
+            </w:tcBorders>
+          </w:tcPr>
+          <w:p>
+            <w:pPr>
+              <w:pStyle w:val="TableContents"/>
+              <w:bidi w:val="0"/>
+              <w:jc w:val="start"/>
+              <w:rPr>
+                <w:rFonts w:ascii="Calibri" w:hAnsi="Calibri" w:eastAsia="" w:cs=""/>
+                <w:sz w:val="21"/>
+                <w:szCs w:val="21"/>
+              </w:rPr>
+            </w:pPr>
+            <w:r>
+              <w:rPr>
+                <w:rFonts w:eastAsia="" w:cs="" w:ascii="Calibri" w:hAnsi="Calibri"/>
+                <w:sz w:val="21"/>
+                <w:szCs w:val="21"/>
+              </w:rPr>
+            </w:r>
+          </w:p>
+        </w:tc>
+      </w:tr>
+      <w:tr>
+        <w:trPr/>
+        <w:tc>
+          <w:tcPr>
+            <w:tcW w:w="2742" w:type="dxa"/>
+            <w:tcBorders>
+              <w:start w:val="single" w:sz="4" w:space="0" w:color="000000"/>
+              <w:bottom w:val="single" w:sz="4" w:space="0" w:color="000000"/>
+            </w:tcBorders>
+          </w:tcPr>
+          <w:p>
+            <w:pPr>
+              <w:pStyle w:val="TableContents"/>
+              <w:bidi w:val="0"/>
+              <w:jc w:val="start"/>
+              <w:rPr>
+                <w:sz w:val="21"/>
+                <w:szCs w:val="21"/>
+              </w:rPr>
+            </w:pPr>
+            <w:r>
+              <w:rPr>
+                <w:rFonts w:eastAsia="" w:cs="" w:ascii="Calibri" w:hAnsi="Calibri"/>
+                <w:sz w:val="21"/>
+                <w:szCs w:val="21"/>
+              </w:rPr>
               <w:t>Comments</w:t>
             </w:r>
           </w:p>
@@ -4901,6 +5615,23 @@
         <w:pStyle w:val="Normal"/>
         <w:bidi w:val="0"/>
         <w:jc w:val="start"/>
+        <w:rPr>
+          <w:sz w:val="22"/>
+          <w:szCs w:val="22"/>
+        </w:rPr>
+      </w:pPr>
+      <w:r>
+        <w:rPr>
+          <w:sz w:val="22"/>
+          <w:szCs w:val="22"/>
+        </w:rPr>
+      </w:r>
+    </w:p>
+    <w:p>
+      <w:pPr>
+        <w:pStyle w:val="Normal"/>
+        <w:bidi w:val="0"/>
+        <w:jc w:val="start"/>
         <w:rPr/>
       </w:pPr>
       <w:r>
@@ -4910,7 +5641,7 @@
     <w:sectPr>
       <w:type w:val="nextPage"/>
       <w:pgSz w:w="12240" w:h="15840"/>
-      <w:pgMar w:left="1786" w:right="1786" w:gutter="0" w:header="0" w:top="1134" w:footer="0" w:bottom="1134"/>
+      <w:pgMar w:left="720" w:right="2851" w:gutter="0" w:header="0" w:top="864" w:footer="0" w:bottom="864"/>
       <w:pgNumType w:fmt="decimal"/>
       <w:formProt w:val="false"/>
       <w:textDirection w:val="lrTb"/>
@@ -5070,7 +5801,9 @@
         </w:tabs>
         <w:ind w:start="720" w:hanging="360"/>
       </w:pPr>
-      <w:rPr/>
+      <w:rPr>
+        <w:rFonts w:ascii="Noto Serif" w:hAnsi="Noto Serif" w:cs="Symbol"/>
+      </w:rPr>
     </w:lvl>
     <w:lvl w:ilvl="1">
       <w:start w:val="1"/>
@@ -5083,7 +5816,9 @@
         </w:tabs>
         <w:ind w:start="1440" w:hanging="360"/>
       </w:pPr>
-      <w:rPr/>
+      <w:rPr>
+        <w:rFonts w:cs="Courier New"/>
+      </w:rPr>
     </w:lvl>
     <w:lvl w:ilvl="2">
       <w:start w:val="1"/>
@@ -5096,7 +5831,9 @@
         </w:tabs>
         <w:ind w:start="2160" w:hanging="360"/>
       </w:pPr>
-      <w:rPr/>
+      <w:rPr>
+        <w:rFonts w:cs="Wingdings"/>
+      </w:rPr>
     </w:lvl>
     <w:lvl w:ilvl="3">
       <w:start w:val="1"/>
@@ -5109,7 +5846,9 @@
         </w:tabs>
         <w:ind w:start="2880" w:hanging="360"/>
       </w:pPr>
-      <w:rPr/>
+      <w:rPr>
+        <w:rFonts w:ascii="Noto Serif" w:hAnsi="Noto Serif" w:cs="Symbol"/>
+      </w:rPr>
     </w:lvl>
     <w:lvl w:ilvl="4">
       <w:start w:val="1"/>
@@ -5122,7 +5861,9 @@
         </w:tabs>
         <w:ind w:start="3600" w:hanging="360"/>
       </w:pPr>
-      <w:rPr/>
+      <w:rPr>
+        <w:rFonts w:cs="Courier New"/>
+      </w:rPr>
     </w:lvl>
     <w:lvl w:ilvl="5">
       <w:start w:val="1"/>
@@ -5135,7 +5876,9 @@
         </w:tabs>
         <w:ind w:start="4320" w:hanging="360"/>
       </w:pPr>
-      <w:rPr/>
+      <w:rPr>
+        <w:rFonts w:cs="Wingdings"/>
+      </w:rPr>
     </w:lvl>
     <w:lvl w:ilvl="6">
       <w:start w:val="1"/>
@@ -5148,7 +5891,9 @@
         </w:tabs>
         <w:ind w:start="5040" w:hanging="360"/>
       </w:pPr>
-      <w:rPr/>
+      <w:rPr>
+        <w:rFonts w:ascii="Noto Serif" w:hAnsi="Noto Serif" w:cs="Symbol"/>
+      </w:rPr>
     </w:lvl>
     <w:lvl w:ilvl="7">
       <w:start w:val="1"/>
@@ -5161,7 +5906,9 @@
         </w:tabs>
         <w:ind w:start="5760" w:hanging="360"/>
       </w:pPr>
-      <w:rPr/>
+      <w:rPr>
+        <w:rFonts w:cs="Courier New"/>
+      </w:rPr>
     </w:lvl>
     <w:lvl w:ilvl="8">
       <w:start w:val="1"/>
@@ -5174,14 +5921,15 @@
         </w:tabs>
         <w:ind w:start="6480" w:hanging="360"/>
       </w:pPr>
-      <w:rPr/>
+      <w:rPr>
+        <w:rFonts w:cs="Wingdings"/>
+      </w:rPr>
     </w:lvl>
   </w:abstractNum>
   <w:abstractNum w:abstractNumId="3">
     <w:lvl w:ilvl="0">
-      <w:start w:val="1"/>
-      <w:numFmt w:val="decimal"/>
-      <w:lvlText w:val="%1."/>
+      <w:numFmt w:val="lowerLetter"/>
+      <w:lvlText w:val="%1)"/>
       <w:lvlJc w:val="start"/>
       <w:pPr>
         <w:tabs>
@@ -5189,12 +5937,14 @@
         </w:tabs>
         <w:ind w:start="720" w:hanging="360"/>
       </w:pPr>
-      <w:rPr/>
+      <w:rPr>
+        <w:rFonts w:ascii="Noto Serif" w:hAnsi="Noto Serif" w:cs="Symbol"/>
+      </w:rPr>
     </w:lvl>
     <w:lvl w:ilvl="1">
-      <w:start w:val="1"/>
-      <w:numFmt w:val="decimal"/>
-      <w:lvlText w:val="%2."/>
+      <w:start w:val="0"/>
+      <w:numFmt w:val="bullet"/>
+      <w:lvlText w:val="o"/>
       <w:lvlJc w:val="start"/>
       <w:pPr>
         <w:tabs>
@@ -5202,12 +5952,14 @@
         </w:tabs>
         <w:ind w:start="1440" w:hanging="360"/>
       </w:pPr>
-      <w:rPr/>
+      <w:rPr>
+        <w:rFonts w:ascii="Courier New" w:hAnsi="Courier New" w:cs="Courier New" w:hint="default"/>
+      </w:rPr>
     </w:lvl>
     <w:lvl w:ilvl="2">
-      <w:start w:val="1"/>
-      <w:numFmt w:val="decimal"/>
-      <w:lvlText w:val="%3."/>
+      <w:start w:val="0"/>
+      <w:numFmt w:val="bullet"/>
+      <w:lvlText w:val=""/>
       <w:lvlJc w:val="start"/>
       <w:pPr>
         <w:tabs>
@@ -5215,12 +5967,14 @@
         </w:tabs>
         <w:ind w:start="2160" w:hanging="360"/>
       </w:pPr>
-      <w:rPr/>
+      <w:rPr>
+        <w:rFonts w:ascii="Wingdings" w:hAnsi="Wingdings" w:cs="Wingdings" w:hint="default"/>
+      </w:rPr>
     </w:lvl>
     <w:lvl w:ilvl="3">
-      <w:start w:val="1"/>
-      <w:numFmt w:val="decimal"/>
-      <w:lvlText w:val="%4."/>
+      <w:start w:val="0"/>
+      <w:numFmt w:val="bullet"/>
+      <w:lvlText w:val=""/>
       <w:lvlJc w:val="start"/>
       <w:pPr>
         <w:tabs>
@@ -5228,12 +5982,14 @@
         </w:tabs>
         <w:ind w:start="2880" w:hanging="360"/>
       </w:pPr>
-      <w:rPr/>
+      <w:rPr>
+        <w:rFonts w:ascii="Symbol" w:hAnsi="Symbol" w:cs="Symbol" w:hint="default"/>
+      </w:rPr>
     </w:lvl>
     <w:lvl w:ilvl="4">
-      <w:start w:val="1"/>
-      <w:numFmt w:val="decimal"/>
-      <w:lvlText w:val="%5."/>
+      <w:start w:val="0"/>
+      <w:numFmt w:val="bullet"/>
+      <w:lvlText w:val="o"/>
       <w:lvlJc w:val="start"/>
       <w:pPr>
         <w:tabs>
@@ -5241,12 +5997,14 @@
         </w:tabs>
         <w:ind w:start="3600" w:hanging="360"/>
       </w:pPr>
-      <w:rPr/>
+      <w:rPr>
+        <w:rFonts w:ascii="Courier New" w:hAnsi="Courier New" w:cs="Courier New" w:hint="default"/>
+      </w:rPr>
     </w:lvl>
     <w:lvl w:ilvl="5">
-      <w:start w:val="1"/>
-      <w:numFmt w:val="decimal"/>
-      <w:lvlText w:val="%6."/>
+      <w:start w:val="0"/>
+      <w:numFmt w:val="bullet"/>
+      <w:lvlText w:val=""/>
       <w:lvlJc w:val="start"/>
       <w:pPr>
         <w:tabs>
@@ -5254,12 +6012,14 @@
         </w:tabs>
         <w:ind w:start="4320" w:hanging="360"/>
       </w:pPr>
-      <w:rPr/>
+      <w:rPr>
+        <w:rFonts w:ascii="Wingdings" w:hAnsi="Wingdings" w:cs="Wingdings" w:hint="default"/>
+      </w:rPr>
     </w:lvl>
     <w:lvl w:ilvl="6">
-      <w:start w:val="1"/>
-      <w:numFmt w:val="decimal"/>
-      <w:lvlText w:val="%7."/>
+      <w:start w:val="0"/>
+      <w:numFmt w:val="bullet"/>
+      <w:lvlText w:val=""/>
       <w:lvlJc w:val="start"/>
       <w:pPr>
         <w:tabs>
@@ -5267,12 +6027,14 @@
         </w:tabs>
         <w:ind w:start="5040" w:hanging="360"/>
       </w:pPr>
-      <w:rPr/>
+      <w:rPr>
+        <w:rFonts w:ascii="Symbol" w:hAnsi="Symbol" w:cs="Symbol" w:hint="default"/>
+      </w:rPr>
     </w:lvl>
     <w:lvl w:ilvl="7">
-      <w:start w:val="1"/>
-      <w:numFmt w:val="decimal"/>
-      <w:lvlText w:val="%8."/>
+      <w:start w:val="0"/>
+      <w:numFmt w:val="bullet"/>
+      <w:lvlText w:val="o"/>
       <w:lvlJc w:val="start"/>
       <w:pPr>
         <w:tabs>
@@ -5280,12 +6042,14 @@
         </w:tabs>
         <w:ind w:start="5760" w:hanging="360"/>
       </w:pPr>
-      <w:rPr/>
+      <w:rPr>
+        <w:rFonts w:ascii="Courier New" w:hAnsi="Courier New" w:cs="Courier New" w:hint="default"/>
+      </w:rPr>
     </w:lvl>
     <w:lvl w:ilvl="8">
-      <w:start w:val="1"/>
-      <w:numFmt w:val="decimal"/>
-      <w:lvlText w:val="%9."/>
+      <w:start w:val="0"/>
+      <w:numFmt w:val="bullet"/>
+      <w:lvlText w:val=""/>
       <w:lvlJc w:val="start"/>
       <w:pPr>
         <w:tabs>
@@ -5293,14 +6057,15 @@
         </w:tabs>
         <w:ind w:start="6480" w:hanging="360"/>
       </w:pPr>
-      <w:rPr/>
+      <w:rPr>
+        <w:rFonts w:ascii="Wingdings" w:hAnsi="Wingdings" w:cs="Wingdings" w:hint="default"/>
+      </w:rPr>
     </w:lvl>
   </w:abstractNum>
   <w:abstractNum w:abstractNumId="4">
     <w:lvl w:ilvl="0">
-      <w:start w:val="1"/>
-      <w:numFmt w:val="decimal"/>
-      <w:lvlText w:val="%1."/>
+      <w:numFmt w:val="lowerLetter"/>
+      <w:lvlText w:val="%1)"/>
       <w:lvlJc w:val="start"/>
       <w:pPr>
         <w:tabs>
@@ -5313,9 +6078,9 @@
       </w:rPr>
     </w:lvl>
     <w:lvl w:ilvl="1">
-      <w:start w:val="1"/>
-      <w:numFmt w:val="decimal"/>
-      <w:lvlText w:val="%2."/>
+      <w:start w:val="0"/>
+      <w:numFmt w:val="bullet"/>
+      <w:lvlText w:val="o"/>
       <w:lvlJc w:val="start"/>
       <w:pPr>
         <w:tabs>
@@ -5324,13 +6089,13 @@
         <w:ind w:start="1440" w:hanging="360"/>
       </w:pPr>
       <w:rPr>
-        <w:rFonts w:cs="Courier New"/>
+        <w:rFonts w:ascii="Courier New" w:hAnsi="Courier New" w:cs="Courier New" w:hint="default"/>
       </w:rPr>
     </w:lvl>
     <w:lvl w:ilvl="2">
-      <w:start w:val="1"/>
-      <w:numFmt w:val="decimal"/>
-      <w:lvlText w:val="%3."/>
+      <w:start w:val="0"/>
+      <w:numFmt w:val="bullet"/>
+      <w:lvlText w:val=""/>
       <w:lvlJc w:val="start"/>
       <w:pPr>
         <w:tabs>
@@ -5339,13 +6104,13 @@
         <w:ind w:start="2160" w:hanging="360"/>
       </w:pPr>
       <w:rPr>
-        <w:rFonts w:cs="Wingdings"/>
+        <w:rFonts w:ascii="Wingdings" w:hAnsi="Wingdings" w:cs="Wingdings" w:hint="default"/>
       </w:rPr>
     </w:lvl>
     <w:lvl w:ilvl="3">
-      <w:start w:val="1"/>
-      <w:numFmt w:val="decimal"/>
-      <w:lvlText w:val="%4."/>
+      <w:start w:val="0"/>
+      <w:numFmt w:val="bullet"/>
+      <w:lvlText w:val=""/>
       <w:lvlJc w:val="start"/>
       <w:pPr>
         <w:tabs>
@@ -5354,13 +6119,13 @@
         <w:ind w:start="2880" w:hanging="360"/>
       </w:pPr>
       <w:rPr>
-        <w:rFonts w:ascii="Noto Serif" w:hAnsi="Noto Serif" w:cs="Symbol"/>
+        <w:rFonts w:ascii="Symbol" w:hAnsi="Symbol" w:cs="Symbol" w:hint="default"/>
       </w:rPr>
     </w:lvl>
     <w:lvl w:ilvl="4">
-      <w:start w:val="1"/>
-      <w:numFmt w:val="decimal"/>
-      <w:lvlText w:val="%5."/>
+      <w:start w:val="0"/>
+      <w:numFmt w:val="bullet"/>
+      <w:lvlText w:val="o"/>
       <w:lvlJc w:val="start"/>
       <w:pPr>
         <w:tabs>
@@ -5369,13 +6134,13 @@
         <w:ind w:start="3600" w:hanging="360"/>
       </w:pPr>
       <w:rPr>
-        <w:rFonts w:cs="Courier New"/>
+        <w:rFonts w:ascii="Courier New" w:hAnsi="Courier New" w:cs="Courier New" w:hint="default"/>
       </w:rPr>
     </w:lvl>
     <w:lvl w:ilvl="5">
-      <w:start w:val="1"/>
-      <w:numFmt w:val="decimal"/>
-      <w:lvlText w:val="%6."/>
+      <w:start w:val="0"/>
+      <w:numFmt w:val="bullet"/>
+      <w:lvlText w:val=""/>
       <w:lvlJc w:val="start"/>
       <w:pPr>
         <w:tabs>
@@ -5384,13 +6149,13 @@
         <w:ind w:start="4320" w:hanging="360"/>
       </w:pPr>
       <w:rPr>
-        <w:rFonts w:cs="Wingdings"/>
+        <w:rFonts w:ascii="Wingdings" w:hAnsi="Wingdings" w:cs="Wingdings" w:hint="default"/>
       </w:rPr>
     </w:lvl>
     <w:lvl w:ilvl="6">
-      <w:start w:val="1"/>
-      <w:numFmt w:val="decimal"/>
-      <w:lvlText w:val="%7."/>
+      <w:start w:val="0"/>
+      <w:numFmt w:val="bullet"/>
+      <w:lvlText w:val=""/>
       <w:lvlJc w:val="start"/>
       <w:pPr>
         <w:tabs>
@@ -5399,13 +6164,13 @@
         <w:ind w:start="5040" w:hanging="360"/>
       </w:pPr>
       <w:rPr>
-        <w:rFonts w:ascii="Noto Serif" w:hAnsi="Noto Serif" w:cs="Symbol"/>
+        <w:rFonts w:ascii="Symbol" w:hAnsi="Symbol" w:cs="Symbol" w:hint="default"/>
       </w:rPr>
     </w:lvl>
     <w:lvl w:ilvl="7">
-      <w:start w:val="1"/>
-      <w:numFmt w:val="decimal"/>
-      <w:lvlText w:val="%8."/>
+      <w:start w:val="0"/>
+      <w:numFmt w:val="bullet"/>
+      <w:lvlText w:val="o"/>
       <w:lvlJc w:val="start"/>
       <w:pPr>
         <w:tabs>
@@ -5414,13 +6179,13 @@
         <w:ind w:start="5760" w:hanging="360"/>
       </w:pPr>
       <w:rPr>
-        <w:rFonts w:cs="Courier New"/>
+        <w:rFonts w:ascii="Courier New" w:hAnsi="Courier New" w:cs="Courier New" w:hint="default"/>
       </w:rPr>
     </w:lvl>
     <w:lvl w:ilvl="8">
-      <w:start w:val="1"/>
-      <w:numFmt w:val="decimal"/>
-      <w:lvlText w:val="%9."/>
+      <w:start w:val="0"/>
+      <w:numFmt w:val="bullet"/>
+      <w:lvlText w:val=""/>
       <w:lvlJc w:val="start"/>
       <w:pPr>
         <w:tabs>
@@ -5429,7 +6194,7 @@
         <w:ind w:start="6480" w:hanging="360"/>
       </w:pPr>
       <w:rPr>
-        <w:rFonts w:cs="Wingdings"/>
+        <w:rFonts w:ascii="Wingdings" w:hAnsi="Wingdings" w:cs="Wingdings" w:hint="default"/>
       </w:rPr>
     </w:lvl>
   </w:abstractNum>
@@ -5444,6 +6209,9 @@
         </w:tabs>
         <w:ind w:start="720" w:hanging="360"/>
       </w:pPr>
+      <w:rPr>
+        <w:rFonts w:ascii="Noto Serif" w:hAnsi="Noto Serif" w:cs="Symbol"/>
+      </w:rPr>
     </w:lvl>
     <w:lvl w:ilvl="1">
       <w:start w:val="0"/>
@@ -5567,6 +6335,1077 @@
     </w:lvl>
   </w:abstractNum>
   <w:abstractNum w:abstractNumId="6">
+    <w:lvl w:ilvl="0">
+      <w:numFmt w:val="lowerLetter"/>
+      <w:lvlText w:val="%1)"/>
+      <w:lvlJc w:val="start"/>
+      <w:pPr>
+        <w:tabs>
+          <w:tab w:val="num" w:pos="0"/>
+        </w:tabs>
+        <w:ind w:start="720" w:hanging="360"/>
+      </w:pPr>
+      <w:rPr>
+        <w:rFonts w:ascii="Noto Serif" w:hAnsi="Noto Serif" w:cs="Symbol"/>
+      </w:rPr>
+    </w:lvl>
+    <w:lvl w:ilvl="1">
+      <w:start w:val="0"/>
+      <w:numFmt w:val="bullet"/>
+      <w:lvlText w:val="o"/>
+      <w:lvlJc w:val="start"/>
+      <w:pPr>
+        <w:tabs>
+          <w:tab w:val="num" w:pos="0"/>
+        </w:tabs>
+        <w:ind w:start="1440" w:hanging="360"/>
+      </w:pPr>
+      <w:rPr>
+        <w:rFonts w:ascii="Courier New" w:hAnsi="Courier New" w:cs="Courier New" w:hint="default"/>
+      </w:rPr>
+    </w:lvl>
+    <w:lvl w:ilvl="2">
+      <w:start w:val="0"/>
+      <w:numFmt w:val="bullet"/>
+      <w:lvlText w:val=""/>
+      <w:lvlJc w:val="start"/>
+      <w:pPr>
+        <w:tabs>
+          <w:tab w:val="num" w:pos="0"/>
+        </w:tabs>
+        <w:ind w:start="2160" w:hanging="360"/>
+      </w:pPr>
+      <w:rPr>
+        <w:rFonts w:ascii="Wingdings" w:hAnsi="Wingdings" w:cs="Wingdings" w:hint="default"/>
+      </w:rPr>
+    </w:lvl>
+    <w:lvl w:ilvl="3">
+      <w:start w:val="0"/>
+      <w:numFmt w:val="bullet"/>
+      <w:lvlText w:val=""/>
+      <w:lvlJc w:val="start"/>
+      <w:pPr>
+        <w:tabs>
+          <w:tab w:val="num" w:pos="0"/>
+        </w:tabs>
+        <w:ind w:start="2880" w:hanging="360"/>
+      </w:pPr>
+      <w:rPr>
+        <w:rFonts w:ascii="Symbol" w:hAnsi="Symbol" w:cs="Symbol" w:hint="default"/>
+      </w:rPr>
+    </w:lvl>
+    <w:lvl w:ilvl="4">
+      <w:start w:val="0"/>
+      <w:numFmt w:val="bullet"/>
+      <w:lvlText w:val="o"/>
+      <w:lvlJc w:val="start"/>
+      <w:pPr>
+        <w:tabs>
+          <w:tab w:val="num" w:pos="0"/>
+        </w:tabs>
+        <w:ind w:start="3600" w:hanging="360"/>
+      </w:pPr>
+      <w:rPr>
+        <w:rFonts w:ascii="Courier New" w:hAnsi="Courier New" w:cs="Courier New" w:hint="default"/>
+      </w:rPr>
+    </w:lvl>
+    <w:lvl w:ilvl="5">
+      <w:start w:val="0"/>
+      <w:numFmt w:val="bullet"/>
+      <w:lvlText w:val=""/>
+      <w:lvlJc w:val="start"/>
+      <w:pPr>
+        <w:tabs>
+          <w:tab w:val="num" w:pos="0"/>
+        </w:tabs>
+        <w:ind w:start="4320" w:hanging="360"/>
+      </w:pPr>
+      <w:rPr>
+        <w:rFonts w:ascii="Wingdings" w:hAnsi="Wingdings" w:cs="Wingdings" w:hint="default"/>
+      </w:rPr>
+    </w:lvl>
+    <w:lvl w:ilvl="6">
+      <w:start w:val="0"/>
+      <w:numFmt w:val="bullet"/>
+      <w:lvlText w:val=""/>
+      <w:lvlJc w:val="start"/>
+      <w:pPr>
+        <w:tabs>
+          <w:tab w:val="num" w:pos="0"/>
+        </w:tabs>
+        <w:ind w:start="5040" w:hanging="360"/>
+      </w:pPr>
+      <w:rPr>
+        <w:rFonts w:ascii="Symbol" w:hAnsi="Symbol" w:cs="Symbol" w:hint="default"/>
+      </w:rPr>
+    </w:lvl>
+    <w:lvl w:ilvl="7">
+      <w:start w:val="0"/>
+      <w:numFmt w:val="bullet"/>
+      <w:lvlText w:val="o"/>
+      <w:lvlJc w:val="start"/>
+      <w:pPr>
+        <w:tabs>
+          <w:tab w:val="num" w:pos="0"/>
+        </w:tabs>
+        <w:ind w:start="5760" w:hanging="360"/>
+      </w:pPr>
+      <w:rPr>
+        <w:rFonts w:ascii="Courier New" w:hAnsi="Courier New" w:cs="Courier New" w:hint="default"/>
+      </w:rPr>
+    </w:lvl>
+    <w:lvl w:ilvl="8">
+      <w:start w:val="0"/>
+      <w:numFmt w:val="bullet"/>
+      <w:lvlText w:val=""/>
+      <w:lvlJc w:val="start"/>
+      <w:pPr>
+        <w:tabs>
+          <w:tab w:val="num" w:pos="0"/>
+        </w:tabs>
+        <w:ind w:start="6480" w:hanging="360"/>
+      </w:pPr>
+      <w:rPr>
+        <w:rFonts w:ascii="Wingdings" w:hAnsi="Wingdings" w:cs="Wingdings" w:hint="default"/>
+      </w:rPr>
+    </w:lvl>
+  </w:abstractNum>
+  <w:abstractNum w:abstractNumId="7">
+    <w:lvl w:ilvl="0">
+      <w:numFmt w:val="bullet"/>
+      <w:lvlText w:val=""/>
+      <w:lvlJc w:val="start"/>
+      <w:pPr>
+        <w:tabs>
+          <w:tab w:val="num" w:pos="0"/>
+        </w:tabs>
+        <w:ind w:start="720" w:hanging="360"/>
+      </w:pPr>
+      <w:rPr>
+        <w:rFonts w:ascii="Symbol" w:hAnsi="Symbol" w:cs="Symbol" w:hint="default"/>
+      </w:rPr>
+    </w:lvl>
+    <w:lvl w:ilvl="1">
+      <w:start w:val="0"/>
+      <w:numFmt w:val="bullet"/>
+      <w:lvlText w:val="o"/>
+      <w:lvlJc w:val="start"/>
+      <w:pPr>
+        <w:tabs>
+          <w:tab w:val="num" w:pos="0"/>
+        </w:tabs>
+        <w:ind w:start="1440" w:hanging="360"/>
+      </w:pPr>
+      <w:rPr>
+        <w:rFonts w:ascii="Courier New" w:hAnsi="Courier New" w:cs="Courier New" w:hint="default"/>
+      </w:rPr>
+    </w:lvl>
+    <w:lvl w:ilvl="2">
+      <w:start w:val="0"/>
+      <w:numFmt w:val="bullet"/>
+      <w:lvlText w:val=""/>
+      <w:lvlJc w:val="start"/>
+      <w:pPr>
+        <w:tabs>
+          <w:tab w:val="num" w:pos="0"/>
+        </w:tabs>
+        <w:ind w:start="2160" w:hanging="360"/>
+      </w:pPr>
+      <w:rPr>
+        <w:rFonts w:ascii="Wingdings" w:hAnsi="Wingdings" w:cs="Wingdings" w:hint="default"/>
+      </w:rPr>
+    </w:lvl>
+    <w:lvl w:ilvl="3">
+      <w:start w:val="0"/>
+      <w:numFmt w:val="bullet"/>
+      <w:lvlText w:val=""/>
+      <w:lvlJc w:val="start"/>
+      <w:pPr>
+        <w:tabs>
+          <w:tab w:val="num" w:pos="0"/>
+        </w:tabs>
+        <w:ind w:start="2880" w:hanging="360"/>
+      </w:pPr>
+      <w:rPr>
+        <w:rFonts w:ascii="Symbol" w:hAnsi="Symbol" w:cs="Symbol" w:hint="default"/>
+      </w:rPr>
+    </w:lvl>
+    <w:lvl w:ilvl="4">
+      <w:start w:val="0"/>
+      <w:numFmt w:val="bullet"/>
+      <w:lvlText w:val="o"/>
+      <w:lvlJc w:val="start"/>
+      <w:pPr>
+        <w:tabs>
+          <w:tab w:val="num" w:pos="0"/>
+        </w:tabs>
+        <w:ind w:start="3600" w:hanging="360"/>
+      </w:pPr>
+      <w:rPr>
+        <w:rFonts w:ascii="Courier New" w:hAnsi="Courier New" w:cs="Courier New" w:hint="default"/>
+      </w:rPr>
+    </w:lvl>
+    <w:lvl w:ilvl="5">
+      <w:start w:val="0"/>
+      <w:numFmt w:val="bullet"/>
+      <w:lvlText w:val=""/>
+      <w:lvlJc w:val="start"/>
+      <w:pPr>
+        <w:tabs>
+          <w:tab w:val="num" w:pos="0"/>
+        </w:tabs>
+        <w:ind w:start="4320" w:hanging="360"/>
+      </w:pPr>
+      <w:rPr>
+        <w:rFonts w:ascii="Wingdings" w:hAnsi="Wingdings" w:cs="Wingdings" w:hint="default"/>
+      </w:rPr>
+    </w:lvl>
+    <w:lvl w:ilvl="6">
+      <w:start w:val="0"/>
+      <w:numFmt w:val="bullet"/>
+      <w:lvlText w:val=""/>
+      <w:lvlJc w:val="start"/>
+      <w:pPr>
+        <w:tabs>
+          <w:tab w:val="num" w:pos="0"/>
+        </w:tabs>
+        <w:ind w:start="5040" w:hanging="360"/>
+      </w:pPr>
+      <w:rPr>
+        <w:rFonts w:ascii="Symbol" w:hAnsi="Symbol" w:cs="Symbol" w:hint="default"/>
+      </w:rPr>
+    </w:lvl>
+    <w:lvl w:ilvl="7">
+      <w:start w:val="0"/>
+      <w:numFmt w:val="bullet"/>
+      <w:lvlText w:val="o"/>
+      <w:lvlJc w:val="start"/>
+      <w:pPr>
+        <w:tabs>
+          <w:tab w:val="num" w:pos="0"/>
+        </w:tabs>
+        <w:ind w:start="5760" w:hanging="360"/>
+      </w:pPr>
+      <w:rPr>
+        <w:rFonts w:ascii="Courier New" w:hAnsi="Courier New" w:cs="Courier New" w:hint="default"/>
+      </w:rPr>
+    </w:lvl>
+    <w:lvl w:ilvl="8">
+      <w:start w:val="0"/>
+      <w:numFmt w:val="bullet"/>
+      <w:lvlText w:val=""/>
+      <w:lvlJc w:val="start"/>
+      <w:pPr>
+        <w:tabs>
+          <w:tab w:val="num" w:pos="0"/>
+        </w:tabs>
+        <w:ind w:start="6480" w:hanging="360"/>
+      </w:pPr>
+      <w:rPr>
+        <w:rFonts w:ascii="Wingdings" w:hAnsi="Wingdings" w:cs="Wingdings" w:hint="default"/>
+      </w:rPr>
+    </w:lvl>
+  </w:abstractNum>
+  <w:abstractNum w:abstractNumId="8">
+    <w:lvl w:ilvl="0">
+      <w:numFmt w:val="bullet"/>
+      <w:lvlText w:val=""/>
+      <w:lvlJc w:val="start"/>
+      <w:pPr>
+        <w:tabs>
+          <w:tab w:val="num" w:pos="0"/>
+        </w:tabs>
+        <w:ind w:start="720" w:hanging="360"/>
+      </w:pPr>
+      <w:rPr>
+        <w:rFonts w:ascii="Symbol" w:hAnsi="Symbol" w:cs="Symbol" w:hint="default"/>
+      </w:rPr>
+    </w:lvl>
+    <w:lvl w:ilvl="1">
+      <w:start w:val="0"/>
+      <w:numFmt w:val="bullet"/>
+      <w:lvlText w:val="o"/>
+      <w:lvlJc w:val="start"/>
+      <w:pPr>
+        <w:tabs>
+          <w:tab w:val="num" w:pos="0"/>
+        </w:tabs>
+        <w:ind w:start="1440" w:hanging="360"/>
+      </w:pPr>
+      <w:rPr>
+        <w:rFonts w:ascii="Courier New" w:hAnsi="Courier New" w:cs="Courier New" w:hint="default"/>
+      </w:rPr>
+    </w:lvl>
+    <w:lvl w:ilvl="2">
+      <w:start w:val="0"/>
+      <w:numFmt w:val="bullet"/>
+      <w:lvlText w:val=""/>
+      <w:lvlJc w:val="start"/>
+      <w:pPr>
+        <w:tabs>
+          <w:tab w:val="num" w:pos="0"/>
+        </w:tabs>
+        <w:ind w:start="2160" w:hanging="360"/>
+      </w:pPr>
+      <w:rPr>
+        <w:rFonts w:ascii="Wingdings" w:hAnsi="Wingdings" w:cs="Wingdings" w:hint="default"/>
+      </w:rPr>
+    </w:lvl>
+    <w:lvl w:ilvl="3">
+      <w:start w:val="0"/>
+      <w:numFmt w:val="bullet"/>
+      <w:lvlText w:val=""/>
+      <w:lvlJc w:val="start"/>
+      <w:pPr>
+        <w:tabs>
+          <w:tab w:val="num" w:pos="0"/>
+        </w:tabs>
+        <w:ind w:start="2880" w:hanging="360"/>
+      </w:pPr>
+      <w:rPr>
+        <w:rFonts w:ascii="Symbol" w:hAnsi="Symbol" w:cs="Symbol" w:hint="default"/>
+      </w:rPr>
+    </w:lvl>
+    <w:lvl w:ilvl="4">
+      <w:start w:val="0"/>
+      <w:numFmt w:val="bullet"/>
+      <w:lvlText w:val="o"/>
+      <w:lvlJc w:val="start"/>
+      <w:pPr>
+        <w:tabs>
+          <w:tab w:val="num" w:pos="0"/>
+        </w:tabs>
+        <w:ind w:start="3600" w:hanging="360"/>
+      </w:pPr>
+      <w:rPr>
+        <w:rFonts w:ascii="Courier New" w:hAnsi="Courier New" w:cs="Courier New" w:hint="default"/>
+      </w:rPr>
+    </w:lvl>
+    <w:lvl w:ilvl="5">
+      <w:start w:val="0"/>
+      <w:numFmt w:val="bullet"/>
+      <w:lvlText w:val=""/>
+      <w:lvlJc w:val="start"/>
+      <w:pPr>
+        <w:tabs>
+          <w:tab w:val="num" w:pos="0"/>
+        </w:tabs>
+        <w:ind w:start="4320" w:hanging="360"/>
+      </w:pPr>
+      <w:rPr>
+        <w:rFonts w:ascii="Wingdings" w:hAnsi="Wingdings" w:cs="Wingdings" w:hint="default"/>
+      </w:rPr>
+    </w:lvl>
+    <w:lvl w:ilvl="6">
+      <w:start w:val="0"/>
+      <w:numFmt w:val="bullet"/>
+      <w:lvlText w:val=""/>
+      <w:lvlJc w:val="start"/>
+      <w:pPr>
+        <w:tabs>
+          <w:tab w:val="num" w:pos="0"/>
+        </w:tabs>
+        <w:ind w:start="5040" w:hanging="360"/>
+      </w:pPr>
+      <w:rPr>
+        <w:rFonts w:ascii="Symbol" w:hAnsi="Symbol" w:cs="Symbol" w:hint="default"/>
+      </w:rPr>
+    </w:lvl>
+    <w:lvl w:ilvl="7">
+      <w:start w:val="0"/>
+      <w:numFmt w:val="bullet"/>
+      <w:lvlText w:val="o"/>
+      <w:lvlJc w:val="start"/>
+      <w:pPr>
+        <w:tabs>
+          <w:tab w:val="num" w:pos="0"/>
+        </w:tabs>
+        <w:ind w:start="5760" w:hanging="360"/>
+      </w:pPr>
+      <w:rPr>
+        <w:rFonts w:ascii="Courier New" w:hAnsi="Courier New" w:cs="Courier New" w:hint="default"/>
+      </w:rPr>
+    </w:lvl>
+    <w:lvl w:ilvl="8">
+      <w:start w:val="0"/>
+      <w:numFmt w:val="bullet"/>
+      <w:lvlText w:val=""/>
+      <w:lvlJc w:val="start"/>
+      <w:pPr>
+        <w:tabs>
+          <w:tab w:val="num" w:pos="0"/>
+        </w:tabs>
+        <w:ind w:start="6480" w:hanging="360"/>
+      </w:pPr>
+      <w:rPr>
+        <w:rFonts w:ascii="Wingdings" w:hAnsi="Wingdings" w:cs="Wingdings" w:hint="default"/>
+      </w:rPr>
+    </w:lvl>
+  </w:abstractNum>
+  <w:abstractNum w:abstractNumId="9">
+    <w:lvl w:ilvl="0">
+      <w:numFmt w:val="bullet"/>
+      <w:lvlText w:val=""/>
+      <w:lvlJc w:val="start"/>
+      <w:pPr>
+        <w:tabs>
+          <w:tab w:val="num" w:pos="0"/>
+        </w:tabs>
+        <w:ind w:start="720" w:hanging="360"/>
+      </w:pPr>
+      <w:rPr>
+        <w:rFonts w:ascii="Symbol" w:hAnsi="Symbol" w:cs="Symbol" w:hint="default"/>
+      </w:rPr>
+    </w:lvl>
+    <w:lvl w:ilvl="1">
+      <w:start w:val="0"/>
+      <w:numFmt w:val="bullet"/>
+      <w:lvlText w:val="o"/>
+      <w:lvlJc w:val="start"/>
+      <w:pPr>
+        <w:tabs>
+          <w:tab w:val="num" w:pos="0"/>
+        </w:tabs>
+        <w:ind w:start="1440" w:hanging="360"/>
+      </w:pPr>
+      <w:rPr>
+        <w:rFonts w:ascii="Courier New" w:hAnsi="Courier New" w:cs="Courier New" w:hint="default"/>
+      </w:rPr>
+    </w:lvl>
+    <w:lvl w:ilvl="2">
+      <w:start w:val="0"/>
+      <w:numFmt w:val="bullet"/>
+      <w:lvlText w:val=""/>
+      <w:lvlJc w:val="start"/>
+      <w:pPr>
+        <w:tabs>
+          <w:tab w:val="num" w:pos="0"/>
+        </w:tabs>
+        <w:ind w:start="2160" w:hanging="360"/>
+      </w:pPr>
+      <w:rPr>
+        <w:rFonts w:ascii="Wingdings" w:hAnsi="Wingdings" w:cs="Wingdings" w:hint="default"/>
+      </w:rPr>
+    </w:lvl>
+    <w:lvl w:ilvl="3">
+      <w:start w:val="0"/>
+      <w:numFmt w:val="bullet"/>
+      <w:lvlText w:val=""/>
+      <w:lvlJc w:val="start"/>
+      <w:pPr>
+        <w:tabs>
+          <w:tab w:val="num" w:pos="0"/>
+        </w:tabs>
+        <w:ind w:start="2880" w:hanging="360"/>
+      </w:pPr>
+      <w:rPr>
+        <w:rFonts w:ascii="Symbol" w:hAnsi="Symbol" w:cs="Symbol" w:hint="default"/>
+      </w:rPr>
+    </w:lvl>
+    <w:lvl w:ilvl="4">
+      <w:start w:val="0"/>
+      <w:numFmt w:val="bullet"/>
+      <w:lvlText w:val="o"/>
+      <w:lvlJc w:val="start"/>
+      <w:pPr>
+        <w:tabs>
+          <w:tab w:val="num" w:pos="0"/>
+        </w:tabs>
+        <w:ind w:start="3600" w:hanging="360"/>
+      </w:pPr>
+      <w:rPr>
+        <w:rFonts w:ascii="Courier New" w:hAnsi="Courier New" w:cs="Courier New" w:hint="default"/>
+      </w:rPr>
+    </w:lvl>
+    <w:lvl w:ilvl="5">
+      <w:start w:val="0"/>
+      <w:numFmt w:val="bullet"/>
+      <w:lvlText w:val=""/>
+      <w:lvlJc w:val="start"/>
+      <w:pPr>
+        <w:tabs>
+          <w:tab w:val="num" w:pos="0"/>
+        </w:tabs>
+        <w:ind w:start="4320" w:hanging="360"/>
+      </w:pPr>
+      <w:rPr>
+        <w:rFonts w:ascii="Wingdings" w:hAnsi="Wingdings" w:cs="Wingdings" w:hint="default"/>
+      </w:rPr>
+    </w:lvl>
+    <w:lvl w:ilvl="6">
+      <w:start w:val="0"/>
+      <w:numFmt w:val="bullet"/>
+      <w:lvlText w:val=""/>
+      <w:lvlJc w:val="start"/>
+      <w:pPr>
+        <w:tabs>
+          <w:tab w:val="num" w:pos="0"/>
+        </w:tabs>
+        <w:ind w:start="5040" w:hanging="360"/>
+      </w:pPr>
+      <w:rPr>
+        <w:rFonts w:ascii="Symbol" w:hAnsi="Symbol" w:cs="Symbol" w:hint="default"/>
+      </w:rPr>
+    </w:lvl>
+    <w:lvl w:ilvl="7">
+      <w:start w:val="0"/>
+      <w:numFmt w:val="bullet"/>
+      <w:lvlText w:val="o"/>
+      <w:lvlJc w:val="start"/>
+      <w:pPr>
+        <w:tabs>
+          <w:tab w:val="num" w:pos="0"/>
+        </w:tabs>
+        <w:ind w:start="5760" w:hanging="360"/>
+      </w:pPr>
+      <w:rPr>
+        <w:rFonts w:ascii="Courier New" w:hAnsi="Courier New" w:cs="Courier New" w:hint="default"/>
+      </w:rPr>
+    </w:lvl>
+    <w:lvl w:ilvl="8">
+      <w:start w:val="0"/>
+      <w:numFmt w:val="bullet"/>
+      <w:lvlText w:val=""/>
+      <w:lvlJc w:val="start"/>
+      <w:pPr>
+        <w:tabs>
+          <w:tab w:val="num" w:pos="0"/>
+        </w:tabs>
+        <w:ind w:start="6480" w:hanging="360"/>
+      </w:pPr>
+      <w:rPr>
+        <w:rFonts w:ascii="Wingdings" w:hAnsi="Wingdings" w:cs="Wingdings" w:hint="default"/>
+      </w:rPr>
+    </w:lvl>
+  </w:abstractNum>
+  <w:abstractNum w:abstractNumId="10">
+    <w:lvl w:ilvl="0">
+      <w:numFmt w:val="bullet"/>
+      <w:lvlText w:val=""/>
+      <w:lvlJc w:val="start"/>
+      <w:pPr>
+        <w:tabs>
+          <w:tab w:val="num" w:pos="0"/>
+        </w:tabs>
+        <w:ind w:start="720" w:hanging="360"/>
+      </w:pPr>
+      <w:rPr>
+        <w:rFonts w:ascii="Symbol" w:hAnsi="Symbol" w:cs="Symbol" w:hint="default"/>
+      </w:rPr>
+    </w:lvl>
+    <w:lvl w:ilvl="1">
+      <w:start w:val="0"/>
+      <w:numFmt w:val="bullet"/>
+      <w:lvlText w:val="o"/>
+      <w:lvlJc w:val="start"/>
+      <w:pPr>
+        <w:tabs>
+          <w:tab w:val="num" w:pos="0"/>
+        </w:tabs>
+        <w:ind w:start="1440" w:hanging="360"/>
+      </w:pPr>
+      <w:rPr>
+        <w:rFonts w:ascii="Courier New" w:hAnsi="Courier New" w:cs="Courier New" w:hint="default"/>
+      </w:rPr>
+    </w:lvl>
+    <w:lvl w:ilvl="2">
+      <w:start w:val="0"/>
+      <w:numFmt w:val="bullet"/>
+      <w:lvlText w:val=""/>
+      <w:lvlJc w:val="start"/>
+      <w:pPr>
+        <w:tabs>
+          <w:tab w:val="num" w:pos="0"/>
+        </w:tabs>
+        <w:ind w:start="2160" w:hanging="360"/>
+      </w:pPr>
+      <w:rPr>
+        <w:rFonts w:ascii="Wingdings" w:hAnsi="Wingdings" w:cs="Wingdings" w:hint="default"/>
+      </w:rPr>
+    </w:lvl>
+    <w:lvl w:ilvl="3">
+      <w:start w:val="0"/>
+      <w:numFmt w:val="bullet"/>
+      <w:lvlText w:val=""/>
+      <w:lvlJc w:val="start"/>
+      <w:pPr>
+        <w:tabs>
+          <w:tab w:val="num" w:pos="0"/>
+        </w:tabs>
+        <w:ind w:start="2880" w:hanging="360"/>
+      </w:pPr>
+      <w:rPr>
+        <w:rFonts w:ascii="Symbol" w:hAnsi="Symbol" w:cs="Symbol" w:hint="default"/>
+      </w:rPr>
+    </w:lvl>
+    <w:lvl w:ilvl="4">
+      <w:start w:val="0"/>
+      <w:numFmt w:val="bullet"/>
+      <w:lvlText w:val="o"/>
+      <w:lvlJc w:val="start"/>
+      <w:pPr>
+        <w:tabs>
+          <w:tab w:val="num" w:pos="0"/>
+        </w:tabs>
+        <w:ind w:start="3600" w:hanging="360"/>
+      </w:pPr>
+      <w:rPr>
+        <w:rFonts w:ascii="Courier New" w:hAnsi="Courier New" w:cs="Courier New" w:hint="default"/>
+      </w:rPr>
+    </w:lvl>
+    <w:lvl w:ilvl="5">
+      <w:start w:val="0"/>
+      <w:numFmt w:val="bullet"/>
+      <w:lvlText w:val=""/>
+      <w:lvlJc w:val="start"/>
+      <w:pPr>
+        <w:tabs>
+          <w:tab w:val="num" w:pos="0"/>
+        </w:tabs>
+        <w:ind w:start="4320" w:hanging="360"/>
+      </w:pPr>
+      <w:rPr>
+        <w:rFonts w:ascii="Wingdings" w:hAnsi="Wingdings" w:cs="Wingdings" w:hint="default"/>
+      </w:rPr>
+    </w:lvl>
+    <w:lvl w:ilvl="6">
+      <w:start w:val="0"/>
+      <w:numFmt w:val="bullet"/>
+      <w:lvlText w:val=""/>
+      <w:lvlJc w:val="start"/>
+      <w:pPr>
+        <w:tabs>
+          <w:tab w:val="num" w:pos="0"/>
+        </w:tabs>
+        <w:ind w:start="5040" w:hanging="360"/>
+      </w:pPr>
+      <w:rPr>
+        <w:rFonts w:ascii="Symbol" w:hAnsi="Symbol" w:cs="Symbol" w:hint="default"/>
+      </w:rPr>
+    </w:lvl>
+    <w:lvl w:ilvl="7">
+      <w:start w:val="0"/>
+      <w:numFmt w:val="bullet"/>
+      <w:lvlText w:val="o"/>
+      <w:lvlJc w:val="start"/>
+      <w:pPr>
+        <w:tabs>
+          <w:tab w:val="num" w:pos="0"/>
+        </w:tabs>
+        <w:ind w:start="5760" w:hanging="360"/>
+      </w:pPr>
+      <w:rPr>
+        <w:rFonts w:ascii="Courier New" w:hAnsi="Courier New" w:cs="Courier New" w:hint="default"/>
+      </w:rPr>
+    </w:lvl>
+    <w:lvl w:ilvl="8">
+      <w:start w:val="0"/>
+      <w:numFmt w:val="bullet"/>
+      <w:lvlText w:val=""/>
+      <w:lvlJc w:val="start"/>
+      <w:pPr>
+        <w:tabs>
+          <w:tab w:val="num" w:pos="0"/>
+        </w:tabs>
+        <w:ind w:start="6480" w:hanging="360"/>
+      </w:pPr>
+      <w:rPr>
+        <w:rFonts w:ascii="Wingdings" w:hAnsi="Wingdings" w:cs="Wingdings" w:hint="default"/>
+      </w:rPr>
+    </w:lvl>
+  </w:abstractNum>
+  <w:abstractNum w:abstractNumId="11">
+    <w:lvl w:ilvl="0">
+      <w:start w:val="1"/>
+      <w:numFmt w:val="decimal"/>
+      <w:lvlText w:val="%1."/>
+      <w:lvlJc w:val="start"/>
+      <w:pPr>
+        <w:tabs>
+          <w:tab w:val="num" w:pos="0"/>
+        </w:tabs>
+        <w:ind w:start="720" w:hanging="360"/>
+      </w:pPr>
+      <w:rPr/>
+    </w:lvl>
+    <w:lvl w:ilvl="1">
+      <w:start w:val="1"/>
+      <w:numFmt w:val="decimal"/>
+      <w:lvlText w:val="%2."/>
+      <w:lvlJc w:val="start"/>
+      <w:pPr>
+        <w:tabs>
+          <w:tab w:val="num" w:pos="0"/>
+        </w:tabs>
+        <w:ind w:start="1440" w:hanging="360"/>
+      </w:pPr>
+      <w:rPr/>
+    </w:lvl>
+    <w:lvl w:ilvl="2">
+      <w:start w:val="1"/>
+      <w:numFmt w:val="decimal"/>
+      <w:lvlText w:val="%3."/>
+      <w:lvlJc w:val="start"/>
+      <w:pPr>
+        <w:tabs>
+          <w:tab w:val="num" w:pos="0"/>
+        </w:tabs>
+        <w:ind w:start="2160" w:hanging="360"/>
+      </w:pPr>
+      <w:rPr/>
+    </w:lvl>
+    <w:lvl w:ilvl="3">
+      <w:start w:val="1"/>
+      <w:numFmt w:val="decimal"/>
+      <w:lvlText w:val="%4."/>
+      <w:lvlJc w:val="start"/>
+      <w:pPr>
+        <w:tabs>
+          <w:tab w:val="num" w:pos="0"/>
+        </w:tabs>
+        <w:ind w:start="2880" w:hanging="360"/>
+      </w:pPr>
+      <w:rPr/>
+    </w:lvl>
+    <w:lvl w:ilvl="4">
+      <w:start w:val="1"/>
+      <w:numFmt w:val="decimal"/>
+      <w:lvlText w:val="%5."/>
+      <w:lvlJc w:val="start"/>
+      <w:pPr>
+        <w:tabs>
+          <w:tab w:val="num" w:pos="0"/>
+        </w:tabs>
+        <w:ind w:start="3600" w:hanging="360"/>
+      </w:pPr>
+      <w:rPr/>
+    </w:lvl>
+    <w:lvl w:ilvl="5">
+      <w:start w:val="1"/>
+      <w:numFmt w:val="decimal"/>
+      <w:lvlText w:val="%6."/>
+      <w:lvlJc w:val="start"/>
+      <w:pPr>
+        <w:tabs>
+          <w:tab w:val="num" w:pos="0"/>
+        </w:tabs>
+        <w:ind w:start="4320" w:hanging="360"/>
+      </w:pPr>
+      <w:rPr/>
+    </w:lvl>
+    <w:lvl w:ilvl="6">
+      <w:start w:val="1"/>
+      <w:numFmt w:val="decimal"/>
+      <w:lvlText w:val="%7."/>
+      <w:lvlJc w:val="start"/>
+      <w:pPr>
+        <w:tabs>
+          <w:tab w:val="num" w:pos="0"/>
+        </w:tabs>
+        <w:ind w:start="5040" w:hanging="360"/>
+      </w:pPr>
+      <w:rPr/>
+    </w:lvl>
+    <w:lvl w:ilvl="7">
+      <w:start w:val="1"/>
+      <w:numFmt w:val="decimal"/>
+      <w:lvlText w:val="%8."/>
+      <w:lvlJc w:val="start"/>
+      <w:pPr>
+        <w:tabs>
+          <w:tab w:val="num" w:pos="0"/>
+        </w:tabs>
+        <w:ind w:start="5760" w:hanging="360"/>
+      </w:pPr>
+      <w:rPr/>
+    </w:lvl>
+    <w:lvl w:ilvl="8">
+      <w:start w:val="1"/>
+      <w:numFmt w:val="decimal"/>
+      <w:lvlText w:val="%9."/>
+      <w:lvlJc w:val="start"/>
+      <w:pPr>
+        <w:tabs>
+          <w:tab w:val="num" w:pos="0"/>
+        </w:tabs>
+        <w:ind w:start="6480" w:hanging="360"/>
+      </w:pPr>
+      <w:rPr/>
+    </w:lvl>
+  </w:abstractNum>
+  <w:abstractNum w:abstractNumId="12">
+    <w:lvl w:ilvl="0">
+      <w:numFmt w:val="bullet"/>
+      <w:lvlText w:val=""/>
+      <w:lvlJc w:val="start"/>
+      <w:pPr>
+        <w:tabs>
+          <w:tab w:val="num" w:pos="0"/>
+        </w:tabs>
+        <w:ind w:start="720" w:hanging="360"/>
+      </w:pPr>
+      <w:rPr>
+        <w:rFonts w:ascii="Symbol" w:hAnsi="Symbol" w:cs="Symbol" w:hint="default"/>
+      </w:rPr>
+    </w:lvl>
+    <w:lvl w:ilvl="1">
+      <w:start w:val="0"/>
+      <w:numFmt w:val="bullet"/>
+      <w:lvlText w:val="o"/>
+      <w:lvlJc w:val="start"/>
+      <w:pPr>
+        <w:tabs>
+          <w:tab w:val="num" w:pos="0"/>
+        </w:tabs>
+        <w:ind w:start="1440" w:hanging="360"/>
+      </w:pPr>
+      <w:rPr>
+        <w:rFonts w:ascii="Courier New" w:hAnsi="Courier New" w:cs="Courier New" w:hint="default"/>
+      </w:rPr>
+    </w:lvl>
+    <w:lvl w:ilvl="2">
+      <w:start w:val="0"/>
+      <w:numFmt w:val="bullet"/>
+      <w:lvlText w:val=""/>
+      <w:lvlJc w:val="start"/>
+      <w:pPr>
+        <w:tabs>
+          <w:tab w:val="num" w:pos="0"/>
+        </w:tabs>
+        <w:ind w:start="2160" w:hanging="360"/>
+      </w:pPr>
+      <w:rPr>
+        <w:rFonts w:ascii="Wingdings" w:hAnsi="Wingdings" w:cs="Wingdings" w:hint="default"/>
+      </w:rPr>
+    </w:lvl>
+    <w:lvl w:ilvl="3">
+      <w:start w:val="0"/>
+      <w:numFmt w:val="bullet"/>
+      <w:lvlText w:val=""/>
+      <w:lvlJc w:val="start"/>
+      <w:pPr>
+        <w:tabs>
+          <w:tab w:val="num" w:pos="0"/>
+        </w:tabs>
+        <w:ind w:start="2880" w:hanging="360"/>
+      </w:pPr>
+      <w:rPr>
+        <w:rFonts w:ascii="Symbol" w:hAnsi="Symbol" w:cs="Symbol" w:hint="default"/>
+      </w:rPr>
+    </w:lvl>
+    <w:lvl w:ilvl="4">
+      <w:start w:val="0"/>
+      <w:numFmt w:val="bullet"/>
+      <w:lvlText w:val="o"/>
+      <w:lvlJc w:val="start"/>
+      <w:pPr>
+        <w:tabs>
+          <w:tab w:val="num" w:pos="0"/>
+        </w:tabs>
+        <w:ind w:start="3600" w:hanging="360"/>
+      </w:pPr>
+      <w:rPr>
+        <w:rFonts w:ascii="Courier New" w:hAnsi="Courier New" w:cs="Courier New" w:hint="default"/>
+      </w:rPr>
+    </w:lvl>
+    <w:lvl w:ilvl="5">
+      <w:start w:val="0"/>
+      <w:numFmt w:val="bullet"/>
+      <w:lvlText w:val=""/>
+      <w:lvlJc w:val="start"/>
+      <w:pPr>
+        <w:tabs>
+          <w:tab w:val="num" w:pos="0"/>
+        </w:tabs>
+        <w:ind w:start="4320" w:hanging="360"/>
+      </w:pPr>
+      <w:rPr>
+        <w:rFonts w:ascii="Wingdings" w:hAnsi="Wingdings" w:cs="Wingdings" w:hint="default"/>
+      </w:rPr>
+    </w:lvl>
+    <w:lvl w:ilvl="6">
+      <w:start w:val="0"/>
+      <w:numFmt w:val="bullet"/>
+      <w:lvlText w:val=""/>
+      <w:lvlJc w:val="start"/>
+      <w:pPr>
+        <w:tabs>
+          <w:tab w:val="num" w:pos="0"/>
+        </w:tabs>
+        <w:ind w:start="5040" w:hanging="360"/>
+      </w:pPr>
+      <w:rPr>
+        <w:rFonts w:ascii="Symbol" w:hAnsi="Symbol" w:cs="Symbol" w:hint="default"/>
+      </w:rPr>
+    </w:lvl>
+    <w:lvl w:ilvl="7">
+      <w:start w:val="0"/>
+      <w:numFmt w:val="bullet"/>
+      <w:lvlText w:val="o"/>
+      <w:lvlJc w:val="start"/>
+      <w:pPr>
+        <w:tabs>
+          <w:tab w:val="num" w:pos="0"/>
+        </w:tabs>
+        <w:ind w:start="5760" w:hanging="360"/>
+      </w:pPr>
+      <w:rPr>
+        <w:rFonts w:ascii="Courier New" w:hAnsi="Courier New" w:cs="Courier New" w:hint="default"/>
+      </w:rPr>
+    </w:lvl>
+    <w:lvl w:ilvl="8">
+      <w:start w:val="0"/>
+      <w:numFmt w:val="bullet"/>
+      <w:lvlText w:val=""/>
+      <w:lvlJc w:val="start"/>
+      <w:pPr>
+        <w:tabs>
+          <w:tab w:val="num" w:pos="0"/>
+        </w:tabs>
+        <w:ind w:start="6480" w:hanging="360"/>
+      </w:pPr>
+      <w:rPr>
+        <w:rFonts w:ascii="Wingdings" w:hAnsi="Wingdings" w:cs="Wingdings" w:hint="default"/>
+      </w:rPr>
+    </w:lvl>
+  </w:abstractNum>
+  <w:abstractNum w:abstractNumId="13">
+    <w:lvl w:ilvl="0">
+      <w:numFmt w:val="bullet"/>
+      <w:lvlText w:val=""/>
+      <w:lvlJc w:val="start"/>
+      <w:pPr>
+        <w:tabs>
+          <w:tab w:val="num" w:pos="0"/>
+        </w:tabs>
+        <w:ind w:start="720" w:hanging="360"/>
+      </w:pPr>
+      <w:rPr>
+        <w:rFonts w:ascii="Symbol" w:hAnsi="Symbol" w:cs="Symbol" w:hint="default"/>
+      </w:rPr>
+    </w:lvl>
+    <w:lvl w:ilvl="1">
+      <w:start w:val="0"/>
+      <w:numFmt w:val="bullet"/>
+      <w:lvlText w:val="o"/>
+      <w:lvlJc w:val="start"/>
+      <w:pPr>
+        <w:tabs>
+          <w:tab w:val="num" w:pos="0"/>
+        </w:tabs>
+        <w:ind w:start="1440" w:hanging="360"/>
+      </w:pPr>
+      <w:rPr>
+        <w:rFonts w:ascii="Courier New" w:hAnsi="Courier New" w:cs="Courier New" w:hint="default"/>
+      </w:rPr>
+    </w:lvl>
+    <w:lvl w:ilvl="2">
+      <w:start w:val="0"/>
+      <w:numFmt w:val="bullet"/>
+      <w:lvlText w:val=""/>
+      <w:lvlJc w:val="start"/>
+      <w:pPr>
+        <w:tabs>
+          <w:tab w:val="num" w:pos="0"/>
+        </w:tabs>
+        <w:ind w:start="2160" w:hanging="360"/>
+      </w:pPr>
+      <w:rPr>
+        <w:rFonts w:ascii="Wingdings" w:hAnsi="Wingdings" w:cs="Wingdings" w:hint="default"/>
+      </w:rPr>
+    </w:lvl>
+    <w:lvl w:ilvl="3">
+      <w:start w:val="0"/>
+      <w:numFmt w:val="bullet"/>
+      <w:lvlText w:val=""/>
+      <w:lvlJc w:val="start"/>
+      <w:pPr>
+        <w:tabs>
+          <w:tab w:val="num" w:pos="0"/>
+        </w:tabs>
+        <w:ind w:start="2880" w:hanging="360"/>
+      </w:pPr>
+      <w:rPr>
+        <w:rFonts w:ascii="Symbol" w:hAnsi="Symbol" w:cs="Symbol" w:hint="default"/>
+      </w:rPr>
+    </w:lvl>
+    <w:lvl w:ilvl="4">
+      <w:start w:val="0"/>
+      <w:numFmt w:val="bullet"/>
+      <w:lvlText w:val="o"/>
+      <w:lvlJc w:val="start"/>
+      <w:pPr>
+        <w:tabs>
+          <w:tab w:val="num" w:pos="0"/>
+        </w:tabs>
+        <w:ind w:start="3600" w:hanging="360"/>
+      </w:pPr>
+      <w:rPr>
+        <w:rFonts w:ascii="Courier New" w:hAnsi="Courier New" w:cs="Courier New" w:hint="default"/>
+      </w:rPr>
+    </w:lvl>
+    <w:lvl w:ilvl="5">
+      <w:start w:val="0"/>
+      <w:numFmt w:val="bullet"/>
+      <w:lvlText w:val=""/>
+      <w:lvlJc w:val="start"/>
+      <w:pPr>
+        <w:tabs>
+          <w:tab w:val="num" w:pos="0"/>
+        </w:tabs>
+        <w:ind w:start="4320" w:hanging="360"/>
+      </w:pPr>
+      <w:rPr>
+        <w:rFonts w:ascii="Wingdings" w:hAnsi="Wingdings" w:cs="Wingdings" w:hint="default"/>
+      </w:rPr>
+    </w:lvl>
+    <w:lvl w:ilvl="6">
+      <w:start w:val="0"/>
+      <w:numFmt w:val="bullet"/>
+      <w:lvlText w:val=""/>
+      <w:lvlJc w:val="start"/>
+      <w:pPr>
+        <w:tabs>
+          <w:tab w:val="num" w:pos="0"/>
+        </w:tabs>
+        <w:ind w:start="5040" w:hanging="360"/>
+      </w:pPr>
+      <w:rPr>
+        <w:rFonts w:ascii="Symbol" w:hAnsi="Symbol" w:cs="Symbol" w:hint="default"/>
+      </w:rPr>
+    </w:lvl>
+    <w:lvl w:ilvl="7">
+      <w:start w:val="0"/>
+      <w:numFmt w:val="bullet"/>
+      <w:lvlText w:val="o"/>
+      <w:lvlJc w:val="start"/>
+      <w:pPr>
+        <w:tabs>
+          <w:tab w:val="num" w:pos="0"/>
+        </w:tabs>
+        <w:ind w:start="5760" w:hanging="360"/>
+      </w:pPr>
+      <w:rPr>
+        <w:rFonts w:ascii="Courier New" w:hAnsi="Courier New" w:cs="Courier New" w:hint="default"/>
+      </w:rPr>
+    </w:lvl>
+    <w:lvl w:ilvl="8">
+      <w:start w:val="0"/>
+      <w:numFmt w:val="bullet"/>
+      <w:lvlText w:val=""/>
+      <w:lvlJc w:val="start"/>
+      <w:pPr>
+        <w:tabs>
+          <w:tab w:val="num" w:pos="0"/>
+        </w:tabs>
+        <w:ind w:start="6480" w:hanging="360"/>
+      </w:pPr>
+      <w:rPr>
+        <w:rFonts w:ascii="Wingdings" w:hAnsi="Wingdings" w:cs="Wingdings" w:hint="default"/>
+      </w:rPr>
+    </w:lvl>
+  </w:abstractNum>
+  <w:abstractNum w:abstractNumId="14">
     <w:lvl w:ilvl="0">
       <w:start w:val="1"/>
       <w:numFmt w:val="none"/>
@@ -5704,12 +7543,36 @@
     <w:abstractNumId w:val="6"/>
   </w:num>
   <w:num w:numId="7">
-    <w:abstractNumId w:val="3"/>
+    <w:abstractNumId w:val="7"/>
+  </w:num>
+  <w:num w:numId="8">
+    <w:abstractNumId w:val="8"/>
+  </w:num>
+  <w:num w:numId="9">
+    <w:abstractNumId w:val="9"/>
+  </w:num>
+  <w:num w:numId="10">
+    <w:abstractNumId w:val="10"/>
+  </w:num>
+  <w:num w:numId="11">
+    <w:abstractNumId w:val="11"/>
+  </w:num>
+  <w:num w:numId="12">
+    <w:abstractNumId w:val="12"/>
+  </w:num>
+  <w:num w:numId="13">
+    <w:abstractNumId w:val="13"/>
+  </w:num>
+  <w:num w:numId="14">
+    <w:abstractNumId w:val="14"/>
+  </w:num>
+  <w:num w:numId="15">
+    <w:abstractNumId w:val="11"/>
     <w:lvlOverride w:ilvl="0">
       <w:startOverride w:val="1"/>
     </w:lvlOverride>
   </w:num>
-  <w:num w:numId="8">
+  <w:num w:numId="16">
     <w:abstractNumId w:val="1"/>
     <w:lvlOverride w:ilvl="0">
       <w:lvl w:ilvl="0">
@@ -5890,7 +7753,7 @@
       </w:lvl>
     </w:lvlOverride>
   </w:num>
-  <w:num w:numId="9">
+  <w:num w:numId="17">
     <w:abstractNumId w:val="1"/>
     <w:lvlOverride w:ilvl="0">
       <w:lvl w:ilvl="0">
@@ -5903,11 +7766,14 @@
           </w:tabs>
           <w:ind w:start="720" w:hanging="360"/>
         </w:pPr>
+        <w:rPr>
+          <w:rFonts w:ascii="Noto Serif" w:hAnsi="Noto Serif" w:cs="Symbol"/>
+        </w:rPr>
       </w:lvl>
       <w:startOverride w:val="1"/>
     </w:lvlOverride>
   </w:num>
-  <w:num w:numId="10">
+  <w:num w:numId="18">
     <w:abstractNumId w:val="1"/>
     <w:lvlOverride w:ilvl="0">
       <w:lvl w:ilvl="0">
@@ -5920,10 +7786,13 @@
           </w:tabs>
           <w:ind w:start="720" w:hanging="360"/>
         </w:pPr>
+        <w:rPr>
+          <w:rFonts w:ascii="Noto Serif" w:hAnsi="Noto Serif" w:cs="Symbol"/>
+        </w:rPr>
       </w:lvl>
     </w:lvlOverride>
   </w:num>
-  <w:num w:numId="11">
+  <w:num w:numId="19">
     <w:abstractNumId w:val="1"/>
     <w:lvlOverride w:ilvl="0">
       <w:lvl w:ilvl="0">
@@ -5936,10 +7805,13 @@
           </w:tabs>
           <w:ind w:start="720" w:hanging="360"/>
         </w:pPr>
+        <w:rPr>
+          <w:rFonts w:ascii="Noto Serif" w:hAnsi="Noto Serif" w:cs="Symbol"/>
+        </w:rPr>
       </w:lvl>
     </w:lvlOverride>
   </w:num>
-  <w:num w:numId="12">
+  <w:num w:numId="20">
     <w:abstractNumId w:val="1"/>
     <w:lvlOverride w:ilvl="0">
       <w:lvl w:ilvl="0">
@@ -5952,6 +7824,9 @@
           </w:tabs>
           <w:ind w:start="720" w:hanging="360"/>
         </w:pPr>
+        <w:rPr>
+          <w:rFonts w:ascii="Noto Serif" w:hAnsi="Noto Serif" w:cs="Symbol"/>
+        </w:rPr>
       </w:lvl>
     </w:lvlOverride>
   </w:num>

--- a/20_experiments/80_workshop/e1/s1/workshop1-1.docx
+++ b/20_experiments/80_workshop/e1/s1/workshop1-1.docx
@@ -8,7 +8,6 @@
         <w:spacing w:before="480" w:after="0"/>
         <w:rPr/>
       </w:pPr>
-      <w:bookmarkStart w:id="0" w:name="Xdef6236bb5f38117b519091ae3187e154a68fb8"/>
       <w:r>
         <w:rPr/>
         <w:t>Überblick des Experiments 1 – Ausführung durch Malte Grube</w:t>
@@ -35,7 +34,7 @@
         <w:pStyle w:val="Heading2"/>
         <w:rPr/>
       </w:pPr>
-      <w:bookmarkStart w:id="1" w:name="experimentaufbau"/>
+      <w:bookmarkStart w:id="0" w:name="experimentaufbau"/>
       <w:r>
         <w:rPr/>
         <w:t>Experimentaufbau</w:t>
@@ -89,7 +88,7 @@
         <w:pStyle w:val="Compact"/>
         <w:numPr>
           <w:ilvl w:val="0"/>
-          <w:numId w:val="7"/>
+          <w:numId w:val="1"/>
         </w:numPr>
         <w:rPr>
           <w:sz w:val="22"/>
@@ -109,7 +108,7 @@
         <w:pStyle w:val="Compact"/>
         <w:numPr>
           <w:ilvl w:val="0"/>
-          <w:numId w:val="7"/>
+          <w:numId w:val="1"/>
         </w:numPr>
         <w:rPr>
           <w:sz w:val="22"/>
@@ -173,14 +172,13 @@
         </w:rPr>
         <w:t>-Kategorie in der Rubrik bewertet werden. Dies wurde eingebunden, da die Wertigkeit einer Frage ein wichtiger Aspekt der Fragequalität ist, jedoch nicht über eine Zahl allein abgebildet werden kann.</w:t>
       </w:r>
-      <w:bookmarkEnd w:id="1"/>
+      <w:bookmarkEnd w:id="0"/>
     </w:p>
     <w:p>
       <w:pPr>
         <w:pStyle w:val="Heading2"/>
         <w:rPr/>
       </w:pPr>
-      <w:bookmarkStart w:id="2" w:name="anleitung-für-experten"/>
       <w:r>
         <w:rPr/>
         <w:t>Anleitung für Experten</w:t>
@@ -191,7 +189,7 @@
         <w:pStyle w:val="Heading3"/>
         <w:rPr/>
       </w:pPr>
-      <w:bookmarkStart w:id="3" w:name="schritt-1-bewertungskriterien-verstehen"/>
+      <w:bookmarkStart w:id="1" w:name="schritt-1-bewertungskriterien-verstehen"/>
       <w:r>
         <w:rPr/>
         <w:t>Schritt 1: Bewertungskriterien verstehen</w:t>
@@ -248,7 +246,7 @@
         <w:pStyle w:val="Compact"/>
         <w:numPr>
           <w:ilvl w:val="0"/>
-          <w:numId w:val="7"/>
+          <w:numId w:val="1"/>
         </w:numPr>
         <w:rPr>
           <w:sz w:val="22"/>
@@ -277,7 +275,7 @@
         <w:pStyle w:val="Compact"/>
         <w:numPr>
           <w:ilvl w:val="0"/>
-          <w:numId w:val="7"/>
+          <w:numId w:val="1"/>
         </w:numPr>
         <w:rPr>
           <w:sz w:val="22"/>
@@ -306,7 +304,7 @@
         <w:pStyle w:val="Compact"/>
         <w:numPr>
           <w:ilvl w:val="0"/>
-          <w:numId w:val="7"/>
+          <w:numId w:val="1"/>
         </w:numPr>
         <w:rPr>
           <w:sz w:val="22"/>
@@ -335,7 +333,7 @@
         <w:pStyle w:val="Compact"/>
         <w:numPr>
           <w:ilvl w:val="0"/>
-          <w:numId w:val="7"/>
+          <w:numId w:val="1"/>
         </w:numPr>
         <w:rPr>
           <w:sz w:val="22"/>
@@ -364,7 +362,7 @@
         <w:pStyle w:val="Compact"/>
         <w:numPr>
           <w:ilvl w:val="0"/>
-          <w:numId w:val="7"/>
+          <w:numId w:val="1"/>
         </w:numPr>
         <w:rPr>
           <w:sz w:val="22"/>
@@ -393,7 +391,7 @@
         <w:pStyle w:val="Compact"/>
         <w:numPr>
           <w:ilvl w:val="0"/>
-          <w:numId w:val="7"/>
+          <w:numId w:val="1"/>
         </w:numPr>
         <w:rPr>
           <w:sz w:val="22"/>
@@ -455,7 +453,7 @@
         <w:pStyle w:val="Compact"/>
         <w:numPr>
           <w:ilvl w:val="0"/>
-          <w:numId w:val="7"/>
+          <w:numId w:val="1"/>
         </w:numPr>
         <w:rPr>
           <w:sz w:val="22"/>
@@ -484,7 +482,7 @@
         <w:pStyle w:val="Compact"/>
         <w:numPr>
           <w:ilvl w:val="0"/>
-          <w:numId w:val="7"/>
+          <w:numId w:val="1"/>
         </w:numPr>
         <w:rPr>
           <w:sz w:val="22"/>
@@ -513,7 +511,7 @@
         <w:pStyle w:val="Compact"/>
         <w:numPr>
           <w:ilvl w:val="0"/>
-          <w:numId w:val="7"/>
+          <w:numId w:val="1"/>
         </w:numPr>
         <w:rPr>
           <w:sz w:val="22"/>
@@ -536,14 +534,14 @@
         </w:rPr>
         <w:t xml:space="preserve"> Fachliche Richtigkeit bezogen auf den Text, gemessen als Inhaltstreue zur Quelle</w:t>
       </w:r>
-      <w:bookmarkEnd w:id="3"/>
+      <w:bookmarkEnd w:id="1"/>
     </w:p>
     <w:p>
       <w:pPr>
         <w:pStyle w:val="Heading3"/>
         <w:rPr/>
       </w:pPr>
-      <w:bookmarkStart w:id="4" w:name="schritt-2-csv-struktur-verstehen"/>
+      <w:bookmarkStart w:id="2" w:name="schritt-2-csv-struktur-verstehen"/>
       <w:r>
         <w:rPr/>
         <w:t>Schritt 2: CSV-Struktur verstehen</w:t>
@@ -582,7 +580,7 @@
         <w:pStyle w:val="Compact"/>
         <w:numPr>
           <w:ilvl w:val="0"/>
-          <w:numId w:val="7"/>
+          <w:numId w:val="1"/>
         </w:numPr>
         <w:rPr/>
       </w:pPr>
@@ -607,7 +605,7 @@
         <w:pStyle w:val="Compact"/>
         <w:numPr>
           <w:ilvl w:val="0"/>
-          <w:numId w:val="7"/>
+          <w:numId w:val="1"/>
         </w:numPr>
         <w:rPr/>
       </w:pPr>
@@ -632,7 +630,7 @@
         <w:pStyle w:val="Compact"/>
         <w:numPr>
           <w:ilvl w:val="0"/>
-          <w:numId w:val="7"/>
+          <w:numId w:val="1"/>
         </w:numPr>
         <w:rPr/>
       </w:pPr>
@@ -680,7 +678,7 @@
         <w:pStyle w:val="Compact"/>
         <w:numPr>
           <w:ilvl w:val="0"/>
-          <w:numId w:val="7"/>
+          <w:numId w:val="1"/>
         </w:numPr>
         <w:rPr>
           <w:sz w:val="22"/>
@@ -700,7 +698,7 @@
         <w:pStyle w:val="Compact"/>
         <w:numPr>
           <w:ilvl w:val="0"/>
-          <w:numId w:val="7"/>
+          <w:numId w:val="1"/>
         </w:numPr>
         <w:rPr>
           <w:sz w:val="22"/>
@@ -720,7 +718,7 @@
         <w:pStyle w:val="Compact"/>
         <w:numPr>
           <w:ilvl w:val="0"/>
-          <w:numId w:val="7"/>
+          <w:numId w:val="1"/>
         </w:numPr>
         <w:rPr/>
       </w:pPr>
@@ -745,7 +743,7 @@
         <w:pStyle w:val="Compact"/>
         <w:numPr>
           <w:ilvl w:val="0"/>
-          <w:numId w:val="7"/>
+          <w:numId w:val="1"/>
         </w:numPr>
         <w:rPr/>
       </w:pPr>
@@ -764,14 +762,13 @@
         </w:rPr>
         <w:t>: Für zusätzliche Anmerkungen</w:t>
       </w:r>
-      <w:bookmarkEnd w:id="4"/>
+      <w:bookmarkEnd w:id="2"/>
     </w:p>
     <w:p>
       <w:pPr>
         <w:pStyle w:val="Heading3"/>
         <w:rPr/>
       </w:pPr>
-      <w:bookmarkStart w:id="5" w:name="schritt-3-bewertung-durchführen"/>
       <w:r>
         <w:rPr/>
         <w:t>Schritt 3: Bewertung durchführen</w:t>
@@ -782,7 +779,7 @@
         <w:pStyle w:val="Compact"/>
         <w:numPr>
           <w:ilvl w:val="0"/>
-          <w:numId w:val="15"/>
+          <w:numId w:val="8"/>
         </w:numPr>
         <w:rPr/>
       </w:pPr>
@@ -807,7 +804,7 @@
         <w:pStyle w:val="Compact"/>
         <w:numPr>
           <w:ilvl w:val="0"/>
-          <w:numId w:val="11"/>
+          <w:numId w:val="5"/>
         </w:numPr>
         <w:rPr>
           <w:sz w:val="22"/>
@@ -827,7 +824,7 @@
         <w:pStyle w:val="Compact"/>
         <w:numPr>
           <w:ilvl w:val="1"/>
-          <w:numId w:val="7"/>
+          <w:numId w:val="1"/>
         </w:numPr>
         <w:rPr>
           <w:sz w:val="22"/>
@@ -847,40 +844,19 @@
         <w:pStyle w:val="Compact"/>
         <w:numPr>
           <w:ilvl w:val="1"/>
-          <w:numId w:val="7"/>
-        </w:numPr>
-        <w:rPr>
-          <w:sz w:val="22"/>
-          <w:szCs w:val="22"/>
-        </w:rPr>
-      </w:pPr>
-      <w:r>
-        <w:rPr>
-          <w:sz w:val="22"/>
-          <w:szCs w:val="22"/>
-        </w:rPr>
-        <w:t xml:space="preserve">Prüfen Sie den Quelltext </w:t>
-      </w:r>
-      <w:r>
-        <w:rPr>
-          <w:sz w:val="22"/>
-          <w:szCs w:val="22"/>
-        </w:rPr>
-        <w:t>(</w:t>
-      </w:r>
-      <w:r>
-        <w:rPr>
-          <w:sz w:val="22"/>
-          <w:szCs w:val="22"/>
-        </w:rPr>
-        <w:t>direkt unter der Frage angegeben</w:t>
-      </w:r>
-      <w:r>
-        <w:rPr>
-          <w:sz w:val="22"/>
-          <w:szCs w:val="22"/>
-        </w:rPr>
-        <w:t>)</w:t>
+          <w:numId w:val="1"/>
+        </w:numPr>
+        <w:rPr>
+          <w:sz w:val="22"/>
+          <w:szCs w:val="22"/>
+        </w:rPr>
+      </w:pPr>
+      <w:r>
+        <w:rPr>
+          <w:sz w:val="22"/>
+          <w:szCs w:val="22"/>
+        </w:rPr>
+        <w:t>Prüfen Sie den Quelltext (direkt unter der Frage angegeben)</w:t>
       </w:r>
     </w:p>
     <w:p>
@@ -888,7 +864,7 @@
         <w:pStyle w:val="Compact"/>
         <w:numPr>
           <w:ilvl w:val="1"/>
-          <w:numId w:val="7"/>
+          <w:numId w:val="1"/>
         </w:numPr>
         <w:rPr>
           <w:sz w:val="22"/>
@@ -908,7 +884,7 @@
         <w:pStyle w:val="Compact"/>
         <w:numPr>
           <w:ilvl w:val="1"/>
-          <w:numId w:val="7"/>
+          <w:numId w:val="1"/>
         </w:numPr>
         <w:rPr>
           <w:sz w:val="22"/>
@@ -928,7 +904,7 @@
         <w:pStyle w:val="Compact"/>
         <w:numPr>
           <w:ilvl w:val="1"/>
-          <w:numId w:val="7"/>
+          <w:numId w:val="1"/>
         </w:numPr>
         <w:rPr>
           <w:sz w:val="22"/>
@@ -948,7 +924,7 @@
         <w:pStyle w:val="Compact"/>
         <w:numPr>
           <w:ilvl w:val="1"/>
-          <w:numId w:val="7"/>
+          <w:numId w:val="1"/>
         </w:numPr>
         <w:rPr/>
       </w:pPr>
@@ -980,7 +956,7 @@
         <w:pStyle w:val="Compact"/>
         <w:numPr>
           <w:ilvl w:val="1"/>
-          <w:numId w:val="7"/>
+          <w:numId w:val="1"/>
         </w:numPr>
         <w:rPr/>
       </w:pPr>
@@ -1023,7 +999,7 @@
         <w:pStyle w:val="Compact"/>
         <w:numPr>
           <w:ilvl w:val="0"/>
-          <w:numId w:val="7"/>
+          <w:numId w:val="1"/>
         </w:numPr>
         <w:rPr>
           <w:sz w:val="22"/>
@@ -1043,15 +1019,15 @@
         <w:pStyle w:val="Compact"/>
         <w:numPr>
           <w:ilvl w:val="0"/>
-          <w:numId w:val="7"/>
-        </w:numPr>
-        <w:rPr>
-          <w:sz w:val="22"/>
-          <w:szCs w:val="22"/>
-        </w:rPr>
-      </w:pPr>
-      <w:bookmarkStart w:id="6" w:name="anleitung-für-experten"/>
-      <w:bookmarkStart w:id="7" w:name="schritt-3-bewertung-durchführen"/>
+          <w:numId w:val="1"/>
+        </w:numPr>
+        <w:rPr>
+          <w:sz w:val="22"/>
+          <w:szCs w:val="22"/>
+        </w:rPr>
+      </w:pPr>
+      <w:bookmarkStart w:id="3" w:name="schritt-3-bewertung-durchführen"/>
+      <w:bookmarkStart w:id="4" w:name="anleitung-für-experten"/>
       <w:r>
         <w:rPr>
           <w:sz w:val="22"/>
@@ -1059,89 +1035,100 @@
         </w:rPr>
         <w:t>Sind alle im Text enthaltenen Informationen richtig wiedergegeben?</w:t>
       </w:r>
+      <w:bookmarkEnd w:id="3"/>
+      <w:bookmarkEnd w:id="4"/>
+    </w:p>
+    <w:p>
+      <w:pPr>
+        <w:pStyle w:val="Heading2"/>
+        <w:rPr/>
+      </w:pPr>
+      <w:r>
+        <w:rPr/>
+        <w:t>Dankbarkeit</w:t>
+      </w:r>
+    </w:p>
+    <w:p>
+      <w:pPr>
+        <w:pStyle w:val="FirstParagraph"/>
+        <w:rPr>
+          <w:sz w:val="22"/>
+          <w:szCs w:val="22"/>
+        </w:rPr>
+      </w:pPr>
+      <w:bookmarkStart w:id="5" w:name="dankbarkeit"/>
+      <w:bookmarkStart w:id="6" w:name="Xdef6236bb5f38117b519091ae3187e154a68fb8"/>
+      <w:r>
+        <w:rPr>
+          <w:sz w:val="22"/>
+          <w:szCs w:val="22"/>
+        </w:rPr>
+        <w:t>Vielen Dank für Ihre Unterstützung bei der Evaluation! Ihre Einschätzungen sind wertvoll für die Forschung.</w:t>
+      </w:r>
+      <w:bookmarkEnd w:id="5"/>
       <w:bookmarkEnd w:id="6"/>
-      <w:bookmarkEnd w:id="7"/>
+    </w:p>
+    <w:p>
+      <w:pPr>
+        <w:pStyle w:val="Heading1"/>
+        <w:rPr/>
+      </w:pPr>
+      <w:r>
+        <w:rPr/>
+        <w:t>Bewertungsrubrik für LLM-generierte Fragen</w:t>
+      </w:r>
     </w:p>
     <w:p>
       <w:pPr>
         <w:pStyle w:val="Heading2"/>
         <w:rPr/>
       </w:pPr>
-      <w:bookmarkStart w:id="8" w:name="dankbarkeit"/>
-      <w:r>
-        <w:rPr/>
-        <w:t>Dankbarkeit</w:t>
+      <w:r>
+        <w:rPr/>
+        <w:t>Relevanz/Relevance</w:t>
       </w:r>
     </w:p>
     <w:p>
       <w:pPr>
         <w:pStyle w:val="FirstParagraph"/>
         <w:rPr>
-          <w:sz w:val="22"/>
-          <w:szCs w:val="22"/>
-        </w:rPr>
-      </w:pPr>
-      <w:bookmarkStart w:id="9" w:name="Xdef6236bb5f38117b519091ae3187e154a68fb8"/>
-      <w:bookmarkStart w:id="10" w:name="dankbarkeit"/>
-      <w:r>
-        <w:rPr>
-          <w:sz w:val="22"/>
-          <w:szCs w:val="22"/>
-        </w:rPr>
-        <w:t>Vielen Dank für Ihre Unterstützung bei der Evaluation! Ihre Einschätzungen sind wertvoll für die Forschung.</w:t>
-      </w:r>
-      <w:bookmarkEnd w:id="9"/>
-      <w:bookmarkEnd w:id="10"/>
-    </w:p>
-    <w:p>
-      <w:pPr>
-        <w:pStyle w:val="Heading1"/>
-        <w:bidi w:val="0"/>
-        <w:jc w:val="start"/>
-        <w:rPr/>
-      </w:pPr>
-      <w:r>
-        <w:rPr/>
-        <w:t>Bewertungsrubrik für LLM-generierte Fragen</w:t>
-      </w:r>
-    </w:p>
-    <w:p>
-      <w:pPr>
-        <w:pStyle w:val="Heading2"/>
-        <w:bidi w:val="0"/>
-        <w:jc w:val="start"/>
-        <w:rPr/>
-      </w:pPr>
-      <w:r>
-        <w:rPr/>
-        <w:t>Relevanz/Relevance</w:t>
-      </w:r>
-    </w:p>
-    <w:p>
-      <w:pPr>
-        <w:pStyle w:val="FirstParagraph"/>
-        <w:bidi w:val="0"/>
-        <w:jc w:val="start"/>
-        <w:rPr>
-          <w:sz w:val="22"/>
-          <w:szCs w:val="22"/>
+          <w:sz w:val="21"/>
+          <w:szCs w:val="21"/>
         </w:rPr>
       </w:pPr>
       <w:r>
         <w:rPr>
           <w:b/>
           <w:bCs/>
-          <w:sz w:val="22"/>
-          <w:szCs w:val="22"/>
+          <w:sz w:val="21"/>
+          <w:szCs w:val="21"/>
         </w:rPr>
         <w:t>Fragestellung:</w:t>
       </w:r>
       <w:r>
         <w:rPr>
-          <w:sz w:val="22"/>
-          <w:szCs w:val="22"/>
-        </w:rPr>
-        <w:t xml:space="preserve"> Wie gut bezieht sich die Frage auf den Inhalt des bereitgestellten Textes?</w:t>
+          <w:sz w:val="21"/>
+          <w:szCs w:val="21"/>
+        </w:rPr>
+        <w:t xml:space="preserve"> Wie gut bezieht sich die Frage aus Dozierendenperspektive auf zentrale Fachkonzepte, Themen und Fachbegriffe des bereitgestellten Textes?</w:t>
+      </w:r>
+    </w:p>
+    <w:p>
+      <w:pPr>
+        <w:pStyle w:val="BodyText"/>
+        <w:rPr>
+          <w:sz w:val="21"/>
+          <w:szCs w:val="21"/>
+        </w:rPr>
+      </w:pPr>
+      <w:r>
+        <w:rPr>
+          <w:i/>
+          <w:iCs/>
+          <w:sz w:val="21"/>
+          <w:szCs w:val="21"/>
+        </w:rPr>
+        <w:t>Hinweis: Hier geht es nicht darum, ob der Inhalt korrekt abgebildet wird, sondern nur um den thematischen Bezug.</w:t>
       </w:r>
     </w:p>
     <w:p>
@@ -1149,28 +1136,26 @@
         <w:pStyle w:val="Compact"/>
         <w:numPr>
           <w:ilvl w:val="0"/>
-          <w:numId w:val="1"/>
-        </w:numPr>
-        <w:bidi w:val="0"/>
-        <w:jc w:val="start"/>
-        <w:rPr>
-          <w:sz w:val="22"/>
-          <w:szCs w:val="22"/>
+          <w:numId w:val="2"/>
+        </w:numPr>
+        <w:rPr>
+          <w:sz w:val="21"/>
+          <w:szCs w:val="21"/>
         </w:rPr>
       </w:pPr>
       <w:r>
         <w:rPr>
           <w:b/>
           <w:bCs/>
-          <w:sz w:val="22"/>
-          <w:szCs w:val="22"/>
+          <w:sz w:val="21"/>
+          <w:szCs w:val="21"/>
         </w:rPr>
         <w:t>5 - Überaus relevant:</w:t>
       </w:r>
       <w:r>
         <w:rPr>
-          <w:sz w:val="22"/>
-          <w:szCs w:val="22"/>
+          <w:sz w:val="21"/>
+          <w:szCs w:val="21"/>
         </w:rPr>
         <w:t xml:space="preserve"> Bezieht sich auf zentrale Themen und korrekte Fachbegriffe</w:t>
       </w:r>
@@ -1180,19 +1165,17 @@
         <w:pStyle w:val="Compact"/>
         <w:numPr>
           <w:ilvl w:val="1"/>
-          <w:numId w:val="1"/>
-        </w:numPr>
-        <w:bidi w:val="0"/>
-        <w:jc w:val="start"/>
-        <w:rPr>
-          <w:sz w:val="22"/>
-          <w:szCs w:val="22"/>
-        </w:rPr>
-      </w:pPr>
-      <w:r>
-        <w:rPr>
-          <w:sz w:val="22"/>
-          <w:szCs w:val="22"/>
+          <w:numId w:val="2"/>
+        </w:numPr>
+        <w:rPr>
+          <w:sz w:val="21"/>
+          <w:szCs w:val="21"/>
+        </w:rPr>
+      </w:pPr>
+      <w:r>
+        <w:rPr>
+          <w:sz w:val="21"/>
+          <w:szCs w:val="21"/>
         </w:rPr>
         <w:t>Bsp.: “Welche Kernaufgaben erfüllt der Data Link Layer und worin unterscheiden sich diese hinsichtlich ihrer Zielsetzung?”</w:t>
       </w:r>
@@ -1202,30 +1185,28 @@
         <w:pStyle w:val="Compact"/>
         <w:numPr>
           <w:ilvl w:val="0"/>
-          <w:numId w:val="1"/>
-        </w:numPr>
-        <w:bidi w:val="0"/>
-        <w:jc w:val="start"/>
-        <w:rPr>
-          <w:sz w:val="22"/>
-          <w:szCs w:val="22"/>
+          <w:numId w:val="2"/>
+        </w:numPr>
+        <w:rPr>
+          <w:sz w:val="21"/>
+          <w:szCs w:val="21"/>
         </w:rPr>
       </w:pPr>
       <w:r>
         <w:rPr>
           <w:b/>
           <w:bCs/>
-          <w:sz w:val="22"/>
-          <w:szCs w:val="22"/>
+          <w:sz w:val="21"/>
+          <w:szCs w:val="21"/>
         </w:rPr>
         <w:t>4 - Relevant:</w:t>
       </w:r>
       <w:r>
         <w:rPr>
-          <w:sz w:val="22"/>
-          <w:szCs w:val="22"/>
-        </w:rPr>
-        <w:t xml:space="preserve"> Bezieht sich auf wichtige Textinhalte</w:t>
+          <w:sz w:val="21"/>
+          <w:szCs w:val="21"/>
+        </w:rPr>
+        <w:t xml:space="preserve"> Bezieht sich auf wichtige Fachkonzepte des Textes</w:t>
       </w:r>
     </w:p>
     <w:p>
@@ -1233,30 +1214,28 @@
         <w:pStyle w:val="Compact"/>
         <w:numPr>
           <w:ilvl w:val="0"/>
-          <w:numId w:val="1"/>
-        </w:numPr>
-        <w:bidi w:val="0"/>
-        <w:jc w:val="start"/>
-        <w:rPr>
-          <w:sz w:val="22"/>
-          <w:szCs w:val="22"/>
+          <w:numId w:val="2"/>
+        </w:numPr>
+        <w:rPr>
+          <w:sz w:val="21"/>
+          <w:szCs w:val="21"/>
         </w:rPr>
       </w:pPr>
       <w:r>
         <w:rPr>
           <w:b/>
           <w:bCs/>
-          <w:sz w:val="22"/>
-          <w:szCs w:val="22"/>
+          <w:sz w:val="21"/>
+          <w:szCs w:val="21"/>
         </w:rPr>
         <w:t>3 - Mäßig relevant:</w:t>
       </w:r>
       <w:r>
         <w:rPr>
-          <w:sz w:val="22"/>
-          <w:szCs w:val="22"/>
-        </w:rPr>
-        <w:t xml:space="preserve"> Behandelt eher nebensächliche Aspekte des Textes</w:t>
+          <w:sz w:val="21"/>
+          <w:szCs w:val="21"/>
+        </w:rPr>
+        <w:t xml:space="preserve"> Behandelt eher nebensächliche Aspekte oder Randthemen des Textes</w:t>
       </w:r>
     </w:p>
     <w:p>
@@ -1264,30 +1243,28 @@
         <w:pStyle w:val="Compact"/>
         <w:numPr>
           <w:ilvl w:val="0"/>
-          <w:numId w:val="1"/>
-        </w:numPr>
-        <w:bidi w:val="0"/>
-        <w:jc w:val="start"/>
-        <w:rPr>
-          <w:sz w:val="22"/>
-          <w:szCs w:val="22"/>
+          <w:numId w:val="2"/>
+        </w:numPr>
+        <w:rPr>
+          <w:sz w:val="21"/>
+          <w:szCs w:val="21"/>
         </w:rPr>
       </w:pPr>
       <w:r>
         <w:rPr>
           <w:b/>
           <w:bCs/>
-          <w:sz w:val="22"/>
-          <w:szCs w:val="22"/>
+          <w:sz w:val="21"/>
+          <w:szCs w:val="21"/>
         </w:rPr>
         <w:t>2 - Weniger relevant:</w:t>
       </w:r>
       <w:r>
         <w:rPr>
-          <w:sz w:val="22"/>
-          <w:szCs w:val="22"/>
-        </w:rPr>
-        <w:t xml:space="preserve"> Nur oberflächlicher Textbezug</w:t>
+          <w:sz w:val="21"/>
+          <w:szCs w:val="21"/>
+        </w:rPr>
+        <w:t xml:space="preserve"> Nur oberflächlicher Bezug zu Fachkonzepten</w:t>
       </w:r>
     </w:p>
     <w:p>
@@ -1295,30 +1272,28 @@
         <w:pStyle w:val="Compact"/>
         <w:numPr>
           <w:ilvl w:val="0"/>
-          <w:numId w:val="1"/>
-        </w:numPr>
-        <w:bidi w:val="0"/>
-        <w:jc w:val="start"/>
-        <w:rPr>
-          <w:sz w:val="22"/>
-          <w:szCs w:val="22"/>
+          <w:numId w:val="2"/>
+        </w:numPr>
+        <w:rPr>
+          <w:sz w:val="21"/>
+          <w:szCs w:val="21"/>
         </w:rPr>
       </w:pPr>
       <w:r>
         <w:rPr>
           <w:b/>
           <w:bCs/>
-          <w:sz w:val="22"/>
-          <w:szCs w:val="22"/>
+          <w:sz w:val="21"/>
+          <w:szCs w:val="21"/>
         </w:rPr>
         <w:t>1 - Nicht relevant:</w:t>
       </w:r>
       <w:r>
         <w:rPr>
-          <w:sz w:val="22"/>
-          <w:szCs w:val="22"/>
-        </w:rPr>
-        <w:t xml:space="preserve"> Kein Bezug zum Textinhalt</w:t>
+          <w:sz w:val="21"/>
+          <w:szCs w:val="21"/>
+        </w:rPr>
+        <w:t xml:space="preserve"> Kein Bezug zu den im Text behandelten Fachkonzepten</w:t>
       </w:r>
     </w:p>
     <w:p>
@@ -1326,30 +1301,26 @@
         <w:pStyle w:val="Compact"/>
         <w:numPr>
           <w:ilvl w:val="1"/>
-          <w:numId w:val="1"/>
-        </w:numPr>
-        <w:bidi w:val="0"/>
-        <w:jc w:val="start"/>
-        <w:rPr>
-          <w:sz w:val="22"/>
-          <w:szCs w:val="22"/>
-        </w:rPr>
-      </w:pPr>
-      <w:bookmarkStart w:id="11" w:name="relevanzrelevance"/>
-      <w:r>
-        <w:rPr>
-          <w:sz w:val="22"/>
-          <w:szCs w:val="22"/>
+          <w:numId w:val="2"/>
+        </w:numPr>
+        <w:rPr>
+          <w:sz w:val="21"/>
+          <w:szCs w:val="21"/>
+        </w:rPr>
+      </w:pPr>
+      <w:bookmarkStart w:id="7" w:name="relevanzrelevance"/>
+      <w:r>
+        <w:rPr>
+          <w:sz w:val="21"/>
+          <w:szCs w:val="21"/>
         </w:rPr>
         <w:t>Bsp.: “Welche Programmiersprache wird am häufigsten für die Implementierung von Netzwerkprotokollen verwendet?”</w:t>
       </w:r>
-      <w:bookmarkEnd w:id="11"/>
+      <w:bookmarkEnd w:id="7"/>
     </w:p>
     <w:p>
       <w:pPr>
         <w:pStyle w:val="Heading2"/>
-        <w:bidi w:val="0"/>
-        <w:jc w:val="start"/>
         <w:rPr/>
       </w:pPr>
       <w:r>
@@ -1360,28 +1331,44 @@
     <w:p>
       <w:pPr>
         <w:pStyle w:val="FirstParagraph"/>
-        <w:bidi w:val="0"/>
-        <w:jc w:val="start"/>
-        <w:rPr>
-          <w:sz w:val="22"/>
-          <w:szCs w:val="22"/>
+        <w:rPr>
+          <w:sz w:val="21"/>
+          <w:szCs w:val="21"/>
         </w:rPr>
       </w:pPr>
       <w:r>
         <w:rPr>
           <w:b/>
           <w:bCs/>
-          <w:sz w:val="22"/>
-          <w:szCs w:val="22"/>
+          <w:sz w:val="21"/>
+          <w:szCs w:val="21"/>
         </w:rPr>
         <w:t>Fragestellung:</w:t>
       </w:r>
       <w:r>
         <w:rPr>
-          <w:sz w:val="22"/>
-          <w:szCs w:val="22"/>
-        </w:rPr>
-        <w:t xml:space="preserve"> Wie eindeutig und verständlich ist die Frage formuliert?</w:t>
+          <w:sz w:val="21"/>
+          <w:szCs w:val="21"/>
+        </w:rPr>
+        <w:t xml:space="preserve"> Wie präzise und inhaltlich eindeutig ist die Frage aus Dozierendenperspektive formuliert? Bewerten Sie auch die inhaltliche Klarheit im Nachhinein für die Beantwortung der Frage.</w:t>
+      </w:r>
+    </w:p>
+    <w:p>
+      <w:pPr>
+        <w:pStyle w:val="BodyText"/>
+        <w:rPr>
+          <w:sz w:val="21"/>
+          <w:szCs w:val="21"/>
+        </w:rPr>
+      </w:pPr>
+      <w:r>
+        <w:rPr>
+          <w:i/>
+          <w:iCs/>
+          <w:sz w:val="21"/>
+          <w:szCs w:val="21"/>
+        </w:rPr>
+        <w:t>Hinweis: Hier geht es um inhaltliche Verständlichkeit und Eindeutigkeit, nicht um sprachliche Formulierungen.</w:t>
       </w:r>
     </w:p>
     <w:p>
@@ -1389,30 +1376,28 @@
         <w:pStyle w:val="Compact"/>
         <w:numPr>
           <w:ilvl w:val="0"/>
-          <w:numId w:val="1"/>
-        </w:numPr>
-        <w:bidi w:val="0"/>
-        <w:jc w:val="start"/>
-        <w:rPr>
-          <w:sz w:val="22"/>
-          <w:szCs w:val="22"/>
+          <w:numId w:val="2"/>
+        </w:numPr>
+        <w:rPr>
+          <w:sz w:val="21"/>
+          <w:szCs w:val="21"/>
         </w:rPr>
       </w:pPr>
       <w:r>
         <w:rPr>
           <w:b/>
           <w:bCs/>
-          <w:sz w:val="22"/>
-          <w:szCs w:val="22"/>
+          <w:sz w:val="21"/>
+          <w:szCs w:val="21"/>
         </w:rPr>
         <w:t>5 - Sehr klar:</w:t>
       </w:r>
       <w:r>
         <w:rPr>
-          <w:sz w:val="22"/>
-          <w:szCs w:val="22"/>
-        </w:rPr>
-        <w:t xml:space="preserve"> Präzise, eindeutig formuliert, keine Mehrdeutigkeiten</w:t>
+          <w:sz w:val="21"/>
+          <w:szCs w:val="21"/>
+        </w:rPr>
+        <w:t xml:space="preserve"> Inhaltlich präzise und eindeutig formuliert, keine Mehrdeutigkeiten</w:t>
       </w:r>
     </w:p>
     <w:p>
@@ -1420,21 +1405,19 @@
         <w:pStyle w:val="Compact"/>
         <w:numPr>
           <w:ilvl w:val="1"/>
-          <w:numId w:val="16"/>
-        </w:numPr>
-        <w:bidi w:val="0"/>
-        <w:jc w:val="start"/>
-        <w:rPr>
-          <w:sz w:val="22"/>
-          <w:szCs w:val="22"/>
-        </w:rPr>
-      </w:pPr>
-      <w:r>
-        <w:rPr>
-          <w:sz w:val="22"/>
-          <w:szCs w:val="22"/>
-        </w:rPr>
-        <w:t>Bsp.: “Nennen Sie die Kernaufgaben der Session Layer und erläutern Sie jeweils deren Funktion.”</w:t>
+          <w:numId w:val="2"/>
+        </w:numPr>
+        <w:rPr>
+          <w:sz w:val="21"/>
+          <w:szCs w:val="21"/>
+        </w:rPr>
+      </w:pPr>
+      <w:r>
+        <w:rPr>
+          <w:sz w:val="21"/>
+          <w:szCs w:val="21"/>
+        </w:rPr>
+        <w:t>Bsp.: “Nennen Sie die Kernaufgaben des Session Layer und erläutern Sie jeweils deren Funktion.”</w:t>
       </w:r>
     </w:p>
     <w:p>
@@ -1442,30 +1425,28 @@
         <w:pStyle w:val="Compact"/>
         <w:numPr>
           <w:ilvl w:val="0"/>
-          <w:numId w:val="1"/>
-        </w:numPr>
-        <w:bidi w:val="0"/>
-        <w:jc w:val="start"/>
-        <w:rPr>
-          <w:sz w:val="22"/>
-          <w:szCs w:val="22"/>
+          <w:numId w:val="2"/>
+        </w:numPr>
+        <w:rPr>
+          <w:sz w:val="21"/>
+          <w:szCs w:val="21"/>
         </w:rPr>
       </w:pPr>
       <w:r>
         <w:rPr>
           <w:b/>
           <w:bCs/>
-          <w:sz w:val="22"/>
-          <w:szCs w:val="22"/>
+          <w:sz w:val="21"/>
+          <w:szCs w:val="21"/>
         </w:rPr>
         <w:t>4 - Klar:</w:t>
       </w:r>
       <w:r>
         <w:rPr>
-          <w:sz w:val="22"/>
-          <w:szCs w:val="22"/>
-        </w:rPr>
-        <w:t xml:space="preserve"> Verständlich mit minimalen Unklarheiten</w:t>
+          <w:sz w:val="21"/>
+          <w:szCs w:val="21"/>
+        </w:rPr>
+        <w:t xml:space="preserve"> Inhaltlich verständlich mit minimalen Unklarheiten</w:t>
       </w:r>
     </w:p>
     <w:p>
@@ -1473,30 +1454,28 @@
         <w:pStyle w:val="Compact"/>
         <w:numPr>
           <w:ilvl w:val="0"/>
-          <w:numId w:val="1"/>
-        </w:numPr>
-        <w:bidi w:val="0"/>
-        <w:jc w:val="start"/>
-        <w:rPr>
-          <w:sz w:val="22"/>
-          <w:szCs w:val="22"/>
+          <w:numId w:val="2"/>
+        </w:numPr>
+        <w:rPr>
+          <w:sz w:val="21"/>
+          <w:szCs w:val="21"/>
         </w:rPr>
       </w:pPr>
       <w:r>
         <w:rPr>
           <w:b/>
           <w:bCs/>
-          <w:sz w:val="22"/>
-          <w:szCs w:val="22"/>
+          <w:sz w:val="21"/>
+          <w:szCs w:val="21"/>
         </w:rPr>
         <w:t>3 - Mäßig klar:</w:t>
       </w:r>
       <w:r>
         <w:rPr>
-          <w:sz w:val="22"/>
-          <w:szCs w:val="22"/>
-        </w:rPr>
-        <w:t xml:space="preserve"> Enthält einige unklare Formulierungen</w:t>
+          <w:sz w:val="21"/>
+          <w:szCs w:val="21"/>
+        </w:rPr>
+        <w:t xml:space="preserve"> Enthält einige inhaltlich unklare Formulierungen</w:t>
       </w:r>
     </w:p>
     <w:p>
@@ -1504,30 +1483,28 @@
         <w:pStyle w:val="Compact"/>
         <w:numPr>
           <w:ilvl w:val="0"/>
-          <w:numId w:val="1"/>
-        </w:numPr>
-        <w:bidi w:val="0"/>
-        <w:jc w:val="start"/>
-        <w:rPr>
-          <w:sz w:val="22"/>
-          <w:szCs w:val="22"/>
+          <w:numId w:val="2"/>
+        </w:numPr>
+        <w:rPr>
+          <w:sz w:val="21"/>
+          <w:szCs w:val="21"/>
         </w:rPr>
       </w:pPr>
       <w:r>
         <w:rPr>
           <w:b/>
           <w:bCs/>
-          <w:sz w:val="22"/>
-          <w:szCs w:val="22"/>
+          <w:sz w:val="21"/>
+          <w:szCs w:val="21"/>
         </w:rPr>
         <w:t>2 - Unklar:</w:t>
       </w:r>
       <w:r>
         <w:rPr>
-          <w:sz w:val="22"/>
-          <w:szCs w:val="22"/>
-        </w:rPr>
-        <w:t xml:space="preserve"> Enthält mehrere mehrdeutige oder verwirrende Elemente</w:t>
+          <w:sz w:val="21"/>
+          <w:szCs w:val="21"/>
+        </w:rPr>
+        <w:t xml:space="preserve"> Enthält mehrere mehrdeutige oder verwirrende inhaltliche Elemente</w:t>
       </w:r>
     </w:p>
     <w:p>
@@ -1535,30 +1512,28 @@
         <w:pStyle w:val="Compact"/>
         <w:numPr>
           <w:ilvl w:val="0"/>
-          <w:numId w:val="1"/>
-        </w:numPr>
-        <w:bidi w:val="0"/>
-        <w:jc w:val="start"/>
-        <w:rPr>
-          <w:sz w:val="22"/>
-          <w:szCs w:val="22"/>
+          <w:numId w:val="2"/>
+        </w:numPr>
+        <w:rPr>
+          <w:sz w:val="21"/>
+          <w:szCs w:val="21"/>
         </w:rPr>
       </w:pPr>
       <w:r>
         <w:rPr>
           <w:b/>
           <w:bCs/>
-          <w:sz w:val="22"/>
-          <w:szCs w:val="22"/>
+          <w:sz w:val="21"/>
+          <w:szCs w:val="21"/>
         </w:rPr>
         <w:t>1 - Sehr unklar:</w:t>
       </w:r>
       <w:r>
         <w:rPr>
-          <w:sz w:val="22"/>
-          <w:szCs w:val="22"/>
-        </w:rPr>
-        <w:t xml:space="preserve"> Schwer verständlich oder grammatikalisch fehlerhaft</w:t>
+          <w:sz w:val="21"/>
+          <w:szCs w:val="21"/>
+        </w:rPr>
+        <w:t xml:space="preserve"> Inhaltlich unverständlich, Intention der Frage nicht erkennbar</w:t>
       </w:r>
     </w:p>
     <w:p>
@@ -1566,30 +1541,26 @@
         <w:pStyle w:val="Compact"/>
         <w:numPr>
           <w:ilvl w:val="1"/>
-          <w:numId w:val="1"/>
-        </w:numPr>
-        <w:bidi w:val="0"/>
-        <w:jc w:val="start"/>
-        <w:rPr>
-          <w:sz w:val="22"/>
-          <w:szCs w:val="22"/>
-        </w:rPr>
-      </w:pPr>
-      <w:bookmarkStart w:id="12" w:name="klarheitclarity"/>
-      <w:r>
-        <w:rPr>
-          <w:sz w:val="22"/>
-          <w:szCs w:val="22"/>
+          <w:numId w:val="2"/>
+        </w:numPr>
+        <w:rPr>
+          <w:sz w:val="21"/>
+          <w:szCs w:val="21"/>
+        </w:rPr>
+      </w:pPr>
+      <w:bookmarkStart w:id="8" w:name="klarheitclarity"/>
+      <w:r>
+        <w:rPr>
+          <w:sz w:val="21"/>
+          <w:szCs w:val="21"/>
         </w:rPr>
         <w:t>Bsp.: “Inwiefern spielt die Schicht eine Rolle bei dem, was passiert, wenn Kommunikation stattfindet?”</w:t>
       </w:r>
-      <w:bookmarkEnd w:id="12"/>
+      <w:bookmarkEnd w:id="8"/>
     </w:p>
     <w:p>
       <w:pPr>
         <w:pStyle w:val="Heading2"/>
-        <w:bidi w:val="0"/>
-        <w:jc w:val="start"/>
         <w:rPr/>
       </w:pPr>
       <w:r>
@@ -1600,28 +1571,44 @@
     <w:p>
       <w:pPr>
         <w:pStyle w:val="FirstParagraph"/>
-        <w:bidi w:val="0"/>
-        <w:jc w:val="start"/>
-        <w:rPr>
-          <w:sz w:val="22"/>
-          <w:szCs w:val="22"/>
+        <w:rPr>
+          <w:sz w:val="21"/>
+          <w:szCs w:val="21"/>
         </w:rPr>
       </w:pPr>
       <w:r>
         <w:rPr>
           <w:b/>
           <w:bCs/>
-          <w:sz w:val="22"/>
-          <w:szCs w:val="22"/>
+          <w:sz w:val="21"/>
+          <w:szCs w:val="21"/>
         </w:rPr>
         <w:t>Fragestellung:</w:t>
       </w:r>
       <w:r>
         <w:rPr>
-          <w:sz w:val="22"/>
-          <w:szCs w:val="22"/>
-        </w:rPr>
-        <w:t xml:space="preserve"> Wie gut können Studierende die Frage mit den verfügbaren Textinformationen beantworten?</w:t>
+          <w:sz w:val="21"/>
+          <w:szCs w:val="21"/>
+        </w:rPr>
+        <w:t xml:space="preserve"> Hat man aus der Studierendenperspektive ausreichend Informationen im bereitgestellten Text, um die Frage vollständig zu beantworten?</w:t>
+      </w:r>
+    </w:p>
+    <w:p>
+      <w:pPr>
+        <w:pStyle w:val="BodyText"/>
+        <w:rPr>
+          <w:sz w:val="21"/>
+          <w:szCs w:val="21"/>
+        </w:rPr>
+      </w:pPr>
+      <w:r>
+        <w:rPr>
+          <w:i/>
+          <w:iCs/>
+          <w:sz w:val="21"/>
+          <w:szCs w:val="21"/>
+        </w:rPr>
+        <w:t>Hinweis: Hier geht es nicht um die Schwierigkeit der Frage, sondern nur um die Verfügbarkeit der benötigten Informationen.</w:t>
       </w:r>
     </w:p>
     <w:p>
@@ -1629,28 +1616,26 @@
         <w:pStyle w:val="Compact"/>
         <w:numPr>
           <w:ilvl w:val="0"/>
-          <w:numId w:val="1"/>
-        </w:numPr>
-        <w:bidi w:val="0"/>
-        <w:jc w:val="start"/>
-        <w:rPr>
-          <w:sz w:val="22"/>
-          <w:szCs w:val="22"/>
+          <w:numId w:val="2"/>
+        </w:numPr>
+        <w:rPr>
+          <w:sz w:val="21"/>
+          <w:szCs w:val="21"/>
         </w:rPr>
       </w:pPr>
       <w:r>
         <w:rPr>
           <w:b/>
           <w:bCs/>
-          <w:sz w:val="22"/>
-          <w:szCs w:val="22"/>
+          <w:sz w:val="21"/>
+          <w:szCs w:val="21"/>
         </w:rPr>
         <w:t>5 - Vollständig beantwortbar:</w:t>
       </w:r>
       <w:r>
         <w:rPr>
-          <w:sz w:val="22"/>
-          <w:szCs w:val="22"/>
+          <w:sz w:val="21"/>
+          <w:szCs w:val="21"/>
         </w:rPr>
         <w:t xml:space="preserve"> Alle Infos explizit im Text verfügbar</w:t>
       </w:r>
@@ -1660,19 +1645,17 @@
         <w:pStyle w:val="Compact"/>
         <w:numPr>
           <w:ilvl w:val="1"/>
-          <w:numId w:val="1"/>
-        </w:numPr>
-        <w:bidi w:val="0"/>
-        <w:jc w:val="start"/>
-        <w:rPr>
-          <w:sz w:val="22"/>
-          <w:szCs w:val="22"/>
-        </w:rPr>
-      </w:pPr>
-      <w:r>
-        <w:rPr>
-          <w:sz w:val="22"/>
-          <w:szCs w:val="22"/>
+          <w:numId w:val="2"/>
+        </w:numPr>
+        <w:rPr>
+          <w:sz w:val="21"/>
+          <w:szCs w:val="21"/>
+        </w:rPr>
+      </w:pPr>
+      <w:r>
+        <w:rPr>
+          <w:sz w:val="21"/>
+          <w:szCs w:val="21"/>
         </w:rPr>
         <w:t>Bsp: “Welche Kernaufgaben hat der Presentation Layer?”</w:t>
       </w:r>
@@ -1682,30 +1665,28 @@
         <w:pStyle w:val="Compact"/>
         <w:numPr>
           <w:ilvl w:val="0"/>
-          <w:numId w:val="1"/>
-        </w:numPr>
-        <w:bidi w:val="0"/>
-        <w:jc w:val="start"/>
-        <w:rPr>
-          <w:sz w:val="22"/>
-          <w:szCs w:val="22"/>
+          <w:numId w:val="2"/>
+        </w:numPr>
+        <w:rPr>
+          <w:sz w:val="21"/>
+          <w:szCs w:val="21"/>
         </w:rPr>
       </w:pPr>
       <w:r>
         <w:rPr>
           <w:b/>
           <w:bCs/>
-          <w:sz w:val="22"/>
-          <w:szCs w:val="22"/>
+          <w:sz w:val="21"/>
+          <w:szCs w:val="21"/>
         </w:rPr>
         <w:t>4 - Gut beantwortbar:</w:t>
       </w:r>
       <w:r>
         <w:rPr>
-          <w:sz w:val="22"/>
-          <w:szCs w:val="22"/>
-        </w:rPr>
-        <w:t xml:space="preserve"> Die meisten Infos im Text, minimale Schlüsse nötig</w:t>
+          <w:sz w:val="21"/>
+          <w:szCs w:val="21"/>
+        </w:rPr>
+        <w:t xml:space="preserve"> Die meisten Infos im Text</w:t>
       </w:r>
     </w:p>
     <w:p>
@@ -1713,30 +1694,28 @@
         <w:pStyle w:val="Compact"/>
         <w:numPr>
           <w:ilvl w:val="0"/>
-          <w:numId w:val="1"/>
-        </w:numPr>
-        <w:bidi w:val="0"/>
-        <w:jc w:val="start"/>
-        <w:rPr>
-          <w:sz w:val="22"/>
-          <w:szCs w:val="22"/>
+          <w:numId w:val="2"/>
+        </w:numPr>
+        <w:rPr>
+          <w:sz w:val="21"/>
+          <w:szCs w:val="21"/>
         </w:rPr>
       </w:pPr>
       <w:r>
         <w:rPr>
           <w:b/>
           <w:bCs/>
-          <w:sz w:val="22"/>
-          <w:szCs w:val="22"/>
+          <w:sz w:val="21"/>
+          <w:szCs w:val="21"/>
         </w:rPr>
         <w:t>3 - Teilweise beantwortbar:</w:t>
       </w:r>
       <w:r>
         <w:rPr>
-          <w:sz w:val="22"/>
-          <w:szCs w:val="22"/>
-        </w:rPr>
-        <w:t xml:space="preserve"> Grundinfos vorhanden, moderate Interpretation nötig</w:t>
+          <w:sz w:val="21"/>
+          <w:szCs w:val="21"/>
+        </w:rPr>
+        <w:t xml:space="preserve"> Grundinfos vorhanden</w:t>
       </w:r>
     </w:p>
     <w:p>
@@ -1744,30 +1723,28 @@
         <w:pStyle w:val="Compact"/>
         <w:numPr>
           <w:ilvl w:val="0"/>
-          <w:numId w:val="1"/>
-        </w:numPr>
-        <w:bidi w:val="0"/>
-        <w:jc w:val="start"/>
-        <w:rPr>
-          <w:sz w:val="22"/>
-          <w:szCs w:val="22"/>
+          <w:numId w:val="2"/>
+        </w:numPr>
+        <w:rPr>
+          <w:sz w:val="21"/>
+          <w:szCs w:val="21"/>
         </w:rPr>
       </w:pPr>
       <w:r>
         <w:rPr>
           <w:b/>
           <w:bCs/>
-          <w:sz w:val="22"/>
-          <w:szCs w:val="22"/>
+          <w:sz w:val="21"/>
+          <w:szCs w:val="21"/>
         </w:rPr>
         <w:t>2 - Schwer beantwortbar:</w:t>
       </w:r>
       <w:r>
         <w:rPr>
-          <w:sz w:val="22"/>
-          <w:szCs w:val="22"/>
-        </w:rPr>
-        <w:t xml:space="preserve"> Wenige relevante Infos, viel eigene Ableitung erforderlich</w:t>
+          <w:sz w:val="21"/>
+          <w:szCs w:val="21"/>
+        </w:rPr>
+        <w:t xml:space="preserve"> Wenige Infos zur Beantwortung vorhanden</w:t>
       </w:r>
     </w:p>
     <w:p>
@@ -1775,30 +1752,28 @@
         <w:pStyle w:val="Compact"/>
         <w:numPr>
           <w:ilvl w:val="0"/>
-          <w:numId w:val="1"/>
-        </w:numPr>
-        <w:bidi w:val="0"/>
-        <w:jc w:val="start"/>
-        <w:rPr>
-          <w:sz w:val="22"/>
-          <w:szCs w:val="22"/>
+          <w:numId w:val="2"/>
+        </w:numPr>
+        <w:rPr>
+          <w:sz w:val="21"/>
+          <w:szCs w:val="21"/>
         </w:rPr>
       </w:pPr>
       <w:r>
         <w:rPr>
           <w:b/>
           <w:bCs/>
-          <w:sz w:val="22"/>
-          <w:szCs w:val="22"/>
+          <w:sz w:val="21"/>
+          <w:szCs w:val="21"/>
         </w:rPr>
         <w:t>1 - Nicht beantwortbar:</w:t>
       </w:r>
       <w:r>
         <w:rPr>
-          <w:sz w:val="22"/>
-          <w:szCs w:val="22"/>
-        </w:rPr>
-        <w:t xml:space="preserve"> Benötigte Informationen fehlen größtenteils</w:t>
+          <w:sz w:val="21"/>
+          <w:szCs w:val="21"/>
+        </w:rPr>
+        <w:t xml:space="preserve"> Benötigte Informationen fehlen</w:t>
       </w:r>
     </w:p>
     <w:p>
@@ -1806,30 +1781,26 @@
         <w:pStyle w:val="Compact"/>
         <w:numPr>
           <w:ilvl w:val="1"/>
-          <w:numId w:val="1"/>
-        </w:numPr>
-        <w:bidi w:val="0"/>
-        <w:jc w:val="start"/>
-        <w:rPr>
-          <w:sz w:val="22"/>
-          <w:szCs w:val="22"/>
-        </w:rPr>
-      </w:pPr>
-      <w:bookmarkStart w:id="13" w:name="beantwortbarkeitanswerability"/>
-      <w:r>
-        <w:rPr>
-          <w:sz w:val="22"/>
-          <w:szCs w:val="22"/>
+          <w:numId w:val="2"/>
+        </w:numPr>
+        <w:rPr>
+          <w:sz w:val="21"/>
+          <w:szCs w:val="21"/>
+        </w:rPr>
+      </w:pPr>
+      <w:bookmarkStart w:id="9" w:name="beantwortbarkeitanswerability"/>
+      <w:r>
+        <w:rPr>
+          <w:sz w:val="21"/>
+          <w:szCs w:val="21"/>
         </w:rPr>
         <w:t>Bsp.: “Vergleichen Sie die Effizienz des ISO-OSI-Modells mit modernen Software-Defined-Networking-Ansätzen.”</w:t>
       </w:r>
-      <w:bookmarkEnd w:id="13"/>
+      <w:bookmarkEnd w:id="9"/>
     </w:p>
     <w:p>
       <w:pPr>
         <w:pStyle w:val="Heading2"/>
-        <w:bidi w:val="0"/>
-        <w:jc w:val="start"/>
         <w:rPr/>
       </w:pPr>
       <w:r>
@@ -1840,28 +1811,44 @@
     <w:p>
       <w:pPr>
         <w:pStyle w:val="FirstParagraph"/>
-        <w:bidi w:val="0"/>
-        <w:jc w:val="start"/>
-        <w:rPr>
-          <w:sz w:val="22"/>
-          <w:szCs w:val="22"/>
+        <w:rPr>
+          <w:sz w:val="21"/>
+          <w:szCs w:val="21"/>
         </w:rPr>
       </w:pPr>
       <w:r>
         <w:rPr>
           <w:b/>
           <w:bCs/>
-          <w:sz w:val="22"/>
-          <w:szCs w:val="22"/>
+          <w:sz w:val="21"/>
+          <w:szCs w:val="21"/>
         </w:rPr>
         <w:t>Fragestellung:</w:t>
       </w:r>
       <w:r>
         <w:rPr>
-          <w:sz w:val="22"/>
-          <w:szCs w:val="22"/>
-        </w:rPr>
-        <w:t xml:space="preserve"> Wie anspruchsvoll ist die kognitive Anforderung der Frage?</w:t>
+          <w:sz w:val="21"/>
+          <w:szCs w:val="21"/>
+        </w:rPr>
+        <w:t xml:space="preserve"> Wie viel kognitive Anstrengung erfordert die Beantwortung der Frage aus Studierendenperspektive?</w:t>
+      </w:r>
+    </w:p>
+    <w:p>
+      <w:pPr>
+        <w:pStyle w:val="BodyText"/>
+        <w:rPr>
+          <w:sz w:val="21"/>
+          <w:szCs w:val="21"/>
+        </w:rPr>
+      </w:pPr>
+      <w:r>
+        <w:rPr>
+          <w:i/>
+          <w:iCs/>
+          <w:sz w:val="21"/>
+          <w:szCs w:val="21"/>
+        </w:rPr>
+        <w:t>Hinweis: Nicht die Bloom-Taxonomie als Grundlage nehmen, sondern die tatsächlich benötigte kognitive Last einschätzen.</w:t>
       </w:r>
     </w:p>
     <w:p>
@@ -1869,30 +1856,28 @@
         <w:pStyle w:val="Compact"/>
         <w:numPr>
           <w:ilvl w:val="0"/>
-          <w:numId w:val="1"/>
-        </w:numPr>
-        <w:bidi w:val="0"/>
-        <w:jc w:val="start"/>
-        <w:rPr>
-          <w:sz w:val="22"/>
-          <w:szCs w:val="22"/>
+          <w:numId w:val="2"/>
+        </w:numPr>
+        <w:rPr>
+          <w:sz w:val="21"/>
+          <w:szCs w:val="21"/>
         </w:rPr>
       </w:pPr>
       <w:r>
         <w:rPr>
           <w:b/>
           <w:bCs/>
-          <w:sz w:val="22"/>
-          <w:szCs w:val="22"/>
+          <w:sz w:val="21"/>
+          <w:szCs w:val="21"/>
         </w:rPr>
         <w:t>5 - Sehr herausfordernd:</w:t>
       </w:r>
       <w:r>
         <w:rPr>
-          <w:sz w:val="22"/>
-          <w:szCs w:val="22"/>
-        </w:rPr>
-        <w:t xml:space="preserve"> Erfordert tiefgehende Analyse des gesamten Textes</w:t>
+          <w:sz w:val="21"/>
+          <w:szCs w:val="21"/>
+        </w:rPr>
+        <w:t xml:space="preserve"> Erfordert mehrfaches Lesen des gesamten Textes und Verknüpfung vieler Informationen</w:t>
       </w:r>
     </w:p>
     <w:p>
@@ -1900,19 +1885,17 @@
         <w:pStyle w:val="Compact"/>
         <w:numPr>
           <w:ilvl w:val="1"/>
-          <w:numId w:val="1"/>
-        </w:numPr>
-        <w:bidi w:val="0"/>
-        <w:jc w:val="start"/>
-        <w:rPr>
-          <w:sz w:val="22"/>
-          <w:szCs w:val="22"/>
-        </w:rPr>
-      </w:pPr>
-      <w:r>
-        <w:rPr>
-          <w:sz w:val="22"/>
-          <w:szCs w:val="22"/>
+          <w:numId w:val="2"/>
+        </w:numPr>
+        <w:rPr>
+          <w:sz w:val="21"/>
+          <w:szCs w:val="21"/>
+        </w:rPr>
+      </w:pPr>
+      <w:r>
+        <w:rPr>
+          <w:sz w:val="21"/>
+          <w:szCs w:val="21"/>
         </w:rPr>
         <w:t>Bsp.: “Analysieren Sie, warum Flusssteuerung auf mehreren OSI-Schichten implementiert wird, und bewerten Sie die Notwendigkeit dieser Redundanz.”</w:t>
       </w:r>
@@ -1922,30 +1905,28 @@
         <w:pStyle w:val="Compact"/>
         <w:numPr>
           <w:ilvl w:val="0"/>
-          <w:numId w:val="1"/>
-        </w:numPr>
-        <w:bidi w:val="0"/>
-        <w:jc w:val="start"/>
-        <w:rPr>
-          <w:sz w:val="22"/>
-          <w:szCs w:val="22"/>
+          <w:numId w:val="2"/>
+        </w:numPr>
+        <w:rPr>
+          <w:sz w:val="21"/>
+          <w:szCs w:val="21"/>
         </w:rPr>
       </w:pPr>
       <w:r>
         <w:rPr>
           <w:b/>
           <w:bCs/>
-          <w:sz w:val="22"/>
-          <w:szCs w:val="22"/>
+          <w:sz w:val="21"/>
+          <w:szCs w:val="21"/>
         </w:rPr>
         <w:t>4 - Herausfordernd:</w:t>
       </w:r>
       <w:r>
         <w:rPr>
-          <w:sz w:val="22"/>
-          <w:szCs w:val="22"/>
-        </w:rPr>
-        <w:t xml:space="preserve"> Erfordert Integration von weit auseinanderliegenden Informationen</w:t>
+          <w:sz w:val="21"/>
+          <w:szCs w:val="21"/>
+        </w:rPr>
+        <w:t xml:space="preserve"> Erfordert Zusammenführen von Informationen aus verschiedenen Textabschnitten</w:t>
       </w:r>
     </w:p>
     <w:p>
@@ -1953,30 +1934,28 @@
         <w:pStyle w:val="Compact"/>
         <w:numPr>
           <w:ilvl w:val="0"/>
-          <w:numId w:val="1"/>
-        </w:numPr>
-        <w:bidi w:val="0"/>
-        <w:jc w:val="start"/>
-        <w:rPr>
-          <w:sz w:val="22"/>
-          <w:szCs w:val="22"/>
+          <w:numId w:val="2"/>
+        </w:numPr>
+        <w:rPr>
+          <w:sz w:val="21"/>
+          <w:szCs w:val="21"/>
         </w:rPr>
       </w:pPr>
       <w:r>
         <w:rPr>
           <w:b/>
           <w:bCs/>
-          <w:sz w:val="22"/>
-          <w:szCs w:val="22"/>
+          <w:sz w:val="21"/>
+          <w:szCs w:val="21"/>
         </w:rPr>
         <w:t>3 - Mäßig herausfordernd:</w:t>
       </w:r>
       <w:r>
         <w:rPr>
-          <w:sz w:val="22"/>
-          <w:szCs w:val="22"/>
-        </w:rPr>
-        <w:t xml:space="preserve"> Erfordert Verständnis und einfache Anwendung</w:t>
+          <w:sz w:val="21"/>
+          <w:szCs w:val="21"/>
+        </w:rPr>
+        <w:t xml:space="preserve"> Erfordert Nachdenken und eigenes Formulieren, nicht nur Ablesen</w:t>
       </w:r>
     </w:p>
     <w:p>
@@ -1984,30 +1963,28 @@
         <w:pStyle w:val="Compact"/>
         <w:numPr>
           <w:ilvl w:val="0"/>
-          <w:numId w:val="1"/>
-        </w:numPr>
-        <w:bidi w:val="0"/>
-        <w:jc w:val="start"/>
-        <w:rPr>
-          <w:sz w:val="22"/>
-          <w:szCs w:val="22"/>
+          <w:numId w:val="2"/>
+        </w:numPr>
+        <w:rPr>
+          <w:sz w:val="21"/>
+          <w:szCs w:val="21"/>
         </w:rPr>
       </w:pPr>
       <w:r>
         <w:rPr>
           <w:b/>
           <w:bCs/>
-          <w:sz w:val="22"/>
-          <w:szCs w:val="22"/>
+          <w:sz w:val="21"/>
+          <w:szCs w:val="21"/>
         </w:rPr>
         <w:t>2 - Wenig herausfordernd:</w:t>
       </w:r>
       <w:r>
         <w:rPr>
-          <w:sz w:val="22"/>
-          <w:szCs w:val="22"/>
-        </w:rPr>
-        <w:t xml:space="preserve"> Erfordert Auffinden und Wiedergeben</w:t>
+          <w:sz w:val="21"/>
+          <w:szCs w:val="21"/>
+        </w:rPr>
+        <w:t xml:space="preserve"> Erfordert gezieltes Suchen und Wiedergeben einer Textstelle</w:t>
       </w:r>
     </w:p>
     <w:p>
@@ -2015,30 +1992,28 @@
         <w:pStyle w:val="Compact"/>
         <w:numPr>
           <w:ilvl w:val="0"/>
-          <w:numId w:val="1"/>
-        </w:numPr>
-        <w:bidi w:val="0"/>
-        <w:jc w:val="start"/>
-        <w:rPr>
-          <w:sz w:val="22"/>
-          <w:szCs w:val="22"/>
+          <w:numId w:val="2"/>
+        </w:numPr>
+        <w:rPr>
+          <w:sz w:val="21"/>
+          <w:szCs w:val="21"/>
         </w:rPr>
       </w:pPr>
       <w:r>
         <w:rPr>
           <w:b/>
           <w:bCs/>
-          <w:sz w:val="22"/>
-          <w:szCs w:val="22"/>
+          <w:sz w:val="21"/>
+          <w:szCs w:val="21"/>
         </w:rPr>
         <w:t>1 - Nicht herausfordernd:</w:t>
       </w:r>
       <w:r>
         <w:rPr>
-          <w:sz w:val="22"/>
-          <w:szCs w:val="22"/>
-        </w:rPr>
-        <w:t xml:space="preserve"> Trivial (Abschreiben oder Ja/Nein)</w:t>
+          <w:sz w:val="21"/>
+          <w:szCs w:val="21"/>
+        </w:rPr>
+        <w:t xml:space="preserve"> Antwort kann direkt abgelesen oder mit einem Wort beantwortet werden</w:t>
       </w:r>
     </w:p>
     <w:p>
@@ -2046,30 +2021,56 @@
         <w:pStyle w:val="Compact"/>
         <w:numPr>
           <w:ilvl w:val="1"/>
-          <w:numId w:val="1"/>
-        </w:numPr>
-        <w:bidi w:val="0"/>
-        <w:jc w:val="start"/>
-        <w:rPr>
-          <w:sz w:val="22"/>
-          <w:szCs w:val="22"/>
-        </w:rPr>
-      </w:pPr>
-      <w:bookmarkStart w:id="14" w:name="herausforderungchallenging"/>
-      <w:r>
-        <w:rPr>
-          <w:sz w:val="22"/>
-          <w:szCs w:val="22"/>
+          <w:numId w:val="2"/>
+        </w:numPr>
+        <w:rPr>
+          <w:sz w:val="21"/>
+          <w:szCs w:val="21"/>
+        </w:rPr>
+      </w:pPr>
+      <w:bookmarkStart w:id="10" w:name="herausforderungchallenging"/>
+      <w:r>
+        <w:rPr>
+          <w:sz w:val="21"/>
+          <w:szCs w:val="21"/>
         </w:rPr>
         <w:t>Bsp.: “Wie viele Kernaufgaben hat der Physical Layer?”</w:t>
       </w:r>
-      <w:bookmarkEnd w:id="14"/>
+      <w:bookmarkEnd w:id="10"/>
+    </w:p>
+    <w:p>
+      <w:pPr>
+        <w:pStyle w:val="Compact"/>
+        <w:rPr>
+          <w:sz w:val="21"/>
+          <w:szCs w:val="21"/>
+        </w:rPr>
+      </w:pPr>
+      <w:r>
+        <w:rPr>
+          <w:sz w:val="21"/>
+          <w:szCs w:val="21"/>
+        </w:rPr>
+      </w:r>
+    </w:p>
+    <w:p>
+      <w:pPr>
+        <w:pStyle w:val="Compact"/>
+        <w:rPr>
+          <w:sz w:val="22"/>
+          <w:szCs w:val="22"/>
+        </w:rPr>
+      </w:pPr>
+      <w:r>
+        <w:rPr>
+          <w:sz w:val="22"/>
+          <w:szCs w:val="22"/>
+        </w:rPr>
+      </w:r>
     </w:p>
     <w:p>
       <w:pPr>
         <w:pStyle w:val="Heading2"/>
-        <w:bidi w:val="0"/>
-        <w:jc w:val="start"/>
         <w:rPr/>
       </w:pPr>
       <w:r>
@@ -2080,28 +2081,44 @@
     <w:p>
       <w:pPr>
         <w:pStyle w:val="FirstParagraph"/>
-        <w:bidi w:val="0"/>
-        <w:jc w:val="start"/>
-        <w:rPr>
-          <w:sz w:val="22"/>
-          <w:szCs w:val="22"/>
+        <w:rPr>
+          <w:sz w:val="21"/>
+          <w:szCs w:val="21"/>
         </w:rPr>
       </w:pPr>
       <w:r>
         <w:rPr>
           <w:b/>
           <w:bCs/>
-          <w:sz w:val="22"/>
-          <w:szCs w:val="22"/>
+          <w:sz w:val="21"/>
+          <w:szCs w:val="21"/>
         </w:rPr>
         <w:t>Fragestellung:</w:t>
       </w:r>
       <w:r>
         <w:rPr>
-          <w:sz w:val="22"/>
-          <w:szCs w:val="22"/>
-        </w:rPr>
-        <w:t xml:space="preserve"> Wie zentral ist das in der Frage behandelte Fachkonzept für das angestrebte Lernziel des Moduls?</w:t>
+          <w:sz w:val="21"/>
+          <w:szCs w:val="21"/>
+        </w:rPr>
+        <w:t xml:space="preserve"> Wie zentral ist das in der Frage behandelte Fachkonzept für das angestrebte Lernziel des Moduls? Nehmen Sie bei der Bewertung die Perspektive der Dozierenden ein.</w:t>
+      </w:r>
+    </w:p>
+    <w:p>
+      <w:pPr>
+        <w:pStyle w:val="BodyText"/>
+        <w:rPr>
+          <w:sz w:val="21"/>
+          <w:szCs w:val="21"/>
+        </w:rPr>
+      </w:pPr>
+      <w:r>
+        <w:rPr>
+          <w:i/>
+          <w:iCs/>
+          <w:sz w:val="21"/>
+          <w:szCs w:val="21"/>
+        </w:rPr>
+        <w:t>Hinweis: Diese Kategorie bewertet, wie gut die Frage dazu beiträgt, das beschriebene Lernziel des Moduls zu erreichen.</w:t>
       </w:r>
     </w:p>
     <w:p>
@@ -2109,28 +2126,26 @@
         <w:pStyle w:val="Compact"/>
         <w:numPr>
           <w:ilvl w:val="0"/>
-          <w:numId w:val="1"/>
-        </w:numPr>
-        <w:bidi w:val="0"/>
-        <w:jc w:val="start"/>
-        <w:rPr>
-          <w:sz w:val="22"/>
-          <w:szCs w:val="22"/>
+          <w:numId w:val="2"/>
+        </w:numPr>
+        <w:rPr>
+          <w:sz w:val="21"/>
+          <w:szCs w:val="21"/>
         </w:rPr>
       </w:pPr>
       <w:r>
         <w:rPr>
           <w:b/>
           <w:bCs/>
-          <w:sz w:val="22"/>
-          <w:szCs w:val="22"/>
+          <w:sz w:val="21"/>
+          <w:szCs w:val="21"/>
         </w:rPr>
         <w:t>5 - Sehr Hoch:</w:t>
       </w:r>
       <w:r>
         <w:rPr>
-          <w:sz w:val="22"/>
-          <w:szCs w:val="22"/>
+          <w:sz w:val="21"/>
+          <w:szCs w:val="21"/>
         </w:rPr>
         <w:t xml:space="preserve"> Behandelt Kernkonzept und zentrales Lernziel (hochrelevant)</w:t>
       </w:r>
@@ -2140,19 +2155,17 @@
         <w:pStyle w:val="Compact"/>
         <w:numPr>
           <w:ilvl w:val="1"/>
-          <w:numId w:val="1"/>
-        </w:numPr>
-        <w:bidi w:val="0"/>
-        <w:jc w:val="start"/>
-        <w:rPr>
-          <w:sz w:val="22"/>
-          <w:szCs w:val="22"/>
-        </w:rPr>
-      </w:pPr>
-      <w:r>
-        <w:rPr>
-          <w:sz w:val="22"/>
-          <w:szCs w:val="22"/>
+          <w:numId w:val="2"/>
+        </w:numPr>
+        <w:rPr>
+          <w:sz w:val="21"/>
+          <w:szCs w:val="21"/>
+        </w:rPr>
+      </w:pPr>
+      <w:r>
+        <w:rPr>
+          <w:sz w:val="21"/>
+          <w:szCs w:val="21"/>
         </w:rPr>
         <w:t>Bsp.: “Erklären Sie das Zusammenspiel von Codierung, Transport und Decodierung bei der Übertragung logischer Werte auf physikalischer Ebene.”</w:t>
       </w:r>
@@ -2162,30 +2175,28 @@
         <w:pStyle w:val="Compact"/>
         <w:numPr>
           <w:ilvl w:val="0"/>
-          <w:numId w:val="1"/>
-        </w:numPr>
-        <w:bidi w:val="0"/>
-        <w:jc w:val="start"/>
-        <w:rPr>
-          <w:sz w:val="22"/>
-          <w:szCs w:val="22"/>
+          <w:numId w:val="2"/>
+        </w:numPr>
+        <w:rPr>
+          <w:sz w:val="21"/>
+          <w:szCs w:val="21"/>
         </w:rPr>
       </w:pPr>
       <w:r>
         <w:rPr>
           <w:b/>
           <w:bCs/>
-          <w:sz w:val="22"/>
-          <w:szCs w:val="22"/>
+          <w:sz w:val="21"/>
+          <w:szCs w:val="21"/>
         </w:rPr>
         <w:t>4 - Hoch:</w:t>
       </w:r>
       <w:r>
         <w:rPr>
-          <w:sz w:val="22"/>
-          <w:szCs w:val="22"/>
-        </w:rPr>
-        <w:t xml:space="preserve"> Behandelt wichtiges, relevantes Konzept</w:t>
+          <w:sz w:val="21"/>
+          <w:szCs w:val="21"/>
+        </w:rPr>
+        <w:t xml:space="preserve"> Behandelt grundlegendes Konzept zum Lernziel</w:t>
       </w:r>
     </w:p>
     <w:p>
@@ -2193,30 +2204,28 @@
         <w:pStyle w:val="Compact"/>
         <w:numPr>
           <w:ilvl w:val="0"/>
-          <w:numId w:val="1"/>
-        </w:numPr>
-        <w:bidi w:val="0"/>
-        <w:jc w:val="start"/>
-        <w:rPr>
-          <w:sz w:val="22"/>
-          <w:szCs w:val="22"/>
+          <w:numId w:val="2"/>
+        </w:numPr>
+        <w:rPr>
+          <w:sz w:val="21"/>
+          <w:szCs w:val="21"/>
         </w:rPr>
       </w:pPr>
       <w:r>
         <w:rPr>
           <w:b/>
           <w:bCs/>
-          <w:sz w:val="22"/>
-          <w:szCs w:val="22"/>
+          <w:sz w:val="21"/>
+          <w:szCs w:val="21"/>
         </w:rPr>
         <w:t>3 - Mäßig:</w:t>
       </w:r>
       <w:r>
         <w:rPr>
-          <w:sz w:val="22"/>
-          <w:szCs w:val="22"/>
-        </w:rPr>
-        <w:t xml:space="preserve"> Behandelt Grundlagen oder deskriptive Aspekte</w:t>
+          <w:sz w:val="21"/>
+          <w:szCs w:val="21"/>
+        </w:rPr>
+        <w:t xml:space="preserve"> Behandelt Grundlagen, die aber nicht direkt zum Lernziel passen (oder gehen darüber hinaus)</w:t>
       </w:r>
     </w:p>
     <w:p>
@@ -2224,30 +2233,28 @@
         <w:pStyle w:val="Compact"/>
         <w:numPr>
           <w:ilvl w:val="0"/>
-          <w:numId w:val="1"/>
-        </w:numPr>
-        <w:bidi w:val="0"/>
-        <w:jc w:val="start"/>
-        <w:rPr>
-          <w:sz w:val="22"/>
-          <w:szCs w:val="22"/>
+          <w:numId w:val="2"/>
+        </w:numPr>
+        <w:rPr>
+          <w:sz w:val="21"/>
+          <w:szCs w:val="21"/>
         </w:rPr>
       </w:pPr>
       <w:r>
         <w:rPr>
           <w:b/>
           <w:bCs/>
-          <w:sz w:val="22"/>
-          <w:szCs w:val="22"/>
+          <w:sz w:val="21"/>
+          <w:szCs w:val="21"/>
         </w:rPr>
         <w:t>2 - Gering:</w:t>
       </w:r>
       <w:r>
         <w:rPr>
-          <w:sz w:val="22"/>
-          <w:szCs w:val="22"/>
-        </w:rPr>
-        <w:t xml:space="preserve"> Fokussiert auf nebensächliches Detail oder ist ineffizient</w:t>
+          <w:sz w:val="21"/>
+          <w:szCs w:val="21"/>
+        </w:rPr>
+        <w:t xml:space="preserve"> Fokussiert auf nebensächliches Detail oder ist ineffizient für das Lernziel</w:t>
       </w:r>
     </w:p>
     <w:p>
@@ -2255,30 +2262,28 @@
         <w:pStyle w:val="Compact"/>
         <w:numPr>
           <w:ilvl w:val="0"/>
-          <w:numId w:val="1"/>
-        </w:numPr>
-        <w:bidi w:val="0"/>
-        <w:jc w:val="start"/>
-        <w:rPr>
-          <w:sz w:val="22"/>
-          <w:szCs w:val="22"/>
+          <w:numId w:val="2"/>
+        </w:numPr>
+        <w:rPr>
+          <w:sz w:val="21"/>
+          <w:szCs w:val="21"/>
         </w:rPr>
       </w:pPr>
       <w:r>
         <w:rPr>
           <w:b/>
           <w:bCs/>
-          <w:sz w:val="22"/>
-          <w:szCs w:val="22"/>
+          <w:sz w:val="21"/>
+          <w:szCs w:val="21"/>
         </w:rPr>
         <w:t>1 - Nicht vorhanden:</w:t>
       </w:r>
       <w:r>
         <w:rPr>
-          <w:sz w:val="22"/>
-          <w:szCs w:val="22"/>
-        </w:rPr>
-        <w:t xml:space="preserve"> Behandelt irrelevante Details (nicht Teil des Lernziels)</w:t>
+          <w:sz w:val="21"/>
+          <w:szCs w:val="21"/>
+        </w:rPr>
+        <w:t xml:space="preserve"> Passt gar nicht zum Lernziel</w:t>
       </w:r>
     </w:p>
     <w:p>
@@ -2286,30 +2291,26 @@
         <w:pStyle w:val="Compact"/>
         <w:numPr>
           <w:ilvl w:val="1"/>
-          <w:numId w:val="1"/>
-        </w:numPr>
-        <w:bidi w:val="0"/>
-        <w:jc w:val="start"/>
-        <w:rPr>
-          <w:sz w:val="22"/>
-          <w:szCs w:val="22"/>
-        </w:rPr>
-      </w:pPr>
-      <w:bookmarkStart w:id="15" w:name="Xc726736414fc4f5118f498bc21832f0e03ad1b3"/>
-      <w:r>
-        <w:rPr>
-          <w:sz w:val="22"/>
-          <w:szCs w:val="22"/>
+          <w:numId w:val="2"/>
+        </w:numPr>
+        <w:rPr>
+          <w:sz w:val="21"/>
+          <w:szCs w:val="21"/>
+        </w:rPr>
+      </w:pPr>
+      <w:bookmarkStart w:id="11" w:name="Xc726736414fc4f5118f498bc21832f0e03ad1b3"/>
+      <w:r>
+        <w:rPr>
+          <w:sz w:val="21"/>
+          <w:szCs w:val="21"/>
         </w:rPr>
         <w:t>Bsp.: “Nennen Sie ein Beispiel für ein Kabel, das zur Datenübertragung verwendet werden kann.”</w:t>
       </w:r>
-      <w:bookmarkEnd w:id="15"/>
+      <w:bookmarkEnd w:id="11"/>
     </w:p>
     <w:p>
       <w:pPr>
         <w:pStyle w:val="Heading2"/>
-        <w:bidi w:val="0"/>
-        <w:jc w:val="start"/>
         <w:rPr/>
       </w:pPr>
       <w:r>
@@ -2320,28 +2321,44 @@
     <w:p>
       <w:pPr>
         <w:pStyle w:val="FirstParagraph"/>
-        <w:bidi w:val="0"/>
-        <w:jc w:val="start"/>
-        <w:rPr>
-          <w:sz w:val="22"/>
-          <w:szCs w:val="22"/>
+        <w:rPr>
+          <w:sz w:val="21"/>
+          <w:szCs w:val="21"/>
         </w:rPr>
       </w:pPr>
       <w:r>
         <w:rPr>
           <w:b/>
           <w:bCs/>
-          <w:sz w:val="22"/>
-          <w:szCs w:val="22"/>
+          <w:sz w:val="21"/>
+          <w:szCs w:val="21"/>
         </w:rPr>
         <w:t>Fragestellung:</w:t>
       </w:r>
       <w:r>
         <w:rPr>
-          <w:sz w:val="22"/>
-          <w:szCs w:val="22"/>
-        </w:rPr>
-        <w:t xml:space="preserve"> Wie angemessen ist die sprachliche Qualität der Frage?</w:t>
+          <w:sz w:val="21"/>
+          <w:szCs w:val="21"/>
+        </w:rPr>
+        <w:t xml:space="preserve"> Wie angemessen ist aus Dozierendenperspektive die sprachliche Formulierung hinsichtlich Grammatik und Verständlichkeit? Bewerten Sie auch die sprachliche Präzision im Nachhinein für die Beantwortung der Frage.</w:t>
+      </w:r>
+    </w:p>
+    <w:p>
+      <w:pPr>
+        <w:pStyle w:val="BodyText"/>
+        <w:rPr>
+          <w:sz w:val="21"/>
+          <w:szCs w:val="21"/>
+        </w:rPr>
+      </w:pPr>
+      <w:r>
+        <w:rPr>
+          <w:i/>
+          <w:iCs/>
+          <w:sz w:val="21"/>
+          <w:szCs w:val="21"/>
+        </w:rPr>
+        <w:t>Hinweis: Hier geht es ausschließlich um die sprachliche Form und Präzision, nicht um den Inhalt.</w:t>
       </w:r>
     </w:p>
     <w:p>
@@ -2349,28 +2366,26 @@
         <w:pStyle w:val="Compact"/>
         <w:numPr>
           <w:ilvl w:val="0"/>
-          <w:numId w:val="1"/>
-        </w:numPr>
-        <w:bidi w:val="0"/>
-        <w:jc w:val="start"/>
-        <w:rPr>
-          <w:sz w:val="22"/>
-          <w:szCs w:val="22"/>
+          <w:numId w:val="2"/>
+        </w:numPr>
+        <w:rPr>
+          <w:sz w:val="21"/>
+          <w:szCs w:val="21"/>
         </w:rPr>
       </w:pPr>
       <w:r>
         <w:rPr>
           <w:b/>
           <w:bCs/>
-          <w:sz w:val="22"/>
-          <w:szCs w:val="22"/>
+          <w:sz w:val="21"/>
+          <w:szCs w:val="21"/>
         </w:rPr>
         <w:t>5 - Ausgezeichnet:</w:t>
       </w:r>
       <w:r>
         <w:rPr>
-          <w:sz w:val="22"/>
-          <w:szCs w:val="22"/>
+          <w:sz w:val="21"/>
+          <w:szCs w:val="21"/>
         </w:rPr>
         <w:t xml:space="preserve"> Präzise, angemessen, gut verständlich</w:t>
       </w:r>
@@ -2380,19 +2395,17 @@
         <w:pStyle w:val="Compact"/>
         <w:numPr>
           <w:ilvl w:val="1"/>
-          <w:numId w:val="1"/>
-        </w:numPr>
-        <w:bidi w:val="0"/>
-        <w:jc w:val="start"/>
-        <w:rPr>
-          <w:sz w:val="22"/>
-          <w:szCs w:val="22"/>
-        </w:rPr>
-      </w:pPr>
-      <w:r>
-        <w:rPr>
-          <w:sz w:val="22"/>
-          <w:szCs w:val="22"/>
+          <w:numId w:val="2"/>
+        </w:numPr>
+        <w:rPr>
+          <w:sz w:val="21"/>
+          <w:szCs w:val="21"/>
+        </w:rPr>
+      </w:pPr>
+      <w:r>
+        <w:rPr>
+          <w:sz w:val="21"/>
+          <w:szCs w:val="21"/>
         </w:rPr>
         <w:t>Bsp.: “Ermitteln Sie, welche OSI-Schicht für das Setzen von Synchronisationspunkten verantwortlich ist, und erläutern Sie deren Zweck.”</w:t>
       </w:r>
@@ -2402,28 +2415,26 @@
         <w:pStyle w:val="Compact"/>
         <w:numPr>
           <w:ilvl w:val="0"/>
-          <w:numId w:val="1"/>
-        </w:numPr>
-        <w:bidi w:val="0"/>
-        <w:jc w:val="start"/>
-        <w:rPr>
-          <w:sz w:val="22"/>
-          <w:szCs w:val="22"/>
+          <w:numId w:val="2"/>
+        </w:numPr>
+        <w:rPr>
+          <w:sz w:val="21"/>
+          <w:szCs w:val="21"/>
         </w:rPr>
       </w:pPr>
       <w:r>
         <w:rPr>
           <w:b/>
           <w:bCs/>
-          <w:sz w:val="22"/>
-          <w:szCs w:val="22"/>
+          <w:sz w:val="21"/>
+          <w:szCs w:val="21"/>
         </w:rPr>
         <w:t>4 - Gut:</w:t>
       </w:r>
       <w:r>
         <w:rPr>
-          <w:sz w:val="22"/>
-          <w:szCs w:val="22"/>
+          <w:sz w:val="21"/>
+          <w:szCs w:val="21"/>
         </w:rPr>
         <w:t xml:space="preserve"> Verständlich mit kleinen Schwächen</w:t>
       </w:r>
@@ -2433,28 +2444,26 @@
         <w:pStyle w:val="Compact"/>
         <w:numPr>
           <w:ilvl w:val="0"/>
-          <w:numId w:val="1"/>
-        </w:numPr>
-        <w:bidi w:val="0"/>
-        <w:jc w:val="start"/>
-        <w:rPr>
-          <w:sz w:val="22"/>
-          <w:szCs w:val="22"/>
+          <w:numId w:val="2"/>
+        </w:numPr>
+        <w:rPr>
+          <w:sz w:val="21"/>
+          <w:szCs w:val="21"/>
         </w:rPr>
       </w:pPr>
       <w:r>
         <w:rPr>
           <w:b/>
           <w:bCs/>
-          <w:sz w:val="22"/>
-          <w:szCs w:val="22"/>
+          <w:sz w:val="21"/>
+          <w:szCs w:val="21"/>
         </w:rPr>
         <w:t>3 - Befriedigend:</w:t>
       </w:r>
       <w:r>
         <w:rPr>
-          <w:sz w:val="22"/>
-          <w:szCs w:val="22"/>
+          <w:sz w:val="21"/>
+          <w:szCs w:val="21"/>
         </w:rPr>
         <w:t xml:space="preserve"> Umständlich oder unpräzise</w:t>
       </w:r>
@@ -2464,28 +2473,26 @@
         <w:pStyle w:val="Compact"/>
         <w:numPr>
           <w:ilvl w:val="0"/>
-          <w:numId w:val="1"/>
-        </w:numPr>
-        <w:bidi w:val="0"/>
-        <w:jc w:val="start"/>
-        <w:rPr>
-          <w:sz w:val="22"/>
-          <w:szCs w:val="22"/>
+          <w:numId w:val="2"/>
+        </w:numPr>
+        <w:rPr>
+          <w:sz w:val="21"/>
+          <w:szCs w:val="21"/>
         </w:rPr>
       </w:pPr>
       <w:r>
         <w:rPr>
           <w:b/>
           <w:bCs/>
-          <w:sz w:val="22"/>
-          <w:szCs w:val="22"/>
+          <w:sz w:val="21"/>
+          <w:szCs w:val="21"/>
         </w:rPr>
         <w:t>2 - Mangelhaft:</w:t>
       </w:r>
       <w:r>
         <w:rPr>
-          <w:sz w:val="22"/>
-          <w:szCs w:val="22"/>
+          <w:sz w:val="21"/>
+          <w:szCs w:val="21"/>
         </w:rPr>
         <w:t xml:space="preserve"> Schwerfällig, weitschweifig oder unnötig komplex</w:t>
       </w:r>
@@ -2495,30 +2502,28 @@
         <w:pStyle w:val="Compact"/>
         <w:numPr>
           <w:ilvl w:val="0"/>
-          <w:numId w:val="1"/>
-        </w:numPr>
-        <w:bidi w:val="0"/>
-        <w:jc w:val="start"/>
-        <w:rPr>
-          <w:sz w:val="22"/>
-          <w:szCs w:val="22"/>
+          <w:numId w:val="2"/>
+        </w:numPr>
+        <w:rPr>
+          <w:sz w:val="21"/>
+          <w:szCs w:val="21"/>
         </w:rPr>
       </w:pPr>
       <w:r>
         <w:rPr>
           <w:b/>
           <w:bCs/>
-          <w:sz w:val="22"/>
-          <w:szCs w:val="22"/>
+          <w:sz w:val="21"/>
+          <w:szCs w:val="21"/>
         </w:rPr>
         <w:t>1 - Ungenügend:</w:t>
       </w:r>
       <w:r>
         <w:rPr>
-          <w:sz w:val="22"/>
-          <w:szCs w:val="22"/>
-        </w:rPr>
-        <w:t xml:space="preserve"> Schwer verständlich oder unangemessen</w:t>
+          <w:sz w:val="21"/>
+          <w:szCs w:val="21"/>
+        </w:rPr>
+        <w:t xml:space="preserve"> Gar nicht verständlich</w:t>
       </w:r>
     </w:p>
     <w:p>
@@ -2526,30 +2531,26 @@
         <w:pStyle w:val="Compact"/>
         <w:numPr>
           <w:ilvl w:val="1"/>
-          <w:numId w:val="1"/>
-        </w:numPr>
-        <w:bidi w:val="0"/>
-        <w:jc w:val="start"/>
-        <w:rPr>
-          <w:sz w:val="22"/>
-          <w:szCs w:val="22"/>
-        </w:rPr>
-      </w:pPr>
-      <w:bookmarkStart w:id="16" w:name="sprachqualitätlanguage"/>
-      <w:r>
-        <w:rPr>
-          <w:sz w:val="22"/>
-          <w:szCs w:val="22"/>
-        </w:rPr>
-        <w:t>Bsp.: “Im Kontext der vielschichtigen und diversen Betrachtungsweise der Aufgabenbereiche, die dem Physical Layer im Rahmen des OSI-Referenzmodells zugeschrieben werden können, erläutern Sie diese unter Berücksichtigung sämtlicher relevanter Aspekte.”</w:t>
-      </w:r>
-      <w:bookmarkEnd w:id="16"/>
+          <w:numId w:val="2"/>
+        </w:numPr>
+        <w:rPr>
+          <w:sz w:val="21"/>
+          <w:szCs w:val="21"/>
+        </w:rPr>
+      </w:pPr>
+      <w:bookmarkStart w:id="12" w:name="sprachqualitätlanguage"/>
+      <w:r>
+        <w:rPr>
+          <w:sz w:val="21"/>
+          <w:szCs w:val="21"/>
+        </w:rPr>
+        <w:t>Bsp.: “Im Kontext der vielschichtigen und diversen Betrachtungsweise der Aufgabenbereiche, die dem Physical Layer im Rahmen des OSI-Referenzmodells zugeschrieben werden können, erläutern Sie diese unter Berücksichtigung relevanter Aspekte.”</w:t>
+      </w:r>
+      <w:bookmarkEnd w:id="12"/>
     </w:p>
     <w:p>
       <w:pPr>
         <w:pStyle w:val="Heading2"/>
-        <w:bidi w:val="0"/>
-        <w:jc w:val="start"/>
         <w:rPr/>
       </w:pPr>
       <w:r>
@@ -2560,28 +2561,44 @@
     <w:p>
       <w:pPr>
         <w:pStyle w:val="FirstParagraph"/>
-        <w:bidi w:val="0"/>
-        <w:jc w:val="start"/>
-        <w:rPr>
-          <w:sz w:val="22"/>
-          <w:szCs w:val="22"/>
+        <w:rPr>
+          <w:sz w:val="21"/>
+          <w:szCs w:val="21"/>
         </w:rPr>
       </w:pPr>
       <w:r>
         <w:rPr>
           <w:b/>
           <w:bCs/>
-          <w:sz w:val="22"/>
-          <w:szCs w:val="22"/>
+          <w:sz w:val="21"/>
+          <w:szCs w:val="21"/>
         </w:rPr>
         <w:t>Fragestellung:</w:t>
       </w:r>
       <w:r>
         <w:rPr>
-          <w:sz w:val="22"/>
-          <w:szCs w:val="22"/>
-        </w:rPr>
-        <w:t xml:space="preserve"> Wie korrekt sind die in der Frage selbst enthaltenen Aussagen, Annahmen oder impliziten Behauptungen bezogen auf den Text?</w:t>
+          <w:sz w:val="21"/>
+          <w:szCs w:val="21"/>
+        </w:rPr>
+        <w:t xml:space="preserve"> Wie korrekt ist die generierte Antwort auf Basis des Textinhalts? Nehmen Sie bei der Bewertung die Perspektive der Dozierenden ein.</w:t>
+      </w:r>
+    </w:p>
+    <w:p>
+      <w:pPr>
+        <w:pStyle w:val="BodyText"/>
+        <w:rPr>
+          <w:sz w:val="21"/>
+          <w:szCs w:val="21"/>
+        </w:rPr>
+      </w:pPr>
+      <w:r>
+        <w:rPr>
+          <w:i/>
+          <w:iCs/>
+          <w:sz w:val="21"/>
+          <w:szCs w:val="21"/>
+        </w:rPr>
+        <w:t>Hinweis: Diese Kategorie bewertet die Passung der Antwort zu Textinhalt und Frage.</w:t>
       </w:r>
     </w:p>
     <w:p>
@@ -2589,30 +2606,28 @@
         <w:pStyle w:val="Compact"/>
         <w:numPr>
           <w:ilvl w:val="0"/>
-          <w:numId w:val="1"/>
-        </w:numPr>
-        <w:bidi w:val="0"/>
-        <w:jc w:val="start"/>
-        <w:rPr>
-          <w:sz w:val="22"/>
-          <w:szCs w:val="22"/>
+          <w:numId w:val="2"/>
+        </w:numPr>
+        <w:rPr>
+          <w:sz w:val="21"/>
+          <w:szCs w:val="21"/>
         </w:rPr>
       </w:pPr>
       <w:r>
         <w:rPr>
           <w:b/>
           <w:bCs/>
-          <w:sz w:val="22"/>
-          <w:szCs w:val="22"/>
+          <w:sz w:val="21"/>
+          <w:szCs w:val="21"/>
         </w:rPr>
         <w:t>5 - Vollständig korrekt:</w:t>
       </w:r>
       <w:r>
         <w:rPr>
-          <w:sz w:val="22"/>
-          <w:szCs w:val="22"/>
-        </w:rPr>
-        <w:t xml:space="preserve"> Alle Aussagen entsprechen dem Textinhalt</w:t>
+          <w:sz w:val="21"/>
+          <w:szCs w:val="21"/>
+        </w:rPr>
+        <w:t xml:space="preserve"> Antwort entspricht vollständig dem Textinhalt</w:t>
       </w:r>
     </w:p>
     <w:p>
@@ -2620,19 +2635,17 @@
         <w:pStyle w:val="Compact"/>
         <w:numPr>
           <w:ilvl w:val="1"/>
-          <w:numId w:val="1"/>
-        </w:numPr>
-        <w:bidi w:val="0"/>
-        <w:jc w:val="start"/>
-        <w:rPr>
-          <w:sz w:val="22"/>
-          <w:szCs w:val="22"/>
-        </w:rPr>
-      </w:pPr>
-      <w:r>
-        <w:rPr>
-          <w:sz w:val="22"/>
-          <w:szCs w:val="22"/>
+          <w:numId w:val="2"/>
+        </w:numPr>
+        <w:rPr>
+          <w:sz w:val="21"/>
+          <w:szCs w:val="21"/>
+        </w:rPr>
+      </w:pPr>
+      <w:r>
+        <w:rPr>
+          <w:sz w:val="21"/>
+          <w:szCs w:val="21"/>
         </w:rPr>
         <w:t>Bsp.: “Beschreiben Sie, wie der Network Layer die Kommunikation zwischen Geräten in unterschiedlichen Netzen ermöglicht.”</w:t>
       </w:r>
@@ -2642,30 +2655,28 @@
         <w:pStyle w:val="Compact"/>
         <w:numPr>
           <w:ilvl w:val="0"/>
-          <w:numId w:val="1"/>
-        </w:numPr>
-        <w:bidi w:val="0"/>
-        <w:jc w:val="start"/>
-        <w:rPr>
-          <w:sz w:val="22"/>
-          <w:szCs w:val="22"/>
+          <w:numId w:val="2"/>
+        </w:numPr>
+        <w:rPr>
+          <w:sz w:val="21"/>
+          <w:szCs w:val="21"/>
         </w:rPr>
       </w:pPr>
       <w:r>
         <w:rPr>
           <w:b/>
           <w:bCs/>
-          <w:sz w:val="22"/>
-          <w:szCs w:val="22"/>
+          <w:sz w:val="21"/>
+          <w:szCs w:val="21"/>
         </w:rPr>
         <w:t>4 - Überwiegend korrekt:</w:t>
       </w:r>
       <w:r>
         <w:rPr>
-          <w:sz w:val="22"/>
-          <w:szCs w:val="22"/>
-        </w:rPr>
-        <w:t xml:space="preserve"> Überwiegend korrekt, minimale Ungenauigkeiten</w:t>
+          <w:sz w:val="21"/>
+          <w:szCs w:val="21"/>
+        </w:rPr>
+        <w:t xml:space="preserve"> Antwort überwiegend korrekt, minimale Ungenauigkeiten</w:t>
       </w:r>
     </w:p>
     <w:p>
@@ -2673,30 +2684,28 @@
         <w:pStyle w:val="Compact"/>
         <w:numPr>
           <w:ilvl w:val="0"/>
-          <w:numId w:val="1"/>
-        </w:numPr>
-        <w:bidi w:val="0"/>
-        <w:jc w:val="start"/>
-        <w:rPr>
-          <w:sz w:val="22"/>
-          <w:szCs w:val="22"/>
+          <w:numId w:val="2"/>
+        </w:numPr>
+        <w:rPr>
+          <w:sz w:val="21"/>
+          <w:szCs w:val="21"/>
         </w:rPr>
       </w:pPr>
       <w:r>
         <w:rPr>
           <w:b/>
           <w:bCs/>
-          <w:sz w:val="22"/>
-          <w:szCs w:val="22"/>
+          <w:sz w:val="21"/>
+          <w:szCs w:val="21"/>
         </w:rPr>
         <w:t>3 - Teilweise korrekt:</w:t>
       </w:r>
       <w:r>
         <w:rPr>
-          <w:sz w:val="22"/>
-          <w:szCs w:val="22"/>
-        </w:rPr>
-        <w:t xml:space="preserve"> Erkennbare Ungenauigkeiten in der Frage</w:t>
+          <w:sz w:val="21"/>
+          <w:szCs w:val="21"/>
+        </w:rPr>
+        <w:t xml:space="preserve"> Erkennbare Ungenauigkeiten oder unvollständige Wiedergabe von Fakten</w:t>
       </w:r>
     </w:p>
     <w:p>
@@ -2704,30 +2713,28 @@
         <w:pStyle w:val="Compact"/>
         <w:numPr>
           <w:ilvl w:val="0"/>
-          <w:numId w:val="1"/>
-        </w:numPr>
-        <w:bidi w:val="0"/>
-        <w:jc w:val="start"/>
-        <w:rPr>
-          <w:sz w:val="22"/>
-          <w:szCs w:val="22"/>
+          <w:numId w:val="2"/>
+        </w:numPr>
+        <w:rPr>
+          <w:sz w:val="21"/>
+          <w:szCs w:val="21"/>
         </w:rPr>
       </w:pPr>
       <w:r>
         <w:rPr>
           <w:b/>
           <w:bCs/>
-          <w:sz w:val="22"/>
-          <w:szCs w:val="22"/>
+          <w:sz w:val="21"/>
+          <w:szCs w:val="21"/>
         </w:rPr>
         <w:t>2 - Größtenteils inkorrekt:</w:t>
       </w:r>
       <w:r>
         <w:rPr>
-          <w:sz w:val="22"/>
-          <w:szCs w:val="22"/>
-        </w:rPr>
-        <w:t xml:space="preserve"> Mehrere falsche Aussagen oder Missverständnisse</w:t>
+          <w:sz w:val="21"/>
+          <w:szCs w:val="21"/>
+        </w:rPr>
+        <w:t xml:space="preserve"> Mehrere Fehler oder Missverständnisse des Textinhalts</w:t>
       </w:r>
     </w:p>
     <w:p>
@@ -2735,30 +2742,28 @@
         <w:pStyle w:val="Compact"/>
         <w:numPr>
           <w:ilvl w:val="0"/>
-          <w:numId w:val="1"/>
-        </w:numPr>
-        <w:bidi w:val="0"/>
-        <w:jc w:val="start"/>
-        <w:rPr>
-          <w:sz w:val="22"/>
-          <w:szCs w:val="22"/>
+          <w:numId w:val="2"/>
+        </w:numPr>
+        <w:rPr>
+          <w:sz w:val="21"/>
+          <w:szCs w:val="21"/>
         </w:rPr>
       </w:pPr>
       <w:r>
         <w:rPr>
           <w:b/>
           <w:bCs/>
-          <w:sz w:val="22"/>
-          <w:szCs w:val="22"/>
+          <w:sz w:val="21"/>
+          <w:szCs w:val="21"/>
         </w:rPr>
         <w:t>1 - Völlig inkorrekt:</w:t>
       </w:r>
       <w:r>
         <w:rPr>
-          <w:sz w:val="22"/>
-          <w:szCs w:val="22"/>
-        </w:rPr>
-        <w:t xml:space="preserve"> Frage enthält grundlegend falsche Behauptungen</w:t>
+          <w:sz w:val="21"/>
+          <w:szCs w:val="21"/>
+        </w:rPr>
+        <w:t xml:space="preserve"> Antwort enthält grundlegend falsche Inhalte</w:t>
       </w:r>
     </w:p>
     <w:p>
@@ -2766,26 +2771,134 @@
         <w:pStyle w:val="Compact"/>
         <w:numPr>
           <w:ilvl w:val="1"/>
-          <w:numId w:val="1"/>
-        </w:numPr>
-        <w:bidi w:val="0"/>
-        <w:jc w:val="start"/>
-        <w:rPr>
-          <w:sz w:val="22"/>
-          <w:szCs w:val="22"/>
-        </w:rPr>
-      </w:pPr>
-      <w:bookmarkStart w:id="17" w:name="korrektheitcorrectness"/>
-      <w:bookmarkStart w:id="18" w:name="X5adecf790d361ef61a0e462edd7ab013df4437a"/>
-      <w:r>
-        <w:rPr>
-          <w:sz w:val="22"/>
-          <w:szCs w:val="22"/>
+          <w:numId w:val="2"/>
+        </w:numPr>
+        <w:rPr>
+          <w:sz w:val="21"/>
+          <w:szCs w:val="21"/>
+        </w:rPr>
+      </w:pPr>
+      <w:bookmarkStart w:id="13" w:name="X5adecf790d361ef61a0e462edd7ab013df4437a"/>
+      <w:bookmarkStart w:id="14" w:name="korrektheitcorrectness"/>
+      <w:r>
+        <w:rPr>
+          <w:sz w:val="21"/>
+          <w:szCs w:val="21"/>
         </w:rPr>
         <w:t>Bsp.: “Warum ist der Physical Layer für die Verschlüsselung von Daten zuständig?”</w:t>
       </w:r>
-      <w:bookmarkEnd w:id="17"/>
-      <w:bookmarkEnd w:id="18"/>
+      <w:bookmarkEnd w:id="13"/>
+      <w:bookmarkEnd w:id="14"/>
+    </w:p>
+    <w:p>
+      <w:pPr>
+        <w:pStyle w:val="Compact"/>
+        <w:bidi w:val="0"/>
+        <w:jc w:val="start"/>
+        <w:rPr/>
+      </w:pPr>
+      <w:r>
+        <w:rPr/>
+      </w:r>
+    </w:p>
+    <w:p>
+      <w:pPr>
+        <w:pStyle w:val="Compact"/>
+        <w:bidi w:val="0"/>
+        <w:jc w:val="start"/>
+        <w:rPr/>
+      </w:pPr>
+      <w:r>
+        <w:rPr/>
+      </w:r>
+    </w:p>
+    <w:p>
+      <w:pPr>
+        <w:pStyle w:val="Compact"/>
+        <w:bidi w:val="0"/>
+        <w:jc w:val="start"/>
+        <w:rPr/>
+      </w:pPr>
+      <w:r>
+        <w:rPr/>
+      </w:r>
+    </w:p>
+    <w:p>
+      <w:pPr>
+        <w:pStyle w:val="Compact"/>
+        <w:bidi w:val="0"/>
+        <w:jc w:val="start"/>
+        <w:rPr/>
+      </w:pPr>
+      <w:r>
+        <w:rPr/>
+      </w:r>
+    </w:p>
+    <w:p>
+      <w:pPr>
+        <w:pStyle w:val="Compact"/>
+        <w:bidi w:val="0"/>
+        <w:jc w:val="start"/>
+        <w:rPr/>
+      </w:pPr>
+      <w:r>
+        <w:rPr/>
+      </w:r>
+    </w:p>
+    <w:p>
+      <w:pPr>
+        <w:pStyle w:val="Compact"/>
+        <w:bidi w:val="0"/>
+        <w:jc w:val="start"/>
+        <w:rPr/>
+      </w:pPr>
+      <w:r>
+        <w:rPr/>
+      </w:r>
+    </w:p>
+    <w:p>
+      <w:pPr>
+        <w:pStyle w:val="Compact"/>
+        <w:bidi w:val="0"/>
+        <w:jc w:val="start"/>
+        <w:rPr/>
+      </w:pPr>
+      <w:r>
+        <w:rPr/>
+      </w:r>
+    </w:p>
+    <w:p>
+      <w:pPr>
+        <w:pStyle w:val="Compact"/>
+        <w:bidi w:val="0"/>
+        <w:jc w:val="start"/>
+        <w:rPr/>
+      </w:pPr>
+      <w:r>
+        <w:rPr/>
+      </w:r>
+    </w:p>
+    <w:p>
+      <w:pPr>
+        <w:pStyle w:val="Compact"/>
+        <w:bidi w:val="0"/>
+        <w:jc w:val="start"/>
+        <w:rPr/>
+      </w:pPr>
+      <w:r>
+        <w:rPr/>
+      </w:r>
+    </w:p>
+    <w:p>
+      <w:pPr>
+        <w:pStyle w:val="Compact"/>
+        <w:bidi w:val="0"/>
+        <w:jc w:val="start"/>
+        <w:rPr/>
+      </w:pPr>
+      <w:r>
+        <w:rPr/>
+      </w:r>
     </w:p>
     <w:p>
       <w:pPr>
@@ -2887,7 +3000,7 @@
           <w:szCs w:val="22"/>
         </w:rPr>
       </w:pPr>
-      <w:bookmarkStart w:id="19" w:name="lernziel"/>
+      <w:bookmarkStart w:id="15" w:name="lernziel"/>
       <w:r>
         <w:rPr>
           <w:sz w:val="22"/>
@@ -2895,7 +3008,7 @@
         </w:rPr>
         <w:t>Die Studierenden beherrschen das Sitzungskonzept, einschließlich Sitzungsverwaltung, Synchronisation und Bündelung von Transaktionen</w:t>
       </w:r>
-      <w:bookmarkEnd w:id="19"/>
+      <w:bookmarkEnd w:id="15"/>
     </w:p>
     <w:p>
       <w:pPr>
@@ -2950,7 +3063,7 @@
         <w:pStyle w:val="Compact"/>
         <w:numPr>
           <w:ilvl w:val="0"/>
-          <w:numId w:val="17"/>
+          <w:numId w:val="9"/>
         </w:numPr>
         <w:bidi w:val="0"/>
         <w:jc w:val="start"/>
@@ -2972,7 +3085,7 @@
         <w:pStyle w:val="Compact"/>
         <w:numPr>
           <w:ilvl w:val="0"/>
-          <w:numId w:val="18"/>
+          <w:numId w:val="6"/>
         </w:numPr>
         <w:bidi w:val="0"/>
         <w:jc w:val="start"/>
@@ -2994,7 +3107,7 @@
         <w:pStyle w:val="Compact"/>
         <w:numPr>
           <w:ilvl w:val="0"/>
-          <w:numId w:val="19"/>
+          <w:numId w:val="6"/>
         </w:numPr>
         <w:bidi w:val="0"/>
         <w:jc w:val="start"/>
@@ -3016,16 +3129,16 @@
         <w:pStyle w:val="Compact"/>
         <w:numPr>
           <w:ilvl w:val="0"/>
-          <w:numId w:val="20"/>
-        </w:numPr>
-        <w:bidi w:val="0"/>
-        <w:jc w:val="start"/>
-        <w:rPr>
-          <w:sz w:val="22"/>
-          <w:szCs w:val="22"/>
-        </w:rPr>
-      </w:pPr>
-      <w:bookmarkStart w:id="20" w:name="formulierte-frage"/>
+          <w:numId w:val="6"/>
+        </w:numPr>
+        <w:bidi w:val="0"/>
+        <w:jc w:val="start"/>
+        <w:rPr>
+          <w:sz w:val="22"/>
+          <w:szCs w:val="22"/>
+        </w:rPr>
+      </w:pPr>
+      <w:bookmarkStart w:id="16" w:name="formulierte-frage"/>
       <w:r>
         <w:rPr>
           <w:sz w:val="22"/>
@@ -3033,7 +3146,7 @@
         </w:rPr>
         <w:t>Der Session Layer ist für die Datenkomprimierung und die Konvertierung von Datenformaten zwischen unterschiedlichen Systemen zuständig. (Falsch)</w:t>
       </w:r>
-      <w:bookmarkEnd w:id="20"/>
+      <w:bookmarkEnd w:id="16"/>
     </w:p>
     <w:p>
       <w:pPr>
@@ -3198,10 +3311,13 @@
         <w:pStyle w:val="BodyText"/>
         <w:bidi w:val="0"/>
         <w:jc w:val="start"/>
-        <w:rPr/>
-      </w:pPr>
-      <w:bookmarkStart w:id="21" w:name="quelltext"/>
-      <w:bookmarkStart w:id="22" w:name="multiple-choice-question"/>
+        <w:rPr>
+          <w:sz w:val="22"/>
+          <w:szCs w:val="22"/>
+        </w:rPr>
+      </w:pPr>
+      <w:bookmarkStart w:id="17" w:name="multiple-choice-question"/>
+      <w:bookmarkStart w:id="18" w:name="quelltext"/>
       <w:r>
         <w:rPr>
           <w:sz w:val="22"/>
@@ -3209,8 +3325,25 @@
         </w:rPr>
         <w:t>Gruppierung zusammengehöriger Transaktionen.</w:t>
       </w:r>
-      <w:bookmarkEnd w:id="21"/>
-      <w:bookmarkEnd w:id="22"/>
+      <w:bookmarkEnd w:id="17"/>
+      <w:bookmarkEnd w:id="18"/>
+    </w:p>
+    <w:p>
+      <w:pPr>
+        <w:pStyle w:val="BodyText"/>
+        <w:bidi w:val="0"/>
+        <w:jc w:val="start"/>
+        <w:rPr>
+          <w:sz w:val="22"/>
+          <w:szCs w:val="22"/>
+        </w:rPr>
+      </w:pPr>
+      <w:r>
+        <w:rPr>
+          <w:sz w:val="22"/>
+          <w:szCs w:val="22"/>
+        </w:rPr>
+      </w:r>
     </w:p>
     <w:tbl>
       <w:tblPr>
@@ -4332,7 +4465,7 @@
           <w:szCs w:val="22"/>
         </w:rPr>
       </w:pPr>
-      <w:bookmarkStart w:id="23" w:name="lernziel_Copy_1"/>
+      <w:bookmarkStart w:id="19" w:name="lernziel_Copy_1"/>
       <w:r>
         <w:rPr>
           <w:sz w:val="22"/>
@@ -4340,7 +4473,7 @@
         </w:rPr>
         <w:t>Die Studierenden beherrschen die Mechanismen zur fehlergesicherten Datenübertragung, einschließlich Fehlerkontrolle, Flusskontrolle, Segmentierung, Identifikation und Medienzugriff</w:t>
       </w:r>
-      <w:bookmarkEnd w:id="23"/>
+      <w:bookmarkEnd w:id="19"/>
     </w:p>
     <w:p>
       <w:pPr>
@@ -4382,7 +4515,7 @@
           <w:szCs w:val="22"/>
         </w:rPr>
       </w:pPr>
-      <w:bookmarkStart w:id="24" w:name="formulierte-frage_Copy_1"/>
+      <w:bookmarkStart w:id="20" w:name="formulierte-frage_Copy_1"/>
       <w:r>
         <w:rPr>
           <w:sz w:val="22"/>
@@ -4390,7 +4523,7 @@
         </w:rPr>
         <w:t>Antwort: Die Fehlerkontrolle leistet den größten Beitrag zur fehlergesicherten Übertragung. Sie adressiert direkt das Kernproblem des nicht fehlergesicherten Physical Layers, indem sie Übertragungsfehler erkennt, behebt oder signalisiert. Die anderen vier Aufgaben unterstützen zwar die Kommunikation, zielen jedoch nicht primär auf Fehlersicherung ab: Die Flusskontrolle regelt lediglich Geschwindigkeitsunterschiede zwischen Sender und Empfänger. Die Segmentierung strukturiert Bitströme zu handhabbaren Einheiten. Die Identifikation ermöglicht Adressierung von Kommunikationspartnern. Der Medienzugriff koordiniert die Nutzung des Physical Layers. Nur die Fehlerkontrolle kompensiert aktiv die Unzuverlässigkeit des Physical Layers und transformiert damit eine unsichere in eine sichere Verbindung, was der zentralen Beschreibung des Data Link Layers entspricht. (Richtig)</w:t>
       </w:r>
-      <w:bookmarkEnd w:id="24"/>
+      <w:bookmarkEnd w:id="20"/>
     </w:p>
     <w:p>
       <w:pPr>
@@ -4564,6 +4697,23 @@
           <w:sz w:val="22"/>
           <w:szCs w:val="22"/>
         </w:rPr>
+      </w:r>
+    </w:p>
+    <w:p>
+      <w:pPr>
+        <w:pStyle w:val="BodyText"/>
+        <w:bidi w:val="0"/>
+        <w:jc w:val="start"/>
+        <w:rPr>
+          <w:sz w:val="22"/>
+          <w:szCs w:val="22"/>
+        </w:rPr>
+      </w:pPr>
+      <w:r>
+        <w:rPr>
+          <w:sz w:val="22"/>
+          <w:szCs w:val="22"/>
+        </w:rPr>
         <w:t>Segmentierung:</w:t>
       </w:r>
     </w:p>
@@ -4649,8 +4799,8 @@
           <w:szCs w:val="22"/>
         </w:rPr>
       </w:pPr>
-      <w:bookmarkStart w:id="25" w:name="quelltext_Copy_1"/>
-      <w:bookmarkStart w:id="26" w:name="open-ended-question"/>
+      <w:bookmarkStart w:id="21" w:name="open-ended-question"/>
+      <w:bookmarkStart w:id="22" w:name="quelltext_Copy_1"/>
       <w:r>
         <w:rPr>
           <w:sz w:val="22"/>
@@ -4658,8 +4808,8 @@
         </w:rPr>
         <w:t>Aktivieren des Physical Layer. 4 typische Aspekte: Senden, Warten, Beheben und Reservieren.</w:t>
       </w:r>
-      <w:bookmarkEnd w:id="25"/>
-      <w:bookmarkEnd w:id="26"/>
+      <w:bookmarkEnd w:id="21"/>
+      <w:bookmarkEnd w:id="22"/>
     </w:p>
     <w:p>
       <w:pPr>
@@ -5791,6 +5941,142 @@
   </w:abstractNum>
   <w:abstractNum w:abstractNumId="2">
     <w:lvl w:ilvl="0">
+      <w:numFmt w:val="bullet"/>
+      <w:lvlText w:val=""/>
+      <w:lvlJc w:val="start"/>
+      <w:pPr>
+        <w:tabs>
+          <w:tab w:val="num" w:pos="0"/>
+        </w:tabs>
+        <w:ind w:start="720" w:hanging="360"/>
+      </w:pPr>
+      <w:rPr>
+        <w:rFonts w:ascii="Symbol" w:hAnsi="Symbol" w:cs="Symbol" w:hint="default"/>
+      </w:rPr>
+    </w:lvl>
+    <w:lvl w:ilvl="1">
+      <w:start w:val="0"/>
+      <w:numFmt w:val="bullet"/>
+      <w:lvlText w:val="o"/>
+      <w:lvlJc w:val="start"/>
+      <w:pPr>
+        <w:tabs>
+          <w:tab w:val="num" w:pos="0"/>
+        </w:tabs>
+        <w:ind w:start="1440" w:hanging="360"/>
+      </w:pPr>
+      <w:rPr>
+        <w:rFonts w:ascii="Courier New" w:hAnsi="Courier New" w:cs="Courier New" w:hint="default"/>
+      </w:rPr>
+    </w:lvl>
+    <w:lvl w:ilvl="2">
+      <w:start w:val="0"/>
+      <w:numFmt w:val="bullet"/>
+      <w:lvlText w:val=""/>
+      <w:lvlJc w:val="start"/>
+      <w:pPr>
+        <w:tabs>
+          <w:tab w:val="num" w:pos="0"/>
+        </w:tabs>
+        <w:ind w:start="2160" w:hanging="360"/>
+      </w:pPr>
+      <w:rPr>
+        <w:rFonts w:ascii="Wingdings" w:hAnsi="Wingdings" w:cs="Wingdings" w:hint="default"/>
+      </w:rPr>
+    </w:lvl>
+    <w:lvl w:ilvl="3">
+      <w:start w:val="0"/>
+      <w:numFmt w:val="bullet"/>
+      <w:lvlText w:val=""/>
+      <w:lvlJc w:val="start"/>
+      <w:pPr>
+        <w:tabs>
+          <w:tab w:val="num" w:pos="0"/>
+        </w:tabs>
+        <w:ind w:start="2880" w:hanging="360"/>
+      </w:pPr>
+      <w:rPr>
+        <w:rFonts w:ascii="Symbol" w:hAnsi="Symbol" w:cs="Symbol" w:hint="default"/>
+      </w:rPr>
+    </w:lvl>
+    <w:lvl w:ilvl="4">
+      <w:start w:val="0"/>
+      <w:numFmt w:val="bullet"/>
+      <w:lvlText w:val="o"/>
+      <w:lvlJc w:val="start"/>
+      <w:pPr>
+        <w:tabs>
+          <w:tab w:val="num" w:pos="0"/>
+        </w:tabs>
+        <w:ind w:start="3600" w:hanging="360"/>
+      </w:pPr>
+      <w:rPr>
+        <w:rFonts w:ascii="Courier New" w:hAnsi="Courier New" w:cs="Courier New" w:hint="default"/>
+      </w:rPr>
+    </w:lvl>
+    <w:lvl w:ilvl="5">
+      <w:start w:val="0"/>
+      <w:numFmt w:val="bullet"/>
+      <w:lvlText w:val=""/>
+      <w:lvlJc w:val="start"/>
+      <w:pPr>
+        <w:tabs>
+          <w:tab w:val="num" w:pos="0"/>
+        </w:tabs>
+        <w:ind w:start="4320" w:hanging="360"/>
+      </w:pPr>
+      <w:rPr>
+        <w:rFonts w:ascii="Wingdings" w:hAnsi="Wingdings" w:cs="Wingdings" w:hint="default"/>
+      </w:rPr>
+    </w:lvl>
+    <w:lvl w:ilvl="6">
+      <w:start w:val="0"/>
+      <w:numFmt w:val="bullet"/>
+      <w:lvlText w:val=""/>
+      <w:lvlJc w:val="start"/>
+      <w:pPr>
+        <w:tabs>
+          <w:tab w:val="num" w:pos="0"/>
+        </w:tabs>
+        <w:ind w:start="5040" w:hanging="360"/>
+      </w:pPr>
+      <w:rPr>
+        <w:rFonts w:ascii="Symbol" w:hAnsi="Symbol" w:cs="Symbol" w:hint="default"/>
+      </w:rPr>
+    </w:lvl>
+    <w:lvl w:ilvl="7">
+      <w:start w:val="0"/>
+      <w:numFmt w:val="bullet"/>
+      <w:lvlText w:val="o"/>
+      <w:lvlJc w:val="start"/>
+      <w:pPr>
+        <w:tabs>
+          <w:tab w:val="num" w:pos="0"/>
+        </w:tabs>
+        <w:ind w:start="5760" w:hanging="360"/>
+      </w:pPr>
+      <w:rPr>
+        <w:rFonts w:ascii="Courier New" w:hAnsi="Courier New" w:cs="Courier New" w:hint="default"/>
+      </w:rPr>
+    </w:lvl>
+    <w:lvl w:ilvl="8">
+      <w:start w:val="0"/>
+      <w:numFmt w:val="bullet"/>
+      <w:lvlText w:val=""/>
+      <w:lvlJc w:val="start"/>
+      <w:pPr>
+        <w:tabs>
+          <w:tab w:val="num" w:pos="0"/>
+        </w:tabs>
+        <w:ind w:start="6480" w:hanging="360"/>
+      </w:pPr>
+      <w:rPr>
+        <w:rFonts w:ascii="Wingdings" w:hAnsi="Wingdings" w:cs="Wingdings" w:hint="default"/>
+      </w:rPr>
+    </w:lvl>
+  </w:abstractNum>
+  <w:abstractNum w:abstractNumId="3">
+    <w:lvl w:ilvl="0">
       <w:start w:val="1"/>
       <w:numFmt w:val="decimal"/>
       <w:lvlText w:val="%1."/>
@@ -5801,9 +6087,7 @@
         </w:tabs>
         <w:ind w:start="720" w:hanging="360"/>
       </w:pPr>
-      <w:rPr>
-        <w:rFonts w:ascii="Noto Serif" w:hAnsi="Noto Serif" w:cs="Symbol"/>
-      </w:rPr>
+      <w:rPr/>
     </w:lvl>
     <w:lvl w:ilvl="1">
       <w:start w:val="1"/>
@@ -5816,9 +6100,7 @@
         </w:tabs>
         <w:ind w:start="1440" w:hanging="360"/>
       </w:pPr>
-      <w:rPr>
-        <w:rFonts w:cs="Courier New"/>
-      </w:rPr>
+      <w:rPr/>
     </w:lvl>
     <w:lvl w:ilvl="2">
       <w:start w:val="1"/>
@@ -5831,9 +6113,7 @@
         </w:tabs>
         <w:ind w:start="2160" w:hanging="360"/>
       </w:pPr>
-      <w:rPr>
-        <w:rFonts w:cs="Wingdings"/>
-      </w:rPr>
+      <w:rPr/>
     </w:lvl>
     <w:lvl w:ilvl="3">
       <w:start w:val="1"/>
@@ -5846,9 +6126,7 @@
         </w:tabs>
         <w:ind w:start="2880" w:hanging="360"/>
       </w:pPr>
-      <w:rPr>
-        <w:rFonts w:ascii="Noto Serif" w:hAnsi="Noto Serif" w:cs="Symbol"/>
-      </w:rPr>
+      <w:rPr/>
     </w:lvl>
     <w:lvl w:ilvl="4">
       <w:start w:val="1"/>
@@ -5861,9 +6139,7 @@
         </w:tabs>
         <w:ind w:start="3600" w:hanging="360"/>
       </w:pPr>
-      <w:rPr>
-        <w:rFonts w:cs="Courier New"/>
-      </w:rPr>
+      <w:rPr/>
     </w:lvl>
     <w:lvl w:ilvl="5">
       <w:start w:val="1"/>
@@ -5876,9 +6152,7 @@
         </w:tabs>
         <w:ind w:start="4320" w:hanging="360"/>
       </w:pPr>
-      <w:rPr>
-        <w:rFonts w:cs="Wingdings"/>
-      </w:rPr>
+      <w:rPr/>
     </w:lvl>
     <w:lvl w:ilvl="6">
       <w:start w:val="1"/>
@@ -5891,9 +6165,7 @@
         </w:tabs>
         <w:ind w:start="5040" w:hanging="360"/>
       </w:pPr>
-      <w:rPr>
-        <w:rFonts w:ascii="Noto Serif" w:hAnsi="Noto Serif" w:cs="Symbol"/>
-      </w:rPr>
+      <w:rPr/>
     </w:lvl>
     <w:lvl w:ilvl="7">
       <w:start w:val="1"/>
@@ -5906,9 +6178,7 @@
         </w:tabs>
         <w:ind w:start="5760" w:hanging="360"/>
       </w:pPr>
-      <w:rPr>
-        <w:rFonts w:cs="Courier New"/>
-      </w:rPr>
+      <w:rPr/>
     </w:lvl>
     <w:lvl w:ilvl="8">
       <w:start w:val="1"/>
@@ -5921,12 +6191,10 @@
         </w:tabs>
         <w:ind w:start="6480" w:hanging="360"/>
       </w:pPr>
-      <w:rPr>
-        <w:rFonts w:cs="Wingdings"/>
-      </w:rPr>
+      <w:rPr/>
     </w:lvl>
   </w:abstractNum>
-  <w:abstractNum w:abstractNumId="3">
+  <w:abstractNum w:abstractNumId="4">
     <w:lvl w:ilvl="0">
       <w:numFmt w:val="lowerLetter"/>
       <w:lvlText w:val="%1)"/>
@@ -6062,7 +6330,126 @@
       </w:rPr>
     </w:lvl>
   </w:abstractNum>
-  <w:abstractNum w:abstractNumId="4">
+  <w:abstractNum w:abstractNumId="5">
+    <w:lvl w:ilvl="0">
+      <w:start w:val="1"/>
+      <w:numFmt w:val="decimal"/>
+      <w:lvlText w:val="%1."/>
+      <w:lvlJc w:val="start"/>
+      <w:pPr>
+        <w:tabs>
+          <w:tab w:val="num" w:pos="0"/>
+        </w:tabs>
+        <w:ind w:start="720" w:hanging="360"/>
+      </w:pPr>
+      <w:rPr/>
+    </w:lvl>
+    <w:lvl w:ilvl="1">
+      <w:start w:val="1"/>
+      <w:numFmt w:val="decimal"/>
+      <w:lvlText w:val="%2."/>
+      <w:lvlJc w:val="start"/>
+      <w:pPr>
+        <w:tabs>
+          <w:tab w:val="num" w:pos="0"/>
+        </w:tabs>
+        <w:ind w:start="1440" w:hanging="360"/>
+      </w:pPr>
+      <w:rPr/>
+    </w:lvl>
+    <w:lvl w:ilvl="2">
+      <w:start w:val="1"/>
+      <w:numFmt w:val="decimal"/>
+      <w:lvlText w:val="%3."/>
+      <w:lvlJc w:val="start"/>
+      <w:pPr>
+        <w:tabs>
+          <w:tab w:val="num" w:pos="0"/>
+        </w:tabs>
+        <w:ind w:start="2160" w:hanging="360"/>
+      </w:pPr>
+      <w:rPr/>
+    </w:lvl>
+    <w:lvl w:ilvl="3">
+      <w:start w:val="1"/>
+      <w:numFmt w:val="decimal"/>
+      <w:lvlText w:val="%4."/>
+      <w:lvlJc w:val="start"/>
+      <w:pPr>
+        <w:tabs>
+          <w:tab w:val="num" w:pos="0"/>
+        </w:tabs>
+        <w:ind w:start="2880" w:hanging="360"/>
+      </w:pPr>
+      <w:rPr/>
+    </w:lvl>
+    <w:lvl w:ilvl="4">
+      <w:start w:val="1"/>
+      <w:numFmt w:val="decimal"/>
+      <w:lvlText w:val="%5."/>
+      <w:lvlJc w:val="start"/>
+      <w:pPr>
+        <w:tabs>
+          <w:tab w:val="num" w:pos="0"/>
+        </w:tabs>
+        <w:ind w:start="3600" w:hanging="360"/>
+      </w:pPr>
+      <w:rPr/>
+    </w:lvl>
+    <w:lvl w:ilvl="5">
+      <w:start w:val="1"/>
+      <w:numFmt w:val="decimal"/>
+      <w:lvlText w:val="%6."/>
+      <w:lvlJc w:val="start"/>
+      <w:pPr>
+        <w:tabs>
+          <w:tab w:val="num" w:pos="0"/>
+        </w:tabs>
+        <w:ind w:start="4320" w:hanging="360"/>
+      </w:pPr>
+      <w:rPr/>
+    </w:lvl>
+    <w:lvl w:ilvl="6">
+      <w:start w:val="1"/>
+      <w:numFmt w:val="decimal"/>
+      <w:lvlText w:val="%7."/>
+      <w:lvlJc w:val="start"/>
+      <w:pPr>
+        <w:tabs>
+          <w:tab w:val="num" w:pos="0"/>
+        </w:tabs>
+        <w:ind w:start="5040" w:hanging="360"/>
+      </w:pPr>
+      <w:rPr/>
+    </w:lvl>
+    <w:lvl w:ilvl="7">
+      <w:start w:val="1"/>
+      <w:numFmt w:val="decimal"/>
+      <w:lvlText w:val="%8."/>
+      <w:lvlJc w:val="start"/>
+      <w:pPr>
+        <w:tabs>
+          <w:tab w:val="num" w:pos="0"/>
+        </w:tabs>
+        <w:ind w:start="5760" w:hanging="360"/>
+      </w:pPr>
+      <w:rPr/>
+    </w:lvl>
+    <w:lvl w:ilvl="8">
+      <w:start w:val="1"/>
+      <w:numFmt w:val="decimal"/>
+      <w:lvlText w:val="%9."/>
+      <w:lvlJc w:val="start"/>
+      <w:pPr>
+        <w:tabs>
+          <w:tab w:val="num" w:pos="0"/>
+        </w:tabs>
+        <w:ind w:start="6480" w:hanging="360"/>
+      </w:pPr>
+      <w:rPr/>
+    </w:lvl>
+  </w:abstractNum>
+  <w:abstractNum w:abstractNumId="6">
     <w:lvl w:ilvl="0">
       <w:numFmt w:val="lowerLetter"/>
       <w:lvlText w:val="%1)"/>
@@ -6198,1214 +6585,7 @@
       </w:rPr>
     </w:lvl>
   </w:abstractNum>
-  <w:abstractNum w:abstractNumId="5">
-    <w:lvl w:ilvl="0">
-      <w:numFmt w:val="lowerLetter"/>
-      <w:lvlText w:val="%1)"/>
-      <w:lvlJc w:val="start"/>
-      <w:pPr>
-        <w:tabs>
-          <w:tab w:val="num" w:pos="0"/>
-        </w:tabs>
-        <w:ind w:start="720" w:hanging="360"/>
-      </w:pPr>
-      <w:rPr>
-        <w:rFonts w:ascii="Noto Serif" w:hAnsi="Noto Serif" w:cs="Symbol"/>
-      </w:rPr>
-    </w:lvl>
-    <w:lvl w:ilvl="1">
-      <w:start w:val="0"/>
-      <w:numFmt w:val="bullet"/>
-      <w:lvlText w:val="o"/>
-      <w:lvlJc w:val="start"/>
-      <w:pPr>
-        <w:tabs>
-          <w:tab w:val="num" w:pos="0"/>
-        </w:tabs>
-        <w:ind w:start="1440" w:hanging="360"/>
-      </w:pPr>
-      <w:rPr>
-        <w:rFonts w:ascii="Courier New" w:hAnsi="Courier New" w:cs="Courier New" w:hint="default"/>
-      </w:rPr>
-    </w:lvl>
-    <w:lvl w:ilvl="2">
-      <w:start w:val="0"/>
-      <w:numFmt w:val="bullet"/>
-      <w:lvlText w:val=""/>
-      <w:lvlJc w:val="start"/>
-      <w:pPr>
-        <w:tabs>
-          <w:tab w:val="num" w:pos="0"/>
-        </w:tabs>
-        <w:ind w:start="2160" w:hanging="360"/>
-      </w:pPr>
-      <w:rPr>
-        <w:rFonts w:ascii="Wingdings" w:hAnsi="Wingdings" w:cs="Wingdings" w:hint="default"/>
-      </w:rPr>
-    </w:lvl>
-    <w:lvl w:ilvl="3">
-      <w:start w:val="0"/>
-      <w:numFmt w:val="bullet"/>
-      <w:lvlText w:val=""/>
-      <w:lvlJc w:val="start"/>
-      <w:pPr>
-        <w:tabs>
-          <w:tab w:val="num" w:pos="0"/>
-        </w:tabs>
-        <w:ind w:start="2880" w:hanging="360"/>
-      </w:pPr>
-      <w:rPr>
-        <w:rFonts w:ascii="Symbol" w:hAnsi="Symbol" w:cs="Symbol" w:hint="default"/>
-      </w:rPr>
-    </w:lvl>
-    <w:lvl w:ilvl="4">
-      <w:start w:val="0"/>
-      <w:numFmt w:val="bullet"/>
-      <w:lvlText w:val="o"/>
-      <w:lvlJc w:val="start"/>
-      <w:pPr>
-        <w:tabs>
-          <w:tab w:val="num" w:pos="0"/>
-        </w:tabs>
-        <w:ind w:start="3600" w:hanging="360"/>
-      </w:pPr>
-      <w:rPr>
-        <w:rFonts w:ascii="Courier New" w:hAnsi="Courier New" w:cs="Courier New" w:hint="default"/>
-      </w:rPr>
-    </w:lvl>
-    <w:lvl w:ilvl="5">
-      <w:start w:val="0"/>
-      <w:numFmt w:val="bullet"/>
-      <w:lvlText w:val=""/>
-      <w:lvlJc w:val="start"/>
-      <w:pPr>
-        <w:tabs>
-          <w:tab w:val="num" w:pos="0"/>
-        </w:tabs>
-        <w:ind w:start="4320" w:hanging="360"/>
-      </w:pPr>
-      <w:rPr>
-        <w:rFonts w:ascii="Wingdings" w:hAnsi="Wingdings" w:cs="Wingdings" w:hint="default"/>
-      </w:rPr>
-    </w:lvl>
-    <w:lvl w:ilvl="6">
-      <w:start w:val="0"/>
-      <w:numFmt w:val="bullet"/>
-      <w:lvlText w:val=""/>
-      <w:lvlJc w:val="start"/>
-      <w:pPr>
-        <w:tabs>
-          <w:tab w:val="num" w:pos="0"/>
-        </w:tabs>
-        <w:ind w:start="5040" w:hanging="360"/>
-      </w:pPr>
-      <w:rPr>
-        <w:rFonts w:ascii="Symbol" w:hAnsi="Symbol" w:cs="Symbol" w:hint="default"/>
-      </w:rPr>
-    </w:lvl>
-    <w:lvl w:ilvl="7">
-      <w:start w:val="0"/>
-      <w:numFmt w:val="bullet"/>
-      <w:lvlText w:val="o"/>
-      <w:lvlJc w:val="start"/>
-      <w:pPr>
-        <w:tabs>
-          <w:tab w:val="num" w:pos="0"/>
-        </w:tabs>
-        <w:ind w:start="5760" w:hanging="360"/>
-      </w:pPr>
-      <w:rPr>
-        <w:rFonts w:ascii="Courier New" w:hAnsi="Courier New" w:cs="Courier New" w:hint="default"/>
-      </w:rPr>
-    </w:lvl>
-    <w:lvl w:ilvl="8">
-      <w:start w:val="0"/>
-      <w:numFmt w:val="bullet"/>
-      <w:lvlText w:val=""/>
-      <w:lvlJc w:val="start"/>
-      <w:pPr>
-        <w:tabs>
-          <w:tab w:val="num" w:pos="0"/>
-        </w:tabs>
-        <w:ind w:start="6480" w:hanging="360"/>
-      </w:pPr>
-      <w:rPr>
-        <w:rFonts w:ascii="Wingdings" w:hAnsi="Wingdings" w:cs="Wingdings" w:hint="default"/>
-      </w:rPr>
-    </w:lvl>
-  </w:abstractNum>
-  <w:abstractNum w:abstractNumId="6">
-    <w:lvl w:ilvl="0">
-      <w:numFmt w:val="lowerLetter"/>
-      <w:lvlText w:val="%1)"/>
-      <w:lvlJc w:val="start"/>
-      <w:pPr>
-        <w:tabs>
-          <w:tab w:val="num" w:pos="0"/>
-        </w:tabs>
-        <w:ind w:start="720" w:hanging="360"/>
-      </w:pPr>
-      <w:rPr>
-        <w:rFonts w:ascii="Noto Serif" w:hAnsi="Noto Serif" w:cs="Symbol"/>
-      </w:rPr>
-    </w:lvl>
-    <w:lvl w:ilvl="1">
-      <w:start w:val="0"/>
-      <w:numFmt w:val="bullet"/>
-      <w:lvlText w:val="o"/>
-      <w:lvlJc w:val="start"/>
-      <w:pPr>
-        <w:tabs>
-          <w:tab w:val="num" w:pos="0"/>
-        </w:tabs>
-        <w:ind w:start="1440" w:hanging="360"/>
-      </w:pPr>
-      <w:rPr>
-        <w:rFonts w:ascii="Courier New" w:hAnsi="Courier New" w:cs="Courier New" w:hint="default"/>
-      </w:rPr>
-    </w:lvl>
-    <w:lvl w:ilvl="2">
-      <w:start w:val="0"/>
-      <w:numFmt w:val="bullet"/>
-      <w:lvlText w:val=""/>
-      <w:lvlJc w:val="start"/>
-      <w:pPr>
-        <w:tabs>
-          <w:tab w:val="num" w:pos="0"/>
-        </w:tabs>
-        <w:ind w:start="2160" w:hanging="360"/>
-      </w:pPr>
-      <w:rPr>
-        <w:rFonts w:ascii="Wingdings" w:hAnsi="Wingdings" w:cs="Wingdings" w:hint="default"/>
-      </w:rPr>
-    </w:lvl>
-    <w:lvl w:ilvl="3">
-      <w:start w:val="0"/>
-      <w:numFmt w:val="bullet"/>
-      <w:lvlText w:val=""/>
-      <w:lvlJc w:val="start"/>
-      <w:pPr>
-        <w:tabs>
-          <w:tab w:val="num" w:pos="0"/>
-        </w:tabs>
-        <w:ind w:start="2880" w:hanging="360"/>
-      </w:pPr>
-      <w:rPr>
-        <w:rFonts w:ascii="Symbol" w:hAnsi="Symbol" w:cs="Symbol" w:hint="default"/>
-      </w:rPr>
-    </w:lvl>
-    <w:lvl w:ilvl="4">
-      <w:start w:val="0"/>
-      <w:numFmt w:val="bullet"/>
-      <w:lvlText w:val="o"/>
-      <w:lvlJc w:val="start"/>
-      <w:pPr>
-        <w:tabs>
-          <w:tab w:val="num" w:pos="0"/>
-        </w:tabs>
-        <w:ind w:start="3600" w:hanging="360"/>
-      </w:pPr>
-      <w:rPr>
-        <w:rFonts w:ascii="Courier New" w:hAnsi="Courier New" w:cs="Courier New" w:hint="default"/>
-      </w:rPr>
-    </w:lvl>
-    <w:lvl w:ilvl="5">
-      <w:start w:val="0"/>
-      <w:numFmt w:val="bullet"/>
-      <w:lvlText w:val=""/>
-      <w:lvlJc w:val="start"/>
-      <w:pPr>
-        <w:tabs>
-          <w:tab w:val="num" w:pos="0"/>
-        </w:tabs>
-        <w:ind w:start="4320" w:hanging="360"/>
-      </w:pPr>
-      <w:rPr>
-        <w:rFonts w:ascii="Wingdings" w:hAnsi="Wingdings" w:cs="Wingdings" w:hint="default"/>
-      </w:rPr>
-    </w:lvl>
-    <w:lvl w:ilvl="6">
-      <w:start w:val="0"/>
-      <w:numFmt w:val="bullet"/>
-      <w:lvlText w:val=""/>
-      <w:lvlJc w:val="start"/>
-      <w:pPr>
-        <w:tabs>
-          <w:tab w:val="num" w:pos="0"/>
-        </w:tabs>
-        <w:ind w:start="5040" w:hanging="360"/>
-      </w:pPr>
-      <w:rPr>
-        <w:rFonts w:ascii="Symbol" w:hAnsi="Symbol" w:cs="Symbol" w:hint="default"/>
-      </w:rPr>
-    </w:lvl>
-    <w:lvl w:ilvl="7">
-      <w:start w:val="0"/>
-      <w:numFmt w:val="bullet"/>
-      <w:lvlText w:val="o"/>
-      <w:lvlJc w:val="start"/>
-      <w:pPr>
-        <w:tabs>
-          <w:tab w:val="num" w:pos="0"/>
-        </w:tabs>
-        <w:ind w:start="5760" w:hanging="360"/>
-      </w:pPr>
-      <w:rPr>
-        <w:rFonts w:ascii="Courier New" w:hAnsi="Courier New" w:cs="Courier New" w:hint="default"/>
-      </w:rPr>
-    </w:lvl>
-    <w:lvl w:ilvl="8">
-      <w:start w:val="0"/>
-      <w:numFmt w:val="bullet"/>
-      <w:lvlText w:val=""/>
-      <w:lvlJc w:val="start"/>
-      <w:pPr>
-        <w:tabs>
-          <w:tab w:val="num" w:pos="0"/>
-        </w:tabs>
-        <w:ind w:start="6480" w:hanging="360"/>
-      </w:pPr>
-      <w:rPr>
-        <w:rFonts w:ascii="Wingdings" w:hAnsi="Wingdings" w:cs="Wingdings" w:hint="default"/>
-      </w:rPr>
-    </w:lvl>
-  </w:abstractNum>
   <w:abstractNum w:abstractNumId="7">
-    <w:lvl w:ilvl="0">
-      <w:numFmt w:val="bullet"/>
-      <w:lvlText w:val=""/>
-      <w:lvlJc w:val="start"/>
-      <w:pPr>
-        <w:tabs>
-          <w:tab w:val="num" w:pos="0"/>
-        </w:tabs>
-        <w:ind w:start="720" w:hanging="360"/>
-      </w:pPr>
-      <w:rPr>
-        <w:rFonts w:ascii="Symbol" w:hAnsi="Symbol" w:cs="Symbol" w:hint="default"/>
-      </w:rPr>
-    </w:lvl>
-    <w:lvl w:ilvl="1">
-      <w:start w:val="0"/>
-      <w:numFmt w:val="bullet"/>
-      <w:lvlText w:val="o"/>
-      <w:lvlJc w:val="start"/>
-      <w:pPr>
-        <w:tabs>
-          <w:tab w:val="num" w:pos="0"/>
-        </w:tabs>
-        <w:ind w:start="1440" w:hanging="360"/>
-      </w:pPr>
-      <w:rPr>
-        <w:rFonts w:ascii="Courier New" w:hAnsi="Courier New" w:cs="Courier New" w:hint="default"/>
-      </w:rPr>
-    </w:lvl>
-    <w:lvl w:ilvl="2">
-      <w:start w:val="0"/>
-      <w:numFmt w:val="bullet"/>
-      <w:lvlText w:val=""/>
-      <w:lvlJc w:val="start"/>
-      <w:pPr>
-        <w:tabs>
-          <w:tab w:val="num" w:pos="0"/>
-        </w:tabs>
-        <w:ind w:start="2160" w:hanging="360"/>
-      </w:pPr>
-      <w:rPr>
-        <w:rFonts w:ascii="Wingdings" w:hAnsi="Wingdings" w:cs="Wingdings" w:hint="default"/>
-      </w:rPr>
-    </w:lvl>
-    <w:lvl w:ilvl="3">
-      <w:start w:val="0"/>
-      <w:numFmt w:val="bullet"/>
-      <w:lvlText w:val=""/>
-      <w:lvlJc w:val="start"/>
-      <w:pPr>
-        <w:tabs>
-          <w:tab w:val="num" w:pos="0"/>
-        </w:tabs>
-        <w:ind w:start="2880" w:hanging="360"/>
-      </w:pPr>
-      <w:rPr>
-        <w:rFonts w:ascii="Symbol" w:hAnsi="Symbol" w:cs="Symbol" w:hint="default"/>
-      </w:rPr>
-    </w:lvl>
-    <w:lvl w:ilvl="4">
-      <w:start w:val="0"/>
-      <w:numFmt w:val="bullet"/>
-      <w:lvlText w:val="o"/>
-      <w:lvlJc w:val="start"/>
-      <w:pPr>
-        <w:tabs>
-          <w:tab w:val="num" w:pos="0"/>
-        </w:tabs>
-        <w:ind w:start="3600" w:hanging="360"/>
-      </w:pPr>
-      <w:rPr>
-        <w:rFonts w:ascii="Courier New" w:hAnsi="Courier New" w:cs="Courier New" w:hint="default"/>
-      </w:rPr>
-    </w:lvl>
-    <w:lvl w:ilvl="5">
-      <w:start w:val="0"/>
-      <w:numFmt w:val="bullet"/>
-      <w:lvlText w:val=""/>
-      <w:lvlJc w:val="start"/>
-      <w:pPr>
-        <w:tabs>
-          <w:tab w:val="num" w:pos="0"/>
-        </w:tabs>
-        <w:ind w:start="4320" w:hanging="360"/>
-      </w:pPr>
-      <w:rPr>
-        <w:rFonts w:ascii="Wingdings" w:hAnsi="Wingdings" w:cs="Wingdings" w:hint="default"/>
-      </w:rPr>
-    </w:lvl>
-    <w:lvl w:ilvl="6">
-      <w:start w:val="0"/>
-      <w:numFmt w:val="bullet"/>
-      <w:lvlText w:val=""/>
-      <w:lvlJc w:val="start"/>
-      <w:pPr>
-        <w:tabs>
-          <w:tab w:val="num" w:pos="0"/>
-        </w:tabs>
-        <w:ind w:start="5040" w:hanging="360"/>
-      </w:pPr>
-      <w:rPr>
-        <w:rFonts w:ascii="Symbol" w:hAnsi="Symbol" w:cs="Symbol" w:hint="default"/>
-      </w:rPr>
-    </w:lvl>
-    <w:lvl w:ilvl="7">
-      <w:start w:val="0"/>
-      <w:numFmt w:val="bullet"/>
-      <w:lvlText w:val="o"/>
-      <w:lvlJc w:val="start"/>
-      <w:pPr>
-        <w:tabs>
-          <w:tab w:val="num" w:pos="0"/>
-        </w:tabs>
-        <w:ind w:start="5760" w:hanging="360"/>
-      </w:pPr>
-      <w:rPr>
-        <w:rFonts w:ascii="Courier New" w:hAnsi="Courier New" w:cs="Courier New" w:hint="default"/>
-      </w:rPr>
-    </w:lvl>
-    <w:lvl w:ilvl="8">
-      <w:start w:val="0"/>
-      <w:numFmt w:val="bullet"/>
-      <w:lvlText w:val=""/>
-      <w:lvlJc w:val="start"/>
-      <w:pPr>
-        <w:tabs>
-          <w:tab w:val="num" w:pos="0"/>
-        </w:tabs>
-        <w:ind w:start="6480" w:hanging="360"/>
-      </w:pPr>
-      <w:rPr>
-        <w:rFonts w:ascii="Wingdings" w:hAnsi="Wingdings" w:cs="Wingdings" w:hint="default"/>
-      </w:rPr>
-    </w:lvl>
-  </w:abstractNum>
-  <w:abstractNum w:abstractNumId="8">
-    <w:lvl w:ilvl="0">
-      <w:numFmt w:val="bullet"/>
-      <w:lvlText w:val=""/>
-      <w:lvlJc w:val="start"/>
-      <w:pPr>
-        <w:tabs>
-          <w:tab w:val="num" w:pos="0"/>
-        </w:tabs>
-        <w:ind w:start="720" w:hanging="360"/>
-      </w:pPr>
-      <w:rPr>
-        <w:rFonts w:ascii="Symbol" w:hAnsi="Symbol" w:cs="Symbol" w:hint="default"/>
-      </w:rPr>
-    </w:lvl>
-    <w:lvl w:ilvl="1">
-      <w:start w:val="0"/>
-      <w:numFmt w:val="bullet"/>
-      <w:lvlText w:val="o"/>
-      <w:lvlJc w:val="start"/>
-      <w:pPr>
-        <w:tabs>
-          <w:tab w:val="num" w:pos="0"/>
-        </w:tabs>
-        <w:ind w:start="1440" w:hanging="360"/>
-      </w:pPr>
-      <w:rPr>
-        <w:rFonts w:ascii="Courier New" w:hAnsi="Courier New" w:cs="Courier New" w:hint="default"/>
-      </w:rPr>
-    </w:lvl>
-    <w:lvl w:ilvl="2">
-      <w:start w:val="0"/>
-      <w:numFmt w:val="bullet"/>
-      <w:lvlText w:val=""/>
-      <w:lvlJc w:val="start"/>
-      <w:pPr>
-        <w:tabs>
-          <w:tab w:val="num" w:pos="0"/>
-        </w:tabs>
-        <w:ind w:start="2160" w:hanging="360"/>
-      </w:pPr>
-      <w:rPr>
-        <w:rFonts w:ascii="Wingdings" w:hAnsi="Wingdings" w:cs="Wingdings" w:hint="default"/>
-      </w:rPr>
-    </w:lvl>
-    <w:lvl w:ilvl="3">
-      <w:start w:val="0"/>
-      <w:numFmt w:val="bullet"/>
-      <w:lvlText w:val=""/>
-      <w:lvlJc w:val="start"/>
-      <w:pPr>
-        <w:tabs>
-          <w:tab w:val="num" w:pos="0"/>
-        </w:tabs>
-        <w:ind w:start="2880" w:hanging="360"/>
-      </w:pPr>
-      <w:rPr>
-        <w:rFonts w:ascii="Symbol" w:hAnsi="Symbol" w:cs="Symbol" w:hint="default"/>
-      </w:rPr>
-    </w:lvl>
-    <w:lvl w:ilvl="4">
-      <w:start w:val="0"/>
-      <w:numFmt w:val="bullet"/>
-      <w:lvlText w:val="o"/>
-      <w:lvlJc w:val="start"/>
-      <w:pPr>
-        <w:tabs>
-          <w:tab w:val="num" w:pos="0"/>
-        </w:tabs>
-        <w:ind w:start="3600" w:hanging="360"/>
-      </w:pPr>
-      <w:rPr>
-        <w:rFonts w:ascii="Courier New" w:hAnsi="Courier New" w:cs="Courier New" w:hint="default"/>
-      </w:rPr>
-    </w:lvl>
-    <w:lvl w:ilvl="5">
-      <w:start w:val="0"/>
-      <w:numFmt w:val="bullet"/>
-      <w:lvlText w:val=""/>
-      <w:lvlJc w:val="start"/>
-      <w:pPr>
-        <w:tabs>
-          <w:tab w:val="num" w:pos="0"/>
-        </w:tabs>
-        <w:ind w:start="4320" w:hanging="360"/>
-      </w:pPr>
-      <w:rPr>
-        <w:rFonts w:ascii="Wingdings" w:hAnsi="Wingdings" w:cs="Wingdings" w:hint="default"/>
-      </w:rPr>
-    </w:lvl>
-    <w:lvl w:ilvl="6">
-      <w:start w:val="0"/>
-      <w:numFmt w:val="bullet"/>
-      <w:lvlText w:val=""/>
-      <w:lvlJc w:val="start"/>
-      <w:pPr>
-        <w:tabs>
-          <w:tab w:val="num" w:pos="0"/>
-        </w:tabs>
-        <w:ind w:start="5040" w:hanging="360"/>
-      </w:pPr>
-      <w:rPr>
-        <w:rFonts w:ascii="Symbol" w:hAnsi="Symbol" w:cs="Symbol" w:hint="default"/>
-      </w:rPr>
-    </w:lvl>
-    <w:lvl w:ilvl="7">
-      <w:start w:val="0"/>
-      <w:numFmt w:val="bullet"/>
-      <w:lvlText w:val="o"/>
-      <w:lvlJc w:val="start"/>
-      <w:pPr>
-        <w:tabs>
-          <w:tab w:val="num" w:pos="0"/>
-        </w:tabs>
-        <w:ind w:start="5760" w:hanging="360"/>
-      </w:pPr>
-      <w:rPr>
-        <w:rFonts w:ascii="Courier New" w:hAnsi="Courier New" w:cs="Courier New" w:hint="default"/>
-      </w:rPr>
-    </w:lvl>
-    <w:lvl w:ilvl="8">
-      <w:start w:val="0"/>
-      <w:numFmt w:val="bullet"/>
-      <w:lvlText w:val=""/>
-      <w:lvlJc w:val="start"/>
-      <w:pPr>
-        <w:tabs>
-          <w:tab w:val="num" w:pos="0"/>
-        </w:tabs>
-        <w:ind w:start="6480" w:hanging="360"/>
-      </w:pPr>
-      <w:rPr>
-        <w:rFonts w:ascii="Wingdings" w:hAnsi="Wingdings" w:cs="Wingdings" w:hint="default"/>
-      </w:rPr>
-    </w:lvl>
-  </w:abstractNum>
-  <w:abstractNum w:abstractNumId="9">
-    <w:lvl w:ilvl="0">
-      <w:numFmt w:val="bullet"/>
-      <w:lvlText w:val=""/>
-      <w:lvlJc w:val="start"/>
-      <w:pPr>
-        <w:tabs>
-          <w:tab w:val="num" w:pos="0"/>
-        </w:tabs>
-        <w:ind w:start="720" w:hanging="360"/>
-      </w:pPr>
-      <w:rPr>
-        <w:rFonts w:ascii="Symbol" w:hAnsi="Symbol" w:cs="Symbol" w:hint="default"/>
-      </w:rPr>
-    </w:lvl>
-    <w:lvl w:ilvl="1">
-      <w:start w:val="0"/>
-      <w:numFmt w:val="bullet"/>
-      <w:lvlText w:val="o"/>
-      <w:lvlJc w:val="start"/>
-      <w:pPr>
-        <w:tabs>
-          <w:tab w:val="num" w:pos="0"/>
-        </w:tabs>
-        <w:ind w:start="1440" w:hanging="360"/>
-      </w:pPr>
-      <w:rPr>
-        <w:rFonts w:ascii="Courier New" w:hAnsi="Courier New" w:cs="Courier New" w:hint="default"/>
-      </w:rPr>
-    </w:lvl>
-    <w:lvl w:ilvl="2">
-      <w:start w:val="0"/>
-      <w:numFmt w:val="bullet"/>
-      <w:lvlText w:val=""/>
-      <w:lvlJc w:val="start"/>
-      <w:pPr>
-        <w:tabs>
-          <w:tab w:val="num" w:pos="0"/>
-        </w:tabs>
-        <w:ind w:start="2160" w:hanging="360"/>
-      </w:pPr>
-      <w:rPr>
-        <w:rFonts w:ascii="Wingdings" w:hAnsi="Wingdings" w:cs="Wingdings" w:hint="default"/>
-      </w:rPr>
-    </w:lvl>
-    <w:lvl w:ilvl="3">
-      <w:start w:val="0"/>
-      <w:numFmt w:val="bullet"/>
-      <w:lvlText w:val=""/>
-      <w:lvlJc w:val="start"/>
-      <w:pPr>
-        <w:tabs>
-          <w:tab w:val="num" w:pos="0"/>
-        </w:tabs>
-        <w:ind w:start="2880" w:hanging="360"/>
-      </w:pPr>
-      <w:rPr>
-        <w:rFonts w:ascii="Symbol" w:hAnsi="Symbol" w:cs="Symbol" w:hint="default"/>
-      </w:rPr>
-    </w:lvl>
-    <w:lvl w:ilvl="4">
-      <w:start w:val="0"/>
-      <w:numFmt w:val="bullet"/>
-      <w:lvlText w:val="o"/>
-      <w:lvlJc w:val="start"/>
-      <w:pPr>
-        <w:tabs>
-          <w:tab w:val="num" w:pos="0"/>
-        </w:tabs>
-        <w:ind w:start="3600" w:hanging="360"/>
-      </w:pPr>
-      <w:rPr>
-        <w:rFonts w:ascii="Courier New" w:hAnsi="Courier New" w:cs="Courier New" w:hint="default"/>
-      </w:rPr>
-    </w:lvl>
-    <w:lvl w:ilvl="5">
-      <w:start w:val="0"/>
-      <w:numFmt w:val="bullet"/>
-      <w:lvlText w:val=""/>
-      <w:lvlJc w:val="start"/>
-      <w:pPr>
-        <w:tabs>
-          <w:tab w:val="num" w:pos="0"/>
-        </w:tabs>
-        <w:ind w:start="4320" w:hanging="360"/>
-      </w:pPr>
-      <w:rPr>
-        <w:rFonts w:ascii="Wingdings" w:hAnsi="Wingdings" w:cs="Wingdings" w:hint="default"/>
-      </w:rPr>
-    </w:lvl>
-    <w:lvl w:ilvl="6">
-      <w:start w:val="0"/>
-      <w:numFmt w:val="bullet"/>
-      <w:lvlText w:val=""/>
-      <w:lvlJc w:val="start"/>
-      <w:pPr>
-        <w:tabs>
-          <w:tab w:val="num" w:pos="0"/>
-        </w:tabs>
-        <w:ind w:start="5040" w:hanging="360"/>
-      </w:pPr>
-      <w:rPr>
-        <w:rFonts w:ascii="Symbol" w:hAnsi="Symbol" w:cs="Symbol" w:hint="default"/>
-      </w:rPr>
-    </w:lvl>
-    <w:lvl w:ilvl="7">
-      <w:start w:val="0"/>
-      <w:numFmt w:val="bullet"/>
-      <w:lvlText w:val="o"/>
-      <w:lvlJc w:val="start"/>
-      <w:pPr>
-        <w:tabs>
-          <w:tab w:val="num" w:pos="0"/>
-        </w:tabs>
-        <w:ind w:start="5760" w:hanging="360"/>
-      </w:pPr>
-      <w:rPr>
-        <w:rFonts w:ascii="Courier New" w:hAnsi="Courier New" w:cs="Courier New" w:hint="default"/>
-      </w:rPr>
-    </w:lvl>
-    <w:lvl w:ilvl="8">
-      <w:start w:val="0"/>
-      <w:numFmt w:val="bullet"/>
-      <w:lvlText w:val=""/>
-      <w:lvlJc w:val="start"/>
-      <w:pPr>
-        <w:tabs>
-          <w:tab w:val="num" w:pos="0"/>
-        </w:tabs>
-        <w:ind w:start="6480" w:hanging="360"/>
-      </w:pPr>
-      <w:rPr>
-        <w:rFonts w:ascii="Wingdings" w:hAnsi="Wingdings" w:cs="Wingdings" w:hint="default"/>
-      </w:rPr>
-    </w:lvl>
-  </w:abstractNum>
-  <w:abstractNum w:abstractNumId="10">
-    <w:lvl w:ilvl="0">
-      <w:numFmt w:val="bullet"/>
-      <w:lvlText w:val=""/>
-      <w:lvlJc w:val="start"/>
-      <w:pPr>
-        <w:tabs>
-          <w:tab w:val="num" w:pos="0"/>
-        </w:tabs>
-        <w:ind w:start="720" w:hanging="360"/>
-      </w:pPr>
-      <w:rPr>
-        <w:rFonts w:ascii="Symbol" w:hAnsi="Symbol" w:cs="Symbol" w:hint="default"/>
-      </w:rPr>
-    </w:lvl>
-    <w:lvl w:ilvl="1">
-      <w:start w:val="0"/>
-      <w:numFmt w:val="bullet"/>
-      <w:lvlText w:val="o"/>
-      <w:lvlJc w:val="start"/>
-      <w:pPr>
-        <w:tabs>
-          <w:tab w:val="num" w:pos="0"/>
-        </w:tabs>
-        <w:ind w:start="1440" w:hanging="360"/>
-      </w:pPr>
-      <w:rPr>
-        <w:rFonts w:ascii="Courier New" w:hAnsi="Courier New" w:cs="Courier New" w:hint="default"/>
-      </w:rPr>
-    </w:lvl>
-    <w:lvl w:ilvl="2">
-      <w:start w:val="0"/>
-      <w:numFmt w:val="bullet"/>
-      <w:lvlText w:val=""/>
-      <w:lvlJc w:val="start"/>
-      <w:pPr>
-        <w:tabs>
-          <w:tab w:val="num" w:pos="0"/>
-        </w:tabs>
-        <w:ind w:start="2160" w:hanging="360"/>
-      </w:pPr>
-      <w:rPr>
-        <w:rFonts w:ascii="Wingdings" w:hAnsi="Wingdings" w:cs="Wingdings" w:hint="default"/>
-      </w:rPr>
-    </w:lvl>
-    <w:lvl w:ilvl="3">
-      <w:start w:val="0"/>
-      <w:numFmt w:val="bullet"/>
-      <w:lvlText w:val=""/>
-      <w:lvlJc w:val="start"/>
-      <w:pPr>
-        <w:tabs>
-          <w:tab w:val="num" w:pos="0"/>
-        </w:tabs>
-        <w:ind w:start="2880" w:hanging="360"/>
-      </w:pPr>
-      <w:rPr>
-        <w:rFonts w:ascii="Symbol" w:hAnsi="Symbol" w:cs="Symbol" w:hint="default"/>
-      </w:rPr>
-    </w:lvl>
-    <w:lvl w:ilvl="4">
-      <w:start w:val="0"/>
-      <w:numFmt w:val="bullet"/>
-      <w:lvlText w:val="o"/>
-      <w:lvlJc w:val="start"/>
-      <w:pPr>
-        <w:tabs>
-          <w:tab w:val="num" w:pos="0"/>
-        </w:tabs>
-        <w:ind w:start="3600" w:hanging="360"/>
-      </w:pPr>
-      <w:rPr>
-        <w:rFonts w:ascii="Courier New" w:hAnsi="Courier New" w:cs="Courier New" w:hint="default"/>
-      </w:rPr>
-    </w:lvl>
-    <w:lvl w:ilvl="5">
-      <w:start w:val="0"/>
-      <w:numFmt w:val="bullet"/>
-      <w:lvlText w:val=""/>
-      <w:lvlJc w:val="start"/>
-      <w:pPr>
-        <w:tabs>
-          <w:tab w:val="num" w:pos="0"/>
-        </w:tabs>
-        <w:ind w:start="4320" w:hanging="360"/>
-      </w:pPr>
-      <w:rPr>
-        <w:rFonts w:ascii="Wingdings" w:hAnsi="Wingdings" w:cs="Wingdings" w:hint="default"/>
-      </w:rPr>
-    </w:lvl>
-    <w:lvl w:ilvl="6">
-      <w:start w:val="0"/>
-      <w:numFmt w:val="bullet"/>
-      <w:lvlText w:val=""/>
-      <w:lvlJc w:val="start"/>
-      <w:pPr>
-        <w:tabs>
-          <w:tab w:val="num" w:pos="0"/>
-        </w:tabs>
-        <w:ind w:start="5040" w:hanging="360"/>
-      </w:pPr>
-      <w:rPr>
-        <w:rFonts w:ascii="Symbol" w:hAnsi="Symbol" w:cs="Symbol" w:hint="default"/>
-      </w:rPr>
-    </w:lvl>
-    <w:lvl w:ilvl="7">
-      <w:start w:val="0"/>
-      <w:numFmt w:val="bullet"/>
-      <w:lvlText w:val="o"/>
-      <w:lvlJc w:val="start"/>
-      <w:pPr>
-        <w:tabs>
-          <w:tab w:val="num" w:pos="0"/>
-        </w:tabs>
-        <w:ind w:start="5760" w:hanging="360"/>
-      </w:pPr>
-      <w:rPr>
-        <w:rFonts w:ascii="Courier New" w:hAnsi="Courier New" w:cs="Courier New" w:hint="default"/>
-      </w:rPr>
-    </w:lvl>
-    <w:lvl w:ilvl="8">
-      <w:start w:val="0"/>
-      <w:numFmt w:val="bullet"/>
-      <w:lvlText w:val=""/>
-      <w:lvlJc w:val="start"/>
-      <w:pPr>
-        <w:tabs>
-          <w:tab w:val="num" w:pos="0"/>
-        </w:tabs>
-        <w:ind w:start="6480" w:hanging="360"/>
-      </w:pPr>
-      <w:rPr>
-        <w:rFonts w:ascii="Wingdings" w:hAnsi="Wingdings" w:cs="Wingdings" w:hint="default"/>
-      </w:rPr>
-    </w:lvl>
-  </w:abstractNum>
-  <w:abstractNum w:abstractNumId="11">
-    <w:lvl w:ilvl="0">
-      <w:start w:val="1"/>
-      <w:numFmt w:val="decimal"/>
-      <w:lvlText w:val="%1."/>
-      <w:lvlJc w:val="start"/>
-      <w:pPr>
-        <w:tabs>
-          <w:tab w:val="num" w:pos="0"/>
-        </w:tabs>
-        <w:ind w:start="720" w:hanging="360"/>
-      </w:pPr>
-      <w:rPr/>
-    </w:lvl>
-    <w:lvl w:ilvl="1">
-      <w:start w:val="1"/>
-      <w:numFmt w:val="decimal"/>
-      <w:lvlText w:val="%2."/>
-      <w:lvlJc w:val="start"/>
-      <w:pPr>
-        <w:tabs>
-          <w:tab w:val="num" w:pos="0"/>
-        </w:tabs>
-        <w:ind w:start="1440" w:hanging="360"/>
-      </w:pPr>
-      <w:rPr/>
-    </w:lvl>
-    <w:lvl w:ilvl="2">
-      <w:start w:val="1"/>
-      <w:numFmt w:val="decimal"/>
-      <w:lvlText w:val="%3."/>
-      <w:lvlJc w:val="start"/>
-      <w:pPr>
-        <w:tabs>
-          <w:tab w:val="num" w:pos="0"/>
-        </w:tabs>
-        <w:ind w:start="2160" w:hanging="360"/>
-      </w:pPr>
-      <w:rPr/>
-    </w:lvl>
-    <w:lvl w:ilvl="3">
-      <w:start w:val="1"/>
-      <w:numFmt w:val="decimal"/>
-      <w:lvlText w:val="%4."/>
-      <w:lvlJc w:val="start"/>
-      <w:pPr>
-        <w:tabs>
-          <w:tab w:val="num" w:pos="0"/>
-        </w:tabs>
-        <w:ind w:start="2880" w:hanging="360"/>
-      </w:pPr>
-      <w:rPr/>
-    </w:lvl>
-    <w:lvl w:ilvl="4">
-      <w:start w:val="1"/>
-      <w:numFmt w:val="decimal"/>
-      <w:lvlText w:val="%5."/>
-      <w:lvlJc w:val="start"/>
-      <w:pPr>
-        <w:tabs>
-          <w:tab w:val="num" w:pos="0"/>
-        </w:tabs>
-        <w:ind w:start="3600" w:hanging="360"/>
-      </w:pPr>
-      <w:rPr/>
-    </w:lvl>
-    <w:lvl w:ilvl="5">
-      <w:start w:val="1"/>
-      <w:numFmt w:val="decimal"/>
-      <w:lvlText w:val="%6."/>
-      <w:lvlJc w:val="start"/>
-      <w:pPr>
-        <w:tabs>
-          <w:tab w:val="num" w:pos="0"/>
-        </w:tabs>
-        <w:ind w:start="4320" w:hanging="360"/>
-      </w:pPr>
-      <w:rPr/>
-    </w:lvl>
-    <w:lvl w:ilvl="6">
-      <w:start w:val="1"/>
-      <w:numFmt w:val="decimal"/>
-      <w:lvlText w:val="%7."/>
-      <w:lvlJc w:val="start"/>
-      <w:pPr>
-        <w:tabs>
-          <w:tab w:val="num" w:pos="0"/>
-        </w:tabs>
-        <w:ind w:start="5040" w:hanging="360"/>
-      </w:pPr>
-      <w:rPr/>
-    </w:lvl>
-    <w:lvl w:ilvl="7">
-      <w:start w:val="1"/>
-      <w:numFmt w:val="decimal"/>
-      <w:lvlText w:val="%8."/>
-      <w:lvlJc w:val="start"/>
-      <w:pPr>
-        <w:tabs>
-          <w:tab w:val="num" w:pos="0"/>
-        </w:tabs>
-        <w:ind w:start="5760" w:hanging="360"/>
-      </w:pPr>
-      <w:rPr/>
-    </w:lvl>
-    <w:lvl w:ilvl="8">
-      <w:start w:val="1"/>
-      <w:numFmt w:val="decimal"/>
-      <w:lvlText w:val="%9."/>
-      <w:lvlJc w:val="start"/>
-      <w:pPr>
-        <w:tabs>
-          <w:tab w:val="num" w:pos="0"/>
-        </w:tabs>
-        <w:ind w:start="6480" w:hanging="360"/>
-      </w:pPr>
-      <w:rPr/>
-    </w:lvl>
-  </w:abstractNum>
-  <w:abstractNum w:abstractNumId="12">
-    <w:lvl w:ilvl="0">
-      <w:numFmt w:val="bullet"/>
-      <w:lvlText w:val=""/>
-      <w:lvlJc w:val="start"/>
-      <w:pPr>
-        <w:tabs>
-          <w:tab w:val="num" w:pos="0"/>
-        </w:tabs>
-        <w:ind w:start="720" w:hanging="360"/>
-      </w:pPr>
-      <w:rPr>
-        <w:rFonts w:ascii="Symbol" w:hAnsi="Symbol" w:cs="Symbol" w:hint="default"/>
-      </w:rPr>
-    </w:lvl>
-    <w:lvl w:ilvl="1">
-      <w:start w:val="0"/>
-      <w:numFmt w:val="bullet"/>
-      <w:lvlText w:val="o"/>
-      <w:lvlJc w:val="start"/>
-      <w:pPr>
-        <w:tabs>
-          <w:tab w:val="num" w:pos="0"/>
-        </w:tabs>
-        <w:ind w:start="1440" w:hanging="360"/>
-      </w:pPr>
-      <w:rPr>
-        <w:rFonts w:ascii="Courier New" w:hAnsi="Courier New" w:cs="Courier New" w:hint="default"/>
-      </w:rPr>
-    </w:lvl>
-    <w:lvl w:ilvl="2">
-      <w:start w:val="0"/>
-      <w:numFmt w:val="bullet"/>
-      <w:lvlText w:val=""/>
-      <w:lvlJc w:val="start"/>
-      <w:pPr>
-        <w:tabs>
-          <w:tab w:val="num" w:pos="0"/>
-        </w:tabs>
-        <w:ind w:start="2160" w:hanging="360"/>
-      </w:pPr>
-      <w:rPr>
-        <w:rFonts w:ascii="Wingdings" w:hAnsi="Wingdings" w:cs="Wingdings" w:hint="default"/>
-      </w:rPr>
-    </w:lvl>
-    <w:lvl w:ilvl="3">
-      <w:start w:val="0"/>
-      <w:numFmt w:val="bullet"/>
-      <w:lvlText w:val=""/>
-      <w:lvlJc w:val="start"/>
-      <w:pPr>
-        <w:tabs>
-          <w:tab w:val="num" w:pos="0"/>
-        </w:tabs>
-        <w:ind w:start="2880" w:hanging="360"/>
-      </w:pPr>
-      <w:rPr>
-        <w:rFonts w:ascii="Symbol" w:hAnsi="Symbol" w:cs="Symbol" w:hint="default"/>
-      </w:rPr>
-    </w:lvl>
-    <w:lvl w:ilvl="4">
-      <w:start w:val="0"/>
-      <w:numFmt w:val="bullet"/>
-      <w:lvlText w:val="o"/>
-      <w:lvlJc w:val="start"/>
-      <w:pPr>
-        <w:tabs>
-          <w:tab w:val="num" w:pos="0"/>
-        </w:tabs>
-        <w:ind w:start="3600" w:hanging="360"/>
-      </w:pPr>
-      <w:rPr>
-        <w:rFonts w:ascii="Courier New" w:hAnsi="Courier New" w:cs="Courier New" w:hint="default"/>
-      </w:rPr>
-    </w:lvl>
-    <w:lvl w:ilvl="5">
-      <w:start w:val="0"/>
-      <w:numFmt w:val="bullet"/>
-      <w:lvlText w:val=""/>
-      <w:lvlJc w:val="start"/>
-      <w:pPr>
-        <w:tabs>
-          <w:tab w:val="num" w:pos="0"/>
-        </w:tabs>
-        <w:ind w:start="4320" w:hanging="360"/>
-      </w:pPr>
-      <w:rPr>
-        <w:rFonts w:ascii="Wingdings" w:hAnsi="Wingdings" w:cs="Wingdings" w:hint="default"/>
-      </w:rPr>
-    </w:lvl>
-    <w:lvl w:ilvl="6">
-      <w:start w:val="0"/>
-      <w:numFmt w:val="bullet"/>
-      <w:lvlText w:val=""/>
-      <w:lvlJc w:val="start"/>
-      <w:pPr>
-        <w:tabs>
-          <w:tab w:val="num" w:pos="0"/>
-        </w:tabs>
-        <w:ind w:start="5040" w:hanging="360"/>
-      </w:pPr>
-      <w:rPr>
-        <w:rFonts w:ascii="Symbol" w:hAnsi="Symbol" w:cs="Symbol" w:hint="default"/>
-      </w:rPr>
-    </w:lvl>
-    <w:lvl w:ilvl="7">
-      <w:start w:val="0"/>
-      <w:numFmt w:val="bullet"/>
-      <w:lvlText w:val="o"/>
-      <w:lvlJc w:val="start"/>
-      <w:pPr>
-        <w:tabs>
-          <w:tab w:val="num" w:pos="0"/>
-        </w:tabs>
-        <w:ind w:start="5760" w:hanging="360"/>
-      </w:pPr>
-      <w:rPr>
-        <w:rFonts w:ascii="Courier New" w:hAnsi="Courier New" w:cs="Courier New" w:hint="default"/>
-      </w:rPr>
-    </w:lvl>
-    <w:lvl w:ilvl="8">
-      <w:start w:val="0"/>
-      <w:numFmt w:val="bullet"/>
-      <w:lvlText w:val=""/>
-      <w:lvlJc w:val="start"/>
-      <w:pPr>
-        <w:tabs>
-          <w:tab w:val="num" w:pos="0"/>
-        </w:tabs>
-        <w:ind w:start="6480" w:hanging="360"/>
-      </w:pPr>
-      <w:rPr>
-        <w:rFonts w:ascii="Wingdings" w:hAnsi="Wingdings" w:cs="Wingdings" w:hint="default"/>
-      </w:rPr>
-    </w:lvl>
-  </w:abstractNum>
-  <w:abstractNum w:abstractNumId="13">
-    <w:lvl w:ilvl="0">
-      <w:numFmt w:val="bullet"/>
-      <w:lvlText w:val=""/>
-      <w:lvlJc w:val="start"/>
-      <w:pPr>
-        <w:tabs>
-          <w:tab w:val="num" w:pos="0"/>
-        </w:tabs>
-        <w:ind w:start="720" w:hanging="360"/>
-      </w:pPr>
-      <w:rPr>
-        <w:rFonts w:ascii="Symbol" w:hAnsi="Symbol" w:cs="Symbol" w:hint="default"/>
-      </w:rPr>
-    </w:lvl>
-    <w:lvl w:ilvl="1">
-      <w:start w:val="0"/>
-      <w:numFmt w:val="bullet"/>
-      <w:lvlText w:val="o"/>
-      <w:lvlJc w:val="start"/>
-      <w:pPr>
-        <w:tabs>
-          <w:tab w:val="num" w:pos="0"/>
-        </w:tabs>
-        <w:ind w:start="1440" w:hanging="360"/>
-      </w:pPr>
-      <w:rPr>
-        <w:rFonts w:ascii="Courier New" w:hAnsi="Courier New" w:cs="Courier New" w:hint="default"/>
-      </w:rPr>
-    </w:lvl>
-    <w:lvl w:ilvl="2">
-      <w:start w:val="0"/>
-      <w:numFmt w:val="bullet"/>
-      <w:lvlText w:val=""/>
-      <w:lvlJc w:val="start"/>
-      <w:pPr>
-        <w:tabs>
-          <w:tab w:val="num" w:pos="0"/>
-        </w:tabs>
-        <w:ind w:start="2160" w:hanging="360"/>
-      </w:pPr>
-      <w:rPr>
-        <w:rFonts w:ascii="Wingdings" w:hAnsi="Wingdings" w:cs="Wingdings" w:hint="default"/>
-      </w:rPr>
-    </w:lvl>
-    <w:lvl w:ilvl="3">
-      <w:start w:val="0"/>
-      <w:numFmt w:val="bullet"/>
-      <w:lvlText w:val=""/>
-      <w:lvlJc w:val="start"/>
-      <w:pPr>
-        <w:tabs>
-          <w:tab w:val="num" w:pos="0"/>
-        </w:tabs>
-        <w:ind w:start="2880" w:hanging="360"/>
-      </w:pPr>
-      <w:rPr>
-        <w:rFonts w:ascii="Symbol" w:hAnsi="Symbol" w:cs="Symbol" w:hint="default"/>
-      </w:rPr>
-    </w:lvl>
-    <w:lvl w:ilvl="4">
-      <w:start w:val="0"/>
-      <w:numFmt w:val="bullet"/>
-      <w:lvlText w:val="o"/>
-      <w:lvlJc w:val="start"/>
-      <w:pPr>
-        <w:tabs>
-          <w:tab w:val="num" w:pos="0"/>
-        </w:tabs>
-        <w:ind w:start="3600" w:hanging="360"/>
-      </w:pPr>
-      <w:rPr>
-        <w:rFonts w:ascii="Courier New" w:hAnsi="Courier New" w:cs="Courier New" w:hint="default"/>
-      </w:rPr>
-    </w:lvl>
-    <w:lvl w:ilvl="5">
-      <w:start w:val="0"/>
-      <w:numFmt w:val="bullet"/>
-      <w:lvlText w:val=""/>
-      <w:lvlJc w:val="start"/>
-      <w:pPr>
-        <w:tabs>
-          <w:tab w:val="num" w:pos="0"/>
-        </w:tabs>
-        <w:ind w:start="4320" w:hanging="360"/>
-      </w:pPr>
-      <w:rPr>
-        <w:rFonts w:ascii="Wingdings" w:hAnsi="Wingdings" w:cs="Wingdings" w:hint="default"/>
-      </w:rPr>
-    </w:lvl>
-    <w:lvl w:ilvl="6">
-      <w:start w:val="0"/>
-      <w:numFmt w:val="bullet"/>
-      <w:lvlText w:val=""/>
-      <w:lvlJc w:val="start"/>
-      <w:pPr>
-        <w:tabs>
-          <w:tab w:val="num" w:pos="0"/>
-        </w:tabs>
-        <w:ind w:start="5040" w:hanging="360"/>
-      </w:pPr>
-      <w:rPr>
-        <w:rFonts w:ascii="Symbol" w:hAnsi="Symbol" w:cs="Symbol" w:hint="default"/>
-      </w:rPr>
-    </w:lvl>
-    <w:lvl w:ilvl="7">
-      <w:start w:val="0"/>
-      <w:numFmt w:val="bullet"/>
-      <w:lvlText w:val="o"/>
-      <w:lvlJc w:val="start"/>
-      <w:pPr>
-        <w:tabs>
-          <w:tab w:val="num" w:pos="0"/>
-        </w:tabs>
-        <w:ind w:start="5760" w:hanging="360"/>
-      </w:pPr>
-      <w:rPr>
-        <w:rFonts w:ascii="Courier New" w:hAnsi="Courier New" w:cs="Courier New" w:hint="default"/>
-      </w:rPr>
-    </w:lvl>
-    <w:lvl w:ilvl="8">
-      <w:start w:val="0"/>
-      <w:numFmt w:val="bullet"/>
-      <w:lvlText w:val=""/>
-      <w:lvlJc w:val="start"/>
-      <w:pPr>
-        <w:tabs>
-          <w:tab w:val="num" w:pos="0"/>
-        </w:tabs>
-        <w:ind w:start="6480" w:hanging="360"/>
-      </w:pPr>
-      <w:rPr>
-        <w:rFonts w:ascii="Wingdings" w:hAnsi="Wingdings" w:cs="Wingdings" w:hint="default"/>
-      </w:rPr>
-    </w:lvl>
-  </w:abstractNum>
-  <w:abstractNum w:abstractNumId="14">
     <w:lvl w:ilvl="0">
       <w:start w:val="1"/>
       <w:numFmt w:val="none"/>
@@ -7546,288 +6726,15 @@
     <w:abstractNumId w:val="7"/>
   </w:num>
   <w:num w:numId="8">
-    <w:abstractNumId w:val="8"/>
-  </w:num>
-  <w:num w:numId="9">
-    <w:abstractNumId w:val="9"/>
-  </w:num>
-  <w:num w:numId="10">
-    <w:abstractNumId w:val="10"/>
-  </w:num>
-  <w:num w:numId="11">
-    <w:abstractNumId w:val="11"/>
-  </w:num>
-  <w:num w:numId="12">
-    <w:abstractNumId w:val="12"/>
-  </w:num>
-  <w:num w:numId="13">
-    <w:abstractNumId w:val="13"/>
-  </w:num>
-  <w:num w:numId="14">
-    <w:abstractNumId w:val="14"/>
-  </w:num>
-  <w:num w:numId="15">
-    <w:abstractNumId w:val="11"/>
+    <w:abstractNumId w:val="5"/>
     <w:lvlOverride w:ilvl="0">
       <w:startOverride w:val="1"/>
     </w:lvlOverride>
   </w:num>
-  <w:num w:numId="16">
-    <w:abstractNumId w:val="1"/>
-    <w:lvlOverride w:ilvl="0">
-      <w:lvl w:ilvl="0">
-        <w:start w:val="1"/>
-        <w:numFmt w:val="decimal"/>
-        <w:lvlText w:val="%1."/>
-        <w:lvlJc w:val="start"/>
-        <w:pPr>
-          <w:tabs>
-            <w:tab w:val="num" w:pos="0"/>
-          </w:tabs>
-          <w:ind w:start="720" w:hanging="360"/>
-        </w:pPr>
-        <w:rPr>
-          <w:rFonts w:ascii="Noto Serif" w:hAnsi="Noto Serif" w:cs="Symbol"/>
-        </w:rPr>
-      </w:lvl>
-    </w:lvlOverride>
+  <w:num w:numId="9">
+    <w:abstractNumId w:val="6"/>
     <w:lvlOverride w:ilvl="0">
       <w:startOverride w:val="1"/>
-    </w:lvlOverride>
-    <w:lvlOverride w:ilvl="1">
-      <w:lvl w:ilvl="1">
-        <w:start w:val="1"/>
-        <w:numFmt w:val="decimal"/>
-        <w:lvlText w:val="%2."/>
-        <w:lvlJc w:val="start"/>
-        <w:pPr>
-          <w:tabs>
-            <w:tab w:val="num" w:pos="0"/>
-          </w:tabs>
-          <w:ind w:start="1440" w:hanging="360"/>
-        </w:pPr>
-        <w:rPr>
-          <w:rFonts w:cs="Courier New"/>
-        </w:rPr>
-      </w:lvl>
-      <w:startOverride w:val="1"/>
-    </w:lvlOverride>
-    <w:lvlOverride w:ilvl="1">
-      <w:startOverride w:val="1"/>
-    </w:lvlOverride>
-    <w:lvlOverride w:ilvl="2">
-      <w:lvl w:ilvl="2">
-        <w:start w:val="1"/>
-        <w:numFmt w:val="decimal"/>
-        <w:lvlText w:val="%3."/>
-        <w:lvlJc w:val="start"/>
-        <w:pPr>
-          <w:tabs>
-            <w:tab w:val="num" w:pos="0"/>
-          </w:tabs>
-          <w:ind w:start="2160" w:hanging="360"/>
-        </w:pPr>
-        <w:rPr>
-          <w:rFonts w:cs="Wingdings"/>
-        </w:rPr>
-      </w:lvl>
-    </w:lvlOverride>
-    <w:lvlOverride w:ilvl="2">
-      <w:startOverride w:val="1"/>
-    </w:lvlOverride>
-    <w:lvlOverride w:ilvl="3">
-      <w:lvl w:ilvl="3">
-        <w:start w:val="1"/>
-        <w:numFmt w:val="decimal"/>
-        <w:lvlText w:val="%4."/>
-        <w:lvlJc w:val="start"/>
-        <w:pPr>
-          <w:tabs>
-            <w:tab w:val="num" w:pos="0"/>
-          </w:tabs>
-          <w:ind w:start="2880" w:hanging="360"/>
-        </w:pPr>
-        <w:rPr>
-          <w:rFonts w:ascii="Noto Serif" w:hAnsi="Noto Serif" w:cs="Symbol"/>
-        </w:rPr>
-      </w:lvl>
-    </w:lvlOverride>
-    <w:lvlOverride w:ilvl="3">
-      <w:startOverride w:val="1"/>
-    </w:lvlOverride>
-    <w:lvlOverride w:ilvl="4">
-      <w:lvl w:ilvl="4">
-        <w:start w:val="1"/>
-        <w:numFmt w:val="decimal"/>
-        <w:lvlText w:val="%5."/>
-        <w:lvlJc w:val="start"/>
-        <w:pPr>
-          <w:tabs>
-            <w:tab w:val="num" w:pos="0"/>
-          </w:tabs>
-          <w:ind w:start="3600" w:hanging="360"/>
-        </w:pPr>
-        <w:rPr>
-          <w:rFonts w:cs="Courier New"/>
-        </w:rPr>
-      </w:lvl>
-    </w:lvlOverride>
-    <w:lvlOverride w:ilvl="4">
-      <w:startOverride w:val="1"/>
-    </w:lvlOverride>
-    <w:lvlOverride w:ilvl="5">
-      <w:lvl w:ilvl="5">
-        <w:start w:val="1"/>
-        <w:numFmt w:val="decimal"/>
-        <w:lvlText w:val="%6."/>
-        <w:lvlJc w:val="start"/>
-        <w:pPr>
-          <w:tabs>
-            <w:tab w:val="num" w:pos="0"/>
-          </w:tabs>
-          <w:ind w:start="4320" w:hanging="360"/>
-        </w:pPr>
-        <w:rPr>
-          <w:rFonts w:cs="Wingdings"/>
-        </w:rPr>
-      </w:lvl>
-    </w:lvlOverride>
-    <w:lvlOverride w:ilvl="5">
-      <w:startOverride w:val="1"/>
-    </w:lvlOverride>
-    <w:lvlOverride w:ilvl="6">
-      <w:lvl w:ilvl="6">
-        <w:start w:val="1"/>
-        <w:numFmt w:val="decimal"/>
-        <w:lvlText w:val="%7."/>
-        <w:lvlJc w:val="start"/>
-        <w:pPr>
-          <w:tabs>
-            <w:tab w:val="num" w:pos="0"/>
-          </w:tabs>
-          <w:ind w:start="5040" w:hanging="360"/>
-        </w:pPr>
-        <w:rPr>
-          <w:rFonts w:ascii="Noto Serif" w:hAnsi="Noto Serif" w:cs="Symbol"/>
-        </w:rPr>
-      </w:lvl>
-    </w:lvlOverride>
-    <w:lvlOverride w:ilvl="6">
-      <w:startOverride w:val="1"/>
-    </w:lvlOverride>
-    <w:lvlOverride w:ilvl="7">
-      <w:lvl w:ilvl="7">
-        <w:start w:val="1"/>
-        <w:numFmt w:val="decimal"/>
-        <w:lvlText w:val="%8."/>
-        <w:lvlJc w:val="start"/>
-        <w:pPr>
-          <w:tabs>
-            <w:tab w:val="num" w:pos="0"/>
-          </w:tabs>
-          <w:ind w:start="5760" w:hanging="360"/>
-        </w:pPr>
-        <w:rPr>
-          <w:rFonts w:cs="Courier New"/>
-        </w:rPr>
-      </w:lvl>
-    </w:lvlOverride>
-    <w:lvlOverride w:ilvl="7">
-      <w:startOverride w:val="1"/>
-    </w:lvlOverride>
-    <w:lvlOverride w:ilvl="8">
-      <w:lvl w:ilvl="8">
-        <w:start w:val="1"/>
-        <w:numFmt w:val="decimal"/>
-        <w:lvlText w:val="%9."/>
-        <w:lvlJc w:val="start"/>
-        <w:pPr>
-          <w:tabs>
-            <w:tab w:val="num" w:pos="0"/>
-          </w:tabs>
-          <w:ind w:start="6480" w:hanging="360"/>
-        </w:pPr>
-        <w:rPr>
-          <w:rFonts w:cs="Wingdings"/>
-        </w:rPr>
-      </w:lvl>
-    </w:lvlOverride>
-  </w:num>
-  <w:num w:numId="17">
-    <w:abstractNumId w:val="1"/>
-    <w:lvlOverride w:ilvl="0">
-      <w:lvl w:ilvl="0">
-        <w:numFmt w:val="lowerLetter"/>
-        <w:lvlText w:val="%1)"/>
-        <w:lvlJc w:val="start"/>
-        <w:pPr>
-          <w:tabs>
-            <w:tab w:val="num" w:pos="0"/>
-          </w:tabs>
-          <w:ind w:start="720" w:hanging="360"/>
-        </w:pPr>
-        <w:rPr>
-          <w:rFonts w:ascii="Noto Serif" w:hAnsi="Noto Serif" w:cs="Symbol"/>
-        </w:rPr>
-      </w:lvl>
-      <w:startOverride w:val="1"/>
-    </w:lvlOverride>
-  </w:num>
-  <w:num w:numId="18">
-    <w:abstractNumId w:val="1"/>
-    <w:lvlOverride w:ilvl="0">
-      <w:lvl w:ilvl="0">
-        <w:numFmt w:val="lowerLetter"/>
-        <w:lvlText w:val="%1)"/>
-        <w:lvlJc w:val="start"/>
-        <w:pPr>
-          <w:tabs>
-            <w:tab w:val="num" w:pos="0"/>
-          </w:tabs>
-          <w:ind w:start="720" w:hanging="360"/>
-        </w:pPr>
-        <w:rPr>
-          <w:rFonts w:ascii="Noto Serif" w:hAnsi="Noto Serif" w:cs="Symbol"/>
-        </w:rPr>
-      </w:lvl>
-    </w:lvlOverride>
-  </w:num>
-  <w:num w:numId="19">
-    <w:abstractNumId w:val="1"/>
-    <w:lvlOverride w:ilvl="0">
-      <w:lvl w:ilvl="0">
-        <w:numFmt w:val="lowerLetter"/>
-        <w:lvlText w:val="%1)"/>
-        <w:lvlJc w:val="start"/>
-        <w:pPr>
-          <w:tabs>
-            <w:tab w:val="num" w:pos="0"/>
-          </w:tabs>
-          <w:ind w:start="720" w:hanging="360"/>
-        </w:pPr>
-        <w:rPr>
-          <w:rFonts w:ascii="Noto Serif" w:hAnsi="Noto Serif" w:cs="Symbol"/>
-        </w:rPr>
-      </w:lvl>
-    </w:lvlOverride>
-  </w:num>
-  <w:num w:numId="20">
-    <w:abstractNumId w:val="1"/>
-    <w:lvlOverride w:ilvl="0">
-      <w:lvl w:ilvl="0">
-        <w:numFmt w:val="lowerLetter"/>
-        <w:lvlText w:val="%1)"/>
-        <w:lvlJc w:val="start"/>
-        <w:pPr>
-          <w:tabs>
-            <w:tab w:val="num" w:pos="0"/>
-          </w:tabs>
-          <w:ind w:start="720" w:hanging="360"/>
-        </w:pPr>
-        <w:rPr>
-          <w:rFonts w:ascii="Noto Serif" w:hAnsi="Noto Serif" w:cs="Symbol"/>
-        </w:rPr>
-      </w:lvl>
     </w:lvlOverride>
   </w:num>
 </w:numbering>
